--- a/ipc_app/docs/qa/Manual_Book_ipc_app.docx
+++ b/ipc_app/docs/qa/Manual_Book_ipc_app.docx
@@ -416,7 +416,7 @@
           <w:sz w:val="22"/>
           <w:u w:val="none"/>
         </w:rPr>
-        <w:t>4</w:t>
+        <w:t>5</w:t>
       </w:r>
     </w:p>
     <w:p>
@@ -453,7 +453,7 @@
           <w:sz w:val="22"/>
           <w:u w:val="none"/>
         </w:rPr>
-        <w:t>4</w:t>
+        <w:t>8</w:t>
       </w:r>
     </w:p>
     <w:p>
@@ -490,7 +490,7 @@
           <w:sz w:val="22"/>
           <w:u w:val="none"/>
         </w:rPr>
-        <w:t>6</w:t>
+        <w:t>12</w:t>
       </w:r>
     </w:p>
     <w:p>
@@ -527,7 +527,7 @@
           <w:sz w:val="22"/>
           <w:u w:val="none"/>
         </w:rPr>
-        <w:t>7</w:t>
+        <w:t>13</w:t>
       </w:r>
     </w:p>
     <w:p>
@@ -564,7 +564,7 @@
           <w:sz w:val="22"/>
           <w:u w:val="none"/>
         </w:rPr>
-        <w:t>8</w:t>
+        <w:t>16</w:t>
       </w:r>
     </w:p>
     <w:p>
@@ -601,7 +601,7 @@
           <w:sz w:val="22"/>
           <w:u w:val="none"/>
         </w:rPr>
-        <w:t>9</w:t>
+        <w:t>17</w:t>
       </w:r>
     </w:p>
     <w:p>
@@ -638,7 +638,7 @@
           <w:sz w:val="22"/>
           <w:u w:val="none"/>
         </w:rPr>
-        <w:t>10</w:t>
+        <w:t>20</w:t>
       </w:r>
     </w:p>
     <w:p>
@@ -675,7 +675,7 @@
           <w:sz w:val="22"/>
           <w:u w:val="none"/>
         </w:rPr>
-        <w:t>11</w:t>
+        <w:t>23</w:t>
       </w:r>
     </w:p>
     <w:p>
@@ -712,7 +712,7 @@
           <w:sz w:val="22"/>
           <w:u w:val="none"/>
         </w:rPr>
-        <w:t>12</w:t>
+        <w:t>25</w:t>
       </w:r>
     </w:p>
     <w:p>
@@ -749,7 +749,7 @@
           <w:sz w:val="22"/>
           <w:u w:val="none"/>
         </w:rPr>
-        <w:t>12</w:t>
+        <w:t>26</w:t>
       </w:r>
     </w:p>
     <w:p>
@@ -786,7 +786,7 @@
           <w:sz w:val="22"/>
           <w:u w:val="none"/>
         </w:rPr>
-        <w:t>13</w:t>
+        <w:t>29</w:t>
       </w:r>
     </w:p>
     <w:p>
@@ -823,7 +823,7 @@
           <w:sz w:val="22"/>
           <w:u w:val="none"/>
         </w:rPr>
-        <w:t>14</w:t>
+        <w:t>30</w:t>
       </w:r>
     </w:p>
     <w:p>
@@ -860,7 +860,7 @@
           <w:sz w:val="22"/>
           <w:u w:val="none"/>
         </w:rPr>
-        <w:t>14</w:t>
+        <w:t>30</w:t>
       </w:r>
     </w:p>
     <w:p>
@@ -897,7 +897,7 @@
           <w:sz w:val="22"/>
           <w:u w:val="none"/>
         </w:rPr>
-        <w:t>14</w:t>
+        <w:t>31</w:t>
       </w:r>
     </w:p>
     <w:p>
@@ -1213,6 +1213,75 @@
     <w:p>
       <w:pPr>
         <w:keepNext/>
+        <w:spacing w:before="120" w:after="40"/>
+        <w:jc w:val="center"/>
+      </w:pPr>
+      <w:r>
+        <w:drawing>
+          <wp:inline xmlns:a="http://schemas.openxmlformats.org/drawingml/2006/main" xmlns:pic="http://schemas.openxmlformats.org/drawingml/2006/picture">
+            <wp:extent cx="4680000" cy="2812979"/>
+            <wp:docPr id="1" name="Picture 1"/>
+            <wp:cNvGraphicFramePr>
+              <a:graphicFrameLocks noChangeAspect="1"/>
+            </wp:cNvGraphicFramePr>
+            <a:graphic>
+              <a:graphicData uri="http://schemas.openxmlformats.org/drawingml/2006/picture">
+                <pic:pic>
+                  <pic:nvPicPr>
+                    <pic:cNvPr id="0" name="01_login.jpg"/>
+                    <pic:cNvPicPr/>
+                  </pic:nvPicPr>
+                  <pic:blipFill>
+                    <a:blip r:embed="rId10"/>
+                    <a:stretch>
+                      <a:fillRect/>
+                    </a:stretch>
+                  </pic:blipFill>
+                  <pic:spPr>
+                    <a:xfrm>
+                      <a:off x="0" y="0"/>
+                      <a:ext cx="4680000" cy="2812979"/>
+                    </a:xfrm>
+                    <a:prstGeom prst="rect"/>
+                  </pic:spPr>
+                </pic:pic>
+              </a:graphicData>
+            </a:graphic>
+          </wp:inline>
+        </w:drawing>
+      </w:r>
+    </w:p>
+    <w:p>
+      <w:pPr>
+        <w:spacing w:after="200"/>
+        <w:jc w:val="center"/>
+      </w:pPr>
+      <w:r>
+        <w:rPr>
+          <w:rFonts w:ascii="Calibri" w:hAnsi="Calibri"/>
+          <w:b/>
+          <w:i/>
+          <w:color w:val="6B6B6B"/>
+          <w:sz w:val="18"/>
+          <w:u w:val="none"/>
+        </w:rPr>
+        <w:t xml:space="preserve">Gambar 1. </w:t>
+      </w:r>
+      <w:r>
+        <w:rPr>
+          <w:rFonts w:ascii="Calibri" w:hAnsi="Calibri"/>
+          <w:b w:val="0"/>
+          <w:i/>
+          <w:color w:val="6B6B6B"/>
+          <w:sz w:val="18"/>
+          <w:u w:val="none"/>
+        </w:rPr>
+        <w:t>Halaman login aplikasi IPC.</w:t>
+      </w:r>
+    </w:p>
+    <w:p>
+      <w:pPr>
+        <w:keepNext/>
         <w:spacing w:before="240" w:after="100"/>
       </w:pPr>
       <w:r>
@@ -1531,6 +1600,144 @@
           <w:u w:val="none"/>
         </w:rPr>
         <w:t xml:space="preserve"> — membuka Menu Aplikasi, lihat 1.3.</w:t>
+      </w:r>
+    </w:p>
+    <w:p>
+      <w:pPr>
+        <w:keepNext/>
+        <w:spacing w:before="120" w:after="40"/>
+        <w:jc w:val="center"/>
+      </w:pPr>
+      <w:r>
+        <w:drawing>
+          <wp:inline xmlns:a="http://schemas.openxmlformats.org/drawingml/2006/main" xmlns:pic="http://schemas.openxmlformats.org/drawingml/2006/picture">
+            <wp:extent cx="5760000" cy="3462128"/>
+            <wp:docPr id="2" name="Picture 2"/>
+            <wp:cNvGraphicFramePr>
+              <a:graphicFrameLocks noChangeAspect="1"/>
+            </wp:cNvGraphicFramePr>
+            <a:graphic>
+              <a:graphicData uri="http://schemas.openxmlformats.org/drawingml/2006/picture">
+                <pic:pic>
+                  <pic:nvPicPr>
+                    <pic:cNvPr id="0" name="02_dashboard.jpg"/>
+                    <pic:cNvPicPr/>
+                  </pic:nvPicPr>
+                  <pic:blipFill>
+                    <a:blip r:embed="rId11"/>
+                    <a:stretch>
+                      <a:fillRect/>
+                    </a:stretch>
+                  </pic:blipFill>
+                  <pic:spPr>
+                    <a:xfrm>
+                      <a:off x="0" y="0"/>
+                      <a:ext cx="5760000" cy="3462128"/>
+                    </a:xfrm>
+                    <a:prstGeom prst="rect"/>
+                  </pic:spPr>
+                </pic:pic>
+              </a:graphicData>
+            </a:graphic>
+          </wp:inline>
+        </w:drawing>
+      </w:r>
+    </w:p>
+    <w:p>
+      <w:pPr>
+        <w:spacing w:after="200"/>
+        <w:jc w:val="center"/>
+      </w:pPr>
+      <w:r>
+        <w:rPr>
+          <w:rFonts w:ascii="Calibri" w:hAnsi="Calibri"/>
+          <w:b/>
+          <w:i/>
+          <w:color w:val="6B6B6B"/>
+          <w:sz w:val="18"/>
+          <w:u w:val="none"/>
+        </w:rPr>
+        <w:t xml:space="preserve">Gambar 2. </w:t>
+      </w:r>
+      <w:r>
+        <w:rPr>
+          <w:rFonts w:ascii="Calibri" w:hAnsi="Calibri"/>
+          <w:b w:val="0"/>
+          <w:i/>
+          <w:color w:val="6B6B6B"/>
+          <w:sz w:val="18"/>
+          <w:u w:val="none"/>
+        </w:rPr>
+        <w:t>Dashboard pada layar desktop — rail navigasi di sisi kiri.</w:t>
+      </w:r>
+    </w:p>
+    <w:p>
+      <w:pPr>
+        <w:keepNext/>
+        <w:spacing w:before="120" w:after="40"/>
+        <w:jc w:val="center"/>
+      </w:pPr>
+      <w:r>
+        <w:drawing>
+          <wp:inline xmlns:a="http://schemas.openxmlformats.org/drawingml/2006/main" xmlns:pic="http://schemas.openxmlformats.org/drawingml/2006/picture">
+            <wp:extent cx="2232000" cy="4815920"/>
+            <wp:docPr id="3" name="Picture 3"/>
+            <wp:cNvGraphicFramePr>
+              <a:graphicFrameLocks noChangeAspect="1"/>
+            </wp:cNvGraphicFramePr>
+            <a:graphic>
+              <a:graphicData uri="http://schemas.openxmlformats.org/drawingml/2006/picture">
+                <pic:pic>
+                  <pic:nvPicPr>
+                    <pic:cNvPr id="0" name="50_mobile_dashboard.jpg"/>
+                    <pic:cNvPicPr/>
+                  </pic:nvPicPr>
+                  <pic:blipFill>
+                    <a:blip r:embed="rId12"/>
+                    <a:stretch>
+                      <a:fillRect/>
+                    </a:stretch>
+                  </pic:blipFill>
+                  <pic:spPr>
+                    <a:xfrm>
+                      <a:off x="0" y="0"/>
+                      <a:ext cx="2232000" cy="4815920"/>
+                    </a:xfrm>
+                    <a:prstGeom prst="rect"/>
+                  </pic:spPr>
+                </pic:pic>
+              </a:graphicData>
+            </a:graphic>
+          </wp:inline>
+        </w:drawing>
+      </w:r>
+    </w:p>
+    <w:p>
+      <w:pPr>
+        <w:spacing w:after="200"/>
+        <w:jc w:val="center"/>
+      </w:pPr>
+      <w:r>
+        <w:rPr>
+          <w:rFonts w:ascii="Calibri" w:hAnsi="Calibri"/>
+          <w:b/>
+          <w:i/>
+          <w:color w:val="6B6B6B"/>
+          <w:sz w:val="18"/>
+          <w:u w:val="none"/>
+        </w:rPr>
+        <w:t xml:space="preserve">Gambar 3. </w:t>
+      </w:r>
+      <w:r>
+        <w:rPr>
+          <w:rFonts w:ascii="Calibri" w:hAnsi="Calibri"/>
+          <w:b w:val="0"/>
+          <w:i/>
+          <w:color w:val="6B6B6B"/>
+          <w:sz w:val="18"/>
+          <w:u w:val="none"/>
+        </w:rPr>
+        <w:t>Dashboard pada layar HP — navigasi pindah ke Bottom Nav di bawah layar.</w:t>
       </w:r>
     </w:p>
     <w:p>
@@ -1721,6 +1928,75 @@
           <w:u w:val="none"/>
         </w:rPr>
         <w:t>. QC Staff dan Approver tidak melihat bagian ini sama sekali — bukan disembunyikan/di-disable, memang tidak dirender.</w:t>
+      </w:r>
+    </w:p>
+    <w:p>
+      <w:pPr>
+        <w:keepNext/>
+        <w:spacing w:before="120" w:after="40"/>
+        <w:jc w:val="center"/>
+      </w:pPr>
+      <w:r>
+        <w:drawing>
+          <wp:inline xmlns:a="http://schemas.openxmlformats.org/drawingml/2006/main" xmlns:pic="http://schemas.openxmlformats.org/drawingml/2006/picture">
+            <wp:extent cx="5760000" cy="3462128"/>
+            <wp:docPr id="4" name="Picture 4"/>
+            <wp:cNvGraphicFramePr>
+              <a:graphicFrameLocks noChangeAspect="1"/>
+            </wp:cNvGraphicFramePr>
+            <a:graphic>
+              <a:graphicData uri="http://schemas.openxmlformats.org/drawingml/2006/picture">
+                <pic:pic>
+                  <pic:nvPicPr>
+                    <pic:cNvPr id="0" name="48_app_menu.jpg"/>
+                    <pic:cNvPicPr/>
+                  </pic:nvPicPr>
+                  <pic:blipFill>
+                    <a:blip r:embed="rId13"/>
+                    <a:stretch>
+                      <a:fillRect/>
+                    </a:stretch>
+                  </pic:blipFill>
+                  <pic:spPr>
+                    <a:xfrm>
+                      <a:off x="0" y="0"/>
+                      <a:ext cx="5760000" cy="3462128"/>
+                    </a:xfrm>
+                    <a:prstGeom prst="rect"/>
+                  </pic:spPr>
+                </pic:pic>
+              </a:graphicData>
+            </a:graphic>
+          </wp:inline>
+        </w:drawing>
+      </w:r>
+    </w:p>
+    <w:p>
+      <w:pPr>
+        <w:spacing w:after="200"/>
+        <w:jc w:val="center"/>
+      </w:pPr>
+      <w:r>
+        <w:rPr>
+          <w:rFonts w:ascii="Calibri" w:hAnsi="Calibri"/>
+          <w:b/>
+          <w:i/>
+          <w:color w:val="6B6B6B"/>
+          <w:sz w:val="18"/>
+          <w:u w:val="none"/>
+        </w:rPr>
+        <w:t xml:space="preserve">Gambar 4. </w:t>
+      </w:r>
+      <w:r>
+        <w:rPr>
+          <w:rFonts w:ascii="Calibri" w:hAnsi="Calibri"/>
+          <w:b w:val="0"/>
+          <w:i/>
+          <w:color w:val="6B6B6B"/>
+          <w:sz w:val="18"/>
+          <w:u w:val="none"/>
+        </w:rPr>
+        <w:t>Menu Aplikasi (tombol Apps) — bagian Data (khusus Admin), Pengaturan, dan Keluar.</w:t>
       </w:r>
     </w:p>
     <w:p>
@@ -2387,6 +2663,144 @@
           <w:u w:val="none"/>
         </w:rPr>
         <w:t xml:space="preserve"> (jalur produksi) TIDAK dipilih pada langkah ini — Line baru dipilih nanti di dalam form Startup Check (Bab 3).</w:t>
+      </w:r>
+    </w:p>
+    <w:p>
+      <w:pPr>
+        <w:keepNext/>
+        <w:spacing w:before="120" w:after="40"/>
+        <w:jc w:val="center"/>
+      </w:pPr>
+      <w:r>
+        <w:drawing>
+          <wp:inline xmlns:a="http://schemas.openxmlformats.org/drawingml/2006/main" xmlns:pic="http://schemas.openxmlformats.org/drawingml/2006/picture">
+            <wp:extent cx="5760000" cy="3462128"/>
+            <wp:docPr id="5" name="Picture 5"/>
+            <wp:cNvGraphicFramePr>
+              <a:graphicFrameLocks noChangeAspect="1"/>
+            </wp:cNvGraphicFramePr>
+            <a:graphic>
+              <a:graphicData uri="http://schemas.openxmlformats.org/drawingml/2006/picture">
+                <pic:pic>
+                  <pic:nvPicPr>
+                    <pic:cNvPr id="0" name="04_batch_create.jpg"/>
+                    <pic:cNvPicPr/>
+                  </pic:nvPicPr>
+                  <pic:blipFill>
+                    <a:blip r:embed="rId14"/>
+                    <a:stretch>
+                      <a:fillRect/>
+                    </a:stretch>
+                  </pic:blipFill>
+                  <pic:spPr>
+                    <a:xfrm>
+                      <a:off x="0" y="0"/>
+                      <a:ext cx="5760000" cy="3462128"/>
+                    </a:xfrm>
+                    <a:prstGeom prst="rect"/>
+                  </pic:spPr>
+                </pic:pic>
+              </a:graphicData>
+            </a:graphic>
+          </wp:inline>
+        </w:drawing>
+      </w:r>
+    </w:p>
+    <w:p>
+      <w:pPr>
+        <w:spacing w:after="200"/>
+        <w:jc w:val="center"/>
+      </w:pPr>
+      <w:r>
+        <w:rPr>
+          <w:rFonts w:ascii="Calibri" w:hAnsi="Calibri"/>
+          <w:b/>
+          <w:i/>
+          <w:color w:val="6B6B6B"/>
+          <w:sz w:val="18"/>
+          <w:u w:val="none"/>
+        </w:rPr>
+        <w:t xml:space="preserve">Gambar 5. </w:t>
+      </w:r>
+      <w:r>
+        <w:rPr>
+          <w:rFonts w:ascii="Calibri" w:hAnsi="Calibri"/>
+          <w:b w:val="0"/>
+          <w:i/>
+          <w:color w:val="6B6B6B"/>
+          <w:sz w:val="18"/>
+          <w:u w:val="none"/>
+        </w:rPr>
+        <w:t>Form Batch Baru — FG Code, Bulk Code, dan No Batch FG.</w:t>
+      </w:r>
+    </w:p>
+    <w:p>
+      <w:pPr>
+        <w:keepNext/>
+        <w:spacing w:before="120" w:after="40"/>
+        <w:jc w:val="center"/>
+      </w:pPr>
+      <w:r>
+        <w:drawing>
+          <wp:inline xmlns:a="http://schemas.openxmlformats.org/drawingml/2006/main" xmlns:pic="http://schemas.openxmlformats.org/drawingml/2006/picture">
+            <wp:extent cx="5760000" cy="3462128"/>
+            <wp:docPr id="6" name="Picture 6"/>
+            <wp:cNvGraphicFramePr>
+              <a:graphicFrameLocks noChangeAspect="1"/>
+            </wp:cNvGraphicFramePr>
+            <a:graphic>
+              <a:graphicData uri="http://schemas.openxmlformats.org/drawingml/2006/picture">
+                <pic:pic>
+                  <pic:nvPicPr>
+                    <pic:cNvPr id="0" name="20_batch_show_new.jpg"/>
+                    <pic:cNvPicPr/>
+                  </pic:nvPicPr>
+                  <pic:blipFill>
+                    <a:blip r:embed="rId15"/>
+                    <a:stretch>
+                      <a:fillRect/>
+                    </a:stretch>
+                  </pic:blipFill>
+                  <pic:spPr>
+                    <a:xfrm>
+                      <a:off x="0" y="0"/>
+                      <a:ext cx="5760000" cy="3462128"/>
+                    </a:xfrm>
+                    <a:prstGeom prst="rect"/>
+                  </pic:spPr>
+                </pic:pic>
+              </a:graphicData>
+            </a:graphic>
+          </wp:inline>
+        </w:drawing>
+      </w:r>
+    </w:p>
+    <w:p>
+      <w:pPr>
+        <w:spacing w:after="200"/>
+        <w:jc w:val="center"/>
+      </w:pPr>
+      <w:r>
+        <w:rPr>
+          <w:rFonts w:ascii="Calibri" w:hAnsi="Calibri"/>
+          <w:b/>
+          <w:i/>
+          <w:color w:val="6B6B6B"/>
+          <w:sz w:val="18"/>
+          <w:u w:val="none"/>
+        </w:rPr>
+        <w:t xml:space="preserve">Gambar 6. </w:t>
+      </w:r>
+      <w:r>
+        <w:rPr>
+          <w:rFonts w:ascii="Calibri" w:hAnsi="Calibri"/>
+          <w:b w:val="0"/>
+          <w:i/>
+          <w:color w:val="6B6B6B"/>
+          <w:sz w:val="18"/>
+          <w:u w:val="none"/>
+        </w:rPr>
+        <w:t>Detail batch sesaat setelah dibuat — stage stepper di posisi Startup Check.</w:t>
       </w:r>
     </w:p>
     <w:p>
@@ -2782,6 +3196,144 @@
       </w:r>
     </w:p>
     <w:p>
+      <w:pPr>
+        <w:keepNext/>
+        <w:spacing w:before="120" w:after="40"/>
+        <w:jc w:val="center"/>
+      </w:pPr>
+      <w:r>
+        <w:drawing>
+          <wp:inline xmlns:a="http://schemas.openxmlformats.org/drawingml/2006/main" xmlns:pic="http://schemas.openxmlformats.org/drawingml/2006/picture">
+            <wp:extent cx="5760000" cy="3462128"/>
+            <wp:docPr id="7" name="Picture 7"/>
+            <wp:cNvGraphicFramePr>
+              <a:graphicFrameLocks noChangeAspect="1"/>
+            </wp:cNvGraphicFramePr>
+            <a:graphic>
+              <a:graphicData uri="http://schemas.openxmlformats.org/drawingml/2006/picture">
+                <pic:pic>
+                  <pic:nvPicPr>
+                    <pic:cNvPr id="0" name="33_batches_after.jpg"/>
+                    <pic:cNvPicPr/>
+                  </pic:nvPicPr>
+                  <pic:blipFill>
+                    <a:blip r:embed="rId16"/>
+                    <a:stretch>
+                      <a:fillRect/>
+                    </a:stretch>
+                  </pic:blipFill>
+                  <pic:spPr>
+                    <a:xfrm>
+                      <a:off x="0" y="0"/>
+                      <a:ext cx="5760000" cy="3462128"/>
+                    </a:xfrm>
+                    <a:prstGeom prst="rect"/>
+                  </pic:spPr>
+                </pic:pic>
+              </a:graphicData>
+            </a:graphic>
+          </wp:inline>
+        </w:drawing>
+      </w:r>
+    </w:p>
+    <w:p>
+      <w:pPr>
+        <w:spacing w:after="200"/>
+        <w:jc w:val="center"/>
+      </w:pPr>
+      <w:r>
+        <w:rPr>
+          <w:rFonts w:ascii="Calibri" w:hAnsi="Calibri"/>
+          <w:b/>
+          <w:i/>
+          <w:color w:val="6B6B6B"/>
+          <w:sz w:val="18"/>
+          <w:u w:val="none"/>
+        </w:rPr>
+        <w:t xml:space="preserve">Gambar 7. </w:t>
+      </w:r>
+      <w:r>
+        <w:rPr>
+          <w:rFonts w:ascii="Calibri" w:hAnsi="Calibri"/>
+          <w:b w:val="0"/>
+          <w:i/>
+          <w:color w:val="6B6B6B"/>
+          <w:sz w:val="18"/>
+          <w:u w:val="none"/>
+        </w:rPr>
+        <w:t>Halaman Batch — kotak pencarian, chip filter tahap, dan daftar kartu batch.</w:t>
+      </w:r>
+    </w:p>
+    <w:p>
+      <w:pPr>
+        <w:keepNext/>
+        <w:spacing w:before="120" w:after="40"/>
+        <w:jc w:val="center"/>
+      </w:pPr>
+      <w:r>
+        <w:drawing>
+          <wp:inline xmlns:a="http://schemas.openxmlformats.org/drawingml/2006/main" xmlns:pic="http://schemas.openxmlformats.org/drawingml/2006/picture">
+            <wp:extent cx="5760000" cy="3462128"/>
+            <wp:docPr id="8" name="Picture 8"/>
+            <wp:cNvGraphicFramePr>
+              <a:graphicFrameLocks noChangeAspect="1"/>
+            </wp:cNvGraphicFramePr>
+            <a:graphic>
+              <a:graphicData uri="http://schemas.openxmlformats.org/drawingml/2006/picture">
+                <pic:pic>
+                  <pic:nvPicPr>
+                    <pic:cNvPr id="0" name="32_batch_show_done.jpg"/>
+                    <pic:cNvPicPr/>
+                  </pic:nvPicPr>
+                  <pic:blipFill>
+                    <a:blip r:embed="rId17"/>
+                    <a:stretch>
+                      <a:fillRect/>
+                    </a:stretch>
+                  </pic:blipFill>
+                  <pic:spPr>
+                    <a:xfrm>
+                      <a:off x="0" y="0"/>
+                      <a:ext cx="5760000" cy="3462128"/>
+                    </a:xfrm>
+                    <a:prstGeom prst="rect"/>
+                  </pic:spPr>
+                </pic:pic>
+              </a:graphicData>
+            </a:graphic>
+          </wp:inline>
+        </w:drawing>
+      </w:r>
+    </w:p>
+    <w:p>
+      <w:pPr>
+        <w:spacing w:after="200"/>
+        <w:jc w:val="center"/>
+      </w:pPr>
+      <w:r>
+        <w:rPr>
+          <w:rFonts w:ascii="Calibri" w:hAnsi="Calibri"/>
+          <w:b/>
+          <w:i/>
+          <w:color w:val="6B6B6B"/>
+          <w:sz w:val="18"/>
+          <w:u w:val="none"/>
+        </w:rPr>
+        <w:t xml:space="preserve">Gambar 8. </w:t>
+      </w:r>
+      <w:r>
+        <w:rPr>
+          <w:rFonts w:ascii="Calibri" w:hAnsi="Calibri"/>
+          <w:b w:val="0"/>
+          <w:i/>
+          <w:color w:val="6B6B6B"/>
+          <w:sz w:val="18"/>
+          <w:u w:val="none"/>
+        </w:rPr>
+        <w:t>Detail batch yang sudah Selesai — seluruh tahap pada stage stepper tercentang.</w:t>
+      </w:r>
+    </w:p>
+    <w:p>
       <w:bookmarkStart w:id="102" w:name="bab3"/>
       <w:pPr>
         <w:keepNext/>
@@ -3173,6 +3725,75 @@
       <w:pPr>
         <w:spacing w:after="120"/>
       </w:pPr>
+    </w:p>
+    <w:p>
+      <w:pPr>
+        <w:keepNext/>
+        <w:spacing w:before="120" w:after="40"/>
+        <w:jc w:val="center"/>
+      </w:pPr>
+      <w:r>
+        <w:drawing>
+          <wp:inline xmlns:a="http://schemas.openxmlformats.org/drawingml/2006/main" xmlns:pic="http://schemas.openxmlformats.org/drawingml/2006/picture">
+            <wp:extent cx="5760000" cy="3462128"/>
+            <wp:docPr id="9" name="Picture 9"/>
+            <wp:cNvGraphicFramePr>
+              <a:graphicFrameLocks noChangeAspect="1"/>
+            </wp:cNvGraphicFramePr>
+            <a:graphic>
+              <a:graphicData uri="http://schemas.openxmlformats.org/drawingml/2006/picture">
+                <pic:pic>
+                  <pic:nvPicPr>
+                    <pic:cNvPr id="0" name="21_startup_empty.jpg"/>
+                    <pic:cNvPicPr/>
+                  </pic:nvPicPr>
+                  <pic:blipFill>
+                    <a:blip r:embed="rId18"/>
+                    <a:stretch>
+                      <a:fillRect/>
+                    </a:stretch>
+                  </pic:blipFill>
+                  <pic:spPr>
+                    <a:xfrm>
+                      <a:off x="0" y="0"/>
+                      <a:ext cx="5760000" cy="3462128"/>
+                    </a:xfrm>
+                    <a:prstGeom prst="rect"/>
+                  </pic:spPr>
+                </pic:pic>
+              </a:graphicData>
+            </a:graphic>
+          </wp:inline>
+        </w:drawing>
+      </w:r>
+    </w:p>
+    <w:p>
+      <w:pPr>
+        <w:spacing w:after="200"/>
+        <w:jc w:val="center"/>
+      </w:pPr>
+      <w:r>
+        <w:rPr>
+          <w:rFonts w:ascii="Calibri" w:hAnsi="Calibri"/>
+          <w:b/>
+          <w:i/>
+          <w:color w:val="6B6B6B"/>
+          <w:sz w:val="18"/>
+          <w:u w:val="none"/>
+        </w:rPr>
+        <w:t xml:space="preserve">Gambar 9. </w:t>
+      </w:r>
+      <w:r>
+        <w:rPr>
+          <w:rFonts w:ascii="Calibri" w:hAnsi="Calibri"/>
+          <w:b w:val="0"/>
+          <w:i/>
+          <w:color w:val="6B6B6B"/>
+          <w:sz w:val="18"/>
+          <w:u w:val="none"/>
+        </w:rPr>
+        <w:t>Form Startup Check yang belum diisi — penghitung checklist (0/16) di kanan atas.</w:t>
+      </w:r>
     </w:p>
     <w:p>
       <w:pPr>
@@ -4266,6 +4887,75 @@
     <w:p>
       <w:pPr>
         <w:keepNext/>
+        <w:spacing w:before="120" w:after="40"/>
+        <w:jc w:val="center"/>
+      </w:pPr>
+      <w:r>
+        <w:drawing>
+          <wp:inline xmlns:a="http://schemas.openxmlformats.org/drawingml/2006/main" xmlns:pic="http://schemas.openxmlformats.org/drawingml/2006/picture">
+            <wp:extent cx="5760000" cy="3462128"/>
+            <wp:docPr id="10" name="Picture 10"/>
+            <wp:cNvGraphicFramePr>
+              <a:graphicFrameLocks noChangeAspect="1"/>
+            </wp:cNvGraphicFramePr>
+            <a:graphic>
+              <a:graphicData uri="http://schemas.openxmlformats.org/drawingml/2006/picture">
+                <pic:pic>
+                  <pic:nvPicPr>
+                    <pic:cNvPr id="0" name="40_startup_done.jpg"/>
+                    <pic:cNvPicPr/>
+                  </pic:nvPicPr>
+                  <pic:blipFill>
+                    <a:blip r:embed="rId19"/>
+                    <a:stretch>
+                      <a:fillRect/>
+                    </a:stretch>
+                  </pic:blipFill>
+                  <pic:spPr>
+                    <a:xfrm>
+                      <a:off x="0" y="0"/>
+                      <a:ext cx="5760000" cy="3462128"/>
+                    </a:xfrm>
+                    <a:prstGeom prst="rect"/>
+                  </pic:spPr>
+                </pic:pic>
+              </a:graphicData>
+            </a:graphic>
+          </wp:inline>
+        </w:drawing>
+      </w:r>
+    </w:p>
+    <w:p>
+      <w:pPr>
+        <w:spacing w:after="200"/>
+        <w:jc w:val="center"/>
+      </w:pPr>
+      <w:r>
+        <w:rPr>
+          <w:rFonts w:ascii="Calibri" w:hAnsi="Calibri"/>
+          <w:b/>
+          <w:i/>
+          <w:color w:val="6B6B6B"/>
+          <w:sz w:val="18"/>
+          <w:u w:val="none"/>
+        </w:rPr>
+        <w:t xml:space="preserve">Gambar 10. </w:t>
+      </w:r>
+      <w:r>
+        <w:rPr>
+          <w:rFonts w:ascii="Calibri" w:hAnsi="Calibri"/>
+          <w:b w:val="0"/>
+          <w:i/>
+          <w:color w:val="6B6B6B"/>
+          <w:sz w:val="18"/>
+          <w:u w:val="none"/>
+        </w:rPr>
+        <w:t>Startup Check yang sudah tersimpan — terkunci (read-only) dengan label "Selesai · Lanjut ke Filling".</w:t>
+      </w:r>
+    </w:p>
+    <w:p>
+      <w:pPr>
+        <w:keepNext/>
         <w:spacing w:before="240" w:after="100"/>
       </w:pPr>
       <w:r>
@@ -4469,6 +5159,75 @@
       </w:r>
     </w:p>
     <w:p>
+      <w:pPr>
+        <w:keepNext/>
+        <w:spacing w:before="120" w:after="40"/>
+        <w:jc w:val="center"/>
+      </w:pPr>
+      <w:r>
+        <w:drawing>
+          <wp:inline xmlns:a="http://schemas.openxmlformats.org/drawingml/2006/main" xmlns:pic="http://schemas.openxmlformats.org/drawingml/2006/picture">
+            <wp:extent cx="4680000" cy="2812979"/>
+            <wp:docPr id="11" name="Picture 11"/>
+            <wp:cNvGraphicFramePr>
+              <a:graphicFrameLocks noChangeAspect="1"/>
+            </wp:cNvGraphicFramePr>
+            <a:graphic>
+              <a:graphicData uri="http://schemas.openxmlformats.org/drawingml/2006/picture">
+                <pic:pic>
+                  <pic:nvPicPr>
+                    <pic:cNvPr id="0" name="22_camera_dialog.jpg"/>
+                    <pic:cNvPicPr/>
+                  </pic:nvPicPr>
+                  <pic:blipFill>
+                    <a:blip r:embed="rId20"/>
+                    <a:stretch>
+                      <a:fillRect/>
+                    </a:stretch>
+                  </pic:blipFill>
+                  <pic:spPr>
+                    <a:xfrm>
+                      <a:off x="0" y="0"/>
+                      <a:ext cx="4680000" cy="2812979"/>
+                    </a:xfrm>
+                    <a:prstGeom prst="rect"/>
+                  </pic:spPr>
+                </pic:pic>
+              </a:graphicData>
+            </a:graphic>
+          </wp:inline>
+        </w:drawing>
+      </w:r>
+    </w:p>
+    <w:p>
+      <w:pPr>
+        <w:spacing w:after="200"/>
+        <w:jc w:val="center"/>
+      </w:pPr>
+      <w:r>
+        <w:rPr>
+          <w:rFonts w:ascii="Calibri" w:hAnsi="Calibri"/>
+          <w:b/>
+          <w:i/>
+          <w:color w:val="6B6B6B"/>
+          <w:sz w:val="18"/>
+          <w:u w:val="none"/>
+        </w:rPr>
+        <w:t xml:space="preserve">Gambar 11. </w:t>
+      </w:r>
+      <w:r>
+        <w:rPr>
+          <w:rFonts w:ascii="Calibri" w:hAnsi="Calibri"/>
+          <w:b w:val="0"/>
+          <w:i/>
+          <w:color w:val="6B6B6B"/>
+          <w:sz w:val="18"/>
+          <w:u w:val="none"/>
+        </w:rPr>
+        <w:t>Dialog kamera — pratinjau langsung dari kamera perangkat dan tombol Ambil Foto.</w:t>
+      </w:r>
+    </w:p>
+    <w:p>
       <w:bookmarkStart w:id="103" w:name="bab4"/>
       <w:pPr>
         <w:keepNext/>
@@ -4857,6 +5616,75 @@
     <w:p>
       <w:pPr>
         <w:keepNext/>
+        <w:spacing w:before="120" w:after="40"/>
+        <w:jc w:val="center"/>
+      </w:pPr>
+      <w:r>
+        <w:drawing>
+          <wp:inline xmlns:a="http://schemas.openxmlformats.org/drawingml/2006/main" xmlns:pic="http://schemas.openxmlformats.org/drawingml/2006/picture">
+            <wp:extent cx="5760000" cy="3462128"/>
+            <wp:docPr id="12" name="Picture 12"/>
+            <wp:cNvGraphicFramePr>
+              <a:graphicFrameLocks noChangeAspect="1"/>
+            </wp:cNvGraphicFramePr>
+            <a:graphic>
+              <a:graphicData uri="http://schemas.openxmlformats.org/drawingml/2006/picture">
+                <pic:pic>
+                  <pic:nvPicPr>
+                    <pic:cNvPr id="0" name="23_inspection_empty.jpg"/>
+                    <pic:cNvPicPr/>
+                  </pic:nvPicPr>
+                  <pic:blipFill>
+                    <a:blip r:embed="rId21"/>
+                    <a:stretch>
+                      <a:fillRect/>
+                    </a:stretch>
+                  </pic:blipFill>
+                  <pic:spPr>
+                    <a:xfrm>
+                      <a:off x="0" y="0"/>
+                      <a:ext cx="5760000" cy="3462128"/>
+                    </a:xfrm>
+                    <a:prstGeom prst="rect"/>
+                  </pic:spPr>
+                </pic:pic>
+              </a:graphicData>
+            </a:graphic>
+          </wp:inline>
+        </w:drawing>
+      </w:r>
+    </w:p>
+    <w:p>
+      <w:pPr>
+        <w:spacing w:after="200"/>
+        <w:jc w:val="center"/>
+      </w:pPr>
+      <w:r>
+        <w:rPr>
+          <w:rFonts w:ascii="Calibri" w:hAnsi="Calibri"/>
+          <w:b/>
+          <w:i/>
+          <w:color w:val="6B6B6B"/>
+          <w:sz w:val="18"/>
+          <w:u w:val="none"/>
+        </w:rPr>
+        <w:t xml:space="preserve">Gambar 12. </w:t>
+      </w:r>
+      <w:r>
+        <w:rPr>
+          <w:rFonts w:ascii="Calibri" w:hAnsi="Calibri"/>
+          <w:b w:val="0"/>
+          <w:i/>
+          <w:color w:val="6B6B6B"/>
+          <w:sz w:val="18"/>
+          <w:u w:val="none"/>
+        </w:rPr>
+        <w:t>Form Start Inspection — setiap item dinilai OK / Partial OK / Not OK.</w:t>
+      </w:r>
+    </w:p>
+    <w:p>
+      <w:pPr>
+        <w:keepNext/>
         <w:spacing w:before="240" w:after="100"/>
       </w:pPr>
       <w:r>
@@ -5088,6 +5916,75 @@
           <w:u w:val="none"/>
         </w:rPr>
         <w:t xml:space="preserve"> memengaruhi tahap batch (`current_stage`) — ini murni sub-catatan tambahan pada Startup Check.</w:t>
+      </w:r>
+    </w:p>
+    <w:p>
+      <w:pPr>
+        <w:keepNext/>
+        <w:spacing w:before="120" w:after="40"/>
+        <w:jc w:val="center"/>
+      </w:pPr>
+      <w:r>
+        <w:drawing>
+          <wp:inline xmlns:a="http://schemas.openxmlformats.org/drawingml/2006/main" xmlns:pic="http://schemas.openxmlformats.org/drawingml/2006/picture">
+            <wp:extent cx="5760000" cy="3462128"/>
+            <wp:docPr id="13" name="Picture 13"/>
+            <wp:cNvGraphicFramePr>
+              <a:graphicFrameLocks noChangeAspect="1"/>
+            </wp:cNvGraphicFramePr>
+            <a:graphic>
+              <a:graphicData uri="http://schemas.openxmlformats.org/drawingml/2006/picture">
+                <pic:pic>
+                  <pic:nvPicPr>
+                    <pic:cNvPr id="0" name="41_inspection_done.jpg"/>
+                    <pic:cNvPicPr/>
+                  </pic:nvPicPr>
+                  <pic:blipFill>
+                    <a:blip r:embed="rId22"/>
+                    <a:stretch>
+                      <a:fillRect/>
+                    </a:stretch>
+                  </pic:blipFill>
+                  <pic:spPr>
+                    <a:xfrm>
+                      <a:off x="0" y="0"/>
+                      <a:ext cx="5760000" cy="3462128"/>
+                    </a:xfrm>
+                    <a:prstGeom prst="rect"/>
+                  </pic:spPr>
+                </pic:pic>
+              </a:graphicData>
+            </a:graphic>
+          </wp:inline>
+        </w:drawing>
+      </w:r>
+    </w:p>
+    <w:p>
+      <w:pPr>
+        <w:spacing w:after="200"/>
+        <w:jc w:val="center"/>
+      </w:pPr>
+      <w:r>
+        <w:rPr>
+          <w:rFonts w:ascii="Calibri" w:hAnsi="Calibri"/>
+          <w:b/>
+          <w:i/>
+          <w:color w:val="6B6B6B"/>
+          <w:sz w:val="18"/>
+          <w:u w:val="none"/>
+        </w:rPr>
+        <w:t xml:space="preserve">Gambar 13. </w:t>
+      </w:r>
+      <w:r>
+        <w:rPr>
+          <w:rFonts w:ascii="Calibri" w:hAnsi="Calibri"/>
+          <w:b w:val="0"/>
+          <w:i/>
+          <w:color w:val="6B6B6B"/>
+          <w:sz w:val="18"/>
+          <w:u w:val="none"/>
+        </w:rPr>
+        <w:t>Start Inspection yang sudah tersimpan (read-only), termasuk catatan per item.</w:t>
       </w:r>
     </w:p>
     <w:p>
@@ -5234,6 +6131,75 @@
           <w:u w:val="none"/>
         </w:rPr>
         <w:t xml:space="preserve"> juga ditampilkan otomatis — diambil dari hasil Startup Check, tidak perlu diisi ulang.</w:t>
+      </w:r>
+    </w:p>
+    <w:p>
+      <w:pPr>
+        <w:keepNext/>
+        <w:spacing w:before="120" w:after="40"/>
+        <w:jc w:val="center"/>
+      </w:pPr>
+      <w:r>
+        <w:drawing>
+          <wp:inline xmlns:a="http://schemas.openxmlformats.org/drawingml/2006/main" xmlns:pic="http://schemas.openxmlformats.org/drawingml/2006/picture">
+            <wp:extent cx="5760000" cy="3462128"/>
+            <wp:docPr id="14" name="Picture 14"/>
+            <wp:cNvGraphicFramePr>
+              <a:graphicFrameLocks noChangeAspect="1"/>
+            </wp:cNvGraphicFramePr>
+            <a:graphic>
+              <a:graphicData uri="http://schemas.openxmlformats.org/drawingml/2006/picture">
+                <pic:pic>
+                  <pic:nvPicPr>
+                    <pic:cNvPr id="0" name="24_filling_empty.jpg"/>
+                    <pic:cNvPicPr/>
+                  </pic:nvPicPr>
+                  <pic:blipFill>
+                    <a:blip r:embed="rId23"/>
+                    <a:stretch>
+                      <a:fillRect/>
+                    </a:stretch>
+                  </pic:blipFill>
+                  <pic:spPr>
+                    <a:xfrm>
+                      <a:off x="0" y="0"/>
+                      <a:ext cx="5760000" cy="3462128"/>
+                    </a:xfrm>
+                    <a:prstGeom prst="rect"/>
+                  </pic:spPr>
+                </pic:pic>
+              </a:graphicData>
+            </a:graphic>
+          </wp:inline>
+        </w:drawing>
+      </w:r>
+    </w:p>
+    <w:p>
+      <w:pPr>
+        <w:spacing w:after="200"/>
+        <w:jc w:val="center"/>
+      </w:pPr>
+      <w:r>
+        <w:rPr>
+          <w:rFonts w:ascii="Calibri" w:hAnsi="Calibri"/>
+          <w:b/>
+          <w:i/>
+          <w:color w:val="6B6B6B"/>
+          <w:sz w:val="18"/>
+          <w:u w:val="none"/>
+        </w:rPr>
+        <w:t xml:space="preserve">Gambar 14. </w:t>
+      </w:r>
+      <w:r>
+        <w:rPr>
+          <w:rFonts w:ascii="Calibri" w:hAnsi="Calibri"/>
+          <w:b w:val="0"/>
+          <w:i/>
+          <w:color w:val="6B6B6B"/>
+          <w:sz w:val="18"/>
+          <w:u w:val="none"/>
+        </w:rPr>
+        <w:t>Halaman Filling Check — info header terisi otomatis dari batch dan Startup Check.</w:t>
       </w:r>
     </w:p>
     <w:p>
@@ -5917,6 +6883,75 @@
     <w:p>
       <w:pPr>
         <w:keepNext/>
+        <w:spacing w:before="120" w:after="40"/>
+        <w:jc w:val="center"/>
+      </w:pPr>
+      <w:r>
+        <w:drawing>
+          <wp:inline xmlns:a="http://schemas.openxmlformats.org/drawingml/2006/main" xmlns:pic="http://schemas.openxmlformats.org/drawingml/2006/picture">
+            <wp:extent cx="5760000" cy="3462128"/>
+            <wp:docPr id="15" name="Picture 15"/>
+            <wp:cNvGraphicFramePr>
+              <a:graphicFrameLocks noChangeAspect="1"/>
+            </wp:cNvGraphicFramePr>
+            <a:graphic>
+              <a:graphicData uri="http://schemas.openxmlformats.org/drawingml/2006/picture">
+                <pic:pic>
+                  <pic:nvPicPr>
+                    <pic:cNvPr id="0" name="24b_filling_draft.jpg"/>
+                    <pic:cNvPicPr/>
+                  </pic:nvPicPr>
+                  <pic:blipFill>
+                    <a:blip r:embed="rId24"/>
+                    <a:stretch>
+                      <a:fillRect/>
+                    </a:stretch>
+                  </pic:blipFill>
+                  <pic:spPr>
+                    <a:xfrm>
+                      <a:off x="0" y="0"/>
+                      <a:ext cx="5760000" cy="3462128"/>
+                    </a:xfrm>
+                    <a:prstGeom prst="rect"/>
+                  </pic:spPr>
+                </pic:pic>
+              </a:graphicData>
+            </a:graphic>
+          </wp:inline>
+        </w:drawing>
+      </w:r>
+    </w:p>
+    <w:p>
+      <w:pPr>
+        <w:spacing w:after="200"/>
+        <w:jc w:val="center"/>
+      </w:pPr>
+      <w:r>
+        <w:rPr>
+          <w:rFonts w:ascii="Calibri" w:hAnsi="Calibri"/>
+          <w:b/>
+          <w:i/>
+          <w:color w:val="6B6B6B"/>
+          <w:sz w:val="18"/>
+          <w:u w:val="none"/>
+        </w:rPr>
+        <w:t xml:space="preserve">Gambar 15. </w:t>
+      </w:r>
+      <w:r>
+        <w:rPr>
+          <w:rFonts w:ascii="Calibri" w:hAnsi="Calibri"/>
+          <w:b w:val="0"/>
+          <w:i/>
+          <w:color w:val="6B6B6B"/>
+          <w:sz w:val="18"/>
+          <w:u w:val="none"/>
+        </w:rPr>
+        <w:t>Filling Check setelah satu kali Simpan — TH Progress naik menjadi 1, tombol Simpan Progress dan Selesaikan di bawah.</w:t>
+      </w:r>
+    </w:p>
+    <w:p>
+      <w:pPr>
+        <w:keepNext/>
         <w:spacing w:before="240" w:after="100"/>
       </w:pPr>
       <w:r>
@@ -5964,6 +6999,75 @@
           <w:u w:val="none"/>
         </w:rPr>
         <w:t xml:space="preserve"> kali halaman ini disimpan — waktu, nama yang menyimpan, Decision, Remarks, dan rata-rata berat saat itu. Data putaran-putaran sebelumnya tidak pernah hilang atau tertimpa walau Anda menyimpan ulang.</w:t>
+      </w:r>
+    </w:p>
+    <w:p>
+      <w:pPr>
+        <w:keepNext/>
+        <w:spacing w:before="120" w:after="40"/>
+        <w:jc w:val="center"/>
+      </w:pPr>
+      <w:r>
+        <w:drawing>
+          <wp:inline xmlns:a="http://schemas.openxmlformats.org/drawingml/2006/main" xmlns:pic="http://schemas.openxmlformats.org/drawingml/2006/picture">
+            <wp:extent cx="5760000" cy="3462128"/>
+            <wp:docPr id="16" name="Picture 16"/>
+            <wp:cNvGraphicFramePr>
+              <a:graphicFrameLocks noChangeAspect="1"/>
+            </wp:cNvGraphicFramePr>
+            <a:graphic>
+              <a:graphicData uri="http://schemas.openxmlformats.org/drawingml/2006/picture">
+                <pic:pic>
+                  <pic:nvPicPr>
+                    <pic:cNvPr id="0" name="42_filling_done.jpg"/>
+                    <pic:cNvPicPr/>
+                  </pic:nvPicPr>
+                  <pic:blipFill>
+                    <a:blip r:embed="rId25"/>
+                    <a:stretch>
+                      <a:fillRect/>
+                    </a:stretch>
+                  </pic:blipFill>
+                  <pic:spPr>
+                    <a:xfrm>
+                      <a:off x="0" y="0"/>
+                      <a:ext cx="5760000" cy="3462128"/>
+                    </a:xfrm>
+                    <a:prstGeom prst="rect"/>
+                  </pic:spPr>
+                </pic:pic>
+              </a:graphicData>
+            </a:graphic>
+          </wp:inline>
+        </w:drawing>
+      </w:r>
+    </w:p>
+    <w:p>
+      <w:pPr>
+        <w:spacing w:after="200"/>
+        <w:jc w:val="center"/>
+      </w:pPr>
+      <w:r>
+        <w:rPr>
+          <w:rFonts w:ascii="Calibri" w:hAnsi="Calibri"/>
+          <w:b/>
+          <w:i/>
+          <w:color w:val="6B6B6B"/>
+          <w:sz w:val="18"/>
+          <w:u w:val="none"/>
+        </w:rPr>
+        <w:t xml:space="preserve">Gambar 16. </w:t>
+      </w:r>
+      <w:r>
+        <w:rPr>
+          <w:rFonts w:ascii="Calibri" w:hAnsi="Calibri"/>
+          <w:b w:val="0"/>
+          <w:i/>
+          <w:color w:val="6B6B6B"/>
+          <w:sz w:val="18"/>
+          <w:u w:val="none"/>
+        </w:rPr>
+        <w:t>Filling Check yang sudah diselesaikan — label "Selesai — read only".</w:t>
       </w:r>
     </w:p>
     <w:p>
@@ -6224,6 +7328,75 @@
       <w:pPr>
         <w:spacing w:after="120"/>
       </w:pPr>
+    </w:p>
+    <w:p>
+      <w:pPr>
+        <w:keepNext/>
+        <w:spacing w:before="120" w:after="40"/>
+        <w:jc w:val="center"/>
+      </w:pPr>
+      <w:r>
+        <w:drawing>
+          <wp:inline xmlns:a="http://schemas.openxmlformats.org/drawingml/2006/main" xmlns:pic="http://schemas.openxmlformats.org/drawingml/2006/picture">
+            <wp:extent cx="5760000" cy="3462128"/>
+            <wp:docPr id="17" name="Picture 17"/>
+            <wp:cNvGraphicFramePr>
+              <a:graphicFrameLocks noChangeAspect="1"/>
+            </wp:cNvGraphicFramePr>
+            <a:graphic>
+              <a:graphicData uri="http://schemas.openxmlformats.org/drawingml/2006/picture">
+                <pic:pic>
+                  <pic:nvPicPr>
+                    <pic:cNvPr id="0" name="25_packing_empty.jpg"/>
+                    <pic:cNvPicPr/>
+                  </pic:nvPicPr>
+                  <pic:blipFill>
+                    <a:blip r:embed="rId26"/>
+                    <a:stretch>
+                      <a:fillRect/>
+                    </a:stretch>
+                  </pic:blipFill>
+                  <pic:spPr>
+                    <a:xfrm>
+                      <a:off x="0" y="0"/>
+                      <a:ext cx="5760000" cy="3462128"/>
+                    </a:xfrm>
+                    <a:prstGeom prst="rect"/>
+                  </pic:spPr>
+                </pic:pic>
+              </a:graphicData>
+            </a:graphic>
+          </wp:inline>
+        </w:drawing>
+      </w:r>
+    </w:p>
+    <w:p>
+      <w:pPr>
+        <w:spacing w:after="200"/>
+        <w:jc w:val="center"/>
+      </w:pPr>
+      <w:r>
+        <w:rPr>
+          <w:rFonts w:ascii="Calibri" w:hAnsi="Calibri"/>
+          <w:b/>
+          <w:i/>
+          <w:color w:val="6B6B6B"/>
+          <w:sz w:val="18"/>
+          <w:u w:val="none"/>
+        </w:rPr>
+        <w:t xml:space="preserve">Gambar 17. </w:t>
+      </w:r>
+      <w:r>
+        <w:rPr>
+          <w:rFonts w:ascii="Calibri" w:hAnsi="Calibri"/>
+          <w:b w:val="0"/>
+          <w:i/>
+          <w:color w:val="6B6B6B"/>
+          <w:sz w:val="18"/>
+          <w:u w:val="none"/>
+        </w:rPr>
+        <w:t>Form Packing Check — checklist Primary/Secondary/Tersier dengan pilihan Conform / Not Conform / N/A.</w:t>
+      </w:r>
     </w:p>
     <w:p>
       <w:pPr>
@@ -6674,6 +7847,75 @@
       </w:r>
     </w:p>
     <w:p>
+      <w:pPr>
+        <w:keepNext/>
+        <w:spacing w:before="120" w:after="40"/>
+        <w:jc w:val="center"/>
+      </w:pPr>
+      <w:r>
+        <w:drawing>
+          <wp:inline xmlns:a="http://schemas.openxmlformats.org/drawingml/2006/main" xmlns:pic="http://schemas.openxmlformats.org/drawingml/2006/picture">
+            <wp:extent cx="5760000" cy="3462128"/>
+            <wp:docPr id="18" name="Picture 18"/>
+            <wp:cNvGraphicFramePr>
+              <a:graphicFrameLocks noChangeAspect="1"/>
+            </wp:cNvGraphicFramePr>
+            <a:graphic>
+              <a:graphicData uri="http://schemas.openxmlformats.org/drawingml/2006/picture">
+                <pic:pic>
+                  <pic:nvPicPr>
+                    <pic:cNvPr id="0" name="43_packing_done.jpg"/>
+                    <pic:cNvPicPr/>
+                  </pic:nvPicPr>
+                  <pic:blipFill>
+                    <a:blip r:embed="rId27"/>
+                    <a:stretch>
+                      <a:fillRect/>
+                    </a:stretch>
+                  </pic:blipFill>
+                  <pic:spPr>
+                    <a:xfrm>
+                      <a:off x="0" y="0"/>
+                      <a:ext cx="5760000" cy="3462128"/>
+                    </a:xfrm>
+                    <a:prstGeom prst="rect"/>
+                  </pic:spPr>
+                </pic:pic>
+              </a:graphicData>
+            </a:graphic>
+          </wp:inline>
+        </w:drawing>
+      </w:r>
+    </w:p>
+    <w:p>
+      <w:pPr>
+        <w:spacing w:after="200"/>
+        <w:jc w:val="center"/>
+      </w:pPr>
+      <w:r>
+        <w:rPr>
+          <w:rFonts w:ascii="Calibri" w:hAnsi="Calibri"/>
+          <w:b/>
+          <w:i/>
+          <w:color w:val="6B6B6B"/>
+          <w:sz w:val="18"/>
+          <w:u w:val="none"/>
+        </w:rPr>
+        <w:t xml:space="preserve">Gambar 18. </w:t>
+      </w:r>
+      <w:r>
+        <w:rPr>
+          <w:rFonts w:ascii="Calibri" w:hAnsi="Calibri"/>
+          <w:b w:val="0"/>
+          <w:i/>
+          <w:color w:val="6B6B6B"/>
+          <w:sz w:val="18"/>
+          <w:u w:val="none"/>
+        </w:rPr>
+        <w:t>Packing Check yang sudah diselesaikan (read-only).</w:t>
+      </w:r>
+    </w:p>
+    <w:p>
       <w:bookmarkStart w:id="106" w:name="bab7"/>
       <w:pPr>
         <w:keepNext/>
@@ -6896,6 +8138,75 @@
       <w:pPr>
         <w:spacing w:after="120"/>
       </w:pPr>
+    </w:p>
+    <w:p>
+      <w:pPr>
+        <w:keepNext/>
+        <w:spacing w:before="120" w:after="40"/>
+        <w:jc w:val="center"/>
+      </w:pPr>
+      <w:r>
+        <w:drawing>
+          <wp:inline xmlns:a="http://schemas.openxmlformats.org/drawingml/2006/main" xmlns:pic="http://schemas.openxmlformats.org/drawingml/2006/picture">
+            <wp:extent cx="5760000" cy="3462128"/>
+            <wp:docPr id="19" name="Picture 19"/>
+            <wp:cNvGraphicFramePr>
+              <a:graphicFrameLocks noChangeAspect="1"/>
+            </wp:cNvGraphicFramePr>
+            <a:graphic>
+              <a:graphicData uri="http://schemas.openxmlformats.org/drawingml/2006/picture">
+                <pic:pic>
+                  <pic:nvPicPr>
+                    <pic:cNvPr id="0" name="26_finished_empty.jpg"/>
+                    <pic:cNvPicPr/>
+                  </pic:nvPicPr>
+                  <pic:blipFill>
+                    <a:blip r:embed="rId28"/>
+                    <a:stretch>
+                      <a:fillRect/>
+                    </a:stretch>
+                  </pic:blipFill>
+                  <pic:spPr>
+                    <a:xfrm>
+                      <a:off x="0" y="0"/>
+                      <a:ext cx="5760000" cy="3462128"/>
+                    </a:xfrm>
+                    <a:prstGeom prst="rect"/>
+                  </pic:spPr>
+                </pic:pic>
+              </a:graphicData>
+            </a:graphic>
+          </wp:inline>
+        </w:drawing>
+      </w:r>
+    </w:p>
+    <w:p>
+      <w:pPr>
+        <w:spacing w:after="200"/>
+        <w:jc w:val="center"/>
+      </w:pPr>
+      <w:r>
+        <w:rPr>
+          <w:rFonts w:ascii="Calibri" w:hAnsi="Calibri"/>
+          <w:b/>
+          <w:i/>
+          <w:color w:val="6B6B6B"/>
+          <w:sz w:val="18"/>
+          <w:u w:val="none"/>
+        </w:rPr>
+        <w:t xml:space="preserve">Gambar 19. </w:t>
+      </w:r>
+      <w:r>
+        <w:rPr>
+          <w:rFonts w:ascii="Calibri" w:hAnsi="Calibri"/>
+          <w:b w:val="0"/>
+          <w:i/>
+          <w:color w:val="6B6B6B"/>
+          <w:sz w:val="18"/>
+          <w:u w:val="none"/>
+        </w:rPr>
+        <w:t>Form Finished Check — tombol foto WI Number / Exp Date / Color dan bagian Kuantitas &amp; Sampling.</w:t>
+      </w:r>
     </w:p>
     <w:p>
       <w:pPr>
@@ -7788,6 +9099,75 @@
       </w:r>
     </w:p>
     <w:p>
+      <w:pPr>
+        <w:keepNext/>
+        <w:spacing w:before="120" w:after="40"/>
+        <w:jc w:val="center"/>
+      </w:pPr>
+      <w:r>
+        <w:drawing>
+          <wp:inline xmlns:a="http://schemas.openxmlformats.org/drawingml/2006/main" xmlns:pic="http://schemas.openxmlformats.org/drawingml/2006/picture">
+            <wp:extent cx="5760000" cy="3462128"/>
+            <wp:docPr id="20" name="Picture 20"/>
+            <wp:cNvGraphicFramePr>
+              <a:graphicFrameLocks noChangeAspect="1"/>
+            </wp:cNvGraphicFramePr>
+            <a:graphic>
+              <a:graphicData uri="http://schemas.openxmlformats.org/drawingml/2006/picture">
+                <pic:pic>
+                  <pic:nvPicPr>
+                    <pic:cNvPr id="0" name="44_finished_done.jpg"/>
+                    <pic:cNvPicPr/>
+                  </pic:nvPicPr>
+                  <pic:blipFill>
+                    <a:blip r:embed="rId29"/>
+                    <a:stretch>
+                      <a:fillRect/>
+                    </a:stretch>
+                  </pic:blipFill>
+                  <pic:spPr>
+                    <a:xfrm>
+                      <a:off x="0" y="0"/>
+                      <a:ext cx="5760000" cy="3462128"/>
+                    </a:xfrm>
+                    <a:prstGeom prst="rect"/>
+                  </pic:spPr>
+                </pic:pic>
+              </a:graphicData>
+            </a:graphic>
+          </wp:inline>
+        </w:drawing>
+      </w:r>
+    </w:p>
+    <w:p>
+      <w:pPr>
+        <w:spacing w:after="200"/>
+        <w:jc w:val="center"/>
+      </w:pPr>
+      <w:r>
+        <w:rPr>
+          <w:rFonts w:ascii="Calibri" w:hAnsi="Calibri"/>
+          <w:b/>
+          <w:i/>
+          <w:color w:val="6B6B6B"/>
+          <w:sz w:val="18"/>
+          <w:u w:val="none"/>
+        </w:rPr>
+        <w:t xml:space="preserve">Gambar 20. </w:t>
+      </w:r>
+      <w:r>
+        <w:rPr>
+          <w:rFonts w:ascii="Calibri" w:hAnsi="Calibri"/>
+          <w:b w:val="0"/>
+          <w:i/>
+          <w:color w:val="6B6B6B"/>
+          <w:sz w:val="18"/>
+          <w:u w:val="none"/>
+        </w:rPr>
+        <w:t>Finished Check yang sudah diselesaikan (read-only).</w:t>
+      </w:r>
+    </w:p>
+    <w:p>
       <w:bookmarkStart w:id="107" w:name="bab8"/>
       <w:pPr>
         <w:keepNext/>
@@ -8034,6 +9414,144 @@
           <w:u w:val="none"/>
         </w:rPr>
         <w:t>Halaman ringkasan Approval menampilkan 3 kartu (satu per bagian), masing-masing menunjukkan status siap-diputuskan dan status keputusan saat ini. Klik salah satu kartu untuk membuka laporan detail bagian tersebut.</w:t>
+      </w:r>
+    </w:p>
+    <w:p>
+      <w:pPr>
+        <w:keepNext/>
+        <w:spacing w:before="120" w:after="40"/>
+        <w:jc w:val="center"/>
+      </w:pPr>
+      <w:r>
+        <w:drawing>
+          <wp:inline xmlns:a="http://schemas.openxmlformats.org/drawingml/2006/main" xmlns:pic="http://schemas.openxmlformats.org/drawingml/2006/picture">
+            <wp:extent cx="5760000" cy="3462128"/>
+            <wp:docPr id="21" name="Picture 21"/>
+            <wp:cNvGraphicFramePr>
+              <a:graphicFrameLocks noChangeAspect="1"/>
+            </wp:cNvGraphicFramePr>
+            <a:graphic>
+              <a:graphicData uri="http://schemas.openxmlformats.org/drawingml/2006/picture">
+                <pic:pic>
+                  <pic:nvPicPr>
+                    <pic:cNvPr id="0" name="27_approvals_queue.jpg"/>
+                    <pic:cNvPicPr/>
+                  </pic:nvPicPr>
+                  <pic:blipFill>
+                    <a:blip r:embed="rId30"/>
+                    <a:stretch>
+                      <a:fillRect/>
+                    </a:stretch>
+                  </pic:blipFill>
+                  <pic:spPr>
+                    <a:xfrm>
+                      <a:off x="0" y="0"/>
+                      <a:ext cx="5760000" cy="3462128"/>
+                    </a:xfrm>
+                    <a:prstGeom prst="rect"/>
+                  </pic:spPr>
+                </pic:pic>
+              </a:graphicData>
+            </a:graphic>
+          </wp:inline>
+        </w:drawing>
+      </w:r>
+    </w:p>
+    <w:p>
+      <w:pPr>
+        <w:spacing w:after="200"/>
+        <w:jc w:val="center"/>
+      </w:pPr>
+      <w:r>
+        <w:rPr>
+          <w:rFonts w:ascii="Calibri" w:hAnsi="Calibri"/>
+          <w:b/>
+          <w:i/>
+          <w:color w:val="6B6B6B"/>
+          <w:sz w:val="18"/>
+          <w:u w:val="none"/>
+        </w:rPr>
+        <w:t xml:space="preserve">Gambar 21. </w:t>
+      </w:r>
+      <w:r>
+        <w:rPr>
+          <w:rFonts w:ascii="Calibri" w:hAnsi="Calibri"/>
+          <w:b w:val="0"/>
+          <w:i/>
+          <w:color w:val="6B6B6B"/>
+          <w:sz w:val="18"/>
+          <w:u w:val="none"/>
+        </w:rPr>
+        <w:t>Approval Queue — daftar batch yang menunggu keputusan Approver.</w:t>
+      </w:r>
+    </w:p>
+    <w:p>
+      <w:pPr>
+        <w:keepNext/>
+        <w:spacing w:before="120" w:after="40"/>
+        <w:jc w:val="center"/>
+      </w:pPr>
+      <w:r>
+        <w:drawing>
+          <wp:inline xmlns:a="http://schemas.openxmlformats.org/drawingml/2006/main" xmlns:pic="http://schemas.openxmlformats.org/drawingml/2006/picture">
+            <wp:extent cx="5760000" cy="3462128"/>
+            <wp:docPr id="22" name="Picture 22"/>
+            <wp:cNvGraphicFramePr>
+              <a:graphicFrameLocks noChangeAspect="1"/>
+            </wp:cNvGraphicFramePr>
+            <a:graphic>
+              <a:graphicData uri="http://schemas.openxmlformats.org/drawingml/2006/picture">
+                <pic:pic>
+                  <pic:nvPicPr>
+                    <pic:cNvPr id="0" name="28_approval_hub.jpg"/>
+                    <pic:cNvPicPr/>
+                  </pic:nvPicPr>
+                  <pic:blipFill>
+                    <a:blip r:embed="rId31"/>
+                    <a:stretch>
+                      <a:fillRect/>
+                    </a:stretch>
+                  </pic:blipFill>
+                  <pic:spPr>
+                    <a:xfrm>
+                      <a:off x="0" y="0"/>
+                      <a:ext cx="5760000" cy="3462128"/>
+                    </a:xfrm>
+                    <a:prstGeom prst="rect"/>
+                  </pic:spPr>
+                </pic:pic>
+              </a:graphicData>
+            </a:graphic>
+          </wp:inline>
+        </w:drawing>
+      </w:r>
+    </w:p>
+    <w:p>
+      <w:pPr>
+        <w:spacing w:after="200"/>
+        <w:jc w:val="center"/>
+      </w:pPr>
+      <w:r>
+        <w:rPr>
+          <w:rFonts w:ascii="Calibri" w:hAnsi="Calibri"/>
+          <w:b/>
+          <w:i/>
+          <w:color w:val="6B6B6B"/>
+          <w:sz w:val="18"/>
+          <w:u w:val="none"/>
+        </w:rPr>
+        <w:t xml:space="preserve">Gambar 22. </w:t>
+      </w:r>
+      <w:r>
+        <w:rPr>
+          <w:rFonts w:ascii="Calibri" w:hAnsi="Calibri"/>
+          <w:b w:val="0"/>
+          <w:i/>
+          <w:color w:val="6B6B6B"/>
+          <w:sz w:val="18"/>
+          <w:u w:val="none"/>
+        </w:rPr>
+        <w:t>Halaman ringkasan Approval sebuah batch — kartu per bagian beserta status "Siap diputuskan".</w:t>
       </w:r>
     </w:p>
     <w:p>
@@ -8316,6 +9834,75 @@
     <w:p>
       <w:pPr>
         <w:keepNext/>
+        <w:spacing w:before="120" w:after="40"/>
+        <w:jc w:val="center"/>
+      </w:pPr>
+      <w:r>
+        <w:drawing>
+          <wp:inline xmlns:a="http://schemas.openxmlformats.org/drawingml/2006/main" xmlns:pic="http://schemas.openxmlformats.org/drawingml/2006/picture">
+            <wp:extent cx="5760000" cy="3462128"/>
+            <wp:docPr id="23" name="Picture 23"/>
+            <wp:cNvGraphicFramePr>
+              <a:graphicFrameLocks noChangeAspect="1"/>
+            </wp:cNvGraphicFramePr>
+            <a:graphic>
+              <a:graphicData uri="http://schemas.openxmlformats.org/drawingml/2006/picture">
+                <pic:pic>
+                  <pic:nvPicPr>
+                    <pic:cNvPr id="0" name="45_approval_fp.jpg"/>
+                    <pic:cNvPicPr/>
+                  </pic:nvPicPr>
+                  <pic:blipFill>
+                    <a:blip r:embed="rId32"/>
+                    <a:stretch>
+                      <a:fillRect/>
+                    </a:stretch>
+                  </pic:blipFill>
+                  <pic:spPr>
+                    <a:xfrm>
+                      <a:off x="0" y="0"/>
+                      <a:ext cx="5760000" cy="3462128"/>
+                    </a:xfrm>
+                    <a:prstGeom prst="rect"/>
+                  </pic:spPr>
+                </pic:pic>
+              </a:graphicData>
+            </a:graphic>
+          </wp:inline>
+        </w:drawing>
+      </w:r>
+    </w:p>
+    <w:p>
+      <w:pPr>
+        <w:spacing w:after="200"/>
+        <w:jc w:val="center"/>
+      </w:pPr>
+      <w:r>
+        <w:rPr>
+          <w:rFonts w:ascii="Calibri" w:hAnsi="Calibri"/>
+          <w:b/>
+          <w:i/>
+          <w:color w:val="6B6B6B"/>
+          <w:sz w:val="18"/>
+          <w:u w:val="none"/>
+        </w:rPr>
+        <w:t xml:space="preserve">Gambar 23. </w:t>
+      </w:r>
+      <w:r>
+        <w:rPr>
+          <w:rFonts w:ascii="Calibri" w:hAnsi="Calibri"/>
+          <w:b w:val="0"/>
+          <w:i/>
+          <w:color w:val="6B6B6B"/>
+          <w:sz w:val="18"/>
+          <w:u w:val="none"/>
+        </w:rPr>
+        <w:t>Laporan detail bagian Filling &amp; Packing — kartu keputusan Approved / Rejected, Remarks, dan tombol Simpan Keputusan.</w:t>
+      </w:r>
+    </w:p>
+    <w:p>
+      <w:pPr>
+        <w:keepNext/>
         <w:spacing w:before="240" w:after="100"/>
       </w:pPr>
       <w:r>
@@ -8455,6 +10042,75 @@
           <w:u w:val="none"/>
         </w:rPr>
         <w:t xml:space="preserve"> di bagian atas — membuka laporan sebagai file PDF di tab baru, dengan tata letak menyerupai formulir cetak resmi (lihat juga Bab 9 untuk laporan final versi Print).</w:t>
+      </w:r>
+    </w:p>
+    <w:p>
+      <w:pPr>
+        <w:keepNext/>
+        <w:spacing w:before="120" w:after="40"/>
+        <w:jc w:val="center"/>
+      </w:pPr>
+      <w:r>
+        <w:drawing>
+          <wp:inline xmlns:a="http://schemas.openxmlformats.org/drawingml/2006/main" xmlns:pic="http://schemas.openxmlformats.org/drawingml/2006/picture">
+            <wp:extent cx="5760000" cy="3462128"/>
+            <wp:docPr id="24" name="Picture 24"/>
+            <wp:cNvGraphicFramePr>
+              <a:graphicFrameLocks noChangeAspect="1"/>
+            </wp:cNvGraphicFramePr>
+            <a:graphic>
+              <a:graphicData uri="http://schemas.openxmlformats.org/drawingml/2006/picture">
+                <pic:pic>
+                  <pic:nvPicPr>
+                    <pic:cNvPr id="0" name="29_approval_startup.jpg"/>
+                    <pic:cNvPicPr/>
+                  </pic:nvPicPr>
+                  <pic:blipFill>
+                    <a:blip r:embed="rId33"/>
+                    <a:stretch>
+                      <a:fillRect/>
+                    </a:stretch>
+                  </pic:blipFill>
+                  <pic:spPr>
+                    <a:xfrm>
+                      <a:off x="0" y="0"/>
+                      <a:ext cx="5760000" cy="3462128"/>
+                    </a:xfrm>
+                    <a:prstGeom prst="rect"/>
+                  </pic:spPr>
+                </pic:pic>
+              </a:graphicData>
+            </a:graphic>
+          </wp:inline>
+        </w:drawing>
+      </w:r>
+    </w:p>
+    <w:p>
+      <w:pPr>
+        <w:spacing w:after="200"/>
+        <w:jc w:val="center"/>
+      </w:pPr>
+      <w:r>
+        <w:rPr>
+          <w:rFonts w:ascii="Calibri" w:hAnsi="Calibri"/>
+          <w:b/>
+          <w:i/>
+          <w:color w:val="6B6B6B"/>
+          <w:sz w:val="18"/>
+          <w:u w:val="none"/>
+        </w:rPr>
+        <w:t xml:space="preserve">Gambar 24. </w:t>
+      </w:r>
+      <w:r>
+        <w:rPr>
+          <w:rFonts w:ascii="Calibri" w:hAnsi="Calibri"/>
+          <w:b w:val="0"/>
+          <w:i/>
+          <w:color w:val="6B6B6B"/>
+          <w:sz w:val="18"/>
+          <w:u w:val="none"/>
+        </w:rPr>
+        <w:t>Laporan detail bagian Startup — tombol Preview Cetak di kanan atas.</w:t>
       </w:r>
     </w:p>
     <w:p>
@@ -8709,6 +10365,213 @@
     <w:p>
       <w:pPr>
         <w:keepNext/>
+        <w:spacing w:before="120" w:after="40"/>
+        <w:jc w:val="center"/>
+      </w:pPr>
+      <w:r>
+        <w:drawing>
+          <wp:inline xmlns:a="http://schemas.openxmlformats.org/drawingml/2006/main" xmlns:pic="http://schemas.openxmlformats.org/drawingml/2006/picture">
+            <wp:extent cx="5760000" cy="3462128"/>
+            <wp:docPr id="25" name="Picture 25"/>
+            <wp:cNvGraphicFramePr>
+              <a:graphicFrameLocks noChangeAspect="1"/>
+            </wp:cNvGraphicFramePr>
+            <a:graphic>
+              <a:graphicData uri="http://schemas.openxmlformats.org/drawingml/2006/picture">
+                <pic:pic>
+                  <pic:nvPicPr>
+                    <pic:cNvPr id="0" name="30_print_hub.jpg"/>
+                    <pic:cNvPicPr/>
+                  </pic:nvPicPr>
+                  <pic:blipFill>
+                    <a:blip r:embed="rId34"/>
+                    <a:stretch>
+                      <a:fillRect/>
+                    </a:stretch>
+                  </pic:blipFill>
+                  <pic:spPr>
+                    <a:xfrm>
+                      <a:off x="0" y="0"/>
+                      <a:ext cx="5760000" cy="3462128"/>
+                    </a:xfrm>
+                    <a:prstGeom prst="rect"/>
+                  </pic:spPr>
+                </pic:pic>
+              </a:graphicData>
+            </a:graphic>
+          </wp:inline>
+        </w:drawing>
+      </w:r>
+    </w:p>
+    <w:p>
+      <w:pPr>
+        <w:spacing w:after="200"/>
+        <w:jc w:val="center"/>
+      </w:pPr>
+      <w:r>
+        <w:rPr>
+          <w:rFonts w:ascii="Calibri" w:hAnsi="Calibri"/>
+          <w:b/>
+          <w:i/>
+          <w:color w:val="6B6B6B"/>
+          <w:sz w:val="18"/>
+          <w:u w:val="none"/>
+        </w:rPr>
+        <w:t xml:space="preserve">Gambar 25. </w:t>
+      </w:r>
+      <w:r>
+        <w:rPr>
+          <w:rFonts w:ascii="Calibri" w:hAnsi="Calibri"/>
+          <w:b w:val="0"/>
+          <w:i/>
+          <w:color w:val="6B6B6B"/>
+          <w:sz w:val="18"/>
+          <w:u w:val="none"/>
+        </w:rPr>
+        <w:t>Halaman Print sebelum dicetak — setiap kartu masih berstatus "Belum dicetak".</w:t>
+      </w:r>
+    </w:p>
+    <w:p>
+      <w:pPr>
+        <w:keepNext/>
+        <w:spacing w:before="120" w:after="40"/>
+        <w:jc w:val="center"/>
+      </w:pPr>
+      <w:r>
+        <w:drawing>
+          <wp:inline xmlns:a="http://schemas.openxmlformats.org/drawingml/2006/main" xmlns:pic="http://schemas.openxmlformats.org/drawingml/2006/picture">
+            <wp:extent cx="5760000" cy="3462128"/>
+            <wp:docPr id="26" name="Picture 26"/>
+            <wp:cNvGraphicFramePr>
+              <a:graphicFrameLocks noChangeAspect="1"/>
+            </wp:cNvGraphicFramePr>
+            <a:graphic>
+              <a:graphicData uri="http://schemas.openxmlformats.org/drawingml/2006/picture">
+                <pic:pic>
+                  <pic:nvPicPr>
+                    <pic:cNvPr id="0" name="47_print_fp.jpg"/>
+                    <pic:cNvPicPr/>
+                  </pic:nvPicPr>
+                  <pic:blipFill>
+                    <a:blip r:embed="rId35"/>
+                    <a:stretch>
+                      <a:fillRect/>
+                    </a:stretch>
+                  </pic:blipFill>
+                  <pic:spPr>
+                    <a:xfrm>
+                      <a:off x="0" y="0"/>
+                      <a:ext cx="5760000" cy="3462128"/>
+                    </a:xfrm>
+                    <a:prstGeom prst="rect"/>
+                  </pic:spPr>
+                </pic:pic>
+              </a:graphicData>
+            </a:graphic>
+          </wp:inline>
+        </w:drawing>
+      </w:r>
+    </w:p>
+    <w:p>
+      <w:pPr>
+        <w:spacing w:after="200"/>
+        <w:jc w:val="center"/>
+      </w:pPr>
+      <w:r>
+        <w:rPr>
+          <w:rFonts w:ascii="Calibri" w:hAnsi="Calibri"/>
+          <w:b/>
+          <w:i/>
+          <w:color w:val="6B6B6B"/>
+          <w:sz w:val="18"/>
+          <w:u w:val="none"/>
+        </w:rPr>
+        <w:t xml:space="preserve">Gambar 26. </w:t>
+      </w:r>
+      <w:r>
+        <w:rPr>
+          <w:rFonts w:ascii="Calibri" w:hAnsi="Calibri"/>
+          <w:b w:val="0"/>
+          <w:i/>
+          <w:color w:val="6B6B6B"/>
+          <w:sz w:val="18"/>
+          <w:u w:val="none"/>
+        </w:rPr>
+        <w:t>Detail laporan pada tahap Print — tombol Cetak di kanan atas dan info kapan dokumen terakhir dicetak.</w:t>
+      </w:r>
+    </w:p>
+    <w:p>
+      <w:pPr>
+        <w:keepNext/>
+        <w:spacing w:before="120" w:after="40"/>
+        <w:jc w:val="center"/>
+      </w:pPr>
+      <w:r>
+        <w:drawing>
+          <wp:inline xmlns:a="http://schemas.openxmlformats.org/drawingml/2006/main" xmlns:pic="http://schemas.openxmlformats.org/drawingml/2006/picture">
+            <wp:extent cx="4320000" cy="3788000"/>
+            <wp:docPr id="27" name="Picture 27"/>
+            <wp:cNvGraphicFramePr>
+              <a:graphicFrameLocks noChangeAspect="1"/>
+            </wp:cNvGraphicFramePr>
+            <a:graphic>
+              <a:graphicData uri="http://schemas.openxmlformats.org/drawingml/2006/picture">
+                <pic:pic>
+                  <pic:nvPicPr>
+                    <pic:cNvPr id="0" name="53_pdf_startup.jpg"/>
+                    <pic:cNvPicPr/>
+                  </pic:nvPicPr>
+                  <pic:blipFill>
+                    <a:blip r:embed="rId36"/>
+                    <a:stretch>
+                      <a:fillRect/>
+                    </a:stretch>
+                  </pic:blipFill>
+                  <pic:spPr>
+                    <a:xfrm>
+                      <a:off x="0" y="0"/>
+                      <a:ext cx="4320000" cy="3788000"/>
+                    </a:xfrm>
+                    <a:prstGeom prst="rect"/>
+                  </pic:spPr>
+                </pic:pic>
+              </a:graphicData>
+            </a:graphic>
+          </wp:inline>
+        </w:drawing>
+      </w:r>
+    </w:p>
+    <w:p>
+      <w:pPr>
+        <w:spacing w:after="200"/>
+        <w:jc w:val="center"/>
+      </w:pPr>
+      <w:r>
+        <w:rPr>
+          <w:rFonts w:ascii="Calibri" w:hAnsi="Calibri"/>
+          <w:b/>
+          <w:i/>
+          <w:color w:val="6B6B6B"/>
+          <w:sz w:val="18"/>
+          <w:u w:val="none"/>
+        </w:rPr>
+        <w:t xml:space="preserve">Gambar 27. </w:t>
+      </w:r>
+      <w:r>
+        <w:rPr>
+          <w:rFonts w:ascii="Calibri" w:hAnsi="Calibri"/>
+          <w:b w:val="0"/>
+          <w:i/>
+          <w:color w:val="6B6B6B"/>
+          <w:sz w:val="18"/>
+          <w:u w:val="none"/>
+        </w:rPr>
+        <w:t>Contoh halaman pertama PDF laporan Start Up Inspection Form hasil tombol Cetak.</w:t>
+      </w:r>
+    </w:p>
+    <w:p>
+      <w:pPr>
+        <w:keepNext/>
         <w:spacing w:before="240" w:after="100"/>
       </w:pPr>
       <w:r>
@@ -8776,6 +10639,75 @@
           <w:u w:val="none"/>
         </w:rPr>
         <w:t>. Batch yang sudah Selesai tetap bisa dibuka dan dicetak ulang kapan saja — tidak ada penguncian setelah status Selesai.</w:t>
+      </w:r>
+    </w:p>
+    <w:p>
+      <w:pPr>
+        <w:keepNext/>
+        <w:spacing w:before="120" w:after="40"/>
+        <w:jc w:val="center"/>
+      </w:pPr>
+      <w:r>
+        <w:drawing>
+          <wp:inline xmlns:a="http://schemas.openxmlformats.org/drawingml/2006/main" xmlns:pic="http://schemas.openxmlformats.org/drawingml/2006/picture">
+            <wp:extent cx="5760000" cy="3462128"/>
+            <wp:docPr id="28" name="Picture 28"/>
+            <wp:cNvGraphicFramePr>
+              <a:graphicFrameLocks noChangeAspect="1"/>
+            </wp:cNvGraphicFramePr>
+            <a:graphic>
+              <a:graphicData uri="http://schemas.openxmlformats.org/drawingml/2006/picture">
+                <pic:pic>
+                  <pic:nvPicPr>
+                    <pic:cNvPr id="0" name="46_print_hub_done.jpg"/>
+                    <pic:cNvPicPr/>
+                  </pic:nvPicPr>
+                  <pic:blipFill>
+                    <a:blip r:embed="rId37"/>
+                    <a:stretch>
+                      <a:fillRect/>
+                    </a:stretch>
+                  </pic:blipFill>
+                  <pic:spPr>
+                    <a:xfrm>
+                      <a:off x="0" y="0"/>
+                      <a:ext cx="5760000" cy="3462128"/>
+                    </a:xfrm>
+                    <a:prstGeom prst="rect"/>
+                  </pic:spPr>
+                </pic:pic>
+              </a:graphicData>
+            </a:graphic>
+          </wp:inline>
+        </w:drawing>
+      </w:r>
+    </w:p>
+    <w:p>
+      <w:pPr>
+        <w:spacing w:after="200"/>
+        <w:jc w:val="center"/>
+      </w:pPr>
+      <w:r>
+        <w:rPr>
+          <w:rFonts w:ascii="Calibri" w:hAnsi="Calibri"/>
+          <w:b/>
+          <w:i/>
+          <w:color w:val="6B6B6B"/>
+          <w:sz w:val="18"/>
+          <w:u w:val="none"/>
+        </w:rPr>
+        <w:t xml:space="preserve">Gambar 28. </w:t>
+      </w:r>
+      <w:r>
+        <w:rPr>
+          <w:rFonts w:ascii="Calibri" w:hAnsi="Calibri"/>
+          <w:b w:val="0"/>
+          <w:i/>
+          <w:color w:val="6B6B6B"/>
+          <w:sz w:val="18"/>
+          <w:u w:val="none"/>
+        </w:rPr>
+        <w:t>Halaman Print setelah ketiga laporan dicetak — status berubah menjadi "Dicetak 1x" dan batch menjadi Selesai.</w:t>
       </w:r>
     </w:p>
     <w:p>
@@ -9336,6 +11268,75 @@
       </w:r>
     </w:p>
     <w:p>
+      <w:pPr>
+        <w:keepNext/>
+        <w:spacing w:before="120" w:after="40"/>
+        <w:jc w:val="center"/>
+      </w:pPr>
+      <w:r>
+        <w:drawing>
+          <wp:inline xmlns:a="http://schemas.openxmlformats.org/drawingml/2006/main" xmlns:pic="http://schemas.openxmlformats.org/drawingml/2006/picture">
+            <wp:extent cx="3420000" cy="3530174"/>
+            <wp:docPr id="29" name="Picture 29"/>
+            <wp:cNvGraphicFramePr>
+              <a:graphicFrameLocks noChangeAspect="1"/>
+            </wp:cNvGraphicFramePr>
+            <a:graphic>
+              <a:graphicData uri="http://schemas.openxmlformats.org/drawingml/2006/picture">
+                <pic:pic>
+                  <pic:nvPicPr>
+                    <pic:cNvPr id="0" name="49_verify.jpg"/>
+                    <pic:cNvPicPr/>
+                  </pic:nvPicPr>
+                  <pic:blipFill>
+                    <a:blip r:embed="rId38"/>
+                    <a:stretch>
+                      <a:fillRect/>
+                    </a:stretch>
+                  </pic:blipFill>
+                  <pic:spPr>
+                    <a:xfrm>
+                      <a:off x="0" y="0"/>
+                      <a:ext cx="3420000" cy="3530174"/>
+                    </a:xfrm>
+                    <a:prstGeom prst="rect"/>
+                  </pic:spPr>
+                </pic:pic>
+              </a:graphicData>
+            </a:graphic>
+          </wp:inline>
+        </w:drawing>
+      </w:r>
+    </w:p>
+    <w:p>
+      <w:pPr>
+        <w:spacing w:after="200"/>
+        <w:jc w:val="center"/>
+      </w:pPr>
+      <w:r>
+        <w:rPr>
+          <w:rFonts w:ascii="Calibri" w:hAnsi="Calibri"/>
+          <w:b/>
+          <w:i/>
+          <w:color w:val="6B6B6B"/>
+          <w:sz w:val="18"/>
+          <w:u w:val="none"/>
+        </w:rPr>
+        <w:t xml:space="preserve">Gambar 29. </w:t>
+      </w:r>
+      <w:r>
+        <w:rPr>
+          <w:rFonts w:ascii="Calibri" w:hAnsi="Calibri"/>
+          <w:b w:val="0"/>
+          <w:i/>
+          <w:color w:val="6B6B6B"/>
+          <w:sz w:val="18"/>
+          <w:u w:val="none"/>
+        </w:rPr>
+        <w:t>Halaman publik Verifikasi Dokumen IPC yang dibuka dari QR code (tanpa login).</w:t>
+      </w:r>
+    </w:p>
+    <w:p>
       <w:bookmarkStart w:id="110" w:name="bab11"/>
       <w:pPr>
         <w:keepNext/>
@@ -9592,6 +11593,75 @@
     <w:p>
       <w:pPr>
         <w:keepNext/>
+        <w:spacing w:before="120" w:after="40"/>
+        <w:jc w:val="center"/>
+      </w:pPr>
+      <w:r>
+        <w:drawing>
+          <wp:inline xmlns:a="http://schemas.openxmlformats.org/drawingml/2006/main" xmlns:pic="http://schemas.openxmlformats.org/drawingml/2006/picture">
+            <wp:extent cx="5760000" cy="3462128"/>
+            <wp:docPr id="30" name="Picture 30"/>
+            <wp:cNvGraphicFramePr>
+              <a:graphicFrameLocks noChangeAspect="1"/>
+            </wp:cNvGraphicFramePr>
+            <a:graphic>
+              <a:graphicData uri="http://schemas.openxmlformats.org/drawingml/2006/picture">
+                <pic:pic>
+                  <pic:nvPicPr>
+                    <pic:cNvPr id="0" name="11_master_lines.jpg"/>
+                    <pic:cNvPicPr/>
+                  </pic:nvPicPr>
+                  <pic:blipFill>
+                    <a:blip r:embed="rId39"/>
+                    <a:stretch>
+                      <a:fillRect/>
+                    </a:stretch>
+                  </pic:blipFill>
+                  <pic:spPr>
+                    <a:xfrm>
+                      <a:off x="0" y="0"/>
+                      <a:ext cx="5760000" cy="3462128"/>
+                    </a:xfrm>
+                    <a:prstGeom prst="rect"/>
+                  </pic:spPr>
+                </pic:pic>
+              </a:graphicData>
+            </a:graphic>
+          </wp:inline>
+        </w:drawing>
+      </w:r>
+    </w:p>
+    <w:p>
+      <w:pPr>
+        <w:spacing w:after="200"/>
+        <w:jc w:val="center"/>
+      </w:pPr>
+      <w:r>
+        <w:rPr>
+          <w:rFonts w:ascii="Calibri" w:hAnsi="Calibri"/>
+          <w:b/>
+          <w:i/>
+          <w:color w:val="6B6B6B"/>
+          <w:sz w:val="18"/>
+          <w:u w:val="none"/>
+        </w:rPr>
+        <w:t xml:space="preserve">Gambar 30. </w:t>
+      </w:r>
+      <w:r>
+        <w:rPr>
+          <w:rFonts w:ascii="Calibri" w:hAnsi="Calibri"/>
+          <w:b w:val="0"/>
+          <w:i/>
+          <w:color w:val="6B6B6B"/>
+          <w:sz w:val="18"/>
+          <w:u w:val="none"/>
+        </w:rPr>
+        <w:t>Halaman Master Line — pencarian, Unduh Template / Import Excel, dan daftar kartu line.</w:t>
+      </w:r>
+    </w:p>
+    <w:p>
+      <w:pPr>
+        <w:keepNext/>
         <w:spacing w:before="240" w:after="100"/>
       </w:pPr>
       <w:r>
@@ -9869,6 +11939,75 @@
     <w:p>
       <w:pPr>
         <w:keepNext/>
+        <w:spacing w:before="120" w:after="40"/>
+        <w:jc w:val="center"/>
+      </w:pPr>
+      <w:r>
+        <w:drawing>
+          <wp:inline xmlns:a="http://schemas.openxmlformats.org/drawingml/2006/main" xmlns:pic="http://schemas.openxmlformats.org/drawingml/2006/picture">
+            <wp:extent cx="5760000" cy="3462128"/>
+            <wp:docPr id="31" name="Picture 31"/>
+            <wp:cNvGraphicFramePr>
+              <a:graphicFrameLocks noChangeAspect="1"/>
+            </wp:cNvGraphicFramePr>
+            <a:graphic>
+              <a:graphicData uri="http://schemas.openxmlformats.org/drawingml/2006/picture">
+                <pic:pic>
+                  <pic:nvPicPr>
+                    <pic:cNvPr id="0" name="12_master_products.jpg"/>
+                    <pic:cNvPicPr/>
+                  </pic:nvPicPr>
+                  <pic:blipFill>
+                    <a:blip r:embed="rId40"/>
+                    <a:stretch>
+                      <a:fillRect/>
+                    </a:stretch>
+                  </pic:blipFill>
+                  <pic:spPr>
+                    <a:xfrm>
+                      <a:off x="0" y="0"/>
+                      <a:ext cx="5760000" cy="3462128"/>
+                    </a:xfrm>
+                    <a:prstGeom prst="rect"/>
+                  </pic:spPr>
+                </pic:pic>
+              </a:graphicData>
+            </a:graphic>
+          </wp:inline>
+        </w:drawing>
+      </w:r>
+    </w:p>
+    <w:p>
+      <w:pPr>
+        <w:spacing w:after="200"/>
+        <w:jc w:val="center"/>
+      </w:pPr>
+      <w:r>
+        <w:rPr>
+          <w:rFonts w:ascii="Calibri" w:hAnsi="Calibri"/>
+          <w:b/>
+          <w:i/>
+          <w:color w:val="6B6B6B"/>
+          <w:sz w:val="18"/>
+          <w:u w:val="none"/>
+        </w:rPr>
+        <w:t xml:space="preserve">Gambar 31. </w:t>
+      </w:r>
+      <w:r>
+        <w:rPr>
+          <w:rFonts w:ascii="Calibri" w:hAnsi="Calibri"/>
+          <w:b w:val="0"/>
+          <w:i/>
+          <w:color w:val="6B6B6B"/>
+          <w:sz w:val="18"/>
+          <w:u w:val="none"/>
+        </w:rPr>
+        <w:t>Halaman Master Produk — setiap kartu menunjukkan jumlah bulk code milik produk.</w:t>
+      </w:r>
+    </w:p>
+    <w:p>
+      <w:pPr>
+        <w:keepNext/>
         <w:spacing w:before="240" w:after="100"/>
       </w:pPr>
       <w:r>
@@ -10054,6 +12193,75 @@
           <w:u w:val="none"/>
         </w:rPr>
         <w:t>Klik tombol hapus pada kartu untuk menghapus (soft delete).</w:t>
+      </w:r>
+    </w:p>
+    <w:p>
+      <w:pPr>
+        <w:keepNext/>
+        <w:spacing w:before="120" w:after="40"/>
+        <w:jc w:val="center"/>
+      </w:pPr>
+      <w:r>
+        <w:drawing>
+          <wp:inline xmlns:a="http://schemas.openxmlformats.org/drawingml/2006/main" xmlns:pic="http://schemas.openxmlformats.org/drawingml/2006/picture">
+            <wp:extent cx="5760000" cy="3462128"/>
+            <wp:docPr id="32" name="Picture 32"/>
+            <wp:cNvGraphicFramePr>
+              <a:graphicFrameLocks noChangeAspect="1"/>
+            </wp:cNvGraphicFramePr>
+            <a:graphic>
+              <a:graphicData uri="http://schemas.openxmlformats.org/drawingml/2006/picture">
+                <pic:pic>
+                  <pic:nvPicPr>
+                    <pic:cNvPr id="0" name="13_master_test_types.jpg"/>
+                    <pic:cNvPicPr/>
+                  </pic:nvPicPr>
+                  <pic:blipFill>
+                    <a:blip r:embed="rId41"/>
+                    <a:stretch>
+                      <a:fillRect/>
+                    </a:stretch>
+                  </pic:blipFill>
+                  <pic:spPr>
+                    <a:xfrm>
+                      <a:off x="0" y="0"/>
+                      <a:ext cx="5760000" cy="3462128"/>
+                    </a:xfrm>
+                    <a:prstGeom prst="rect"/>
+                  </pic:spPr>
+                </pic:pic>
+              </a:graphicData>
+            </a:graphic>
+          </wp:inline>
+        </w:drawing>
+      </w:r>
+    </w:p>
+    <w:p>
+      <w:pPr>
+        <w:spacing w:after="200"/>
+        <w:jc w:val="center"/>
+      </w:pPr>
+      <w:r>
+        <w:rPr>
+          <w:rFonts w:ascii="Calibri" w:hAnsi="Calibri"/>
+          <w:b/>
+          <w:i/>
+          <w:color w:val="6B6B6B"/>
+          <w:sz w:val="18"/>
+          <w:u w:val="none"/>
+        </w:rPr>
+        <w:t xml:space="preserve">Gambar 32. </w:t>
+      </w:r>
+      <w:r>
+        <w:rPr>
+          <w:rFonts w:ascii="Calibri" w:hAnsi="Calibri"/>
+          <w:b w:val="0"/>
+          <w:i/>
+          <w:color w:val="6B6B6B"/>
+          <w:sz w:val="18"/>
+          <w:u w:val="none"/>
+        </w:rPr>
+        <w:t>Halaman Master Test Type — nama tes beserta kategorinya.</w:t>
       </w:r>
     </w:p>
     <w:p>
@@ -10623,6 +12831,75 @@
       </w:r>
     </w:p>
     <w:p>
+      <w:pPr>
+        <w:keepNext/>
+        <w:spacing w:before="120" w:after="40"/>
+        <w:jc w:val="center"/>
+      </w:pPr>
+      <w:r>
+        <w:drawing>
+          <wp:inline xmlns:a="http://schemas.openxmlformats.org/drawingml/2006/main" xmlns:pic="http://schemas.openxmlformats.org/drawingml/2006/picture">
+            <wp:extent cx="5760000" cy="3462128"/>
+            <wp:docPr id="33" name="Picture 33"/>
+            <wp:cNvGraphicFramePr>
+              <a:graphicFrameLocks noChangeAspect="1"/>
+            </wp:cNvGraphicFramePr>
+            <a:graphic>
+              <a:graphicData uri="http://schemas.openxmlformats.org/drawingml/2006/picture">
+                <pic:pic>
+                  <pic:nvPicPr>
+                    <pic:cNvPr id="0" name="14_users.jpg"/>
+                    <pic:cNvPicPr/>
+                  </pic:nvPicPr>
+                  <pic:blipFill>
+                    <a:blip r:embed="rId42"/>
+                    <a:stretch>
+                      <a:fillRect/>
+                    </a:stretch>
+                  </pic:blipFill>
+                  <pic:spPr>
+                    <a:xfrm>
+                      <a:off x="0" y="0"/>
+                      <a:ext cx="5760000" cy="3462128"/>
+                    </a:xfrm>
+                    <a:prstGeom prst="rect"/>
+                  </pic:spPr>
+                </pic:pic>
+              </a:graphicData>
+            </a:graphic>
+          </wp:inline>
+        </w:drawing>
+      </w:r>
+    </w:p>
+    <w:p>
+      <w:pPr>
+        <w:spacing w:after="200"/>
+        <w:jc w:val="center"/>
+      </w:pPr>
+      <w:r>
+        <w:rPr>
+          <w:rFonts w:ascii="Calibri" w:hAnsi="Calibri"/>
+          <w:b/>
+          <w:i/>
+          <w:color w:val="6B6B6B"/>
+          <w:sz w:val="18"/>
+          <w:u w:val="none"/>
+        </w:rPr>
+        <w:t xml:space="preserve">Gambar 33. </w:t>
+      </w:r>
+      <w:r>
+        <w:rPr>
+          <w:rFonts w:ascii="Calibri" w:hAnsi="Calibri"/>
+          <w:b w:val="0"/>
+          <w:i/>
+          <w:color w:val="6B6B6B"/>
+          <w:sz w:val="18"/>
+          <w:u w:val="none"/>
+        </w:rPr>
+        <w:t>Halaman Manajemen User — role dan status setiap akun, tombol edit dan aktif/nonaktif.</w:t>
+      </w:r>
+    </w:p>
+    <w:p>
       <w:bookmarkStart w:id="112" w:name="bab13"/>
       <w:pPr>
         <w:keepNext/>
@@ -10922,6 +13199,75 @@
           <w:u w:val="none"/>
         </w:rPr>
         <w:t xml:space="preserve"> — belum ada opsi hapus permanen dari halaman ini.</w:t>
+      </w:r>
+    </w:p>
+    <w:p>
+      <w:pPr>
+        <w:keepNext/>
+        <w:spacing w:before="120" w:after="40"/>
+        <w:jc w:val="center"/>
+      </w:pPr>
+      <w:r>
+        <w:drawing>
+          <wp:inline xmlns:a="http://schemas.openxmlformats.org/drawingml/2006/main" xmlns:pic="http://schemas.openxmlformats.org/drawingml/2006/picture">
+            <wp:extent cx="5760000" cy="3462128"/>
+            <wp:docPr id="34" name="Picture 34"/>
+            <wp:cNvGraphicFramePr>
+              <a:graphicFrameLocks noChangeAspect="1"/>
+            </wp:cNvGraphicFramePr>
+            <a:graphic>
+              <a:graphicData uri="http://schemas.openxmlformats.org/drawingml/2006/picture">
+                <pic:pic>
+                  <pic:nvPicPr>
+                    <pic:cNvPr id="0" name="15_recycle_bin.jpg"/>
+                    <pic:cNvPicPr/>
+                  </pic:nvPicPr>
+                  <pic:blipFill>
+                    <a:blip r:embed="rId43"/>
+                    <a:stretch>
+                      <a:fillRect/>
+                    </a:stretch>
+                  </pic:blipFill>
+                  <pic:spPr>
+                    <a:xfrm>
+                      <a:off x="0" y="0"/>
+                      <a:ext cx="5760000" cy="3462128"/>
+                    </a:xfrm>
+                    <a:prstGeom prst="rect"/>
+                  </pic:spPr>
+                </pic:pic>
+              </a:graphicData>
+            </a:graphic>
+          </wp:inline>
+        </w:drawing>
+      </w:r>
+    </w:p>
+    <w:p>
+      <w:pPr>
+        <w:spacing w:after="200"/>
+        <w:jc w:val="center"/>
+      </w:pPr>
+      <w:r>
+        <w:rPr>
+          <w:rFonts w:ascii="Calibri" w:hAnsi="Calibri"/>
+          <w:b/>
+          <w:i/>
+          <w:color w:val="6B6B6B"/>
+          <w:sz w:val="18"/>
+          <w:u w:val="none"/>
+        </w:rPr>
+        <w:t xml:space="preserve">Gambar 34. </w:t>
+      </w:r>
+      <w:r>
+        <w:rPr>
+          <w:rFonts w:ascii="Calibri" w:hAnsi="Calibri"/>
+          <w:b w:val="0"/>
+          <w:i/>
+          <w:color w:val="6B6B6B"/>
+          <w:sz w:val="18"/>
+          <w:u w:val="none"/>
+        </w:rPr>
+        <w:t>Halaman Tempat Sampah — data terhapus dikelompokkan per jenis, dengan tombol Kembalikan.</w:t>
       </w:r>
     </w:p>
     <w:p>

--- a/ipc_app/docs/qa/Manual_Book_ipc_app.docx
+++ b/ipc_app/docs/qa/Manual_Book_ipc_app.docx
@@ -162,7 +162,7 @@
                 <w:sz w:val="21"/>
                 <w:u w:val="none"/>
               </w:rPr>
-              <w:t>25 September 2026</w:t>
+              <w:t>25 September 2026 · Diperbarui 7 Oktober 2026 (isi &amp; seluruh screenshot disesuaikan dengan versi aplikasi terbaru)</w:t>
             </w:r>
           </w:p>
         </w:tc>
@@ -206,7 +206,7 @@
                 <w:sz w:val="21"/>
                 <w:u w:val="none"/>
               </w:rPr>
-              <w:t>Login &amp; navigasi, batch baru, 6 tahap pemeriksaan (Startup Check s.d. Print), verifikasi QR publik, dan modul admin (Master Line/Produk/Test Type, Manajemen User, Tempat Sampah)</w:t>
+              <w:t>Login &amp; navigasi, batch baru, 6 tahap pemeriksaan (Startup Check s.d. Print), verifikasi QR publik, modul admin (Master Line/Produk/Test Type, Manajemen User, Tempat Sampah, Arsip Batch), dan OCR Test Product</w:t>
             </w:r>
           </w:p>
         </w:tc>
@@ -369,16 +369,16 @@
           <w:i w:val="0"/>
           <w:u w:val="none"/>
         </w:rPr>
+      </w:r>
+      <w:r>
+        <w:rPr>
+          <w:rFonts w:ascii="Calibri" w:hAnsi="Calibri"/>
+          <w:b/>
+          <w:i w:val="0"/>
+          <w:sz w:val="22"/>
+          <w:u w:val="none"/>
+        </w:rPr>
         <w:tab/>
-      </w:r>
-      <w:r>
-        <w:rPr>
-          <w:rFonts w:ascii="Calibri" w:hAnsi="Calibri"/>
-          <w:b/>
-          <w:i w:val="0"/>
-          <w:sz w:val="22"/>
-          <w:u w:val="none"/>
-        </w:rPr>
         <w:t>3</w:t>
       </w:r>
     </w:p>
@@ -406,17 +406,17 @@
           <w:i w:val="0"/>
           <w:u w:val="none"/>
         </w:rPr>
+      </w:r>
+      <w:r>
+        <w:rPr>
+          <w:rFonts w:ascii="Calibri" w:hAnsi="Calibri"/>
+          <w:b/>
+          <w:i w:val="0"/>
+          <w:sz w:val="22"/>
+          <w:u w:val="none"/>
+        </w:rPr>
         <w:tab/>
-      </w:r>
-      <w:r>
-        <w:rPr>
-          <w:rFonts w:ascii="Calibri" w:hAnsi="Calibri"/>
-          <w:b/>
-          <w:i w:val="0"/>
-          <w:sz w:val="22"/>
-          <w:u w:val="none"/>
-        </w:rPr>
-        <w:t>5</w:t>
+        <w:t>6</w:t>
       </w:r>
     </w:p>
     <w:p>
@@ -443,16 +443,16 @@
           <w:i w:val="0"/>
           <w:u w:val="none"/>
         </w:rPr>
+      </w:r>
+      <w:r>
+        <w:rPr>
+          <w:rFonts w:ascii="Calibri" w:hAnsi="Calibri"/>
+          <w:b/>
+          <w:i w:val="0"/>
+          <w:sz w:val="22"/>
+          <w:u w:val="none"/>
+        </w:rPr>
         <w:tab/>
-      </w:r>
-      <w:r>
-        <w:rPr>
-          <w:rFonts w:ascii="Calibri" w:hAnsi="Calibri"/>
-          <w:b/>
-          <w:i w:val="0"/>
-          <w:sz w:val="22"/>
-          <w:u w:val="none"/>
-        </w:rPr>
         <w:t>8</w:t>
       </w:r>
     </w:p>
@@ -480,16 +480,16 @@
           <w:i w:val="0"/>
           <w:u w:val="none"/>
         </w:rPr>
+      </w:r>
+      <w:r>
+        <w:rPr>
+          <w:rFonts w:ascii="Calibri" w:hAnsi="Calibri"/>
+          <w:b/>
+          <w:i w:val="0"/>
+          <w:sz w:val="22"/>
+          <w:u w:val="none"/>
+        </w:rPr>
         <w:tab/>
-      </w:r>
-      <w:r>
-        <w:rPr>
-          <w:rFonts w:ascii="Calibri" w:hAnsi="Calibri"/>
-          <w:b/>
-          <w:i w:val="0"/>
-          <w:sz w:val="22"/>
-          <w:u w:val="none"/>
-        </w:rPr>
         <w:t>12</w:t>
       </w:r>
     </w:p>
@@ -517,16 +517,16 @@
           <w:i w:val="0"/>
           <w:u w:val="none"/>
         </w:rPr>
+      </w:r>
+      <w:r>
+        <w:rPr>
+          <w:rFonts w:ascii="Calibri" w:hAnsi="Calibri"/>
+          <w:b/>
+          <w:i w:val="0"/>
+          <w:sz w:val="22"/>
+          <w:u w:val="none"/>
+        </w:rPr>
         <w:tab/>
-      </w:r>
-      <w:r>
-        <w:rPr>
-          <w:rFonts w:ascii="Calibri" w:hAnsi="Calibri"/>
-          <w:b/>
-          <w:i w:val="0"/>
-          <w:sz w:val="22"/>
-          <w:u w:val="none"/>
-        </w:rPr>
         <w:t>13</w:t>
       </w:r>
     </w:p>
@@ -554,16 +554,16 @@
           <w:i w:val="0"/>
           <w:u w:val="none"/>
         </w:rPr>
+      </w:r>
+      <w:r>
+        <w:rPr>
+          <w:rFonts w:ascii="Calibri" w:hAnsi="Calibri"/>
+          <w:b/>
+          <w:i w:val="0"/>
+          <w:sz w:val="22"/>
+          <w:u w:val="none"/>
+        </w:rPr>
         <w:tab/>
-      </w:r>
-      <w:r>
-        <w:rPr>
-          <w:rFonts w:ascii="Calibri" w:hAnsi="Calibri"/>
-          <w:b/>
-          <w:i w:val="0"/>
-          <w:sz w:val="22"/>
-          <w:u w:val="none"/>
-        </w:rPr>
         <w:t>16</w:t>
       </w:r>
     </w:p>
@@ -591,17 +591,17 @@
           <w:i w:val="0"/>
           <w:u w:val="none"/>
         </w:rPr>
+      </w:r>
+      <w:r>
+        <w:rPr>
+          <w:rFonts w:ascii="Calibri" w:hAnsi="Calibri"/>
+          <w:b/>
+          <w:i w:val="0"/>
+          <w:sz w:val="22"/>
+          <w:u w:val="none"/>
+        </w:rPr>
         <w:tab/>
-      </w:r>
-      <w:r>
-        <w:rPr>
-          <w:rFonts w:ascii="Calibri" w:hAnsi="Calibri"/>
-          <w:b/>
-          <w:i w:val="0"/>
-          <w:sz w:val="22"/>
-          <w:u w:val="none"/>
-        </w:rPr>
-        <w:t>17</w:t>
+        <w:t>18</w:t>
       </w:r>
     </w:p>
     <w:p>
@@ -628,17 +628,17 @@
           <w:i w:val="0"/>
           <w:u w:val="none"/>
         </w:rPr>
+      </w:r>
+      <w:r>
+        <w:rPr>
+          <w:rFonts w:ascii="Calibri" w:hAnsi="Calibri"/>
+          <w:b/>
+          <w:i w:val="0"/>
+          <w:sz w:val="22"/>
+          <w:u w:val="none"/>
+        </w:rPr>
         <w:tab/>
-      </w:r>
-      <w:r>
-        <w:rPr>
-          <w:rFonts w:ascii="Calibri" w:hAnsi="Calibri"/>
-          <w:b/>
-          <w:i w:val="0"/>
-          <w:sz w:val="22"/>
-          <w:u w:val="none"/>
-        </w:rPr>
-        <w:t>20</w:t>
+        <w:t>21</w:t>
       </w:r>
     </w:p>
     <w:p>
@@ -665,17 +665,17 @@
           <w:i w:val="0"/>
           <w:u w:val="none"/>
         </w:rPr>
+      </w:r>
+      <w:r>
+        <w:rPr>
+          <w:rFonts w:ascii="Calibri" w:hAnsi="Calibri"/>
+          <w:b/>
+          <w:i w:val="0"/>
+          <w:sz w:val="22"/>
+          <w:u w:val="none"/>
+        </w:rPr>
         <w:tab/>
-      </w:r>
-      <w:r>
-        <w:rPr>
-          <w:rFonts w:ascii="Calibri" w:hAnsi="Calibri"/>
-          <w:b/>
-          <w:i w:val="0"/>
-          <w:sz w:val="22"/>
-          <w:u w:val="none"/>
-        </w:rPr>
-        <w:t>23</w:t>
+        <w:t>24</w:t>
       </w:r>
     </w:p>
     <w:p>
@@ -702,17 +702,17 @@
           <w:i w:val="0"/>
           <w:u w:val="none"/>
         </w:rPr>
+      </w:r>
+      <w:r>
+        <w:rPr>
+          <w:rFonts w:ascii="Calibri" w:hAnsi="Calibri"/>
+          <w:b/>
+          <w:i w:val="0"/>
+          <w:sz w:val="22"/>
+          <w:u w:val="none"/>
+        </w:rPr>
         <w:tab/>
-      </w:r>
-      <w:r>
-        <w:rPr>
-          <w:rFonts w:ascii="Calibri" w:hAnsi="Calibri"/>
-          <w:b/>
-          <w:i w:val="0"/>
-          <w:sz w:val="22"/>
-          <w:u w:val="none"/>
-        </w:rPr>
-        <w:t>25</w:t>
+        <w:t>27</w:t>
       </w:r>
     </w:p>
     <w:p>
@@ -739,17 +739,17 @@
           <w:i w:val="0"/>
           <w:u w:val="none"/>
         </w:rPr>
+      </w:r>
+      <w:r>
+        <w:rPr>
+          <w:rFonts w:ascii="Calibri" w:hAnsi="Calibri"/>
+          <w:b/>
+          <w:i w:val="0"/>
+          <w:sz w:val="22"/>
+          <w:u w:val="none"/>
+        </w:rPr>
         <w:tab/>
-      </w:r>
-      <w:r>
-        <w:rPr>
-          <w:rFonts w:ascii="Calibri" w:hAnsi="Calibri"/>
-          <w:b/>
-          <w:i w:val="0"/>
-          <w:sz w:val="22"/>
-          <w:u w:val="none"/>
-        </w:rPr>
-        <w:t>26</w:t>
+        <w:t>28</w:t>
       </w:r>
     </w:p>
     <w:p>
@@ -776,17 +776,17 @@
           <w:i w:val="0"/>
           <w:u w:val="none"/>
         </w:rPr>
+      </w:r>
+      <w:r>
+        <w:rPr>
+          <w:rFonts w:ascii="Calibri" w:hAnsi="Calibri"/>
+          <w:b/>
+          <w:i w:val="0"/>
+          <w:sz w:val="22"/>
+          <w:u w:val="none"/>
+        </w:rPr>
         <w:tab/>
-      </w:r>
-      <w:r>
-        <w:rPr>
-          <w:rFonts w:ascii="Calibri" w:hAnsi="Calibri"/>
-          <w:b/>
-          <w:i w:val="0"/>
-          <w:sz w:val="22"/>
-          <w:u w:val="none"/>
-        </w:rPr>
-        <w:t>29</w:t>
+        <w:t>31</w:t>
       </w:r>
     </w:p>
     <w:p>
@@ -804,7 +804,7 @@
           <w:sz w:val="22"/>
           <w:u w:val="none"/>
         </w:rPr>
-        <w:t>Bab 13. Tempat Sampah (Recycle Bin)</w:t>
+        <w:t>Bab 13. Tempat Sampah (Recycle Bin) &amp; Arsip Batch</w:t>
       </w:r>
       <w:r>
         <w:rPr>
@@ -813,17 +813,17 @@
           <w:i w:val="0"/>
           <w:u w:val="none"/>
         </w:rPr>
+      </w:r>
+      <w:r>
+        <w:rPr>
+          <w:rFonts w:ascii="Calibri" w:hAnsi="Calibri"/>
+          <w:b/>
+          <w:i w:val="0"/>
+          <w:sz w:val="22"/>
+          <w:u w:val="none"/>
+        </w:rPr>
         <w:tab/>
-      </w:r>
-      <w:r>
-        <w:rPr>
-          <w:rFonts w:ascii="Calibri" w:hAnsi="Calibri"/>
-          <w:b/>
-          <w:i w:val="0"/>
-          <w:sz w:val="22"/>
-          <w:u w:val="none"/>
-        </w:rPr>
-        <w:t>30</w:t>
+        <w:t>32</w:t>
       </w:r>
     </w:p>
     <w:p>
@@ -850,17 +850,17 @@
           <w:i w:val="0"/>
           <w:u w:val="none"/>
         </w:rPr>
+      </w:r>
+      <w:r>
+        <w:rPr>
+          <w:rFonts w:ascii="Calibri" w:hAnsi="Calibri"/>
+          <w:b/>
+          <w:i w:val="0"/>
+          <w:sz w:val="22"/>
+          <w:u w:val="none"/>
+        </w:rPr>
         <w:tab/>
-      </w:r>
-      <w:r>
-        <w:rPr>
-          <w:rFonts w:ascii="Calibri" w:hAnsi="Calibri"/>
-          <w:b/>
-          <w:i w:val="0"/>
-          <w:sz w:val="22"/>
-          <w:u w:val="none"/>
-        </w:rPr>
-        <w:t>30</w:t>
+        <w:t>34</w:t>
       </w:r>
     </w:p>
     <w:p>
@@ -887,8 +887,26 @@
           <w:i w:val="0"/>
           <w:u w:val="none"/>
         </w:rPr>
+      </w:r>
+      <w:r>
+        <w:rPr>
+          <w:rFonts w:ascii="Calibri" w:hAnsi="Calibri"/>
+          <w:b/>
+          <w:i w:val="0"/>
+          <w:sz w:val="22"/>
+          <w:u w:val="none"/>
+        </w:rPr>
         <w:tab/>
-      </w:r>
+        <w:t>35</w:t>
+      </w:r>
+    </w:p>
+    <w:p>
+      <w:pPr>
+        <w:tabs>
+          <w:tab w:pos="9241" w:val="right" w:leader="dot"/>
+        </w:tabs>
+        <w:spacing w:after="180"/>
+      </w:pPr>
       <w:r>
         <w:rPr>
           <w:rFonts w:ascii="Calibri" w:hAnsi="Calibri"/>
@@ -897,7 +915,26 @@
           <w:sz w:val="22"/>
           <w:u w:val="none"/>
         </w:rPr>
-        <w:t>31</w:t>
+        <w:t>Bab 16. OCR Test Product (Uji Baca Kode)</w:t>
+      </w:r>
+      <w:r>
+        <w:rPr>
+          <w:rFonts w:ascii="Calibri" w:hAnsi="Calibri"/>
+          <w:b w:val="0"/>
+          <w:i w:val="0"/>
+          <w:u w:val="none"/>
+        </w:rPr>
+      </w:r>
+      <w:r>
+        <w:rPr>
+          <w:rFonts w:ascii="Calibri" w:hAnsi="Calibri"/>
+          <w:b/>
+          <w:i w:val="0"/>
+          <w:sz w:val="22"/>
+          <w:u w:val="none"/>
+        </w:rPr>
+        <w:tab/>
+        <w:t>36</w:t>
       </w:r>
     </w:p>
     <w:p>
@@ -1219,7 +1256,7 @@
       <w:r>
         <w:drawing>
           <wp:inline xmlns:a="http://schemas.openxmlformats.org/drawingml/2006/main" xmlns:pic="http://schemas.openxmlformats.org/drawingml/2006/picture">
-            <wp:extent cx="4680000" cy="2812979"/>
+            <wp:extent cx="4680000" cy="2808000"/>
             <wp:docPr id="1" name="Picture 1"/>
             <wp:cNvGraphicFramePr>
               <a:graphicFrameLocks noChangeAspect="1"/>
@@ -1240,7 +1277,7 @@
                   <pic:spPr>
                     <a:xfrm>
                       <a:off x="0" y="0"/>
-                      <a:ext cx="4680000" cy="2812979"/>
+                      <a:ext cx="4680000" cy="2808000"/>
                     </a:xfrm>
                     <a:prstGeom prst="rect"/>
                   </pic:spPr>
@@ -1574,6 +1611,42 @@
       <w:r>
         <w:rPr>
           <w:rFonts w:ascii="Calibri" w:hAnsi="Calibri"/>
+          <w:b w:val="0"/>
+          <w:i w:val="0"/>
+          <w:sz w:val="21"/>
+          <w:u w:val="none"/>
+        </w:rPr>
+        <w:t xml:space="preserve">•  </w:t>
+      </w:r>
+      <w:r>
+        <w:rPr>
+          <w:rFonts w:ascii="Calibri" w:hAnsi="Calibri"/>
+          <w:b/>
+          <w:i w:val="0"/>
+          <w:sz w:val="21"/>
+          <w:u w:val="none"/>
+        </w:rPr>
+        <w:t>Arsip</w:t>
+      </w:r>
+      <w:r>
+        <w:rPr>
+          <w:rFonts w:ascii="Calibri" w:hAnsi="Calibri"/>
+          <w:b w:val="0"/>
+          <w:i w:val="0"/>
+          <w:sz w:val="21"/>
+          <w:u w:val="none"/>
+        </w:rPr>
+        <w:t xml:space="preserve"> — khusus akun Admin; daftar batch Selesai yang sudah diarsipkan (Bab 13).</w:t>
+      </w:r>
+    </w:p>
+    <w:p>
+      <w:pPr>
+        <w:spacing w:after="60"/>
+        <w:ind w:left="340"/>
+      </w:pPr>
+      <w:r>
+        <w:rPr>
+          <w:rFonts w:ascii="Calibri" w:hAnsi="Calibri"/>
           <w:b/>
           <w:i w:val="0"/>
           <w:sz w:val="21"/>
@@ -1611,7 +1684,7 @@
       <w:r>
         <w:drawing>
           <wp:inline xmlns:a="http://schemas.openxmlformats.org/drawingml/2006/main" xmlns:pic="http://schemas.openxmlformats.org/drawingml/2006/picture">
-            <wp:extent cx="5760000" cy="3462128"/>
+            <wp:extent cx="5760000" cy="3456000"/>
             <wp:docPr id="2" name="Picture 2"/>
             <wp:cNvGraphicFramePr>
               <a:graphicFrameLocks noChangeAspect="1"/>
@@ -1632,7 +1705,7 @@
                   <pic:spPr>
                     <a:xfrm>
                       <a:off x="0" y="0"/>
-                      <a:ext cx="5760000" cy="3462128"/>
+                      <a:ext cx="5760000" cy="3456000"/>
                     </a:xfrm>
                     <a:prstGeom prst="rect"/>
                   </pic:spPr>
@@ -1680,7 +1753,7 @@
       <w:r>
         <w:drawing>
           <wp:inline xmlns:a="http://schemas.openxmlformats.org/drawingml/2006/main" xmlns:pic="http://schemas.openxmlformats.org/drawingml/2006/picture">
-            <wp:extent cx="2232000" cy="4815920"/>
+            <wp:extent cx="2232000" cy="4830276"/>
             <wp:docPr id="3" name="Picture 3"/>
             <wp:cNvGraphicFramePr>
               <a:graphicFrameLocks noChangeAspect="1"/>
@@ -1701,7 +1774,7 @@
                   <pic:spPr>
                     <a:xfrm>
                       <a:off x="0" y="0"/>
-                      <a:ext cx="2232000" cy="4815920"/>
+                      <a:ext cx="2232000" cy="4830276"/>
                     </a:xfrm>
                     <a:prstGeom prst="rect"/>
                   </pic:spPr>
@@ -1780,11 +1853,47 @@
       <w:r>
         <w:rPr>
           <w:rFonts w:ascii="Calibri" w:hAnsi="Calibri"/>
+          <w:b w:val="0"/>
+          <w:i w:val="0"/>
+          <w:sz w:val="21"/>
+          <w:u w:val="none"/>
+        </w:rPr>
+        <w:t xml:space="preserve">•  </w:t>
+      </w:r>
+      <w:r>
+        <w:rPr>
+          <w:rFonts w:ascii="Calibri" w:hAnsi="Calibri"/>
           <w:b/>
           <w:i w:val="0"/>
           <w:sz w:val="21"/>
           <w:u w:val="none"/>
         </w:rPr>
+        <w:t>Bagian "Data"</w:t>
+      </w:r>
+      <w:r>
+        <w:rPr>
+          <w:rFonts w:ascii="Calibri" w:hAnsi="Calibri"/>
+          <w:b w:val="0"/>
+          <w:i w:val="0"/>
+          <w:sz w:val="21"/>
+          <w:u w:val="none"/>
+        </w:rPr>
+        <w:t xml:space="preserve"> (khusus akun Admin): Arsip, Tempat Sampah, Master Line, Master Produk, Master Test Type, Manajemen User — lihat Bab 11-13.</w:t>
+      </w:r>
+    </w:p>
+    <w:p>
+      <w:pPr>
+        <w:spacing w:after="60"/>
+        <w:ind w:left="340"/>
+      </w:pPr>
+      <w:r>
+        <w:rPr>
+          <w:rFonts w:ascii="Calibri" w:hAnsi="Calibri"/>
+          <w:b w:val="0"/>
+          <w:i w:val="0"/>
+          <w:sz w:val="21"/>
+          <w:u w:val="none"/>
+        </w:rPr>
         <w:t xml:space="preserve">•  </w:t>
       </w:r>
       <w:r>
@@ -1795,7 +1904,7 @@
           <w:sz w:val="21"/>
           <w:u w:val="none"/>
         </w:rPr>
-        <w:t>Bagian "Data" (khusus akun Admin):</w:t>
+        <w:t>Bagian "Alat"</w:t>
       </w:r>
       <w:r>
         <w:rPr>
@@ -1805,7 +1914,7 @@
           <w:sz w:val="21"/>
           <w:u w:val="none"/>
         </w:rPr>
-        <w:t xml:space="preserve"> Tempat Sampah, Master Line, Master Produk, Master Test Type, Manajemen User — lihat Bab 11-13.</w:t>
+        <w:t xml:space="preserve"> (QC Staff &amp; Admin): OCR Test Product — uji baca kode dari foto, lihat Bab 16.</w:t>
       </w:r>
     </w:p>
     <w:p>
@@ -1939,7 +2048,7 @@
       <w:r>
         <w:drawing>
           <wp:inline xmlns:a="http://schemas.openxmlformats.org/drawingml/2006/main" xmlns:pic="http://schemas.openxmlformats.org/drawingml/2006/picture">
-            <wp:extent cx="5760000" cy="3462128"/>
+            <wp:extent cx="5760000" cy="3456000"/>
             <wp:docPr id="4" name="Picture 4"/>
             <wp:cNvGraphicFramePr>
               <a:graphicFrameLocks noChangeAspect="1"/>
@@ -1960,7 +2069,7 @@
                   <pic:spPr>
                     <a:xfrm>
                       <a:off x="0" y="0"/>
-                      <a:ext cx="5760000" cy="3462128"/>
+                      <a:ext cx="5760000" cy="3456000"/>
                     </a:xfrm>
                     <a:prstGeom prst="rect"/>
                   </pic:spPr>
@@ -1985,7 +2094,7 @@
           <w:sz w:val="18"/>
           <w:u w:val="none"/>
         </w:rPr>
-        <w:t xml:space="preserve">Gambar 4. </w:t>
+        <w:t>Gambar 4.</w:t>
       </w:r>
       <w:r>
         <w:rPr>
@@ -1996,7 +2105,7 @@
           <w:sz w:val="18"/>
           <w:u w:val="none"/>
         </w:rPr>
-        <w:t>Menu Aplikasi (tombol Apps) — bagian Data (khusus Admin), Pengaturan, dan Keluar.</w:t>
+        <w:t xml:space="preserve"> Menu Aplikasi (tombol Apps) — bagian Data (khusus Admin), Alat, Pengaturan, dan Keluar.</w:t>
       </w:r>
     </w:p>
     <w:p>
@@ -2398,7 +2507,7 @@
           <w:sz w:val="21"/>
           <w:u w:val="none"/>
         </w:rPr>
-        <w:t>, lalu klik tombol tambah batch baru.</w:t>
+        <w:t>, lalu klik tombol + Batch Baru.</w:t>
       </w:r>
     </w:p>
     <w:p>
@@ -2409,12 +2518,22 @@
       <w:r>
         <w:rPr>
           <w:rFonts w:ascii="Calibri" w:hAnsi="Calibri"/>
+          <w:b w:val="0"/>
+          <w:i w:val="0"/>
+          <w:sz w:val="21"/>
+          <w:u w:val="none"/>
+        </w:rPr>
+        <w:t xml:space="preserve">2.  Klik kotak </w:t>
+      </w:r>
+      <w:r>
+        <w:rPr>
+          <w:rFonts w:ascii="Calibri" w:hAnsi="Calibri"/>
           <w:b/>
           <w:i w:val="0"/>
           <w:sz w:val="21"/>
           <w:u w:val="none"/>
         </w:rPr>
-        <w:t xml:space="preserve">2.  </w:t>
+        <w:t>FG Code</w:t>
       </w:r>
       <w:r>
         <w:rPr>
@@ -2424,47 +2543,7 @@
           <w:sz w:val="21"/>
           <w:u w:val="none"/>
         </w:rPr>
-        <w:t xml:space="preserve">Pilih </w:t>
-      </w:r>
-      <w:r>
-        <w:rPr>
-          <w:rFonts w:ascii="Calibri" w:hAnsi="Calibri"/>
-          <w:b/>
-          <w:i w:val="0"/>
-          <w:sz w:val="21"/>
-          <w:u w:val="none"/>
-        </w:rPr>
-        <w:t>FG Code</w:t>
-      </w:r>
-      <w:r>
-        <w:rPr>
-          <w:rFonts w:ascii="Calibri" w:hAnsi="Calibri"/>
-          <w:b w:val="0"/>
-          <w:i w:val="0"/>
-          <w:sz w:val="21"/>
-          <w:u w:val="none"/>
-        </w:rPr>
-        <w:t xml:space="preserve"> pada kotak pencarian — </w:t>
-      </w:r>
-      <w:r>
-        <w:rPr>
-          <w:rFonts w:ascii="Calibri" w:hAnsi="Calibri"/>
-          <w:b/>
-          <w:i w:val="0"/>
-          <w:sz w:val="21"/>
-          <w:u w:val="none"/>
-        </w:rPr>
-        <w:t>Nama Produk</w:t>
-      </w:r>
-      <w:r>
-        <w:rPr>
-          <w:rFonts w:ascii="Calibri" w:hAnsi="Calibri"/>
-          <w:b w:val="0"/>
-          <w:i w:val="0"/>
-          <w:sz w:val="21"/>
-          <w:u w:val="none"/>
-        </w:rPr>
-        <w:t xml:space="preserve"> akan terisi otomatis.</w:t>
+        <w:t>, ketik FG Code atau nama produk pada kotak pencarian, lalu pilih produknya — Nama Produk terisi otomatis.</w:t>
       </w:r>
     </w:p>
     <w:p>
@@ -2475,12 +2554,22 @@
       <w:r>
         <w:rPr>
           <w:rFonts w:ascii="Calibri" w:hAnsi="Calibri"/>
+          <w:b w:val="0"/>
+          <w:i w:val="0"/>
+          <w:sz w:val="21"/>
+          <w:u w:val="none"/>
+        </w:rPr>
+        <w:t xml:space="preserve">3.  Pada bagian </w:t>
+      </w:r>
+      <w:r>
+        <w:rPr>
+          <w:rFonts w:ascii="Calibri" w:hAnsi="Calibri"/>
           <w:b/>
           <w:i w:val="0"/>
           <w:sz w:val="21"/>
           <w:u w:val="none"/>
         </w:rPr>
-        <w:t xml:space="preserve">3.  </w:t>
+        <w:t>Bulk Code</w:t>
       </w:r>
       <w:r>
         <w:rPr>
@@ -2490,27 +2579,7 @@
           <w:sz w:val="21"/>
           <w:u w:val="none"/>
         </w:rPr>
-        <w:t xml:space="preserve">Pilih </w:t>
-      </w:r>
-      <w:r>
-        <w:rPr>
-          <w:rFonts w:ascii="Calibri" w:hAnsi="Calibri"/>
-          <w:b/>
-          <w:i w:val="0"/>
-          <w:sz w:val="21"/>
-          <w:u w:val="none"/>
-        </w:rPr>
-        <w:t>Bulk Code</w:t>
-      </w:r>
-      <w:r>
-        <w:rPr>
-          <w:rFonts w:ascii="Calibri" w:hAnsi="Calibri"/>
-          <w:b w:val="0"/>
-          <w:i w:val="0"/>
-          <w:sz w:val="21"/>
-          <w:u w:val="none"/>
-        </w:rPr>
-        <w:t xml:space="preserve"> (daftar bulk code mengikuti FG Code yang dipilih).</w:t>
+        <w:t>, seluruh bulk code aktif milik produk tersebut otomatis tercentang. Hapus centang bulk code yang tidak dipakai — minimal 1 bulk code harus dipilih. Satu batch boleh memakai lebih dari satu bulk code.</w:t>
       </w:r>
     </w:p>
     <w:p>
@@ -2521,12 +2590,22 @@
       <w:r>
         <w:rPr>
           <w:rFonts w:ascii="Calibri" w:hAnsi="Calibri"/>
+          <w:b w:val="0"/>
+          <w:i w:val="0"/>
+          <w:sz w:val="21"/>
+          <w:u w:val="none"/>
+        </w:rPr>
+        <w:t xml:space="preserve">4.  Isi </w:t>
+      </w:r>
+      <w:r>
+        <w:rPr>
+          <w:rFonts w:ascii="Calibri" w:hAnsi="Calibri"/>
           <w:b/>
           <w:i w:val="0"/>
           <w:sz w:val="21"/>
           <w:u w:val="none"/>
         </w:rPr>
-        <w:t xml:space="preserve">4.  </w:t>
+        <w:t>No Batch FG</w:t>
       </w:r>
       <w:r>
         <w:rPr>
@@ -2536,47 +2615,7 @@
           <w:sz w:val="21"/>
           <w:u w:val="none"/>
         </w:rPr>
-        <w:t xml:space="preserve">Isi </w:t>
-      </w:r>
-      <w:r>
-        <w:rPr>
-          <w:rFonts w:ascii="Calibri" w:hAnsi="Calibri"/>
-          <w:b/>
-          <w:i w:val="0"/>
-          <w:sz w:val="21"/>
-          <w:u w:val="none"/>
-        </w:rPr>
-        <w:t>No Batch FG</w:t>
-      </w:r>
-      <w:r>
-        <w:rPr>
-          <w:rFonts w:ascii="Calibri" w:hAnsi="Calibri"/>
-          <w:b w:val="0"/>
-          <w:i w:val="0"/>
-          <w:sz w:val="21"/>
-          <w:u w:val="none"/>
-        </w:rPr>
-        <w:t xml:space="preserve"> — kolom ini otomatis terisi dari Bulk Code yang dipilih, tapi Anda </w:t>
-      </w:r>
-      <w:r>
-        <w:rPr>
-          <w:rFonts w:ascii="Calibri" w:hAnsi="Calibri"/>
-          <w:b/>
-          <w:i w:val="0"/>
-          <w:sz w:val="21"/>
-          <w:u w:val="none"/>
-        </w:rPr>
-        <w:t>boleh mengetik ulang/mengganti nilainya</w:t>
-      </w:r>
-      <w:r>
-        <w:rPr>
-          <w:rFonts w:ascii="Calibri" w:hAnsi="Calibri"/>
-          <w:b w:val="0"/>
-          <w:i w:val="0"/>
-          <w:sz w:val="21"/>
-          <w:u w:val="none"/>
-        </w:rPr>
-        <w:t xml:space="preserve"> jika perlu. Kolom ini wajib diisi.</w:t>
+        <w:t xml:space="preserve"> secara manual — kolom ini wajib diisi.</w:t>
       </w:r>
     </w:p>
     <w:p>
@@ -2587,12 +2626,22 @@
       <w:r>
         <w:rPr>
           <w:rFonts w:ascii="Calibri" w:hAnsi="Calibri"/>
+          <w:b w:val="0"/>
+          <w:i w:val="0"/>
+          <w:sz w:val="21"/>
+          <w:u w:val="none"/>
+        </w:rPr>
+        <w:t xml:space="preserve">5.  Klik </w:t>
+      </w:r>
+      <w:r>
+        <w:rPr>
+          <w:rFonts w:ascii="Calibri" w:hAnsi="Calibri"/>
           <w:b/>
           <w:i w:val="0"/>
           <w:sz w:val="21"/>
           <w:u w:val="none"/>
         </w:rPr>
-        <w:t xml:space="preserve">5.  </w:t>
+        <w:t>Buat Batch &amp; Lanjut ke Startup Check</w:t>
       </w:r>
       <w:r>
         <w:rPr>
@@ -2602,27 +2651,7 @@
           <w:sz w:val="21"/>
           <w:u w:val="none"/>
         </w:rPr>
-        <w:t xml:space="preserve">Klik tombol simpan. Batch baru langsung dibuat dan Anda diarahkan ke halaman </w:t>
-      </w:r>
-      <w:r>
-        <w:rPr>
-          <w:rFonts w:ascii="Calibri" w:hAnsi="Calibri"/>
-          <w:b/>
-          <w:i w:val="0"/>
-          <w:sz w:val="21"/>
-          <w:u w:val="none"/>
-        </w:rPr>
-        <w:t>Startup Check</w:t>
-      </w:r>
-      <w:r>
-        <w:rPr>
-          <w:rFonts w:ascii="Calibri" w:hAnsi="Calibri"/>
-          <w:b w:val="0"/>
-          <w:i w:val="0"/>
-          <w:sz w:val="21"/>
-          <w:u w:val="none"/>
-        </w:rPr>
-        <w:t xml:space="preserve"> (Tahap 1, Bab 3) untuk mulai diisi.</w:t>
+        <w:t>. Batch baru langsung dibuat dan Anda diarahkan ke halaman Startup Check (Tahap 1, Bab 3) untuk mulai diisi.</w:t>
       </w:r>
     </w:p>
     <w:p>
@@ -2674,7 +2703,7 @@
       <w:r>
         <w:drawing>
           <wp:inline xmlns:a="http://schemas.openxmlformats.org/drawingml/2006/main" xmlns:pic="http://schemas.openxmlformats.org/drawingml/2006/picture">
-            <wp:extent cx="5760000" cy="3462128"/>
+            <wp:extent cx="5760000" cy="3456000"/>
             <wp:docPr id="5" name="Picture 5"/>
             <wp:cNvGraphicFramePr>
               <a:graphicFrameLocks noChangeAspect="1"/>
@@ -2695,7 +2724,7 @@
                   <pic:spPr>
                     <a:xfrm>
                       <a:off x="0" y="0"/>
-                      <a:ext cx="5760000" cy="3462128"/>
+                      <a:ext cx="5760000" cy="3456000"/>
                     </a:xfrm>
                     <a:prstGeom prst="rect"/>
                   </pic:spPr>
@@ -2720,7 +2749,7 @@
           <w:sz w:val="18"/>
           <w:u w:val="none"/>
         </w:rPr>
-        <w:t xml:space="preserve">Gambar 5. </w:t>
+        <w:t>Gambar 5.</w:t>
       </w:r>
       <w:r>
         <w:rPr>
@@ -2731,7 +2760,7 @@
           <w:sz w:val="18"/>
           <w:u w:val="none"/>
         </w:rPr>
-        <w:t>Form Batch Baru — FG Code, Bulk Code, dan No Batch FG.</w:t>
+        <w:t xml:space="preserve"> Form Batch Baru — pencarian FG Code, pilihan Bulk Code (centang), dan No Batch FG.</w:t>
       </w:r>
     </w:p>
     <w:p>
@@ -2743,7 +2772,7 @@
       <w:r>
         <w:drawing>
           <wp:inline xmlns:a="http://schemas.openxmlformats.org/drawingml/2006/main" xmlns:pic="http://schemas.openxmlformats.org/drawingml/2006/picture">
-            <wp:extent cx="5760000" cy="3462128"/>
+            <wp:extent cx="5760000" cy="3456000"/>
             <wp:docPr id="6" name="Picture 6"/>
             <wp:cNvGraphicFramePr>
               <a:graphicFrameLocks noChangeAspect="1"/>
@@ -2764,7 +2793,7 @@
                   <pic:spPr>
                     <a:xfrm>
                       <a:off x="0" y="0"/>
-                      <a:ext cx="5760000" cy="3462128"/>
+                      <a:ext cx="5760000" cy="3456000"/>
                     </a:xfrm>
                     <a:prstGeom prst="rect"/>
                   </pic:spPr>
@@ -3197,6 +3226,31 @@
     </w:p>
     <w:p>
       <w:pPr>
+        <w:spacing w:after="140"/>
+      </w:pPr>
+      <w:r>
+        <w:rPr>
+          <w:rFonts w:ascii="Calibri" w:hAnsi="Calibri"/>
+          <w:b/>
+          <w:i w:val="0"/>
+          <w:sz w:val="21"/>
+          <w:u w:val="none"/>
+        </w:rPr>
+        <w:t>Catatan:</w:t>
+      </w:r>
+      <w:r>
+        <w:rPr>
+          <w:rFonts w:ascii="Calibri" w:hAnsi="Calibri"/>
+          <w:b w:val="0"/>
+          <w:i w:val="0"/>
+          <w:sz w:val="21"/>
+          <w:u w:val="none"/>
+        </w:rPr>
+        <w:t xml:space="preserve"> Filling, Packing, dan Finished Check dikerjakan per putaran TH Progress (lihat 5.4), sehingga ketiganya bisa sedang berjalan bersamaan. Label tahap batch baru maju ketika tahap sebelumnya diselesaikan (Selesaikan). Admin juga melihat tombol ⋮ pada setiap kartu batch untuk mengarsipkan atau menghapus batch (Bab 13).</w:t>
+      </w:r>
+    </w:p>
+    <w:p>
+      <w:pPr>
         <w:keepNext/>
         <w:spacing w:before="120" w:after="40"/>
         <w:jc w:val="center"/>
@@ -3204,7 +3258,7 @@
       <w:r>
         <w:drawing>
           <wp:inline xmlns:a="http://schemas.openxmlformats.org/drawingml/2006/main" xmlns:pic="http://schemas.openxmlformats.org/drawingml/2006/picture">
-            <wp:extent cx="5760000" cy="3462128"/>
+            <wp:extent cx="5760000" cy="3456000"/>
             <wp:docPr id="7" name="Picture 7"/>
             <wp:cNvGraphicFramePr>
               <a:graphicFrameLocks noChangeAspect="1"/>
@@ -3225,7 +3279,7 @@
                   <pic:spPr>
                     <a:xfrm>
                       <a:off x="0" y="0"/>
-                      <a:ext cx="5760000" cy="3462128"/>
+                      <a:ext cx="5760000" cy="3456000"/>
                     </a:xfrm>
                     <a:prstGeom prst="rect"/>
                   </pic:spPr>
@@ -3273,7 +3327,7 @@
       <w:r>
         <w:drawing>
           <wp:inline xmlns:a="http://schemas.openxmlformats.org/drawingml/2006/main" xmlns:pic="http://schemas.openxmlformats.org/drawingml/2006/picture">
-            <wp:extent cx="5760000" cy="3462128"/>
+            <wp:extent cx="5760000" cy="3456000"/>
             <wp:docPr id="8" name="Picture 8"/>
             <wp:cNvGraphicFramePr>
               <a:graphicFrameLocks noChangeAspect="1"/>
@@ -3294,7 +3348,7 @@
                   <pic:spPr>
                     <a:xfrm>
                       <a:off x="0" y="0"/>
-                      <a:ext cx="5760000" cy="3462128"/>
+                      <a:ext cx="5760000" cy="3456000"/>
                     </a:xfrm>
                     <a:prstGeom prst="rect"/>
                   </pic:spPr>
@@ -3735,7 +3789,7 @@
       <w:r>
         <w:drawing>
           <wp:inline xmlns:a="http://schemas.openxmlformats.org/drawingml/2006/main" xmlns:pic="http://schemas.openxmlformats.org/drawingml/2006/picture">
-            <wp:extent cx="5760000" cy="3462128"/>
+            <wp:extent cx="5760000" cy="3456000"/>
             <wp:docPr id="9" name="Picture 9"/>
             <wp:cNvGraphicFramePr>
               <a:graphicFrameLocks noChangeAspect="1"/>
@@ -3756,7 +3810,7 @@
                   <pic:spPr>
                     <a:xfrm>
                       <a:off x="0" y="0"/>
-                      <a:ext cx="5760000" cy="3462128"/>
+                      <a:ext cx="5760000" cy="3456000"/>
                     </a:xfrm>
                     <a:prstGeom prst="rect"/>
                   </pic:spPr>
@@ -3781,7 +3835,7 @@
           <w:sz w:val="18"/>
           <w:u w:val="none"/>
         </w:rPr>
-        <w:t xml:space="preserve">Gambar 9. </w:t>
+        <w:t>Gambar 9.</w:t>
       </w:r>
       <w:r>
         <w:rPr>
@@ -3792,7 +3846,7 @@
           <w:sz w:val="18"/>
           <w:u w:val="none"/>
         </w:rPr>
-        <w:t>Form Startup Check yang belum diisi — penghitung checklist (0/16) di kanan atas.</w:t>
+        <w:t xml:space="preserve"> Form Startup Check yang belum diisi — setiap kelompok checklist menunjukkan status pengisian.</w:t>
       </w:r>
     </w:p>
     <w:p>
@@ -3928,16 +3982,11 @@
             <w:tcW w:type="dxa" w:w="4706"/>
           </w:tcPr>
           <w:p>
-            <w:r/>
             <w:r>
               <w:rPr>
-                <w:rFonts w:ascii="Calibri" w:hAnsi="Calibri"/>
                 <w:b w:val="0"/>
-                <w:i w:val="0"/>
-                <w:sz w:val="18"/>
-                <w:u w:val="none"/>
               </w:rPr>
-              <w:t>Angka rentang berat/volume hasil filling yang dianggap sesuai — nilai ini yang nanti ditampilkan otomatis di Filling Check (Bab 5) sebagai Max Weight/Min Volume.</w:t>
+              <w:t>Rentang berat/volume hasil filling (maks. 2 desimal) — ditampilkan otomatis di Filling Check (Bab 5) sebagai Min Volume / Max Weight.</w:t>
             </w:r>
           </w:p>
         </w:tc>
@@ -3984,16 +4033,23 @@
             <w:tcW w:type="dxa" w:w="4706"/>
           </w:tcPr>
           <w:p>
-            <w:r/>
             <w:r>
               <w:rPr>
-                <w:rFonts w:ascii="Calibri" w:hAnsi="Calibri"/>
                 <w:b w:val="0"/>
-                <w:i w:val="0"/>
-                <w:sz w:val="18"/>
-                <w:u w:val="none"/>
               </w:rPr>
-              <w:t>Kerapatan produk, dipakai untuk menghitung hasil timbang di Filling Check.</w:t>
+              <w:t xml:space="preserve">Kerapatan produk (maks. 2 desimal). Jika tidak berlaku untuk produk ini, tekan tombol </w:t>
+            </w:r>
+            <w:r>
+              <w:rPr>
+                <w:b/>
+              </w:rPr>
+              <w:t>N/A</w:t>
+            </w:r>
+            <w:r>
+              <w:rPr>
+                <w:b w:val="0"/>
+              </w:rPr>
+              <w:t xml:space="preserve"> di samping kolom.</w:t>
             </w:r>
           </w:p>
         </w:tc>
@@ -4040,16 +4096,11 @@
             <w:tcW w:type="dxa" w:w="4706"/>
           </w:tcPr>
           <w:p>
-            <w:r/>
             <w:r>
               <w:rPr>
-                <w:rFonts w:ascii="Calibri" w:hAnsi="Calibri"/>
                 <w:b w:val="0"/>
-                <w:i w:val="0"/>
-                <w:sz w:val="18"/>
-                <w:u w:val="none"/>
               </w:rPr>
-              <w:t>Rata-rata berat botol/kemasan kosong — diisi manual satu angka (bukan lagi hasil rata-rata 30 sampel timbang seperti versi lama).</w:t>
+              <w:t>Rata-rata berat botol/kemasan kosong — diisi manual satu angka (maks. 2 desimal).</w:t>
             </w:r>
           </w:p>
         </w:tc>
@@ -4458,6 +4509,36 @@
     </w:p>
     <w:p>
       <w:pPr>
+        <w:spacing w:before="60" w:after="180"/>
+        <w:ind w:left="170"/>
+        <w:pBdr>
+          <w:left w:val="single" w:sz="18" w:space="6" w:color="C00000"/>
+        </w:pBdr>
+      </w:pPr>
+      <w:r>
+        <w:rPr>
+          <w:rFonts w:ascii="Calibri" w:hAnsi="Calibri"/>
+          <w:b/>
+          <w:i/>
+          <w:color w:val="C00000"/>
+          <w:sz w:val="20"/>
+          <w:u w:val="none"/>
+        </w:rPr>
+        <w:t>Catatan:</w:t>
+      </w:r>
+      <w:r>
+        <w:rPr>
+          <w:rFonts w:ascii="Calibri" w:hAnsi="Calibri"/>
+          <w:b w:val="0"/>
+          <w:i w:val="0"/>
+          <w:sz w:val="20"/>
+          <w:u w:val="none"/>
+        </w:rPr>
+        <w:t xml:space="preserve"> semua kolom angka pada Startup Check dibatasi maksimal 2 angka di belakang koma — angka ketiga dan seterusnya otomatis terpotong saat diketik.</w:t>
+      </w:r>
+    </w:p>
+    <w:p>
+      <w:pPr>
         <w:keepNext/>
         <w:spacing w:before="240" w:after="100"/>
       </w:pPr>
@@ -4893,7 +4974,7 @@
       <w:r>
         <w:drawing>
           <wp:inline xmlns:a="http://schemas.openxmlformats.org/drawingml/2006/main" xmlns:pic="http://schemas.openxmlformats.org/drawingml/2006/picture">
-            <wp:extent cx="5760000" cy="3462128"/>
+            <wp:extent cx="5760000" cy="3456000"/>
             <wp:docPr id="10" name="Picture 10"/>
             <wp:cNvGraphicFramePr>
               <a:graphicFrameLocks noChangeAspect="1"/>
@@ -4914,7 +4995,7 @@
                   <pic:spPr>
                     <a:xfrm>
                       <a:off x="0" y="0"/>
-                      <a:ext cx="5760000" cy="3462128"/>
+                      <a:ext cx="5760000" cy="3456000"/>
                     </a:xfrm>
                     <a:prstGeom prst="rect"/>
                   </pic:spPr>
@@ -5167,7 +5248,7 @@
       <w:r>
         <w:drawing>
           <wp:inline xmlns:a="http://schemas.openxmlformats.org/drawingml/2006/main" xmlns:pic="http://schemas.openxmlformats.org/drawingml/2006/picture">
-            <wp:extent cx="4680000" cy="2812979"/>
+            <wp:extent cx="4680000" cy="2808000"/>
             <wp:docPr id="11" name="Picture 11"/>
             <wp:cNvGraphicFramePr>
               <a:graphicFrameLocks noChangeAspect="1"/>
@@ -5188,7 +5269,7 @@
                   <pic:spPr>
                     <a:xfrm>
                       <a:off x="0" y="0"/>
-                      <a:ext cx="4680000" cy="2812979"/>
+                      <a:ext cx="4680000" cy="2808000"/>
                     </a:xfrm>
                     <a:prstGeom prst="rect"/>
                   </pic:spPr>
@@ -5330,7 +5411,7 @@
           <w:sz w:val="21"/>
           <w:u w:val="none"/>
         </w:rPr>
-        <w:t xml:space="preserve">Setiap item dinilai </w:t>
+        <w:t xml:space="preserve">Setiap item dinilai OK / Partial OK / Not OK, ditambah catatan bebas per item. Khusus item </w:t>
       </w:r>
       <w:r>
         <w:rPr>
@@ -5340,7 +5421,7 @@
           <w:sz w:val="21"/>
           <w:u w:val="none"/>
         </w:rPr>
-        <w:t>OK / Partial OK / Not OK</w:t>
+        <w:t>Sekunder</w:t>
       </w:r>
       <w:r>
         <w:rPr>
@@ -5350,7 +5431,27 @@
           <w:sz w:val="21"/>
           <w:u w:val="none"/>
         </w:rPr>
-        <w:t>, ditambah catatan bebas per item. Seluruh 10 item wajib diisi:</w:t>
+        <w:t xml:space="preserve"> tersedia juga pilihan </w:t>
+      </w:r>
+      <w:r>
+        <w:rPr>
+          <w:rFonts w:ascii="Calibri" w:hAnsi="Calibri"/>
+          <w:b/>
+          <w:i w:val="0"/>
+          <w:sz w:val="21"/>
+          <w:u w:val="none"/>
+        </w:rPr>
+        <w:t>N/A</w:t>
+      </w:r>
+      <w:r>
+        <w:rPr>
+          <w:rFonts w:ascii="Calibri" w:hAnsi="Calibri"/>
+          <w:b w:val="0"/>
+          <w:i w:val="0"/>
+          <w:sz w:val="21"/>
+          <w:u w:val="none"/>
+        </w:rPr>
+        <w:t xml:space="preserve"> (untuk produk tanpa kemasan sekunder). Seluruh 10 item wajib diisi:</w:t>
       </w:r>
     </w:p>
     <w:p>
@@ -5622,7 +5723,7 @@
       <w:r>
         <w:drawing>
           <wp:inline xmlns:a="http://schemas.openxmlformats.org/drawingml/2006/main" xmlns:pic="http://schemas.openxmlformats.org/drawingml/2006/picture">
-            <wp:extent cx="5760000" cy="3462128"/>
+            <wp:extent cx="5760000" cy="3456000"/>
             <wp:docPr id="12" name="Picture 12"/>
             <wp:cNvGraphicFramePr>
               <a:graphicFrameLocks noChangeAspect="1"/>
@@ -5643,7 +5744,7 @@
                   <pic:spPr>
                     <a:xfrm>
                       <a:off x="0" y="0"/>
-                      <a:ext cx="5760000" cy="3462128"/>
+                      <a:ext cx="5760000" cy="3456000"/>
                     </a:xfrm>
                     <a:prstGeom prst="rect"/>
                   </pic:spPr>
@@ -5696,7 +5797,7 @@
           <w:sz w:val="25"/>
           <w:u w:val="none"/>
         </w:rPr>
-        <w:t>4.2 Sampel Volume/Weight &amp; Weight Master Box (Opsional)</w:t>
+        <w:t>4.2 Sampel Volume/Weight (Wajib) &amp; Weight Master Box (Opsional)</w:t>
       </w:r>
     </w:p>
     <w:p>
@@ -5706,12 +5807,22 @@
       <w:r>
         <w:rPr>
           <w:rFonts w:ascii="Calibri" w:hAnsi="Calibri"/>
+          <w:b/>
+          <w:i w:val="0"/>
+          <w:sz w:val="21"/>
+          <w:u w:val="none"/>
+        </w:rPr>
+        <w:t>Volume/Weight:</w:t>
+      </w:r>
+      <w:r>
+        <w:rPr>
+          <w:rFonts w:ascii="Calibri" w:hAnsi="Calibri"/>
           <w:b w:val="0"/>
           <w:i w:val="0"/>
           <w:sz w:val="21"/>
           <w:u w:val="none"/>
         </w:rPr>
-        <w:t xml:space="preserve">Dua kelompok sampel, masing-masing hingga 30 baris bernomor: </w:t>
+        <w:t xml:space="preserve"> 30 sampel bernomor yang WAJIB diisi seluruhnya (maks. 2 angka desimal) sebelum Start Inspection bisa disimpan. </w:t>
       </w:r>
       <w:r>
         <w:rPr>
@@ -5721,7 +5832,7 @@
           <w:sz w:val="21"/>
           <w:u w:val="none"/>
         </w:rPr>
-        <w:t>Volume/Weight</w:t>
+        <w:t>Weight Master Box:</w:t>
       </w:r>
       <w:r>
         <w:rPr>
@@ -5731,7 +5842,7 @@
           <w:sz w:val="21"/>
           <w:u w:val="none"/>
         </w:rPr>
-        <w:t xml:space="preserve"> (satu angka per sampel) dan </w:t>
+        <w:t xml:space="preserve"> hingga 30 sampel, opsional, hanya bilangan bulat (gram). Jika belum diisi saat Start Inspection disimpan, Weight Master Box masih bisa diisi menyusul satu kali lewat tombol </w:t>
       </w:r>
       <w:r>
         <w:rPr>
@@ -5741,7 +5852,7 @@
           <w:sz w:val="21"/>
           <w:u w:val="none"/>
         </w:rPr>
-        <w:t>Weight Master Box</w:t>
+        <w:t>Simpan Weight Master Box</w:t>
       </w:r>
       <w:r>
         <w:rPr>
@@ -5751,27 +5862,7 @@
           <w:sz w:val="21"/>
           <w:u w:val="none"/>
         </w:rPr>
-        <w:t xml:space="preserve">. Kedua kelompok ini </w:t>
-      </w:r>
-      <w:r>
-        <w:rPr>
-          <w:rFonts w:ascii="Calibri" w:hAnsi="Calibri"/>
-          <w:b/>
-          <w:i w:val="0"/>
-          <w:sz w:val="21"/>
-          <w:u w:val="none"/>
-        </w:rPr>
-        <w:t>tidak wajib diisi</w:t>
-      </w:r>
-      <w:r>
-        <w:rPr>
-          <w:rFonts w:ascii="Calibri" w:hAnsi="Calibri"/>
-          <w:b w:val="0"/>
-          <w:i w:val="0"/>
-          <w:sz w:val="21"/>
-          <w:u w:val="none"/>
-        </w:rPr>
-        <w:t xml:space="preserve"> — boleh dikosongkan seluruhnya, atau diisi sebagian saja.</w:t>
+        <w:t xml:space="preserve"> — setelah itu tidak bisa diubah.</w:t>
       </w:r>
     </w:p>
     <w:p>
@@ -5803,67 +5894,7 @@
           <w:sz w:val="21"/>
           <w:u w:val="none"/>
         </w:rPr>
-        <w:t xml:space="preserve">Daftar tombol on/off untuk 15 jenis tes, dikelompokkan 3 kategori: </w:t>
-      </w:r>
-      <w:r>
-        <w:rPr>
-          <w:rFonts w:ascii="Calibri" w:hAnsi="Calibri"/>
-          <w:b/>
-          <w:i w:val="0"/>
-          <w:sz w:val="21"/>
-          <w:u w:val="none"/>
-        </w:rPr>
-        <w:t>Leakage</w:t>
-      </w:r>
-      <w:r>
-        <w:rPr>
-          <w:rFonts w:ascii="Calibri" w:hAnsi="Calibri"/>
-          <w:b w:val="0"/>
-          <w:i w:val="0"/>
-          <w:sz w:val="21"/>
-          <w:u w:val="none"/>
-        </w:rPr>
-        <w:t xml:space="preserve">, </w:t>
-      </w:r>
-      <w:r>
-        <w:rPr>
-          <w:rFonts w:ascii="Calibri" w:hAnsi="Calibri"/>
-          <w:b/>
-          <w:i w:val="0"/>
-          <w:sz w:val="21"/>
-          <w:u w:val="none"/>
-        </w:rPr>
-        <w:t>Functional</w:t>
-      </w:r>
-      <w:r>
-        <w:rPr>
-          <w:rFonts w:ascii="Calibri" w:hAnsi="Calibri"/>
-          <w:b w:val="0"/>
-          <w:i w:val="0"/>
-          <w:sz w:val="21"/>
-          <w:u w:val="none"/>
-        </w:rPr>
-        <w:t xml:space="preserve">, dan </w:t>
-      </w:r>
-      <w:r>
-        <w:rPr>
-          <w:rFonts w:ascii="Calibri" w:hAnsi="Calibri"/>
-          <w:b/>
-          <w:i w:val="0"/>
-          <w:sz w:val="21"/>
-          <w:u w:val="none"/>
-        </w:rPr>
-        <w:t>Attribute</w:t>
-      </w:r>
-      <w:r>
-        <w:rPr>
-          <w:rFonts w:ascii="Calibri" w:hAnsi="Calibri"/>
-          <w:b w:val="0"/>
-          <w:i w:val="0"/>
-          <w:sz w:val="21"/>
-          <w:u w:val="none"/>
-        </w:rPr>
-        <w:t>. Menandai tombol berarti "tes ini dilakukan" — bukan penilaian lolos/gagal. Tidak wajib menandai satu pun sebelum menyimpan.</w:t>
+        <w:t>Daftar tombol on/off untuk 19 jenis tes, dikelompokkan 3 kategori: Leakage Test (5), Function Test (7), dan Attribute (7). Menandai tombol berarti "tes ini dilakukan" — bukan penilaian lolos/gagal. Tidak wajib menandai satu pun sebelum menyimpan.</w:t>
       </w:r>
     </w:p>
     <w:p>
@@ -5927,7 +5958,7 @@
       <w:r>
         <w:drawing>
           <wp:inline xmlns:a="http://schemas.openxmlformats.org/drawingml/2006/main" xmlns:pic="http://schemas.openxmlformats.org/drawingml/2006/picture">
-            <wp:extent cx="5760000" cy="3462128"/>
+            <wp:extent cx="5760000" cy="3456000"/>
             <wp:docPr id="13" name="Picture 13"/>
             <wp:cNvGraphicFramePr>
               <a:graphicFrameLocks noChangeAspect="1"/>
@@ -5948,7 +5979,7 @@
                   <pic:spPr>
                     <a:xfrm>
                       <a:off x="0" y="0"/>
-                      <a:ext cx="5760000" cy="3462128"/>
+                      <a:ext cx="5760000" cy="3456000"/>
                     </a:xfrm>
                     <a:prstGeom prst="rect"/>
                   </pic:spPr>
@@ -6018,7 +6049,7 @@
           <w:sz w:val="21"/>
           <w:u w:val="none"/>
         </w:rPr>
-        <w:t xml:space="preserve">Terbuka setelah Startup Check selesai. Mencatat hasil timbang 10 sampel hasil filling, dan bisa diisi </w:t>
+        <w:t xml:space="preserve">Terbuka setelah Startup Check selesai. Mencatat berat 10 sampel hasil filling, dan diisi berulang per putaran </w:t>
       </w:r>
       <w:r>
         <w:rPr>
@@ -6028,7 +6059,7 @@
           <w:sz w:val="21"/>
           <w:u w:val="none"/>
         </w:rPr>
-        <w:t>berkali-kali dalam satu shift</w:t>
+        <w:t>TH Progress</w:t>
       </w:r>
       <w:r>
         <w:rPr>
@@ -6038,7 +6069,7 @@
           <w:sz w:val="21"/>
           <w:u w:val="none"/>
         </w:rPr>
-        <w:t xml:space="preserve"> (setiap penyimpanan disebut satu putaran "TH Progress").</w:t>
+        <w:t xml:space="preserve"> (maksimal 10 putaran per batch).</w:t>
       </w:r>
     </w:p>
     <w:p>
@@ -6142,7 +6173,7 @@
       <w:r>
         <w:drawing>
           <wp:inline xmlns:a="http://schemas.openxmlformats.org/drawingml/2006/main" xmlns:pic="http://schemas.openxmlformats.org/drawingml/2006/picture">
-            <wp:extent cx="5760000" cy="3462128"/>
+            <wp:extent cx="5760000" cy="3456000"/>
             <wp:docPr id="14" name="Picture 14"/>
             <wp:cNvGraphicFramePr>
               <a:graphicFrameLocks noChangeAspect="1"/>
@@ -6163,7 +6194,7 @@
                   <pic:spPr>
                     <a:xfrm>
                       <a:off x="0" y="0"/>
-                      <a:ext cx="5760000" cy="3462128"/>
+                      <a:ext cx="5760000" cy="3456000"/>
                     </a:xfrm>
                     <a:prstGeom prst="rect"/>
                   </pic:spPr>
@@ -6227,12 +6258,22 @@
       <w:r>
         <w:rPr>
           <w:rFonts w:ascii="Calibri" w:hAnsi="Calibri"/>
+          <w:b w:val="0"/>
+          <w:i w:val="0"/>
+          <w:sz w:val="21"/>
+          <w:u w:val="none"/>
+        </w:rPr>
+        <w:t xml:space="preserve">1.  Isi </w:t>
+      </w:r>
+      <w:r>
+        <w:rPr>
+          <w:rFonts w:ascii="Calibri" w:hAnsi="Calibri"/>
           <w:b/>
           <w:i w:val="0"/>
           <w:sz w:val="21"/>
           <w:u w:val="none"/>
         </w:rPr>
-        <w:t xml:space="preserve">1.  </w:t>
+        <w:t>Weight Value</w:t>
       </w:r>
       <w:r>
         <w:rPr>
@@ -6242,27 +6283,7 @@
           <w:sz w:val="21"/>
           <w:u w:val="none"/>
         </w:rPr>
-        <w:t xml:space="preserve">Isi </w:t>
-      </w:r>
-      <w:r>
-        <w:rPr>
-          <w:rFonts w:ascii="Calibri" w:hAnsi="Calibri"/>
-          <w:b/>
-          <w:i w:val="0"/>
-          <w:sz w:val="21"/>
-          <w:u w:val="none"/>
-        </w:rPr>
-        <w:t>Weight Value</w:t>
-      </w:r>
-      <w:r>
-        <w:rPr>
-          <w:rFonts w:ascii="Calibri" w:hAnsi="Calibri"/>
-          <w:b w:val="0"/>
-          <w:i w:val="0"/>
-          <w:sz w:val="21"/>
-          <w:u w:val="none"/>
-        </w:rPr>
-        <w:t xml:space="preserve"> untuk tiap sampel bernomor 1-10.</w:t>
+        <w:t xml:space="preserve"> untuk tiap sampel bernomor 1-10 (maks. 2 angka desimal).</w:t>
       </w:r>
     </w:p>
     <w:p>
@@ -6273,12 +6294,22 @@
       <w:r>
         <w:rPr>
           <w:rFonts w:ascii="Calibri" w:hAnsi="Calibri"/>
+          <w:b w:val="0"/>
+          <w:i w:val="0"/>
+          <w:sz w:val="21"/>
+          <w:u w:val="none"/>
+        </w:rPr>
+        <w:t xml:space="preserve">2.  </w:t>
+      </w:r>
+      <w:r>
+        <w:rPr>
+          <w:rFonts w:ascii="Calibri" w:hAnsi="Calibri"/>
           <w:b/>
           <w:i w:val="0"/>
           <w:sz w:val="21"/>
           <w:u w:val="none"/>
         </w:rPr>
-        <w:t xml:space="preserve">2.  </w:t>
+        <w:t>Average Weight</w:t>
       </w:r>
       <w:r>
         <w:rPr>
@@ -6288,47 +6319,7 @@
           <w:sz w:val="21"/>
           <w:u w:val="none"/>
         </w:rPr>
-        <w:t>Hasil (</w:t>
-      </w:r>
-      <w:r>
-        <w:rPr>
-          <w:rFonts w:ascii="Calibri" w:hAnsi="Calibri"/>
-          <w:b/>
-          <w:i w:val="0"/>
-          <w:sz w:val="21"/>
-          <w:u w:val="none"/>
-        </w:rPr>
-        <w:t>Weight Result</w:t>
-      </w:r>
-      <w:r>
-        <w:rPr>
-          <w:rFonts w:ascii="Calibri" w:hAnsi="Calibri"/>
-          <w:b w:val="0"/>
-          <w:i w:val="0"/>
-          <w:sz w:val="21"/>
-          <w:u w:val="none"/>
-        </w:rPr>
-        <w:t xml:space="preserve">) terhitung </w:t>
-      </w:r>
-      <w:r>
-        <w:rPr>
-          <w:rFonts w:ascii="Calibri" w:hAnsi="Calibri"/>
-          <w:b/>
-          <w:i w:val="0"/>
-          <w:sz w:val="21"/>
-          <w:u w:val="none"/>
-        </w:rPr>
-        <w:t>otomatis dan langsung</w:t>
-      </w:r>
-      <w:r>
-        <w:rPr>
-          <w:rFonts w:ascii="Calibri" w:hAnsi="Calibri"/>
-          <w:b w:val="0"/>
-          <w:i w:val="0"/>
-          <w:sz w:val="21"/>
-          <w:u w:val="none"/>
-        </w:rPr>
-        <w:t xml:space="preserve"> (live) begitu Anda selesai mengetik satu sampel — tidak perlu menyimpan dulu untuk melihat hasilnya.</w:t>
+        <w:t xml:space="preserve"> (rata-rata dari berat yang sudah diketik) terhitung otomatis saat Anda mengetik. Sistem tidak lagi menghitung Weight Result per sampel — perhitungan lanjutan dilakukan di luar sistem.</w:t>
       </w:r>
     </w:p>
     <w:p>
@@ -6446,16 +6437,15 @@
             <w:tcW w:type="dxa" w:w="2098"/>
           </w:tcPr>
           <w:p>
-            <w:r/>
             <w:r>
               <w:rPr>
                 <w:rFonts w:ascii="Calibri" w:hAnsi="Calibri"/>
-                <w:b/>
+                <w:b w:val="0"/>
                 <w:i w:val="0"/>
                 <w:sz w:val="18"/>
                 <w:u w:val="none"/>
               </w:rPr>
-              <w:t>Wajib saat Selesaikan</w:t>
+              <w:t>Wajib di setiap simpan</w:t>
             </w:r>
           </w:p>
         </w:tc>
@@ -6502,16 +6492,15 @@
             <w:tcW w:type="dxa" w:w="2098"/>
           </w:tcPr>
           <w:p>
-            <w:r/>
             <w:r>
               <w:rPr>
                 <w:rFonts w:ascii="Calibri" w:hAnsi="Calibri"/>
-                <w:b/>
+                <w:b w:val="0"/>
                 <w:i w:val="0"/>
                 <w:sz w:val="18"/>
                 <w:u w:val="none"/>
               </w:rPr>
-              <w:t>Wajib saat Selesaikan</w:t>
+              <w:t>Wajib di setiap simpan</w:t>
             </w:r>
           </w:p>
         </w:tc>
@@ -6652,16 +6641,11 @@
             <w:tcW w:type="dxa" w:w="2551"/>
           </w:tcPr>
           <w:p>
-            <w:r/>
             <w:r>
               <w:rPr>
-                <w:rFonts w:ascii="Calibri" w:hAnsi="Calibri"/>
                 <w:b w:val="0"/>
-                <w:i w:val="0"/>
-                <w:sz w:val="18"/>
-                <w:u w:val="none"/>
               </w:rPr>
-              <w:t>Foto: Color, WO_Image, Date_Bulk, Image_Tube</w:t>
+              <w:t>Foto: Color, WI Image, Identity Bulk, Appearance</w:t>
             </w:r>
           </w:p>
         </w:tc>
@@ -6784,7 +6768,6 @@
             <w:tcW w:type="dxa" w:w="2154"/>
           </w:tcPr>
           <w:p>
-            <w:r/>
             <w:r>
               <w:rPr>
                 <w:rFonts w:ascii="Calibri" w:hAnsi="Calibri"/>
@@ -6793,7 +6776,7 @@
                 <w:sz w:val="18"/>
                 <w:u w:val="none"/>
               </w:rPr>
-              <w:t>Simpan</w:t>
+              <w:t>Simpan Progress</w:t>
             </w:r>
           </w:p>
         </w:tc>
@@ -6802,16 +6785,23 @@
             <w:tcW w:type="dxa" w:w="6009"/>
           </w:tcPr>
           <w:p>
-            <w:r/>
             <w:r>
               <w:rPr>
-                <w:rFonts w:ascii="Calibri" w:hAnsi="Calibri"/>
                 <w:b w:val="0"/>
-                <w:i w:val="0"/>
-                <w:sz w:val="18"/>
-                <w:u w:val="none"/>
               </w:rPr>
-              <w:t>Menyimpan progres apa adanya (boleh sebagian saja) tanpa mengunci halaman. TH Progress bertambah 1 setiap kali dipakai — cocok dipakai berkali-kali sepanjang shift sambil menimbang ulang. Minimal harus ada satu data yang diisi (tidak boleh menyimpan form yang benar-benar kosong).</w:t>
+              <w:t xml:space="preserve">Menyimpan satu putaran TH Progress tanpa mengunci halaman, lalu langsung membuka </w:t>
+            </w:r>
+            <w:r>
+              <w:rPr>
+                <w:b/>
+              </w:rPr>
+              <w:t>Packing Check</w:t>
+            </w:r>
+            <w:r>
+              <w:rPr>
+                <w:b w:val="0"/>
+              </w:rPr>
+              <w:t xml:space="preserve"> untuk putaran yang sama (alur per putaran: Filling → Packing → Finished Good). Form dikosongkan lagi untuk putaran berikutnya — data putaran tersimpan permanen di Riwayat Simpan. Minimal satu data harus diisi. Maksimal 10 putaran; putaran ke-10 wajib memakai Selesaikan.</w:t>
             </w:r>
           </w:p>
         </w:tc>
@@ -6822,7 +6812,6 @@
             <w:tcW w:type="dxa" w:w="2154"/>
           </w:tcPr>
           <w:p>
-            <w:r/>
             <w:r>
               <w:rPr>
                 <w:rFonts w:ascii="Calibri" w:hAnsi="Calibri"/>
@@ -6831,7 +6820,7 @@
                 <w:sz w:val="18"/>
                 <w:u w:val="none"/>
               </w:rPr>
-              <w:t>Simpan &amp; Selesaikan</w:t>
+              <w:t>Selesaikan</w:t>
             </w:r>
           </w:p>
         </w:tc>
@@ -6840,7 +6829,6 @@
             <w:tcW w:type="dxa" w:w="6009"/>
           </w:tcPr>
           <w:p>
-            <w:r/>
             <w:r>
               <w:rPr>
                 <w:rFonts w:ascii="Calibri" w:hAnsi="Calibri"/>
@@ -6849,27 +6837,7 @@
                 <w:sz w:val="18"/>
                 <w:u w:val="none"/>
               </w:rPr>
-              <w:t xml:space="preserve">Mewajibkan seluruh field pada 5.2-5.3 terisi lengkap (10 sampel + Cleaness/Leakage/Decision/Remarks + 4 foto). Setelah berhasil, halaman </w:t>
-            </w:r>
-            <w:r>
-              <w:rPr>
-                <w:rFonts w:ascii="Calibri" w:hAnsi="Calibri"/>
-                <w:b/>
-                <w:i w:val="0"/>
-                <w:sz w:val="18"/>
-                <w:u w:val="none"/>
-              </w:rPr>
-              <w:t>terkunci (read-only)</w:t>
-            </w:r>
-            <w:r>
-              <w:rPr>
-                <w:rFonts w:ascii="Calibri" w:hAnsi="Calibri"/>
-                <w:b w:val="0"/>
-                <w:i w:val="0"/>
-                <w:sz w:val="18"/>
-                <w:u w:val="none"/>
-              </w:rPr>
-              <w:t xml:space="preserve"> dan batch lanjut ke Packing Check (Bab 6).</w:t>
+              <w:t>Mewajibkan seluruh field pada 5.2-5.3 terisi lengkap (10 sampel + Cleaness/Leakage/Decision/Remarks + 4 foto). Setelah berhasil, halaman terkunci (read-only) dan batch lanjut ke Packing Check (Bab 6).</w:t>
             </w:r>
           </w:p>
         </w:tc>
@@ -6889,7 +6857,7 @@
       <w:r>
         <w:drawing>
           <wp:inline xmlns:a="http://schemas.openxmlformats.org/drawingml/2006/main" xmlns:pic="http://schemas.openxmlformats.org/drawingml/2006/picture">
-            <wp:extent cx="5760000" cy="3462128"/>
+            <wp:extent cx="5760000" cy="3456000"/>
             <wp:docPr id="15" name="Picture 15"/>
             <wp:cNvGraphicFramePr>
               <a:graphicFrameLocks noChangeAspect="1"/>
@@ -6910,7 +6878,7 @@
                   <pic:spPr>
                     <a:xfrm>
                       <a:off x="0" y="0"/>
-                      <a:ext cx="5760000" cy="3462128"/>
+                      <a:ext cx="5760000" cy="3456000"/>
                     </a:xfrm>
                     <a:prstGeom prst="rect"/>
                   </pic:spPr>
@@ -6935,7 +6903,7 @@
           <w:sz w:val="18"/>
           <w:u w:val="none"/>
         </w:rPr>
-        <w:t xml:space="preserve">Gambar 15. </w:t>
+        <w:t>Gambar 15.</w:t>
       </w:r>
       <w:r>
         <w:rPr>
@@ -6946,7 +6914,7 @@
           <w:sz w:val="18"/>
           <w:u w:val="none"/>
         </w:rPr>
-        <w:t>Filling Check setelah satu kali Simpan — TH Progress naik menjadi 1, tombol Simpan Progress dan Selesaikan di bawah.</w:t>
+        <w:t xml:space="preserve"> Filling Check setelah satu kali Simpan Progress — TH Progress 1/10 dan Riwayat Simpan putaran 1.</w:t>
       </w:r>
     </w:p>
     <w:p>
@@ -7010,7 +6978,7 @@
       <w:r>
         <w:drawing>
           <wp:inline xmlns:a="http://schemas.openxmlformats.org/drawingml/2006/main" xmlns:pic="http://schemas.openxmlformats.org/drawingml/2006/picture">
-            <wp:extent cx="5760000" cy="3462128"/>
+            <wp:extent cx="5760000" cy="3456000"/>
             <wp:docPr id="16" name="Picture 16"/>
             <wp:cNvGraphicFramePr>
               <a:graphicFrameLocks noChangeAspect="1"/>
@@ -7031,7 +6999,7 @@
                   <pic:spPr>
                     <a:xfrm>
                       <a:off x="0" y="0"/>
-                      <a:ext cx="5760000" cy="3462128"/>
+                      <a:ext cx="5760000" cy="3456000"/>
                     </a:xfrm>
                     <a:prstGeom prst="rect"/>
                   </pic:spPr>
@@ -7101,7 +7069,47 @@
           <w:sz w:val="21"/>
           <w:u w:val="none"/>
         </w:rPr>
-        <w:t>Terbuka setelah Filling Check selesai. Sama seperti Filling Check, bisa disimpan berkali-kali sebagai draft ("TH Progress") sebelum benar-benar diselesaikan.</w:t>
+        <w:t xml:space="preserve">Terbuka begitu Filling Check punya minimal satu simpanan (tidak perlu menunggu Filling selesai) dan bisa disimpan berkali-kali per putaran TH Progress. Packing baru bisa </w:t>
+      </w:r>
+      <w:r>
+        <w:rPr>
+          <w:rFonts w:ascii="Calibri" w:hAnsi="Calibri"/>
+          <w:b/>
+          <w:i w:val="0"/>
+          <w:sz w:val="21"/>
+          <w:u w:val="none"/>
+        </w:rPr>
+        <w:t>diselesaikan</w:t>
+      </w:r>
+      <w:r>
+        <w:rPr>
+          <w:rFonts w:ascii="Calibri" w:hAnsi="Calibri"/>
+          <w:b w:val="0"/>
+          <w:i w:val="0"/>
+          <w:sz w:val="21"/>
+          <w:u w:val="none"/>
+        </w:rPr>
+        <w:t xml:space="preserve"> setelah Filling Check diselesaikan. Isi form mengikuti formulir kertas </w:t>
+      </w:r>
+      <w:r>
+        <w:rPr>
+          <w:rFonts w:ascii="Calibri" w:hAnsi="Calibri"/>
+          <w:b/>
+          <w:i w:val="0"/>
+          <w:sz w:val="21"/>
+          <w:u w:val="none"/>
+        </w:rPr>
+        <w:t>FR.QAC.193.00 Rev 0</w:t>
+      </w:r>
+      <w:r>
+        <w:rPr>
+          <w:rFonts w:ascii="Calibri" w:hAnsi="Calibri"/>
+          <w:b w:val="0"/>
+          <w:i w:val="0"/>
+          <w:sz w:val="21"/>
+          <w:u w:val="none"/>
+        </w:rPr>
+        <w:t>.</w:t>
       </w:r>
     </w:p>
     <w:p>
@@ -7118,7 +7126,7 @@
           <w:sz w:val="25"/>
           <w:u w:val="none"/>
         </w:rPr>
-        <w:t>6.1 Checklist (13 Item, 3 Kelompok)</w:t>
+        <w:t>6.1 Checklist (17 Item, 3 Kelompok)</w:t>
       </w:r>
     </w:p>
     <w:p>
@@ -7215,16 +7223,11 @@
             <w:tcW w:type="dxa" w:w="1984"/>
           </w:tcPr>
           <w:p>
-            <w:r/>
             <w:r>
               <w:rPr>
-                <w:rFonts w:ascii="Calibri" w:hAnsi="Calibri"/>
                 <w:b w:val="0"/>
-                <w:i w:val="0"/>
-                <w:sz w:val="18"/>
-                <w:u w:val="none"/>
               </w:rPr>
-              <w:t>Primary (6 item)</w:t>
+              <w:t>Primary (7 item)</w:t>
             </w:r>
           </w:p>
         </w:tc>
@@ -7233,16 +7236,11 @@
             <w:tcW w:type="dxa" w:w="6180"/>
           </w:tcPr>
           <w:p>
-            <w:r/>
             <w:r>
               <w:rPr>
-                <w:rFonts w:ascii="Calibri" w:hAnsi="Calibri"/>
                 <w:b w:val="0"/>
-                <w:i w:val="0"/>
-                <w:sz w:val="18"/>
-                <w:u w:val="none"/>
               </w:rPr>
-              <w:t>Primary Bulk, Primary Appearance, Primary Coding/Emboss, Primary NA Number, Primary Attribute, Primary Functional Test.</w:t>
+              <w:t>Bulk, Packaging, Capping / Sealing, Coding Batch &amp; EXP, Coding NA, Attribute, Functional Test.</w:t>
             </w:r>
           </w:p>
         </w:tc>
@@ -7253,16 +7251,11 @@
             <w:tcW w:type="dxa" w:w="1984"/>
           </w:tcPr>
           <w:p>
-            <w:r/>
             <w:r>
               <w:rPr>
-                <w:rFonts w:ascii="Calibri" w:hAnsi="Calibri"/>
                 <w:b w:val="0"/>
-                <w:i w:val="0"/>
-                <w:sz w:val="18"/>
-                <w:u w:val="none"/>
               </w:rPr>
-              <w:t>Secondary (4 item)</w:t>
+              <w:t>Secondary (5 item)</w:t>
             </w:r>
           </w:p>
         </w:tc>
@@ -7271,16 +7264,11 @@
             <w:tcW w:type="dxa" w:w="6180"/>
           </w:tcPr>
           <w:p>
-            <w:r/>
             <w:r>
               <w:rPr>
-                <w:rFonts w:ascii="Calibri" w:hAnsi="Calibri"/>
                 <w:b w:val="0"/>
-                <w:i w:val="0"/>
-                <w:sz w:val="18"/>
-                <w:u w:val="none"/>
               </w:rPr>
-              <w:t>Secondary Identity, Secondary Appearance, Secondary Coding/NA, Secondary Attribute.</w:t>
+              <w:t>Identity, Appearance, Coding Batch &amp; EXP, Coding NA, Attribute.</w:t>
             </w:r>
           </w:p>
         </w:tc>
@@ -7291,16 +7279,11 @@
             <w:tcW w:type="dxa" w:w="1984"/>
           </w:tcPr>
           <w:p>
-            <w:r/>
             <w:r>
               <w:rPr>
-                <w:rFonts w:ascii="Calibri" w:hAnsi="Calibri"/>
                 <w:b w:val="0"/>
-                <w:i w:val="0"/>
-                <w:sz w:val="18"/>
-                <w:u w:val="none"/>
               </w:rPr>
-              <w:t>Tersier (3 item)</w:t>
+              <w:t>Tersier (5 item)</w:t>
             </w:r>
           </w:p>
         </w:tc>
@@ -7309,16 +7292,11 @@
             <w:tcW w:type="dxa" w:w="6180"/>
           </w:tcPr>
           <w:p>
-            <w:r/>
             <w:r>
               <w:rPr>
-                <w:rFonts w:ascii="Calibri" w:hAnsi="Calibri"/>
                 <w:b w:val="0"/>
-                <w:i w:val="0"/>
-                <w:sz w:val="18"/>
-                <w:u w:val="none"/>
               </w:rPr>
-              <w:t>Tersier Identity, Tersier Appearance, Tersier Coding/NA.</w:t>
+              <w:t>Identity, Appearance, Coding Batch &amp; EXP, Coding NA, Shipper Label.</w:t>
             </w:r>
           </w:p>
         </w:tc>
@@ -7338,7 +7316,7 @@
       <w:r>
         <w:drawing>
           <wp:inline xmlns:a="http://schemas.openxmlformats.org/drawingml/2006/main" xmlns:pic="http://schemas.openxmlformats.org/drawingml/2006/picture">
-            <wp:extent cx="5760000" cy="3462128"/>
+            <wp:extent cx="5760000" cy="3456000"/>
             <wp:docPr id="17" name="Picture 17"/>
             <wp:cNvGraphicFramePr>
               <a:graphicFrameLocks noChangeAspect="1"/>
@@ -7359,7 +7337,7 @@
                   <pic:spPr>
                     <a:xfrm>
                       <a:off x="0" y="0"/>
-                      <a:ext cx="5760000" cy="3462128"/>
+                      <a:ext cx="5760000" cy="3456000"/>
                     </a:xfrm>
                     <a:prstGeom prst="rect"/>
                   </pic:spPr>
@@ -7384,7 +7362,7 @@
           <w:sz w:val="18"/>
           <w:u w:val="none"/>
         </w:rPr>
-        <w:t xml:space="preserve">Gambar 17. </w:t>
+        <w:t>Gambar 17.</w:t>
       </w:r>
       <w:r>
         <w:rPr>
@@ -7395,7 +7373,7 @@
           <w:sz w:val="18"/>
           <w:u w:val="none"/>
         </w:rPr>
-        <w:t>Form Packing Check — checklist Primary/Secondary/Tersier dengan pilihan Conform / Not Conform / N/A.</w:t>
+        <w:t xml:space="preserve"> Form Packing Check — checklist Primary/Secondary/Tersier (Conform / Not Conform / N/A), dengan tombol foto di samping item terkait.</w:t>
       </w:r>
     </w:p>
     <w:p>
@@ -7474,7 +7452,19 @@
             <w:tcW w:type="dxa" w:w="2154"/>
           </w:tcPr>
           <w:p>
-            <w:r/>
+            <w:r>
+              <w:rPr>
+                <w:b w:val="0"/>
+              </w:rPr>
+              <w:t>Line Packing</w:t>
+            </w:r>
+          </w:p>
+        </w:tc>
+        <w:tc>
+          <w:tcPr>
+            <w:tcW w:type="dxa" w:w="6009"/>
+          </w:tcPr>
+          <w:p>
             <w:r>
               <w:rPr>
                 <w:rFonts w:ascii="Calibri" w:hAnsi="Calibri"/>
@@ -7483,45 +7473,7 @@
                 <w:sz w:val="18"/>
                 <w:u w:val="none"/>
               </w:rPr>
-              <w:t>Line Leader / Coding Machine</w:t>
-            </w:r>
-          </w:p>
-        </w:tc>
-        <w:tc>
-          <w:tcPr>
-            <w:tcW w:type="dxa" w:w="6009"/>
-          </w:tcPr>
-          <w:p>
-            <w:r/>
-            <w:r>
-              <w:rPr>
-                <w:rFonts w:ascii="Calibri" w:hAnsi="Calibri"/>
-                <w:b w:val="0"/>
-                <w:i w:val="0"/>
-                <w:sz w:val="18"/>
-                <w:u w:val="none"/>
-              </w:rPr>
-              <w:t xml:space="preserve">Hanya diisi sekali pada putaran (TH Progress) pertama — setelah itu field ini </w:t>
-            </w:r>
-            <w:r>
-              <w:rPr>
-                <w:rFonts w:ascii="Calibri" w:hAnsi="Calibri"/>
-                <w:b/>
-                <w:i w:val="0"/>
-                <w:sz w:val="18"/>
-                <w:u w:val="none"/>
-              </w:rPr>
-              <w:t>terkunci</w:t>
-            </w:r>
-            <w:r>
-              <w:rPr>
-                <w:rFonts w:ascii="Calibri" w:hAnsi="Calibri"/>
-                <w:b w:val="0"/>
-                <w:i w:val="0"/>
-                <w:sz w:val="18"/>
-                <w:u w:val="none"/>
-              </w:rPr>
-              <w:t xml:space="preserve"> dan ditandai "(terkunci sejak TH Progress 1)", tidak bisa diubah lagi lewat putaran berikutnya.</w:t>
+              <w:t>Pilihan jalur packing; otomatis terisi line Filling dan boleh diganti di putaran mana pun selama Packing belum diselesaikan.</w:t>
             </w:r>
           </w:p>
         </w:tc>
@@ -7532,7 +7484,19 @@
             <w:tcW w:type="dxa" w:w="2154"/>
           </w:tcPr>
           <w:p>
-            <w:r/>
+            <w:r>
+              <w:rPr>
+                <w:b w:val="0"/>
+              </w:rPr>
+              <w:t>Line Leader / Machines Coding</w:t>
+            </w:r>
+          </w:p>
+        </w:tc>
+        <w:tc>
+          <w:tcPr>
+            <w:tcW w:type="dxa" w:w="6009"/>
+          </w:tcPr>
+          <w:p>
             <w:r>
               <w:rPr>
                 <w:rFonts w:ascii="Calibri" w:hAnsi="Calibri"/>
@@ -7541,45 +7505,7 @@
                 <w:sz w:val="18"/>
                 <w:u w:val="none"/>
               </w:rPr>
-              <w:t>Standard Weight MB</w:t>
-            </w:r>
-          </w:p>
-        </w:tc>
-        <w:tc>
-          <w:tcPr>
-            <w:tcW w:type="dxa" w:w="6009"/>
-          </w:tcPr>
-          <w:p>
-            <w:r/>
-            <w:r>
-              <w:rPr>
-                <w:rFonts w:ascii="Calibri" w:hAnsi="Calibri"/>
-                <w:b w:val="0"/>
-                <w:i w:val="0"/>
-                <w:sz w:val="18"/>
-                <w:u w:val="none"/>
-              </w:rPr>
-              <w:t xml:space="preserve">Ditampilkan </w:t>
-            </w:r>
-            <w:r>
-              <w:rPr>
-                <w:rFonts w:ascii="Calibri" w:hAnsi="Calibri"/>
-                <w:b/>
-                <w:i w:val="0"/>
-                <w:sz w:val="18"/>
-                <w:u w:val="none"/>
-              </w:rPr>
-              <w:t>otomatis, baca-saja</w:t>
-            </w:r>
-            <w:r>
-              <w:rPr>
-                <w:rFonts w:ascii="Calibri" w:hAnsi="Calibri"/>
-                <w:b w:val="0"/>
-                <w:i w:val="0"/>
-                <w:sz w:val="18"/>
-                <w:u w:val="none"/>
-              </w:rPr>
-              <w:t xml:space="preserve"> — diambil dari sampel Weight Master Box pada Start Inspection (Bab 4). Jika kosong ("—"), berarti Start Inspection belum mencatat sampel Weight Master Box sama sekali.</w:t>
+              <w:t>Diisi sekali pada putaran (TH Progress) pertama — setelah itu terkunci dengan tanda "(terkunci sejak TH Progress 1)".</w:t>
             </w:r>
           </w:p>
         </w:tc>
@@ -7590,16 +7516,11 @@
             <w:tcW w:type="dxa" w:w="2154"/>
           </w:tcPr>
           <w:p>
-            <w:r/>
             <w:r>
               <w:rPr>
-                <w:rFonts w:ascii="Calibri" w:hAnsi="Calibri"/>
                 <w:b w:val="0"/>
-                <w:i w:val="0"/>
-                <w:sz w:val="18"/>
-                <w:u w:val="none"/>
               </w:rPr>
-              <w:t>Sum Weight MB</w:t>
+              <w:t>Data Timbang</w:t>
             </w:r>
           </w:p>
         </w:tc>
@@ -7608,16 +7529,11 @@
             <w:tcW w:type="dxa" w:w="6009"/>
           </w:tcPr>
           <w:p>
-            <w:r/>
             <w:r>
               <w:rPr>
-                <w:rFonts w:ascii="Calibri" w:hAnsi="Calibri"/>
                 <w:b w:val="0"/>
-                <w:i w:val="0"/>
-                <w:sz w:val="18"/>
-                <w:u w:val="none"/>
               </w:rPr>
-              <w:t>Wajib diisi manual saat Selesaikan.</w:t>
+              <w:t>Ada / Tidak Ada — diisi sekali lalu terkunci. Wajib saat Selesaikan.</w:t>
             </w:r>
           </w:p>
         </w:tc>
@@ -7628,16 +7544,11 @@
             <w:tcW w:type="dxa" w:w="2154"/>
           </w:tcPr>
           <w:p>
-            <w:r/>
             <w:r>
               <w:rPr>
-                <w:rFonts w:ascii="Calibri" w:hAnsi="Calibri"/>
                 <w:b w:val="0"/>
-                <w:i w:val="0"/>
-                <w:sz w:val="18"/>
-                <w:u w:val="none"/>
               </w:rPr>
-              <w:t>Remarks</w:t>
+              <w:t>Std Bruto MB</w:t>
             </w:r>
           </w:p>
         </w:tc>
@@ -7646,16 +7557,11 @@
             <w:tcW w:type="dxa" w:w="6009"/>
           </w:tcPr>
           <w:p>
-            <w:r/>
             <w:r>
               <w:rPr>
-                <w:rFonts w:ascii="Calibri" w:hAnsi="Calibri"/>
                 <w:b w:val="0"/>
-                <w:i w:val="0"/>
-                <w:sz w:val="18"/>
-                <w:u w:val="none"/>
               </w:rPr>
-              <w:t>Wajib diisi saat Selesaikan.</w:t>
+              <w:t>Diketik manual satu kali — angka tunggal atau rentang, mis. 1330-1410 — lalu terkunci. Wajib saat Selesaikan.</w:t>
             </w:r>
           </w:p>
         </w:tc>
@@ -7666,16 +7572,11 @@
             <w:tcW w:type="dxa" w:w="2154"/>
           </w:tcPr>
           <w:p>
-            <w:r/>
             <w:r>
               <w:rPr>
-                <w:rFonts w:ascii="Calibri" w:hAnsi="Calibri"/>
                 <w:b w:val="0"/>
-                <w:i w:val="0"/>
-                <w:sz w:val="18"/>
-                <w:u w:val="none"/>
               </w:rPr>
-              <w:t>Decision</w:t>
+              <w:t>Weight of MB</w:t>
             </w:r>
           </w:p>
         </w:tc>
@@ -7684,16 +7585,11 @@
             <w:tcW w:type="dxa" w:w="6009"/>
           </w:tcPr>
           <w:p>
-            <w:r/>
             <w:r>
               <w:rPr>
-                <w:rFonts w:ascii="Calibri" w:hAnsi="Calibri"/>
                 <w:b w:val="0"/>
-                <w:i w:val="0"/>
-                <w:sz w:val="18"/>
-                <w:u w:val="none"/>
               </w:rPr>
-              <w:t>Wajib dipilih saat Selesaikan: Passed / Hold / Reject.</w:t>
+              <w:t>Berat master box hasil timbang (gram, bilangan bulat). Wajib di setiap simpan.</w:t>
             </w:r>
           </w:p>
         </w:tc>
@@ -7704,14 +7600,37 @@
             <w:tcW w:type="dxa" w:w="2154"/>
           </w:tcPr>
           <w:p>
-            <w:r/>
             <w:r>
               <w:rPr>
-                <w:rFonts w:ascii="Calibri" w:hAnsi="Calibri"/>
                 <w:b w:val="0"/>
-                <w:i w:val="0"/>
-                <w:sz w:val="18"/>
-                <w:u w:val="none"/>
+              </w:rPr>
+              <w:t>Remarks / Decision</w:t>
+            </w:r>
+          </w:p>
+        </w:tc>
+        <w:tc>
+          <w:tcPr>
+            <w:tcW w:type="dxa" w:w="6009"/>
+          </w:tcPr>
+          <w:p>
+            <w:r>
+              <w:rPr>
+                <w:b w:val="0"/>
+              </w:rPr>
+              <w:t>Wajib saat Selesaikan. Decision: Passed / Hold / Reject.</w:t>
+            </w:r>
+          </w:p>
+        </w:tc>
+      </w:tr>
+      <w:tr>
+        <w:tc>
+          <w:tcPr>
+            <w:tcW w:type="dxa" w:w="2154"/>
+          </w:tcPr>
+          <w:p>
+            <w:r>
+              <w:rPr>
+                <w:b w:val="0"/>
               </w:rPr>
               <w:t>Foto (5 kelompok)</w:t>
             </w:r>
@@ -7722,16 +7641,11 @@
             <w:tcW w:type="dxa" w:w="6009"/>
           </w:tcPr>
           <w:p>
-            <w:r/>
             <w:r>
               <w:rPr>
-                <w:rFonts w:ascii="Calibri" w:hAnsi="Calibri"/>
                 <w:b w:val="0"/>
-                <w:i w:val="0"/>
-                <w:sz w:val="18"/>
-                <w:u w:val="none"/>
               </w:rPr>
-              <w:t>Palletisasi, Color, Coding Batch/Exp Primary, Coding/Shipper Tersier, Coding Batch/Exp Secondary — masing-masing 1 foto, wajib saat Selesaikan.</w:t>
+              <w:t>Palletisasi, Color, Primary Coding Batch/Exp, Secondary Coding, Tersier Coding / Shipper — masing-masing 1 foto, wajib saat Selesaikan.</w:t>
             </w:r>
           </w:p>
         </w:tc>
@@ -7791,7 +7705,7 @@
           <w:sz w:val="21"/>
           <w:u w:val="none"/>
         </w:rPr>
-        <w:t xml:space="preserve"> menyimpan progres tanpa mengunci (checklist/Sum Weight MB/Remarks/Decision dikosongkan lagi di layar begitu draft berikutnya dimulai — tapi data putaran sebelumnya tetap aman di Riwayat Simpan, lihat 6.4). </w:t>
+        <w:t xml:space="preserve"> menyimpan satu putaran tanpa mengunci lalu lanjut ke Finished Check; checklist, Weight of MB, Remarks, dan Decision dikosongkan untuk putaran berikutnya (data putaran tetap aman di Riwayat Simpan). </w:t>
       </w:r>
       <w:r>
         <w:rPr>
@@ -7811,7 +7725,7 @@
           <w:sz w:val="21"/>
           <w:u w:val="none"/>
         </w:rPr>
-        <w:t xml:space="preserve"> mewajibkan seluruh checklist, Sum Weight MB, Standard Weight MB (harus sudah terisi dari Start Inspection), Remarks, Decision, dan kelima foto — lalu mengunci halaman dan melanjutkan batch ke Finished Check (Bab 7).</w:t>
+        <w:t xml:space="preserve"> mewajibkan 17 item checklist, Data Timbang, Std Bruto MB, Weight of MB, Line Leader, Machines Coding, Remarks, Decision, dan kelima foto — serta Filling Check sudah diselesaikan — lalu mengunci halaman dan melanjutkan batch ke Finished Check (Bab 7).</w:t>
       </w:r>
     </w:p>
     <w:p>
@@ -7855,7 +7769,7 @@
       <w:r>
         <w:drawing>
           <wp:inline xmlns:a="http://schemas.openxmlformats.org/drawingml/2006/main" xmlns:pic="http://schemas.openxmlformats.org/drawingml/2006/picture">
-            <wp:extent cx="5760000" cy="3462128"/>
+            <wp:extent cx="5760000" cy="3456000"/>
             <wp:docPr id="18" name="Picture 18"/>
             <wp:cNvGraphicFramePr>
               <a:graphicFrameLocks noChangeAspect="1"/>
@@ -7876,7 +7790,7 @@
                   <pic:spPr>
                     <a:xfrm>
                       <a:off x="0" y="0"/>
-                      <a:ext cx="5760000" cy="3462128"/>
+                      <a:ext cx="5760000" cy="3456000"/>
                     </a:xfrm>
                     <a:prstGeom prst="rect"/>
                   </pic:spPr>
@@ -7946,7 +7860,27 @@
           <w:sz w:val="21"/>
           <w:u w:val="none"/>
         </w:rPr>
-        <w:t>Terbuka setelah Packing Check selesai — tahap terakhir sebelum Approval, meliputi kuantitas produksi, sampling AQL, dan disposisi akhir.</w:t>
+        <w:t xml:space="preserve">Terbuka begitu Packing Check punya minimal satu simpanan; baru bisa </w:t>
+      </w:r>
+      <w:r>
+        <w:rPr>
+          <w:rFonts w:ascii="Calibri" w:hAnsi="Calibri"/>
+          <w:b/>
+          <w:i w:val="0"/>
+          <w:sz w:val="21"/>
+          <w:u w:val="none"/>
+        </w:rPr>
+        <w:t>diselesaikan</w:t>
+      </w:r>
+      <w:r>
+        <w:rPr>
+          <w:rFonts w:ascii="Calibri" w:hAnsi="Calibri"/>
+          <w:b w:val="0"/>
+          <w:i w:val="0"/>
+          <w:sz w:val="21"/>
+          <w:u w:val="none"/>
+        </w:rPr>
+        <w:t xml:space="preserve"> setelah Packing Check diselesaikan. Meliputi kuantitas produksi, sampling AQL, dan disposisi akhir.</w:t>
       </w:r>
     </w:p>
     <w:p>
@@ -8148,7 +8082,7 @@
       <w:r>
         <w:drawing>
           <wp:inline xmlns:a="http://schemas.openxmlformats.org/drawingml/2006/main" xmlns:pic="http://schemas.openxmlformats.org/drawingml/2006/picture">
-            <wp:extent cx="5760000" cy="3462128"/>
+            <wp:extent cx="5760000" cy="3456000"/>
             <wp:docPr id="19" name="Picture 19"/>
             <wp:cNvGraphicFramePr>
               <a:graphicFrameLocks noChangeAspect="1"/>
@@ -8169,7 +8103,7 @@
                   <pic:spPr>
                     <a:xfrm>
                       <a:off x="0" y="0"/>
-                      <a:ext cx="5760000" cy="3462128"/>
+                      <a:ext cx="5760000" cy="3456000"/>
                     </a:xfrm>
                     <a:prstGeom prst="rect"/>
                   </pic:spPr>
@@ -8284,14 +8218,9 @@
             <w:tcW w:type="dxa" w:w="3118"/>
           </w:tcPr>
           <w:p>
-            <w:r/>
             <w:r>
               <w:rPr>
-                <w:rFonts w:ascii="Calibri" w:hAnsi="Calibri"/>
                 <w:b w:val="0"/>
-                <w:i w:val="0"/>
-                <w:sz w:val="18"/>
-                <w:u w:val="none"/>
               </w:rPr>
               <w:t>Quantity WI / Masterbox / No Pallet &amp; Qty</w:t>
             </w:r>
@@ -8302,16 +8231,11 @@
             <w:tcW w:type="dxa" w:w="5046"/>
           </w:tcPr>
           <w:p>
-            <w:r/>
             <w:r>
               <w:rPr>
-                <w:rFonts w:ascii="Calibri" w:hAnsi="Calibri"/>
                 <w:b w:val="0"/>
-                <w:i w:val="0"/>
-                <w:sz w:val="18"/>
-                <w:u w:val="none"/>
               </w:rPr>
-              <w:t>Angka kuantitas produksi.</w:t>
+              <w:t>Quantity WI = jumlah produksi (bilangan bulat). Masterbox berupa daftar nomor, mis. 4,17,55,78. No Pallet &amp; Qty berformat nomor/jumlah, mis. 1/2016 atau 1/2016,2/1800.</w:t>
             </w:r>
           </w:p>
         </w:tc>
@@ -8340,16 +8264,23 @@
             <w:tcW w:type="dxa" w:w="5046"/>
           </w:tcPr>
           <w:p>
-            <w:r/>
             <w:r>
               <w:rPr>
-                <w:rFonts w:ascii="Calibri" w:hAnsi="Calibri"/>
                 <w:b w:val="0"/>
-                <w:i w:val="0"/>
-                <w:sz w:val="18"/>
-                <w:u w:val="none"/>
               </w:rPr>
-              <w:t>Jumlah sampel AQL beserta rincian tingkat cacat Critical/Major/minor Defect.</w:t>
+              <w:t xml:space="preserve">Terisi </w:t>
+            </w:r>
+            <w:r>
+              <w:rPr>
+                <w:b/>
+              </w:rPr>
+              <w:t>otomatis</w:t>
+            </w:r>
+            <w:r>
+              <w:rPr>
+                <w:b w:val="0"/>
+              </w:rPr>
+              <w:t xml:space="preserve"> dari tabel AQL sesuai Quantity WI (kolom baca-saja). Contoh: Quantity WI 12.000 → Sampling AQL 315.</w:t>
             </w:r>
           </w:p>
         </w:tc>
@@ -8378,16 +8309,11 @@
             <w:tcW w:type="dxa" w:w="5046"/>
           </w:tcPr>
           <w:p>
-            <w:r/>
             <w:r>
               <w:rPr>
-                <w:rFonts w:ascii="Calibri" w:hAnsi="Calibri"/>
                 <w:b w:val="0"/>
-                <w:i w:val="0"/>
-                <w:sz w:val="18"/>
-                <w:u w:val="none"/>
               </w:rPr>
-              <w:t>Sama seperti di atas, untuk pemeriksaan khusus.</w:t>
+              <w:t>Terisi otomatis dari tabel AQL, sama seperti di atas.</w:t>
             </w:r>
           </w:p>
         </w:tc>
@@ -8410,27 +8336,7 @@
           <w:sz w:val="21"/>
           <w:u w:val="none"/>
         </w:rPr>
-        <w:t xml:space="preserve">Kesembilan field kuantitas di atas </w:t>
-      </w:r>
-      <w:r>
-        <w:rPr>
-          <w:rFonts w:ascii="Calibri" w:hAnsi="Calibri"/>
-          <w:b/>
-          <w:i w:val="0"/>
-          <w:sz w:val="21"/>
-          <w:u w:val="none"/>
-        </w:rPr>
-        <w:t>wajib diisi angka</w:t>
-      </w:r>
-      <w:r>
-        <w:rPr>
-          <w:rFonts w:ascii="Calibri" w:hAnsi="Calibri"/>
-          <w:b w:val="0"/>
-          <w:i w:val="0"/>
-          <w:sz w:val="21"/>
-          <w:u w:val="none"/>
-        </w:rPr>
-        <w:t xml:space="preserve"> saat Selesaikan.</w:t>
+        <w:t>Seluruh field kuantitas wajib terisi di setiap penyimpanan (termasuk Simpan biasa) — cukup isi Quantity WI, Masterbox, dan No Pallet &amp; Qty; field AQL terisi sendiri.</w:t>
       </w:r>
     </w:p>
     <w:p>
@@ -8993,7 +8899,7 @@
           <w:sz w:val="21"/>
           <w:u w:val="none"/>
         </w:rPr>
-        <w:t xml:space="preserve"> menerima form apa pun asal tidak sepenuhnya kosong (progres bertambah bebas, mirip Filling/Packing Check). </w:t>
+        <w:t xml:space="preserve"> menyimpan progres (field kuantitas wajib terisi). </w:t>
       </w:r>
       <w:r>
         <w:rPr>
@@ -9013,27 +8919,7 @@
           <w:sz w:val="21"/>
           <w:u w:val="none"/>
         </w:rPr>
-        <w:t xml:space="preserve"> mewajibkan: 9 field kuantitas (7.2), Line Leader sudah terisi (otomatis dari Packing Check), Disposition, Remarks, dan ketiga kelompok foto (7.1) — </w:t>
-      </w:r>
-      <w:r>
-        <w:rPr>
-          <w:rFonts w:ascii="Calibri" w:hAnsi="Calibri"/>
-          <w:b/>
-          <w:i w:val="0"/>
-          <w:sz w:val="21"/>
-          <w:u w:val="none"/>
-        </w:rPr>
-        <w:t>tabel Sampel AQL (7.3) tidak ikut diwajibkan</w:t>
-      </w:r>
-      <w:r>
-        <w:rPr>
-          <w:rFonts w:ascii="Calibri" w:hAnsi="Calibri"/>
-          <w:b w:val="0"/>
-          <w:i w:val="0"/>
-          <w:sz w:val="21"/>
-          <w:u w:val="none"/>
-        </w:rPr>
-        <w:t>, boleh dikosongkan seluruhnya. Setelah berhasil, halaman terkunci dan batch lanjut ke Approval (Bab 8).</w:t>
+        <w:t xml:space="preserve"> mewajibkan: kuantitas (7.2), Disposition, Remarks, dan ketiga kelompok foto (7.1), serta Packing Check sudah diselesaikan — tabel Sampel AQL (7.3) tidak ikut diwajibkan, boleh dikosongkan seluruhnya. Setelah berhasil, halaman terkunci dan batch lanjut ke Approval (Bab 8).</w:t>
       </w:r>
     </w:p>
     <w:p>
@@ -9107,7 +8993,7 @@
       <w:r>
         <w:drawing>
           <wp:inline xmlns:a="http://schemas.openxmlformats.org/drawingml/2006/main" xmlns:pic="http://schemas.openxmlformats.org/drawingml/2006/picture">
-            <wp:extent cx="5760000" cy="3462128"/>
+            <wp:extent cx="5760000" cy="3456000"/>
             <wp:docPr id="20" name="Picture 20"/>
             <wp:cNvGraphicFramePr>
               <a:graphicFrameLocks noChangeAspect="1"/>
@@ -9128,7 +9014,7 @@
                   <pic:spPr>
                     <a:xfrm>
                       <a:off x="0" y="0"/>
-                      <a:ext cx="5760000" cy="3462128"/>
+                      <a:ext cx="5760000" cy="3456000"/>
                     </a:xfrm>
                     <a:prstGeom prst="rect"/>
                   </pic:spPr>
@@ -9270,27 +9156,7 @@
           <w:sz w:val="21"/>
           <w:u w:val="none"/>
         </w:rPr>
-        <w:t xml:space="preserve">Berbeda dari tahap sebelumnya, Approval dipecah menjadi </w:t>
-      </w:r>
-      <w:r>
-        <w:rPr>
-          <w:rFonts w:ascii="Calibri" w:hAnsi="Calibri"/>
-          <w:b/>
-          <w:i w:val="0"/>
-          <w:sz w:val="21"/>
-          <w:u w:val="none"/>
-        </w:rPr>
-        <w:t>3 bagian yang diputuskan secara independen</w:t>
-      </w:r>
-      <w:r>
-        <w:rPr>
-          <w:rFonts w:ascii="Calibri" w:hAnsi="Calibri"/>
-          <w:b w:val="0"/>
-          <w:i w:val="0"/>
-          <w:sz w:val="21"/>
-          <w:u w:val="none"/>
-        </w:rPr>
-        <w:t>, masing-masing dengan laporan baca-saja dan tombol keputusannya sendiri:</w:t>
+        <w:t>Laporan Approval dibagi menjadi 3 bagian, masing-masing dengan laporan baca-saja dan tombol keputusannya sendiri:</w:t>
       </w:r>
     </w:p>
     <w:p>
@@ -9413,7 +9279,67 @@
           <w:sz w:val="21"/>
           <w:u w:val="none"/>
         </w:rPr>
-        <w:t>Halaman ringkasan Approval menampilkan 3 kartu (satu per bagian), masing-masing menunjukkan status siap-diputuskan dan status keputusan saat ini. Klik salah satu kartu untuk membuka laporan detail bagian tersebut.</w:t>
+        <w:t xml:space="preserve">Hanya </w:t>
+      </w:r>
+      <w:r>
+        <w:rPr>
+          <w:rFonts w:ascii="Calibri" w:hAnsi="Calibri"/>
+          <w:b/>
+          <w:i w:val="0"/>
+          <w:sz w:val="21"/>
+          <w:u w:val="none"/>
+        </w:rPr>
+        <w:t>2 bagian yang wajib diputuskan</w:t>
+      </w:r>
+      <w:r>
+        <w:rPr>
+          <w:rFonts w:ascii="Calibri" w:hAnsi="Calibri"/>
+          <w:b w:val="0"/>
+          <w:i w:val="0"/>
+          <w:sz w:val="21"/>
+          <w:u w:val="none"/>
+        </w:rPr>
+        <w:t xml:space="preserve"> dan tampil sebagai kartu di halaman ringkasan Approval: </w:t>
+      </w:r>
+      <w:r>
+        <w:rPr>
+          <w:rFonts w:ascii="Calibri" w:hAnsi="Calibri"/>
+          <w:b/>
+          <w:i w:val="0"/>
+          <w:sz w:val="21"/>
+          <w:u w:val="none"/>
+        </w:rPr>
+        <w:t>Filling &amp; Packing</w:t>
+      </w:r>
+      <w:r>
+        <w:rPr>
+          <w:rFonts w:ascii="Calibri" w:hAnsi="Calibri"/>
+          <w:b w:val="0"/>
+          <w:i w:val="0"/>
+          <w:sz w:val="21"/>
+          <w:u w:val="none"/>
+        </w:rPr>
+        <w:t xml:space="preserve"> dan </w:t>
+      </w:r>
+      <w:r>
+        <w:rPr>
+          <w:rFonts w:ascii="Calibri" w:hAnsi="Calibri"/>
+          <w:b/>
+          <w:i w:val="0"/>
+          <w:sz w:val="21"/>
+          <w:u w:val="none"/>
+        </w:rPr>
+        <w:t>Finished</w:t>
+      </w:r>
+      <w:r>
+        <w:rPr>
+          <w:rFonts w:ascii="Calibri" w:hAnsi="Calibri"/>
+          <w:b w:val="0"/>
+          <w:i w:val="0"/>
+          <w:sz w:val="21"/>
+          <w:u w:val="none"/>
+        </w:rPr>
+        <w:t>. Bagian Startup tetap tersedia sebagai laporan (dan tetap dicetak di tahap Print), tetapi tidak lagi menjadi syarat Approval. Klik salah satu kartu untuk membuka laporan detail bagian tersebut.</w:t>
       </w:r>
     </w:p>
     <w:p>
@@ -9425,7 +9351,7 @@
       <w:r>
         <w:drawing>
           <wp:inline xmlns:a="http://schemas.openxmlformats.org/drawingml/2006/main" xmlns:pic="http://schemas.openxmlformats.org/drawingml/2006/picture">
-            <wp:extent cx="5760000" cy="3462128"/>
+            <wp:extent cx="5760000" cy="3456000"/>
             <wp:docPr id="21" name="Picture 21"/>
             <wp:cNvGraphicFramePr>
               <a:graphicFrameLocks noChangeAspect="1"/>
@@ -9446,7 +9372,7 @@
                   <pic:spPr>
                     <a:xfrm>
                       <a:off x="0" y="0"/>
-                      <a:ext cx="5760000" cy="3462128"/>
+                      <a:ext cx="5760000" cy="3456000"/>
                     </a:xfrm>
                     <a:prstGeom prst="rect"/>
                   </pic:spPr>
@@ -9494,7 +9420,7 @@
       <w:r>
         <w:drawing>
           <wp:inline xmlns:a="http://schemas.openxmlformats.org/drawingml/2006/main" xmlns:pic="http://schemas.openxmlformats.org/drawingml/2006/picture">
-            <wp:extent cx="5760000" cy="3462128"/>
+            <wp:extent cx="5760000" cy="3456000"/>
             <wp:docPr id="22" name="Picture 22"/>
             <wp:cNvGraphicFramePr>
               <a:graphicFrameLocks noChangeAspect="1"/>
@@ -9515,7 +9441,7 @@
                   <pic:spPr>
                     <a:xfrm>
                       <a:off x="0" y="0"/>
-                      <a:ext cx="5760000" cy="3462128"/>
+                      <a:ext cx="5760000" cy="3456000"/>
                     </a:xfrm>
                     <a:prstGeom prst="rect"/>
                   </pic:spPr>
@@ -9540,7 +9466,7 @@
           <w:sz w:val="18"/>
           <w:u w:val="none"/>
         </w:rPr>
-        <w:t xml:space="preserve">Gambar 22. </w:t>
+        <w:t>Gambar 22.</w:t>
       </w:r>
       <w:r>
         <w:rPr>
@@ -9551,7 +9477,7 @@
           <w:sz w:val="18"/>
           <w:u w:val="none"/>
         </w:rPr>
-        <w:t>Halaman ringkasan Approval sebuah batch — kartu per bagian beserta status "Siap diputuskan".</w:t>
+        <w:t xml:space="preserve"> Halaman ringkasan Approval sebuah batch — kartu Filling &amp; Packing dan Finished beserta status keputusannya.</w:t>
       </w:r>
     </w:p>
     <w:p>
@@ -9579,22 +9505,12 @@
       <w:r>
         <w:rPr>
           <w:rFonts w:ascii="Calibri" w:hAnsi="Calibri"/>
-          <w:b/>
-          <w:i w:val="0"/>
-          <w:sz w:val="21"/>
-          <w:u w:val="none"/>
-        </w:rPr>
-        <w:t xml:space="preserve">1.  </w:t>
-      </w:r>
-      <w:r>
-        <w:rPr>
-          <w:rFonts w:ascii="Calibri" w:hAnsi="Calibri"/>
           <w:b w:val="0"/>
           <w:i w:val="0"/>
           <w:sz w:val="21"/>
           <w:u w:val="none"/>
         </w:rPr>
-        <w:t>Buka salah satu dari 3 bagian (Startup / Filling &amp; Packing / Finished).</w:t>
+        <w:t>1.  Buka salah satu bagian (Filling &amp; Packing / Finished).</w:t>
       </w:r>
     </w:p>
     <w:p>
@@ -9763,12 +9679,22 @@
       <w:r>
         <w:rPr>
           <w:rFonts w:ascii="Calibri" w:hAnsi="Calibri"/>
+          <w:b w:val="0"/>
+          <w:i w:val="0"/>
+          <w:sz w:val="21"/>
+          <w:u w:val="none"/>
+        </w:rPr>
+        <w:t xml:space="preserve">5.  Klik </w:t>
+      </w:r>
+      <w:r>
+        <w:rPr>
+          <w:rFonts w:ascii="Calibri" w:hAnsi="Calibri"/>
           <w:b/>
           <w:i w:val="0"/>
           <w:sz w:val="21"/>
           <w:u w:val="none"/>
         </w:rPr>
-        <w:t xml:space="preserve">5.  </w:t>
+        <w:t>Simpan Keputusan</w:t>
       </w:r>
       <w:r>
         <w:rPr>
@@ -9778,7 +9704,27 @@
           <w:sz w:val="21"/>
           <w:u w:val="none"/>
         </w:rPr>
-        <w:t>Kirim keputusan.</w:t>
+        <w:t xml:space="preserve">. Setiap keputusan tercatat di </w:t>
+      </w:r>
+      <w:r>
+        <w:rPr>
+          <w:rFonts w:ascii="Calibri" w:hAnsi="Calibri"/>
+          <w:b/>
+          <w:i w:val="0"/>
+          <w:sz w:val="21"/>
+          <w:u w:val="none"/>
+        </w:rPr>
+        <w:t>Riwayat Keputusan</w:t>
+      </w:r>
+      <w:r>
+        <w:rPr>
+          <w:rFonts w:ascii="Calibri" w:hAnsi="Calibri"/>
+          <w:b w:val="0"/>
+          <w:i w:val="0"/>
+          <w:sz w:val="21"/>
+          <w:u w:val="none"/>
+        </w:rPr>
+        <w:t xml:space="preserve"> pada halaman yang sama.</w:t>
       </w:r>
     </w:p>
     <w:p>
@@ -9840,7 +9786,7 @@
       <w:r>
         <w:drawing>
           <wp:inline xmlns:a="http://schemas.openxmlformats.org/drawingml/2006/main" xmlns:pic="http://schemas.openxmlformats.org/drawingml/2006/picture">
-            <wp:extent cx="5760000" cy="3462128"/>
+            <wp:extent cx="5760000" cy="3456000"/>
             <wp:docPr id="23" name="Picture 23"/>
             <wp:cNvGraphicFramePr>
               <a:graphicFrameLocks noChangeAspect="1"/>
@@ -9861,7 +9807,7 @@
                   <pic:spPr>
                     <a:xfrm>
                       <a:off x="0" y="0"/>
-                      <a:ext cx="5760000" cy="3462128"/>
+                      <a:ext cx="5760000" cy="3456000"/>
                     </a:xfrm>
                     <a:prstGeom prst="rect"/>
                   </pic:spPr>
@@ -9929,7 +9875,7 @@
           <w:sz w:val="21"/>
           <w:u w:val="none"/>
         </w:rPr>
-        <w:t xml:space="preserve">Begitu </w:t>
+        <w:t>Begitu kedua bagian wajib (</w:t>
       </w:r>
       <w:r>
         <w:rPr>
@@ -9939,7 +9885,7 @@
           <w:sz w:val="21"/>
           <w:u w:val="none"/>
         </w:rPr>
-        <w:t>ketiga bagian</w:t>
+        <w:t>Filling &amp; Packing</w:t>
       </w:r>
       <w:r>
         <w:rPr>
@@ -9949,7 +9895,7 @@
           <w:sz w:val="21"/>
           <w:u w:val="none"/>
         </w:rPr>
-        <w:t xml:space="preserve"> (Startup, Filling &amp; Packing, Finished) berstatus Approved, batch otomatis lanjut ke tahap </w:t>
+        <w:t xml:space="preserve"> dan </w:t>
       </w:r>
       <w:r>
         <w:rPr>
@@ -9959,7 +9905,7 @@
           <w:sz w:val="21"/>
           <w:u w:val="none"/>
         </w:rPr>
-        <w:t>Print</w:t>
+        <w:t>Finished</w:t>
       </w:r>
       <w:r>
         <w:rPr>
@@ -9969,27 +9915,7 @@
           <w:sz w:val="21"/>
           <w:u w:val="none"/>
         </w:rPr>
-        <w:t xml:space="preserve"> (Bab 9). Jika salah satu bagian di-</w:t>
-      </w:r>
-      <w:r>
-        <w:rPr>
-          <w:rFonts w:ascii="Calibri" w:hAnsi="Calibri"/>
-          <w:b/>
-          <w:i w:val="0"/>
-          <w:sz w:val="21"/>
-          <w:u w:val="none"/>
-        </w:rPr>
-        <w:t>Reject</w:t>
-      </w:r>
-      <w:r>
-        <w:rPr>
-          <w:rFonts w:ascii="Calibri" w:hAnsi="Calibri"/>
-          <w:b w:val="0"/>
-          <w:i w:val="0"/>
-          <w:sz w:val="21"/>
-          <w:u w:val="none"/>
-        </w:rPr>
-        <w:t>, batch tetap berada di tahap Approval sampai keputusan itu diubah menjadi Approved.</w:t>
+        <w:t>) berstatus Approved, batch otomatis lanjut ke tahap Print (Bab 9). Jika salah satu bagian di-Reject, batch tetap berada di tahap Approval sampai keputusan itu diubah menjadi Approved.</w:t>
       </w:r>
     </w:p>
     <w:p>
@@ -10053,7 +9979,7 @@
       <w:r>
         <w:drawing>
           <wp:inline xmlns:a="http://schemas.openxmlformats.org/drawingml/2006/main" xmlns:pic="http://schemas.openxmlformats.org/drawingml/2006/picture">
-            <wp:extent cx="5760000" cy="3462128"/>
+            <wp:extent cx="5760000" cy="3456000"/>
             <wp:docPr id="24" name="Picture 24"/>
             <wp:cNvGraphicFramePr>
               <a:graphicFrameLocks noChangeAspect="1"/>
@@ -10074,7 +10000,7 @@
                   <pic:spPr>
                     <a:xfrm>
                       <a:off x="0" y="0"/>
-                      <a:ext cx="5760000" cy="3462128"/>
+                      <a:ext cx="5760000" cy="3456000"/>
                     </a:xfrm>
                     <a:prstGeom prst="rect"/>
                   </pic:spPr>
@@ -10099,7 +10025,7 @@
           <w:sz w:val="18"/>
           <w:u w:val="none"/>
         </w:rPr>
-        <w:t xml:space="preserve">Gambar 24. </w:t>
+        <w:t>Gambar 24.</w:t>
       </w:r>
       <w:r>
         <w:rPr>
@@ -10110,7 +10036,7 @@
           <w:sz w:val="18"/>
           <w:u w:val="none"/>
         </w:rPr>
-        <w:t>Laporan detail bagian Startup — tombol Preview Cetak di kanan atas.</w:t>
+        <w:t xml:space="preserve"> Laporan detail bagian Finished — tombol Preview Cetak di kanan atas dan kartu keputusan di bagian bawah.</w:t>
       </w:r>
     </w:p>
     <w:p>
@@ -10144,47 +10070,7 @@
           <w:sz w:val="21"/>
           <w:u w:val="none"/>
         </w:rPr>
-        <w:t xml:space="preserve">Tahap terakhir alur batch. Terbuka hanya setelah </w:t>
-      </w:r>
-      <w:r>
-        <w:rPr>
-          <w:rFonts w:ascii="Calibri" w:hAnsi="Calibri"/>
-          <w:b/>
-          <w:i w:val="0"/>
-          <w:sz w:val="21"/>
-          <w:u w:val="none"/>
-        </w:rPr>
-        <w:t>ketiga bagian Approval</w:t>
-      </w:r>
-      <w:r>
-        <w:rPr>
-          <w:rFonts w:ascii="Calibri" w:hAnsi="Calibri"/>
-          <w:b w:val="0"/>
-          <w:i w:val="0"/>
-          <w:sz w:val="21"/>
-          <w:u w:val="none"/>
-        </w:rPr>
-        <w:t xml:space="preserve"> berstatus Approved. Isi laporannya sama persis dengan laporan Approval (Bab 8) — bedanya di sini tidak ada lagi tombol keputusan, hanya tombol </w:t>
-      </w:r>
-      <w:r>
-        <w:rPr>
-          <w:rFonts w:ascii="Calibri" w:hAnsi="Calibri"/>
-          <w:b/>
-          <w:i w:val="0"/>
-          <w:sz w:val="21"/>
-          <w:u w:val="none"/>
-        </w:rPr>
-        <w:t>Cetak</w:t>
-      </w:r>
-      <w:r>
-        <w:rPr>
-          <w:rFonts w:ascii="Calibri" w:hAnsi="Calibri"/>
-          <w:b w:val="0"/>
-          <w:i w:val="0"/>
-          <w:sz w:val="21"/>
-          <w:u w:val="none"/>
-        </w:rPr>
-        <w:t>.</w:t>
+        <w:t>Tahap terakhir alur batch. Terbuka setelah kedua bagian wajib Approval berstatus Approved. Isi laporannya sama dengan laporan Approval (Bab 8) — bedanya di sini tidak ada tombol keputusan, hanya tombol Cetak. Ketiga laporan (Startup, Filling &amp; Packing, Finished) tersedia untuk dicetak.</w:t>
       </w:r>
     </w:p>
     <w:p>
@@ -10284,12 +10170,22 @@
       <w:r>
         <w:rPr>
           <w:rFonts w:ascii="Calibri" w:hAnsi="Calibri"/>
+          <w:b w:val="0"/>
+          <w:i w:val="0"/>
+          <w:sz w:val="21"/>
+          <w:u w:val="none"/>
+        </w:rPr>
+        <w:t xml:space="preserve">3.  Klik salah satu kartu untuk membuka detail laporan, lalu klik tombol </w:t>
+      </w:r>
+      <w:r>
+        <w:rPr>
+          <w:rFonts w:ascii="Calibri" w:hAnsi="Calibri"/>
           <w:b/>
           <w:i w:val="0"/>
           <w:sz w:val="21"/>
           <w:u w:val="none"/>
         </w:rPr>
-        <w:t xml:space="preserve">3.  </w:t>
+        <w:t>Cetak</w:t>
       </w:r>
       <w:r>
         <w:rPr>
@@ -10299,27 +10195,7 @@
           <w:sz w:val="21"/>
           <w:u w:val="none"/>
         </w:rPr>
-        <w:t xml:space="preserve">Klik salah satu kartu untuk membuka detail laporan, lalu klik tombol </w:t>
-      </w:r>
-      <w:r>
-        <w:rPr>
-          <w:rFonts w:ascii="Calibri" w:hAnsi="Calibri"/>
-          <w:b/>
-          <w:i w:val="0"/>
-          <w:sz w:val="21"/>
-          <w:u w:val="none"/>
-        </w:rPr>
-        <w:t>Cetak</w:t>
-      </w:r>
-      <w:r>
-        <w:rPr>
-          <w:rFonts w:ascii="Calibri" w:hAnsi="Calibri"/>
-          <w:b w:val="0"/>
-          <w:i w:val="0"/>
-          <w:sz w:val="21"/>
-          <w:u w:val="none"/>
-        </w:rPr>
-        <w:t xml:space="preserve"> untuk membuka/mengunduh PDF-nya.</w:t>
+        <w:t xml:space="preserve"> di kanan atas — PDF terbuka di tab yang sama.</w:t>
       </w:r>
     </w:p>
     <w:p>
@@ -10371,7 +10247,7 @@
       <w:r>
         <w:drawing>
           <wp:inline xmlns:a="http://schemas.openxmlformats.org/drawingml/2006/main" xmlns:pic="http://schemas.openxmlformats.org/drawingml/2006/picture">
-            <wp:extent cx="5760000" cy="3462128"/>
+            <wp:extent cx="5760000" cy="3456000"/>
             <wp:docPr id="25" name="Picture 25"/>
             <wp:cNvGraphicFramePr>
               <a:graphicFrameLocks noChangeAspect="1"/>
@@ -10392,7 +10268,7 @@
                   <pic:spPr>
                     <a:xfrm>
                       <a:off x="0" y="0"/>
-                      <a:ext cx="5760000" cy="3462128"/>
+                      <a:ext cx="5760000" cy="3456000"/>
                     </a:xfrm>
                     <a:prstGeom prst="rect"/>
                   </pic:spPr>
@@ -10440,7 +10316,7 @@
       <w:r>
         <w:drawing>
           <wp:inline xmlns:a="http://schemas.openxmlformats.org/drawingml/2006/main" xmlns:pic="http://schemas.openxmlformats.org/drawingml/2006/picture">
-            <wp:extent cx="5760000" cy="3462128"/>
+            <wp:extent cx="5760000" cy="3456000"/>
             <wp:docPr id="26" name="Picture 26"/>
             <wp:cNvGraphicFramePr>
               <a:graphicFrameLocks noChangeAspect="1"/>
@@ -10461,7 +10337,7 @@
                   <pic:spPr>
                     <a:xfrm>
                       <a:off x="0" y="0"/>
-                      <a:ext cx="5760000" cy="3462128"/>
+                      <a:ext cx="5760000" cy="3456000"/>
                     </a:xfrm>
                     <a:prstGeom prst="rect"/>
                   </pic:spPr>
@@ -10509,7 +10385,7 @@
       <w:r>
         <w:drawing>
           <wp:inline xmlns:a="http://schemas.openxmlformats.org/drawingml/2006/main" xmlns:pic="http://schemas.openxmlformats.org/drawingml/2006/picture">
-            <wp:extent cx="4320000" cy="3788000"/>
+            <wp:extent cx="4320000" cy="6103007"/>
             <wp:docPr id="27" name="Picture 27"/>
             <wp:cNvGraphicFramePr>
               <a:graphicFrameLocks noChangeAspect="1"/>
@@ -10530,7 +10406,7 @@
                   <pic:spPr>
                     <a:xfrm>
                       <a:off x="0" y="0"/>
-                      <a:ext cx="4320000" cy="3788000"/>
+                      <a:ext cx="4320000" cy="6103007"/>
                     </a:xfrm>
                     <a:prstGeom prst="rect"/>
                   </pic:spPr>
@@ -10650,7 +10526,7 @@
       <w:r>
         <w:drawing>
           <wp:inline xmlns:a="http://schemas.openxmlformats.org/drawingml/2006/main" xmlns:pic="http://schemas.openxmlformats.org/drawingml/2006/picture">
-            <wp:extent cx="5760000" cy="3462128"/>
+            <wp:extent cx="5760000" cy="3456000"/>
             <wp:docPr id="28" name="Picture 28"/>
             <wp:cNvGraphicFramePr>
               <a:graphicFrameLocks noChangeAspect="1"/>
@@ -10671,7 +10547,7 @@
                   <pic:spPr>
                     <a:xfrm>
                       <a:off x="0" y="0"/>
-                      <a:ext cx="5760000" cy="3462128"/>
+                      <a:ext cx="5760000" cy="3456000"/>
                     </a:xfrm>
                     <a:prstGeom prst="rect"/>
                   </pic:spPr>
@@ -11276,7 +11152,7 @@
       <w:r>
         <w:drawing>
           <wp:inline xmlns:a="http://schemas.openxmlformats.org/drawingml/2006/main" xmlns:pic="http://schemas.openxmlformats.org/drawingml/2006/picture">
-            <wp:extent cx="3420000" cy="3530174"/>
+            <wp:extent cx="3211234" cy="6949440"/>
             <wp:docPr id="29" name="Picture 29"/>
             <wp:cNvGraphicFramePr>
               <a:graphicFrameLocks noChangeAspect="1"/>
@@ -11297,7 +11173,7 @@
                   <pic:spPr>
                     <a:xfrm>
                       <a:off x="0" y="0"/>
-                      <a:ext cx="3420000" cy="3530174"/>
+                      <a:ext cx="3211234" cy="6949440"/>
                     </a:xfrm>
                     <a:prstGeom prst="rect"/>
                   </pic:spPr>
@@ -11599,7 +11475,7 @@
       <w:r>
         <w:drawing>
           <wp:inline xmlns:a="http://schemas.openxmlformats.org/drawingml/2006/main" xmlns:pic="http://schemas.openxmlformats.org/drawingml/2006/picture">
-            <wp:extent cx="5760000" cy="3462128"/>
+            <wp:extent cx="5760000" cy="3456000"/>
             <wp:docPr id="30" name="Picture 30"/>
             <wp:cNvGraphicFramePr>
               <a:graphicFrameLocks noChangeAspect="1"/>
@@ -11620,7 +11496,7 @@
                   <pic:spPr>
                     <a:xfrm>
                       <a:off x="0" y="0"/>
-                      <a:ext cx="5760000" cy="3462128"/>
+                      <a:ext cx="5760000" cy="3456000"/>
                     </a:xfrm>
                     <a:prstGeom prst="rect"/>
                   </pic:spPr>
@@ -11745,12 +11621,22 @@
       <w:r>
         <w:rPr>
           <w:rFonts w:ascii="Calibri" w:hAnsi="Calibri"/>
+          <w:b w:val="0"/>
+          <w:i w:val="0"/>
+          <w:sz w:val="21"/>
+          <w:u w:val="none"/>
+        </w:rPr>
+        <w:t xml:space="preserve">2.  Klik </w:t>
+      </w:r>
+      <w:r>
+        <w:rPr>
+          <w:rFonts w:ascii="Calibri" w:hAnsi="Calibri"/>
           <w:b/>
           <w:i w:val="0"/>
           <w:sz w:val="21"/>
           <w:u w:val="none"/>
         </w:rPr>
-        <w:t xml:space="preserve">2.  </w:t>
+        <w:t>Produk Baru</w:t>
       </w:r>
       <w:r>
         <w:rPr>
@@ -11760,27 +11646,7 @@
           <w:sz w:val="21"/>
           <w:u w:val="none"/>
         </w:rPr>
-        <w:t xml:space="preserve">Klik tombol tambah untuk membuka dialog </w:t>
-      </w:r>
-      <w:r>
-        <w:rPr>
-          <w:rFonts w:ascii="Calibri" w:hAnsi="Calibri"/>
-          <w:b/>
-          <w:i w:val="0"/>
-          <w:sz w:val="21"/>
-          <w:u w:val="none"/>
-        </w:rPr>
-        <w:t>Tambah Produk</w:t>
-      </w:r>
-      <w:r>
-        <w:rPr>
-          <w:rFonts w:ascii="Calibri" w:hAnsi="Calibri"/>
-          <w:b w:val="0"/>
-          <w:i w:val="0"/>
-          <w:sz w:val="21"/>
-          <w:u w:val="none"/>
-        </w:rPr>
-        <w:t xml:space="preserve"> — isi FG Code dan Nama Produk, lalu simpan.</w:t>
+        <w:t xml:space="preserve"> — isi FG Code, Nama Produk, dan Shelf Life (bulan, opsional — dipakai fitur OCR untuk menghitung EXP dari MFD), lalu simpan. FG Code tidak boleh sama dengan produk lain.</w:t>
       </w:r>
     </w:p>
     <w:p>
@@ -11852,21 +11718,21 @@
       <w:r>
         <w:rPr>
           <w:rFonts w:ascii="Calibri" w:hAnsi="Calibri"/>
+          <w:b w:val="0"/>
+          <w:i w:val="0"/>
+          <w:sz w:val="21"/>
+          <w:u w:val="none"/>
+        </w:rPr>
+        <w:t xml:space="preserve">•  </w:t>
+      </w:r>
+      <w:r>
+        <w:rPr>
+          <w:rFonts w:ascii="Calibri" w:hAnsi="Calibri"/>
           <w:b/>
           <w:i w:val="0"/>
           <w:sz w:val="21"/>
           <w:u w:val="none"/>
         </w:rPr>
-        <w:t xml:space="preserve">•  </w:t>
-      </w:r>
-      <w:r>
-        <w:rPr>
-          <w:rFonts w:ascii="Calibri" w:hAnsi="Calibri"/>
-          <w:b/>
-          <w:i w:val="0"/>
-          <w:sz w:val="21"/>
-          <w:u w:val="none"/>
-        </w:rPr>
         <w:t>Unduh Template</w:t>
       </w:r>
       <w:r>
@@ -11877,7 +11743,7 @@
           <w:sz w:val="21"/>
           <w:u w:val="none"/>
         </w:rPr>
-        <w:t xml:space="preserve"> — mengunduh file Excel contoh dengan 3 kolom: FG Code, Nama Produk, Bulk Code.</w:t>
+        <w:t xml:space="preserve"> — mengunduh file Excel contoh dengan 4 kolom: FG Code, Nama Produk, Bulk Code, Shelf Life (Bulan).</w:t>
       </w:r>
     </w:p>
     <w:p>
@@ -11888,12 +11754,32 @@
       <w:r>
         <w:rPr>
           <w:rFonts w:ascii="Calibri" w:hAnsi="Calibri"/>
+          <w:b w:val="0"/>
+          <w:i w:val="0"/>
+          <w:sz w:val="21"/>
+          <w:u w:val="none"/>
+        </w:rPr>
+        <w:t xml:space="preserve">•  </w:t>
+      </w:r>
+      <w:r>
+        <w:rPr>
+          <w:rFonts w:ascii="Calibri" w:hAnsi="Calibri"/>
           <w:b/>
           <w:i w:val="0"/>
           <w:sz w:val="21"/>
           <w:u w:val="none"/>
         </w:rPr>
-        <w:t xml:space="preserve">•  </w:t>
+        <w:t>Import Excel (dua tahap)</w:t>
+      </w:r>
+      <w:r>
+        <w:rPr>
+          <w:rFonts w:ascii="Calibri" w:hAnsi="Calibri"/>
+          <w:b w:val="0"/>
+          <w:i w:val="0"/>
+          <w:sz w:val="21"/>
+          <w:u w:val="none"/>
+        </w:rPr>
+        <w:t xml:space="preserve"> — (1) </w:t>
       </w:r>
       <w:r>
         <w:rPr>
@@ -11903,7 +11789,7 @@
           <w:sz w:val="21"/>
           <w:u w:val="none"/>
         </w:rPr>
-        <w:t>Import Excel</w:t>
+        <w:t>Upload &amp; Validasi</w:t>
       </w:r>
       <w:r>
         <w:rPr>
@@ -11913,7 +11799,7 @@
           <w:sz w:val="21"/>
           <w:u w:val="none"/>
         </w:rPr>
-        <w:t xml:space="preserve"> — mengunggah file Excel berisi banyak produk/bulk code sekaligus. Proses ini bersifat </w:t>
+        <w:t xml:space="preserve">: sistem memeriksa seluruh baris tanpa menyimpan apa pun, lalu menampilkan pratinjau: total baris, siap disimpan, error (dilewati), peringatan, dan daftar baris bermasalah (bisa diunduh .xlsx). (2) Klik </w:t>
       </w:r>
       <w:r>
         <w:rPr>
@@ -11923,7 +11809,7 @@
           <w:sz w:val="21"/>
           <w:u w:val="none"/>
         </w:rPr>
-        <w:t>sebagian-berhasil (partial success)</w:t>
+        <w:t>Simpan N Baris Valid</w:t>
       </w:r>
       <w:r>
         <w:rPr>
@@ -11933,7 +11819,27 @@
           <w:sz w:val="21"/>
           <w:u w:val="none"/>
         </w:rPr>
-        <w:t>: baris yang datanya salah akan dilewati dan dilaporkan nomor barisnya, sementara baris-baris lain yang valid tetap disimpan.</w:t>
+        <w:t xml:space="preserve"> untuk menyimpan semua baris valid sekaligus, atau </w:t>
+      </w:r>
+      <w:r>
+        <w:rPr>
+          <w:rFonts w:ascii="Calibri" w:hAnsi="Calibri"/>
+          <w:b/>
+          <w:i w:val="0"/>
+          <w:sz w:val="21"/>
+          <w:u w:val="none"/>
+        </w:rPr>
+        <w:t>Batalkan</w:t>
+      </w:r>
+      <w:r>
+        <w:rPr>
+          <w:rFonts w:ascii="Calibri" w:hAnsi="Calibri"/>
+          <w:b w:val="0"/>
+          <w:i w:val="0"/>
+          <w:sz w:val="21"/>
+          <w:u w:val="none"/>
+        </w:rPr>
+        <w:t>. Penyimpanan berjalan dalam satu transaksi — jika gagal atau dibatalkan, tidak ada data yang tersimpan. Batas file 10 MB / 20.000 baris. Master Line memakai alur import yang sama.</w:t>
       </w:r>
     </w:p>
     <w:p>
@@ -11945,7 +11851,7 @@
       <w:r>
         <w:drawing>
           <wp:inline xmlns:a="http://schemas.openxmlformats.org/drawingml/2006/main" xmlns:pic="http://schemas.openxmlformats.org/drawingml/2006/picture">
-            <wp:extent cx="5760000" cy="3462128"/>
+            <wp:extent cx="5760000" cy="3456000"/>
             <wp:docPr id="31" name="Picture 31"/>
             <wp:cNvGraphicFramePr>
               <a:graphicFrameLocks noChangeAspect="1"/>
@@ -11966,7 +11872,7 @@
                   <pic:spPr>
                     <a:xfrm>
                       <a:off x="0" y="0"/>
-                      <a:ext cx="5760000" cy="3462128"/>
+                      <a:ext cx="5760000" cy="3456000"/>
                     </a:xfrm>
                     <a:prstGeom prst="rect"/>
                   </pic:spPr>
@@ -12008,6 +11914,75 @@
     <w:p>
       <w:pPr>
         <w:keepNext/>
+        <w:spacing w:before="120" w:after="40"/>
+        <w:jc w:val="center"/>
+      </w:pPr>
+      <w:r>
+        <w:drawing>
+          <wp:inline xmlns:a="http://schemas.openxmlformats.org/drawingml/2006/main" xmlns:pic="http://schemas.openxmlformats.org/drawingml/2006/picture">
+            <wp:extent cx="5760720" cy="3456432"/>
+            <wp:docPr id="35" name="Picture 35"/>
+            <wp:cNvGraphicFramePr>
+              <a:graphicFrameLocks noChangeAspect="1"/>
+            </wp:cNvGraphicFramePr>
+            <a:graphic>
+              <a:graphicData uri="http://schemas.openxmlformats.org/drawingml/2006/picture">
+                <pic:pic>
+                  <pic:nvPicPr>
+                    <pic:cNvPr id="0" name="uat_import_preview.jpg"/>
+                    <pic:cNvPicPr/>
+                  </pic:nvPicPr>
+                  <pic:blipFill>
+                    <a:blip r:embed="rId44"/>
+                    <a:stretch>
+                      <a:fillRect/>
+                    </a:stretch>
+                  </pic:blipFill>
+                  <pic:spPr>
+                    <a:xfrm>
+                      <a:off x="0" y="0"/>
+                      <a:ext cx="5760720" cy="3456432"/>
+                    </a:xfrm>
+                    <a:prstGeom prst="rect"/>
+                  </pic:spPr>
+                </pic:pic>
+              </a:graphicData>
+            </a:graphic>
+          </wp:inline>
+        </w:drawing>
+      </w:r>
+    </w:p>
+    <w:p>
+      <w:pPr>
+        <w:spacing w:after="200"/>
+        <w:jc w:val="center"/>
+      </w:pPr>
+      <w:r>
+        <w:rPr>
+          <w:rFonts w:ascii="Calibri" w:hAnsi="Calibri"/>
+          <w:b/>
+          <w:i/>
+          <w:color w:val="6B6B6B"/>
+          <w:sz w:val="18"/>
+          <w:u w:val="none"/>
+        </w:rPr>
+        <w:t>Gambar 32.</w:t>
+      </w:r>
+      <w:r>
+        <w:rPr>
+          <w:rFonts w:ascii="Calibri" w:hAnsi="Calibri"/>
+          <w:b w:val="0"/>
+          <w:i/>
+          <w:color w:val="6B6B6B"/>
+          <w:sz w:val="18"/>
+          <w:u w:val="none"/>
+        </w:rPr>
+        <w:t xml:space="preserve"> Pratinjau Import Excel — jumlah baris valid/error dan tombol Simpan Baris Valid.</w:t>
+      </w:r>
+    </w:p>
+    <w:p>
+      <w:pPr>
+        <w:keepNext/>
         <w:spacing w:before="240" w:after="100"/>
       </w:pPr>
       <w:r>
@@ -12204,7 +12179,7 @@
       <w:r>
         <w:drawing>
           <wp:inline xmlns:a="http://schemas.openxmlformats.org/drawingml/2006/main" xmlns:pic="http://schemas.openxmlformats.org/drawingml/2006/picture">
-            <wp:extent cx="5760000" cy="3462128"/>
+            <wp:extent cx="5760000" cy="3456000"/>
             <wp:docPr id="32" name="Picture 32"/>
             <wp:cNvGraphicFramePr>
               <a:graphicFrameLocks noChangeAspect="1"/>
@@ -12225,7 +12200,7 @@
                   <pic:spPr>
                     <a:xfrm>
                       <a:off x="0" y="0"/>
-                      <a:ext cx="5760000" cy="3462128"/>
+                      <a:ext cx="5760000" cy="3456000"/>
                     </a:xfrm>
                     <a:prstGeom prst="rect"/>
                   </pic:spPr>
@@ -12250,7 +12225,7 @@
           <w:sz w:val="18"/>
           <w:u w:val="none"/>
         </w:rPr>
-        <w:t xml:space="preserve">Gambar 32. </w:t>
+        <w:t xml:space="preserve">Gambar 33. </w:t>
       </w:r>
       <w:r>
         <w:rPr>
@@ -12839,7 +12814,7 @@
       <w:r>
         <w:drawing>
           <wp:inline xmlns:a="http://schemas.openxmlformats.org/drawingml/2006/main" xmlns:pic="http://schemas.openxmlformats.org/drawingml/2006/picture">
-            <wp:extent cx="5760000" cy="3462128"/>
+            <wp:extent cx="5760000" cy="3456000"/>
             <wp:docPr id="33" name="Picture 33"/>
             <wp:cNvGraphicFramePr>
               <a:graphicFrameLocks noChangeAspect="1"/>
@@ -12860,7 +12835,7 @@
                   <pic:spPr>
                     <a:xfrm>
                       <a:off x="0" y="0"/>
-                      <a:ext cx="5760000" cy="3462128"/>
+                      <a:ext cx="5760000" cy="3456000"/>
                     </a:xfrm>
                     <a:prstGeom prst="rect"/>
                   </pic:spPr>
@@ -12885,7 +12860,7 @@
           <w:sz w:val="18"/>
           <w:u w:val="none"/>
         </w:rPr>
-        <w:t xml:space="preserve">Gambar 33. </w:t>
+        <w:t xml:space="preserve">Gambar 34. </w:t>
       </w:r>
       <w:r>
         <w:rPr>
@@ -12905,6 +12880,7 @@
         <w:keepNext/>
         <w:spacing w:before="360" w:after="160"/>
       </w:pPr>
+      <w:bookmarkEnd w:id="112"/>
       <w:r>
         <w:rPr>
           <w:rFonts w:ascii="Calibri" w:hAnsi="Calibri"/>
@@ -12914,9 +12890,8 @@
           <w:sz w:val="36"/>
           <w:u w:val="none"/>
         </w:rPr>
-        <w:t>Bab 13. Tempat Sampah (Recycle Bin)</w:t>
-      </w:r>
-      <w:bookmarkEnd w:id="112"/>
+        <w:t>Bab 13. Tempat Sampah (Recycle Bin) &amp; Arsip Batch</w:t>
+      </w:r>
     </w:p>
     <w:p>
       <w:pPr>
@@ -13138,7 +13113,7 @@
           <w:sz w:val="21"/>
           <w:u w:val="none"/>
         </w:rPr>
-        <w:t>Pulihkan</w:t>
+        <w:t>Kembalikan</w:t>
       </w:r>
       <w:r>
         <w:rPr>
@@ -13210,7 +13185,7 @@
       <w:r>
         <w:drawing>
           <wp:inline xmlns:a="http://schemas.openxmlformats.org/drawingml/2006/main" xmlns:pic="http://schemas.openxmlformats.org/drawingml/2006/picture">
-            <wp:extent cx="5760000" cy="3462128"/>
+            <wp:extent cx="5760000" cy="3456000"/>
             <wp:docPr id="34" name="Picture 34"/>
             <wp:cNvGraphicFramePr>
               <a:graphicFrameLocks noChangeAspect="1"/>
@@ -13231,7 +13206,7 @@
                   <pic:spPr>
                     <a:xfrm>
                       <a:off x="0" y="0"/>
-                      <a:ext cx="5760000" cy="3462128"/>
+                      <a:ext cx="5760000" cy="3456000"/>
                     </a:xfrm>
                     <a:prstGeom prst="rect"/>
                   </pic:spPr>
@@ -13256,7 +13231,7 @@
           <w:sz w:val="18"/>
           <w:u w:val="none"/>
         </w:rPr>
-        <w:t xml:space="preserve">Gambar 34. </w:t>
+        <w:t xml:space="preserve">Gambar 35. </w:t>
       </w:r>
       <w:r>
         <w:rPr>
@@ -13268,6 +13243,375 @@
           <w:u w:val="none"/>
         </w:rPr>
         <w:t>Halaman Tempat Sampah — data terhapus dikelompokkan per jenis, dengan tombol Kembalikan.</w:t>
+      </w:r>
+    </w:p>
+    <w:p>
+      <w:pPr>
+        <w:keepNext/>
+        <w:spacing w:before="240" w:after="100"/>
+      </w:pPr>
+      <w:r>
+        <w:rPr>
+          <w:rFonts w:ascii="Calibri" w:hAnsi="Calibri"/>
+          <w:b/>
+          <w:i w:val="0"/>
+          <w:color w:val="1A1A1A"/>
+          <w:sz w:val="25"/>
+          <w:u w:val="none"/>
+        </w:rPr>
+        <w:t>13.1 Arsip Batch</w:t>
+      </w:r>
+    </w:p>
+    <w:p>
+      <w:pPr>
+        <w:spacing w:after="140"/>
+      </w:pPr>
+      <w:r>
+        <w:rPr>
+          <w:rFonts w:ascii="Calibri" w:hAnsi="Calibri"/>
+          <w:b w:val="0"/>
+          <w:i w:val="0"/>
+          <w:sz w:val="21"/>
+          <w:u w:val="none"/>
+        </w:rPr>
+        <w:t>Batch yang sudah Selesai dapat dipindahkan ke Arsip agar daftar Batch tetap ringkas (khusus Admin).</w:t>
+      </w:r>
+    </w:p>
+    <w:p>
+      <w:pPr>
+        <w:spacing w:after="80"/>
+        <w:ind w:left="340"/>
+      </w:pPr>
+      <w:r>
+        <w:rPr>
+          <w:rFonts w:ascii="Calibri" w:hAnsi="Calibri"/>
+          <w:b w:val="0"/>
+          <w:i w:val="0"/>
+          <w:sz w:val="21"/>
+          <w:u w:val="none"/>
+        </w:rPr>
+        <w:t xml:space="preserve">1.  Pada halaman Batch, klik tombol </w:t>
+      </w:r>
+      <w:r>
+        <w:rPr>
+          <w:rFonts w:ascii="Calibri" w:hAnsi="Calibri"/>
+          <w:b/>
+          <w:i w:val="0"/>
+          <w:sz w:val="21"/>
+          <w:u w:val="none"/>
+        </w:rPr>
+        <w:t>⋮</w:t>
+      </w:r>
+      <w:r>
+        <w:rPr>
+          <w:rFonts w:ascii="Calibri" w:hAnsi="Calibri"/>
+          <w:b w:val="0"/>
+          <w:i w:val="0"/>
+          <w:sz w:val="21"/>
+          <w:u w:val="none"/>
+        </w:rPr>
+        <w:t xml:space="preserve"> di kartu batch.</w:t>
+      </w:r>
+    </w:p>
+    <w:p>
+      <w:pPr>
+        <w:spacing w:after="80"/>
+        <w:ind w:left="340"/>
+      </w:pPr>
+      <w:r>
+        <w:rPr>
+          <w:rFonts w:ascii="Calibri" w:hAnsi="Calibri"/>
+          <w:b w:val="0"/>
+          <w:i w:val="0"/>
+          <w:sz w:val="21"/>
+          <w:u w:val="none"/>
+        </w:rPr>
+        <w:t xml:space="preserve">2.  Pilih </w:t>
+      </w:r>
+      <w:r>
+        <w:rPr>
+          <w:rFonts w:ascii="Calibri" w:hAnsi="Calibri"/>
+          <w:b/>
+          <w:i w:val="0"/>
+          <w:sz w:val="21"/>
+          <w:u w:val="none"/>
+        </w:rPr>
+        <w:t>Pindahkan ke Arsip</w:t>
+      </w:r>
+      <w:r>
+        <w:rPr>
+          <w:rFonts w:ascii="Calibri" w:hAnsi="Calibri"/>
+          <w:b w:val="0"/>
+          <w:i w:val="0"/>
+          <w:sz w:val="21"/>
+          <w:u w:val="none"/>
+        </w:rPr>
+        <w:t xml:space="preserve"> (hanya tersedia untuk batch Selesai) — batch hilang dari daftar Batch dan muncul di menu Arsip.</w:t>
+      </w:r>
+    </w:p>
+    <w:p>
+      <w:pPr>
+        <w:spacing w:after="80"/>
+        <w:ind w:left="340"/>
+      </w:pPr>
+      <w:r>
+        <w:rPr>
+          <w:rFonts w:ascii="Calibri" w:hAnsi="Calibri"/>
+          <w:b w:val="0"/>
+          <w:i w:val="0"/>
+          <w:sz w:val="21"/>
+          <w:u w:val="none"/>
+        </w:rPr>
+        <w:t xml:space="preserve">3.  Untuk mengembalikan, buka </w:t>
+      </w:r>
+      <w:r>
+        <w:rPr>
+          <w:rFonts w:ascii="Calibri" w:hAnsi="Calibri"/>
+          <w:b/>
+          <w:i w:val="0"/>
+          <w:sz w:val="21"/>
+          <w:u w:val="none"/>
+        </w:rPr>
+        <w:t>Arsip</w:t>
+      </w:r>
+      <w:r>
+        <w:rPr>
+          <w:rFonts w:ascii="Calibri" w:hAnsi="Calibri"/>
+          <w:b w:val="0"/>
+          <w:i w:val="0"/>
+          <w:sz w:val="21"/>
+          <w:u w:val="none"/>
+        </w:rPr>
+        <w:t xml:space="preserve">, klik </w:t>
+      </w:r>
+      <w:r>
+        <w:rPr>
+          <w:rFonts w:ascii="Calibri" w:hAnsi="Calibri"/>
+          <w:b/>
+          <w:i w:val="0"/>
+          <w:sz w:val="21"/>
+          <w:u w:val="none"/>
+        </w:rPr>
+        <w:t>⋮</w:t>
+      </w:r>
+      <w:r>
+        <w:rPr>
+          <w:rFonts w:ascii="Calibri" w:hAnsi="Calibri"/>
+          <w:b w:val="0"/>
+          <w:i w:val="0"/>
+          <w:sz w:val="21"/>
+          <w:u w:val="none"/>
+        </w:rPr>
+        <w:t xml:space="preserve"> → </w:t>
+      </w:r>
+      <w:r>
+        <w:rPr>
+          <w:rFonts w:ascii="Calibri" w:hAnsi="Calibri"/>
+          <w:b/>
+          <w:i w:val="0"/>
+          <w:sz w:val="21"/>
+          <w:u w:val="none"/>
+        </w:rPr>
+        <w:t>Keluarkan dari Arsip</w:t>
+      </w:r>
+      <w:r>
+        <w:rPr>
+          <w:rFonts w:ascii="Calibri" w:hAnsi="Calibri"/>
+          <w:b w:val="0"/>
+          <w:i w:val="0"/>
+          <w:sz w:val="21"/>
+          <w:u w:val="none"/>
+        </w:rPr>
+        <w:t>.</w:t>
+      </w:r>
+    </w:p>
+    <w:p>
+      <w:pPr>
+        <w:spacing w:before="60" w:after="180"/>
+        <w:ind w:left="170"/>
+        <w:pBdr>
+          <w:left w:val="single" w:sz="18" w:space="6" w:color="C00000"/>
+        </w:pBdr>
+      </w:pPr>
+      <w:r>
+        <w:rPr>
+          <w:rFonts w:ascii="Calibri" w:hAnsi="Calibri"/>
+          <w:b/>
+          <w:i/>
+          <w:color w:val="C00000"/>
+          <w:sz w:val="20"/>
+          <w:u w:val="none"/>
+        </w:rPr>
+        <w:t>Catatan:</w:t>
+      </w:r>
+      <w:r>
+        <w:rPr>
+          <w:rFonts w:ascii="Calibri" w:hAnsi="Calibri"/>
+          <w:b w:val="0"/>
+          <w:i w:val="0"/>
+          <w:sz w:val="20"/>
+          <w:u w:val="none"/>
+        </w:rPr>
+        <w:t xml:space="preserve"> batch yang diarsipkan tetap bisa dibuka, dicetak ulang, dan diverifikasi QR-nya. Menu ⋮ juga berisi </w:t>
+      </w:r>
+      <w:r>
+        <w:rPr>
+          <w:rFonts w:ascii="Calibri" w:hAnsi="Calibri"/>
+          <w:b/>
+          <w:i/>
+          <w:color w:val="C00000"/>
+          <w:sz w:val="20"/>
+          <w:u w:val="none"/>
+        </w:rPr>
+        <w:t>Hapus</w:t>
+      </w:r>
+      <w:r>
+        <w:rPr>
+          <w:rFonts w:ascii="Calibri" w:hAnsi="Calibri"/>
+          <w:b w:val="0"/>
+          <w:i w:val="0"/>
+          <w:sz w:val="20"/>
+          <w:u w:val="none"/>
+        </w:rPr>
+        <w:t xml:space="preserve"> (dengan konfirmasi) — batch yang dihapus masuk Tempat Sampah dan bisa dikembalikan dari sana.</w:t>
+      </w:r>
+    </w:p>
+    <w:p>
+      <w:pPr>
+        <w:keepNext/>
+        <w:spacing w:before="120" w:after="40"/>
+        <w:jc w:val="center"/>
+      </w:pPr>
+      <w:r>
+        <w:drawing>
+          <wp:inline xmlns:a="http://schemas.openxmlformats.org/drawingml/2006/main" xmlns:pic="http://schemas.openxmlformats.org/drawingml/2006/picture">
+            <wp:extent cx="5760720" cy="3456432"/>
+            <wp:docPr id="36" name="Picture 36"/>
+            <wp:cNvGraphicFramePr>
+              <a:graphicFrameLocks noChangeAspect="1"/>
+            </wp:cNvGraphicFramePr>
+            <a:graphic>
+              <a:graphicData uri="http://schemas.openxmlformats.org/drawingml/2006/picture">
+                <pic:pic>
+                  <pic:nvPicPr>
+                    <pic:cNvPr id="0" name="uat_batch_actions.jpg"/>
+                    <pic:cNvPicPr/>
+                  </pic:nvPicPr>
+                  <pic:blipFill>
+                    <a:blip r:embed="rId45"/>
+                    <a:stretch>
+                      <a:fillRect/>
+                    </a:stretch>
+                  </pic:blipFill>
+                  <pic:spPr>
+                    <a:xfrm>
+                      <a:off x="0" y="0"/>
+                      <a:ext cx="5760720" cy="3456432"/>
+                    </a:xfrm>
+                    <a:prstGeom prst="rect"/>
+                  </pic:spPr>
+                </pic:pic>
+              </a:graphicData>
+            </a:graphic>
+          </wp:inline>
+        </w:drawing>
+      </w:r>
+    </w:p>
+    <w:p>
+      <w:pPr>
+        <w:spacing w:after="200"/>
+        <w:jc w:val="center"/>
+      </w:pPr>
+      <w:r>
+        <w:rPr>
+          <w:rFonts w:ascii="Calibri" w:hAnsi="Calibri"/>
+          <w:b/>
+          <w:i/>
+          <w:color w:val="6B6B6B"/>
+          <w:sz w:val="18"/>
+          <w:u w:val="none"/>
+        </w:rPr>
+        <w:t>Gambar 36.</w:t>
+      </w:r>
+      <w:r>
+        <w:rPr>
+          <w:rFonts w:ascii="Calibri" w:hAnsi="Calibri"/>
+          <w:b w:val="0"/>
+          <w:i/>
+          <w:color w:val="6B6B6B"/>
+          <w:sz w:val="18"/>
+          <w:u w:val="none"/>
+        </w:rPr>
+        <w:t xml:space="preserve"> Menu ⋮ pada kartu batch (Admin) — Pindahkan ke Arsip dan Hapus.</w:t>
+      </w:r>
+    </w:p>
+    <w:p>
+      <w:pPr>
+        <w:keepNext/>
+        <w:spacing w:before="120" w:after="40"/>
+        <w:jc w:val="center"/>
+      </w:pPr>
+      <w:r>
+        <w:drawing>
+          <wp:inline xmlns:a="http://schemas.openxmlformats.org/drawingml/2006/main" xmlns:pic="http://schemas.openxmlformats.org/drawingml/2006/picture">
+            <wp:extent cx="5760720" cy="3456432"/>
+            <wp:docPr id="37" name="Picture 37"/>
+            <wp:cNvGraphicFramePr>
+              <a:graphicFrameLocks noChangeAspect="1"/>
+            </wp:cNvGraphicFramePr>
+            <a:graphic>
+              <a:graphicData uri="http://schemas.openxmlformats.org/drawingml/2006/picture">
+                <pic:pic>
+                  <pic:nvPicPr>
+                    <pic:cNvPr id="0" name="uat_archive.jpg"/>
+                    <pic:cNvPicPr/>
+                  </pic:nvPicPr>
+                  <pic:blipFill>
+                    <a:blip r:embed="rId46"/>
+                    <a:stretch>
+                      <a:fillRect/>
+                    </a:stretch>
+                  </pic:blipFill>
+                  <pic:spPr>
+                    <a:xfrm>
+                      <a:off x="0" y="0"/>
+                      <a:ext cx="5760720" cy="3456432"/>
+                    </a:xfrm>
+                    <a:prstGeom prst="rect"/>
+                  </pic:spPr>
+                </pic:pic>
+              </a:graphicData>
+            </a:graphic>
+          </wp:inline>
+        </w:drawing>
+      </w:r>
+    </w:p>
+    <w:p>
+      <w:pPr>
+        <w:spacing w:after="200"/>
+        <w:jc w:val="center"/>
+      </w:pPr>
+      <w:r>
+        <w:rPr>
+          <w:rFonts w:ascii="Calibri" w:hAnsi="Calibri"/>
+          <w:b/>
+          <w:i/>
+          <w:color w:val="6B6B6B"/>
+          <w:sz w:val="18"/>
+          <w:u w:val="none"/>
+        </w:rPr>
+        <w:t>Gambar 37.</w:t>
+      </w:r>
+      <w:r>
+        <w:rPr>
+          <w:rFonts w:ascii="Calibri" w:hAnsi="Calibri"/>
+          <w:b w:val="0"/>
+          <w:i/>
+          <w:color w:val="6B6B6B"/>
+          <w:sz w:val="18"/>
+          <w:u w:val="none"/>
+        </w:rPr>
+        <w:t xml:space="preserve"> Halaman Arsip — daftar batch yang sudah diarsipkan.</w:t>
       </w:r>
     </w:p>
     <w:p>
@@ -13977,6 +14321,114 @@
           </w:p>
         </w:tc>
       </w:tr>
+      <w:tr>
+        <w:tc>
+          <w:tcPr>
+            <w:tcW w:type="dxa" w:w="5102"/>
+          </w:tcPr>
+          <w:p>
+            <w:r>
+              <w:rPr>
+                <w:b w:val="0"/>
+              </w:rPr>
+              <w:t>Arsip &amp; hapus batch (Bab 13)</w:t>
+            </w:r>
+          </w:p>
+        </w:tc>
+        <w:tc>
+          <w:tcPr>
+            <w:tcW w:type="dxa" w:w="1020"/>
+          </w:tcPr>
+          <w:p>
+            <w:r>
+              <w:rPr>
+                <w:b w:val="0"/>
+              </w:rPr>
+              <w:t>✗</w:t>
+            </w:r>
+          </w:p>
+        </w:tc>
+        <w:tc>
+          <w:tcPr>
+            <w:tcW w:type="dxa" w:w="1020"/>
+          </w:tcPr>
+          <w:p>
+            <w:r>
+              <w:rPr>
+                <w:b w:val="0"/>
+              </w:rPr>
+              <w:t>✗</w:t>
+            </w:r>
+          </w:p>
+        </w:tc>
+        <w:tc>
+          <w:tcPr>
+            <w:tcW w:type="dxa" w:w="1020"/>
+          </w:tcPr>
+          <w:p>
+            <w:r>
+              <w:rPr>
+                <w:b w:val="0"/>
+              </w:rPr>
+              <w:t>✓</w:t>
+            </w:r>
+          </w:p>
+        </w:tc>
+      </w:tr>
+      <w:tr>
+        <w:tc>
+          <w:tcPr>
+            <w:tcW w:type="dxa" w:w="5102"/>
+          </w:tcPr>
+          <w:p>
+            <w:r>
+              <w:rPr>
+                <w:b w:val="0"/>
+              </w:rPr>
+              <w:t>OCR Test Product (Bab 16)</w:t>
+            </w:r>
+          </w:p>
+        </w:tc>
+        <w:tc>
+          <w:tcPr>
+            <w:tcW w:type="dxa" w:w="1020"/>
+          </w:tcPr>
+          <w:p>
+            <w:r>
+              <w:rPr>
+                <w:b w:val="0"/>
+              </w:rPr>
+              <w:t>✓</w:t>
+            </w:r>
+          </w:p>
+        </w:tc>
+        <w:tc>
+          <w:tcPr>
+            <w:tcW w:type="dxa" w:w="1020"/>
+          </w:tcPr>
+          <w:p>
+            <w:r>
+              <w:rPr>
+                <w:b w:val="0"/>
+              </w:rPr>
+              <w:t>✗</w:t>
+            </w:r>
+          </w:p>
+        </w:tc>
+        <w:tc>
+          <w:tcPr>
+            <w:tcW w:type="dxa" w:w="1020"/>
+          </w:tcPr>
+          <w:p>
+            <w:r>
+              <w:rPr>
+                <w:b w:val="0"/>
+              </w:rPr>
+              <w:t>✓</w:t>
+            </w:r>
+          </w:p>
+        </w:tc>
+      </w:tr>
     </w:tbl>
     <w:p>
       <w:pPr>
@@ -14243,22 +14695,22 @@
       <w:r>
         <w:rPr>
           <w:rFonts w:ascii="Calibri" w:hAnsi="Calibri"/>
+          <w:b w:val="0"/>
+          <w:i w:val="0"/>
+          <w:sz w:val="21"/>
+          <w:u w:val="none"/>
+        </w:rPr>
+        <w:t xml:space="preserve">•  </w:t>
+      </w:r>
+      <w:r>
+        <w:rPr>
+          <w:rFonts w:ascii="Calibri" w:hAnsi="Calibri"/>
           <w:b/>
           <w:i w:val="0"/>
           <w:sz w:val="21"/>
           <w:u w:val="none"/>
         </w:rPr>
-        <w:t xml:space="preserve">•  </w:t>
-      </w:r>
-      <w:r>
-        <w:rPr>
-          <w:rFonts w:ascii="Calibri" w:hAnsi="Calibri"/>
-          <w:b/>
-          <w:i w:val="0"/>
-          <w:sz w:val="21"/>
-          <w:u w:val="none"/>
-        </w:rPr>
-        <w:t>Line Leader dan Coding Machine pada Packing Check hanya bisa diisi sekali</w:t>
+        <w:t>Line Leader, Machines Coding, Data Timbang, dan Std Bruto MB</w:t>
       </w:r>
       <w:r>
         <w:rPr>
@@ -14268,7 +14720,7 @@
           <w:sz w:val="21"/>
           <w:u w:val="none"/>
         </w:rPr>
-        <w:t>, pada putaran (TH Progress) pertama — pastikan kedua nilai ini benar sejak awal karena tidak bisa diubah lagi pada putaran-putaran berikutnya.</w:t>
+        <w:t xml:space="preserve"> pada Packing Check hanya diisi sekali (putaran pertama) lalu terkunci — pastikan nilainya benar sejak awal.</w:t>
       </w:r>
     </w:p>
     <w:p>
@@ -14279,22 +14731,22 @@
       <w:r>
         <w:rPr>
           <w:rFonts w:ascii="Calibri" w:hAnsi="Calibri"/>
+          <w:b w:val="0"/>
+          <w:i w:val="0"/>
+          <w:sz w:val="21"/>
+          <w:u w:val="none"/>
+        </w:rPr>
+        <w:t xml:space="preserve">•  </w:t>
+      </w:r>
+      <w:r>
+        <w:rPr>
+          <w:rFonts w:ascii="Calibri" w:hAnsi="Calibri"/>
           <w:b/>
           <w:i w:val="0"/>
           <w:sz w:val="21"/>
           <w:u w:val="none"/>
         </w:rPr>
-        <w:t xml:space="preserve">•  </w:t>
-      </w:r>
-      <w:r>
-        <w:rPr>
-          <w:rFonts w:ascii="Calibri" w:hAnsi="Calibri"/>
-          <w:b/>
-          <w:i w:val="0"/>
-          <w:sz w:val="21"/>
-          <w:u w:val="none"/>
-        </w:rPr>
-        <w:t>Standard Weight MB pada Packing Check diisi otomatis dari Start Inspection.</w:t>
+        <w:t>Filling, Packing, dan Finished Check berjalan per putaran TH Progress</w:t>
       </w:r>
       <w:r>
         <w:rPr>
@@ -14304,7 +14756,7 @@
           <w:sz w:val="21"/>
           <w:u w:val="none"/>
         </w:rPr>
-        <w:t xml:space="preserve"> Jika nilainya tampil "—" (kosong), berarti sampel Weight Master Box pada Start Inspection (Bab 4) belum diisi sama sekali — isi dulu di sana, bukan mencari kolom manual di Packing Check.</w:t>
+        <w:t>: Simpan Progress di Filling langsung membuka Packing, lalu Finished Good. Maksimal 10 putaran per tahap — putaran ke-10 wajib diselesaikan. Penyelesaian tetap berurutan: Filling → Packing → Finished.</w:t>
       </w:r>
     </w:p>
     <w:p>
@@ -14449,6 +14901,455 @@
           <w:u w:val="none"/>
         </w:rPr>
         <w:t xml:space="preserve"> antara aplikasi IPC ini dengan aplikasi Trial Validation atau aplikasi lama — ketiganya benar-benar terpisah, login masing-masing sendiri-sendiri jika Anda memakai lebih dari satu aplikasi.</w:t>
+      </w:r>
+    </w:p>
+    <w:p>
+      <w:pPr>
+        <w:spacing w:after="60"/>
+        <w:ind w:left="340"/>
+      </w:pPr>
+      <w:r>
+        <w:rPr>
+          <w:rFonts w:ascii="Calibri" w:hAnsi="Calibri"/>
+          <w:b w:val="0"/>
+          <w:i w:val="0"/>
+          <w:sz w:val="21"/>
+          <w:u w:val="none"/>
+        </w:rPr>
+        <w:t xml:space="preserve">•  </w:t>
+      </w:r>
+      <w:r>
+        <w:rPr>
+          <w:rFonts w:ascii="Calibri" w:hAnsi="Calibri"/>
+          <w:b/>
+          <w:i w:val="0"/>
+          <w:sz w:val="21"/>
+          <w:u w:val="none"/>
+        </w:rPr>
+        <w:t>Hasil OCR hanya bantuan</w:t>
+      </w:r>
+      <w:r>
+        <w:rPr>
+          <w:rFonts w:ascii="Calibri" w:hAnsi="Calibri"/>
+          <w:b w:val="0"/>
+          <w:i w:val="0"/>
+          <w:sz w:val="21"/>
+          <w:u w:val="none"/>
+        </w:rPr>
+        <w:t xml:space="preserve"> — tidak pernah mengisi otomatis pilihan Conform/Not Conform maupun keputusan tahap. Hasil REVIEW berarti perlu dicek manual.</w:t>
+      </w:r>
+    </w:p>
+    <w:p>
+      <w:bookmarkStart w:id="114" w:name="bab15"/>
+      <w:pPr>
+        <w:keepNext/>
+        <w:spacing w:before="360" w:after="160"/>
+      </w:pPr>
+      <w:bookmarkEnd w:id="114"/>
+      <w:r>
+        <w:rPr>
+          <w:rFonts w:ascii="Calibri" w:hAnsi="Calibri"/>
+          <w:b/>
+          <w:i w:val="0"/>
+          <w:color w:val="C00000"/>
+          <w:sz w:val="36"/>
+          <w:u w:val="none"/>
+        </w:rPr>
+        <w:t>Bab 16. OCR Test Product (Uji Baca Kode)</w:t>
+      </w:r>
+    </w:p>
+    <w:p>
+      <w:pPr>
+        <w:spacing w:after="140"/>
+      </w:pPr>
+      <w:r>
+        <w:rPr>
+          <w:rFonts w:ascii="Calibri" w:hAnsi="Calibri"/>
+          <w:b w:val="0"/>
+          <w:i w:val="0"/>
+          <w:sz w:val="21"/>
+          <w:u w:val="none"/>
+        </w:rPr>
+        <w:t xml:space="preserve">Dibuka lewat Menu Aplikasi → bagian </w:t>
+      </w:r>
+      <w:r>
+        <w:rPr>
+          <w:rFonts w:ascii="Calibri" w:hAnsi="Calibri"/>
+          <w:b/>
+          <w:i w:val="0"/>
+          <w:sz w:val="21"/>
+          <w:u w:val="none"/>
+        </w:rPr>
+        <w:t>Alat</w:t>
+      </w:r>
+      <w:r>
+        <w:rPr>
+          <w:rFonts w:ascii="Calibri" w:hAnsi="Calibri"/>
+          <w:b w:val="0"/>
+          <w:i w:val="0"/>
+          <w:sz w:val="21"/>
+          <w:u w:val="none"/>
+        </w:rPr>
+        <w:t xml:space="preserve"> → </w:t>
+      </w:r>
+      <w:r>
+        <w:rPr>
+          <w:rFonts w:ascii="Calibri" w:hAnsi="Calibri"/>
+          <w:b/>
+          <w:i w:val="0"/>
+          <w:sz w:val="21"/>
+          <w:u w:val="none"/>
+        </w:rPr>
+        <w:t>OCR Test Product</w:t>
+      </w:r>
+      <w:r>
+        <w:rPr>
+          <w:rFonts w:ascii="Calibri" w:hAnsi="Calibri"/>
+          <w:b w:val="0"/>
+          <w:i w:val="0"/>
+          <w:sz w:val="21"/>
+          <w:u w:val="none"/>
+        </w:rPr>
+        <w:t xml:space="preserve"> (QC Staff &amp; Admin). Halaman ini untuk mencoba pembacaan kode (EXP/MFD/emboss) dari foto memakai Vision Service, tanpa batch — hasilnya tidak disimpan.</w:t>
+      </w:r>
+    </w:p>
+    <w:p>
+      <w:pPr>
+        <w:spacing w:after="80"/>
+        <w:ind w:left="340"/>
+      </w:pPr>
+      <w:r>
+        <w:rPr>
+          <w:rFonts w:ascii="Calibri" w:hAnsi="Calibri"/>
+          <w:b w:val="0"/>
+          <w:i w:val="0"/>
+          <w:sz w:val="21"/>
+          <w:u w:val="none"/>
+        </w:rPr>
+        <w:t xml:space="preserve">1.  Pilih </w:t>
+      </w:r>
+      <w:r>
+        <w:rPr>
+          <w:rFonts w:ascii="Calibri" w:hAnsi="Calibri"/>
+          <w:b/>
+          <w:i w:val="0"/>
+          <w:sz w:val="21"/>
+          <w:u w:val="none"/>
+        </w:rPr>
+        <w:t>Jenis kode</w:t>
+      </w:r>
+      <w:r>
+        <w:rPr>
+          <w:rFonts w:ascii="Calibri" w:hAnsi="Calibri"/>
+          <w:b w:val="0"/>
+          <w:i w:val="0"/>
+          <w:sz w:val="21"/>
+          <w:u w:val="none"/>
+        </w:rPr>
+        <w:t xml:space="preserve"> yang akan dibaca.</w:t>
+      </w:r>
+    </w:p>
+    <w:p>
+      <w:pPr>
+        <w:spacing w:after="80"/>
+        <w:ind w:left="340"/>
+      </w:pPr>
+      <w:r>
+        <w:rPr>
+          <w:rFonts w:ascii="Calibri" w:hAnsi="Calibri"/>
+          <w:b w:val="0"/>
+          <w:i w:val="0"/>
+          <w:sz w:val="21"/>
+          <w:u w:val="none"/>
+        </w:rPr>
+        <w:t xml:space="preserve">2.  (Opsional) Pilih </w:t>
+      </w:r>
+      <w:r>
+        <w:rPr>
+          <w:rFonts w:ascii="Calibri" w:hAnsi="Calibri"/>
+          <w:b/>
+          <w:i w:val="0"/>
+          <w:sz w:val="21"/>
+          <w:u w:val="none"/>
+        </w:rPr>
+        <w:t>Produk</w:t>
+      </w:r>
+      <w:r>
+        <w:rPr>
+          <w:rFonts w:ascii="Calibri" w:hAnsi="Calibri"/>
+          <w:b w:val="0"/>
+          <w:i w:val="0"/>
+          <w:sz w:val="21"/>
+          <w:u w:val="none"/>
+        </w:rPr>
+        <w:t xml:space="preserve"> — shelf life produk dipakai untuk menghitung EXP dari MFD.</w:t>
+      </w:r>
+    </w:p>
+    <w:p>
+      <w:pPr>
+        <w:spacing w:after="80"/>
+        <w:ind w:left="340"/>
+      </w:pPr>
+      <w:r>
+        <w:rPr>
+          <w:rFonts w:ascii="Calibri" w:hAnsi="Calibri"/>
+          <w:b w:val="0"/>
+          <w:i w:val="0"/>
+          <w:sz w:val="21"/>
+          <w:u w:val="none"/>
+        </w:rPr>
+        <w:t xml:space="preserve">3.  Isi </w:t>
+      </w:r>
+      <w:r>
+        <w:rPr>
+          <w:rFonts w:ascii="Calibri" w:hAnsi="Calibri"/>
+          <w:b/>
+          <w:i w:val="0"/>
+          <w:sz w:val="21"/>
+          <w:u w:val="none"/>
+        </w:rPr>
+        <w:t>EXP pembanding</w:t>
+      </w:r>
+      <w:r>
+        <w:rPr>
+          <w:rFonts w:ascii="Calibri" w:hAnsi="Calibri"/>
+          <w:b w:val="0"/>
+          <w:i w:val="0"/>
+          <w:sz w:val="21"/>
+          <w:u w:val="none"/>
+        </w:rPr>
+        <w:t xml:space="preserve"> (EXP yang seharusnya tercetak).</w:t>
+      </w:r>
+    </w:p>
+    <w:p>
+      <w:pPr>
+        <w:spacing w:after="80"/>
+        <w:ind w:left="340"/>
+      </w:pPr>
+      <w:r>
+        <w:rPr>
+          <w:rFonts w:ascii="Calibri" w:hAnsi="Calibri"/>
+          <w:b w:val="0"/>
+          <w:i w:val="0"/>
+          <w:sz w:val="21"/>
+          <w:u w:val="none"/>
+        </w:rPr>
+        <w:t xml:space="preserve">4.  Ambil foto lewat </w:t>
+      </w:r>
+      <w:r>
+        <w:rPr>
+          <w:rFonts w:ascii="Calibri" w:hAnsi="Calibri"/>
+          <w:b/>
+          <w:i w:val="0"/>
+          <w:sz w:val="21"/>
+          <w:u w:val="none"/>
+        </w:rPr>
+        <w:t>Kamera</w:t>
+      </w:r>
+      <w:r>
+        <w:rPr>
+          <w:rFonts w:ascii="Calibri" w:hAnsi="Calibri"/>
+          <w:b w:val="0"/>
+          <w:i w:val="0"/>
+          <w:sz w:val="21"/>
+          <w:u w:val="none"/>
+        </w:rPr>
+        <w:t xml:space="preserve">, atau </w:t>
+      </w:r>
+      <w:r>
+        <w:rPr>
+          <w:rFonts w:ascii="Calibri" w:hAnsi="Calibri"/>
+          <w:b/>
+          <w:i w:val="0"/>
+          <w:sz w:val="21"/>
+          <w:u w:val="none"/>
+        </w:rPr>
+        <w:t>Pilih file</w:t>
+      </w:r>
+      <w:r>
+        <w:rPr>
+          <w:rFonts w:ascii="Calibri" w:hAnsi="Calibri"/>
+          <w:b w:val="0"/>
+          <w:i w:val="0"/>
+          <w:sz w:val="21"/>
+          <w:u w:val="none"/>
+        </w:rPr>
+        <w:t xml:space="preserve"> (khusus halaman uji ini file boleh dipakai karena tidak disimpan sebagai bukti QC).</w:t>
+      </w:r>
+    </w:p>
+    <w:p>
+      <w:pPr>
+        <w:spacing w:after="80"/>
+        <w:ind w:left="340"/>
+      </w:pPr>
+      <w:r>
+        <w:rPr>
+          <w:rFonts w:ascii="Calibri" w:hAnsi="Calibri"/>
+          <w:b w:val="0"/>
+          <w:i w:val="0"/>
+          <w:sz w:val="21"/>
+          <w:u w:val="none"/>
+        </w:rPr>
+        <w:t xml:space="preserve">5.  Klik </w:t>
+      </w:r>
+      <w:r>
+        <w:rPr>
+          <w:rFonts w:ascii="Calibri" w:hAnsi="Calibri"/>
+          <w:b/>
+          <w:i w:val="0"/>
+          <w:sz w:val="21"/>
+          <w:u w:val="none"/>
+        </w:rPr>
+        <w:t>Baca kode (OCR)</w:t>
+      </w:r>
+      <w:r>
+        <w:rPr>
+          <w:rFonts w:ascii="Calibri" w:hAnsi="Calibri"/>
+          <w:b w:val="0"/>
+          <w:i w:val="0"/>
+          <w:sz w:val="21"/>
+          <w:u w:val="none"/>
+        </w:rPr>
+        <w:t xml:space="preserve"> — tampil nilai terbaca, nilai seharusnya, status Vision, confidence, dan keputusan </w:t>
+      </w:r>
+      <w:r>
+        <w:rPr>
+          <w:rFonts w:ascii="Calibri" w:hAnsi="Calibri"/>
+          <w:b/>
+          <w:i w:val="0"/>
+          <w:sz w:val="21"/>
+          <w:u w:val="none"/>
+        </w:rPr>
+        <w:t>PASS</w:t>
+      </w:r>
+      <w:r>
+        <w:rPr>
+          <w:rFonts w:ascii="Calibri" w:hAnsi="Calibri"/>
+          <w:b w:val="0"/>
+          <w:i w:val="0"/>
+          <w:sz w:val="21"/>
+          <w:u w:val="none"/>
+        </w:rPr>
+        <w:t xml:space="preserve"> atau </w:t>
+      </w:r>
+      <w:r>
+        <w:rPr>
+          <w:rFonts w:ascii="Calibri" w:hAnsi="Calibri"/>
+          <w:b/>
+          <w:i w:val="0"/>
+          <w:sz w:val="21"/>
+          <w:u w:val="none"/>
+        </w:rPr>
+        <w:t>REVIEW</w:t>
+      </w:r>
+      <w:r>
+        <w:rPr>
+          <w:rFonts w:ascii="Calibri" w:hAnsi="Calibri"/>
+          <w:b w:val="0"/>
+          <w:i w:val="0"/>
+          <w:sz w:val="21"/>
+          <w:u w:val="none"/>
+        </w:rPr>
+        <w:t>.</w:t>
+      </w:r>
+    </w:p>
+    <w:p>
+      <w:pPr>
+        <w:spacing w:before="60" w:after="180"/>
+        <w:ind w:left="170"/>
+        <w:pBdr>
+          <w:left w:val="single" w:sz="18" w:space="6" w:color="C00000"/>
+        </w:pBdr>
+      </w:pPr>
+      <w:r>
+        <w:rPr>
+          <w:rFonts w:ascii="Calibri" w:hAnsi="Calibri"/>
+          <w:b/>
+          <w:i/>
+          <w:color w:val="C00000"/>
+          <w:sz w:val="20"/>
+          <w:u w:val="none"/>
+        </w:rPr>
+        <w:t>Catatan:</w:t>
+      </w:r>
+      <w:r>
+        <w:rPr>
+          <w:rFonts w:ascii="Calibri" w:hAnsi="Calibri"/>
+          <w:b w:val="0"/>
+          <w:i w:val="0"/>
+          <w:sz w:val="20"/>
+          <w:u w:val="none"/>
+        </w:rPr>
+        <w:t xml:space="preserve"> REVIEW berarti perlu pemeriksaan manual — misalnya confidence rendah, format tidak cocok, data pembanding kosong, atau Vision Service tidak dapat dihubungi. Vision Service hanya dapat diakses dari jaringan pabrik, dan satu pembacaan memerlukan sekitar 25-30 detik.</w:t>
+      </w:r>
+    </w:p>
+    <w:p>
+      <w:pPr>
+        <w:keepNext/>
+        <w:spacing w:before="120" w:after="40"/>
+        <w:jc w:val="center"/>
+      </w:pPr>
+      <w:r>
+        <w:drawing>
+          <wp:inline xmlns:a="http://schemas.openxmlformats.org/drawingml/2006/main" xmlns:pic="http://schemas.openxmlformats.org/drawingml/2006/picture">
+            <wp:extent cx="5760720" cy="3456432"/>
+            <wp:docPr id="38" name="Picture 38"/>
+            <wp:cNvGraphicFramePr>
+              <a:graphicFrameLocks noChangeAspect="1"/>
+            </wp:cNvGraphicFramePr>
+            <a:graphic>
+              <a:graphicData uri="http://schemas.openxmlformats.org/drawingml/2006/picture">
+                <pic:pic>
+                  <pic:nvPicPr>
+                    <pic:cNvPr id="0" name="uat_ocr_test.jpg"/>
+                    <pic:cNvPicPr/>
+                  </pic:nvPicPr>
+                  <pic:blipFill>
+                    <a:blip r:embed="rId47"/>
+                    <a:stretch>
+                      <a:fillRect/>
+                    </a:stretch>
+                  </pic:blipFill>
+                  <pic:spPr>
+                    <a:xfrm>
+                      <a:off x="0" y="0"/>
+                      <a:ext cx="5760720" cy="3456432"/>
+                    </a:xfrm>
+                    <a:prstGeom prst="rect"/>
+                  </pic:spPr>
+                </pic:pic>
+              </a:graphicData>
+            </a:graphic>
+          </wp:inline>
+        </w:drawing>
+      </w:r>
+    </w:p>
+    <w:p>
+      <w:pPr>
+        <w:spacing w:after="200"/>
+        <w:jc w:val="center"/>
+      </w:pPr>
+      <w:r>
+        <w:rPr>
+          <w:rFonts w:ascii="Calibri" w:hAnsi="Calibri"/>
+          <w:b/>
+          <w:i/>
+          <w:color w:val="6B6B6B"/>
+          <w:sz w:val="18"/>
+          <w:u w:val="none"/>
+        </w:rPr>
+        <w:t>Gambar 38.</w:t>
+      </w:r>
+      <w:r>
+        <w:rPr>
+          <w:rFonts w:ascii="Calibri" w:hAnsi="Calibri"/>
+          <w:b w:val="0"/>
+          <w:i/>
+          <w:color w:val="6B6B6B"/>
+          <w:sz w:val="18"/>
+          <w:u w:val="none"/>
+        </w:rPr>
+        <w:t xml:space="preserve"> Halaman OCR Test Product — contoh hasil REVIEW ketika Vision Service tidak dapat dihubungi.</w:t>
       </w:r>
     </w:p>
     <w:sectPr>

--- a/ipc_app/docs/qa/Manual_Book_ipc_app.docx
+++ b/ipc_app/docs/qa/Manual_Book_ipc_app.docx
@@ -66,7 +66,7 @@
           <w:sz w:val="22"/>
           <w:u w:val="none"/>
         </w:rPr>
-        <w:t>Panduan operasional bagi QC Staff, Approver, dan Admin dalam menggunakan aplikasi IPC — mulai dari login, membuat batch, enam tahap pemeriksaan (Startup Check hingga Print), verifikasi QR code, hingga modul admin data master dan manajemen user.</w:t>
+        <w:t xml:space="preserve">Panduan operasional bagi QC Staff, Approver, Microbiologist, dan Admin dalam menggunakan aplikasi IPC — mulai dari login, membuat batch dengan pilihan flow proses (Filling Saja, Packing + Finished Good, atau Lengkap), tahap pemeriksaan (Startup Check hingga Print), Micro Check, verifikasi QR code, hingga modul admin data master, dokumen laporan, dan manajemen user.</w:t>
       </w:r>
     </w:p>
     <w:tbl>
@@ -162,7 +162,7 @@
                 <w:sz w:val="21"/>
                 <w:u w:val="none"/>
               </w:rPr>
-              <w:t>25 September 2026 · Diperbarui 7 Oktober 2026 (isi &amp; seluruh screenshot disesuaikan dengan versi aplikasi terbaru)</w:t>
+              <w:t>25 September 2026 · Diperbarui 29 Oktober 2026 (Fase 2: flow proses, laporan per flow, Micro Check, Master Dokumen Laporan, RBAC). Screenshot belum seluruhnya diperbarui.</w:t>
             </w:r>
           </w:p>
         </w:tc>
@@ -206,7 +206,7 @@
                 <w:sz w:val="21"/>
                 <w:u w:val="none"/>
               </w:rPr>
-              <w:t>Login &amp; navigasi, batch baru, 6 tahap pemeriksaan (Startup Check s.d. Print), verifikasi QR publik, modul admin (Master Line/Produk/Test Type, Manajemen User, Tempat Sampah, Arsip Batch), dan OCR Test Product</w:t>
+              <w:t>Login &amp; navigasi, batch baru dengan pilihan flow, tahap pemeriksaan (Startup Check s.d. Print), Micro Check, verifikasi QR publik, modul admin (Master Line/Produk/Test Type, Dokumen Laporan, Manajemen User, Tempat Sampah, Arsip Batch), dan OCR Test Product</w:t>
             </w:r>
           </w:p>
         </w:tc>
@@ -250,7 +250,7 @@
                 <w:sz w:val="21"/>
                 <w:u w:val="none"/>
               </w:rPr>
-              <w:t>QC Staff, Approver, dan Admin</w:t>
+              <w:t>QC Staff, Approver, Microbiologist, dan Admin</w:t>
             </w:r>
           </w:p>
         </w:tc>
@@ -325,6 +325,76 @@
       </w:r>
     </w:p>
     <w:p>
+      <w:pPr>
+        <w:spacing w:before="60" w:after="180"/>
+        <w:ind w:left="170"/>
+        <w:pBdr>
+          <w:left w:val="single" w:sz="18" w:space="6" w:color="C00000"/>
+        </w:pBdr>
+      </w:pPr>
+      <w:r>
+        <w:rPr>
+          <w:rFonts w:ascii="Calibri" w:hAnsi="Calibri"/>
+          <w:b/>
+          <w:i/>
+          <w:color w:val="C00000"/>
+          <w:sz w:val="20"/>
+          <w:u w:val="none"/>
+        </w:rPr>
+        <w:t xml:space="preserve">Catatan versi: </w:t>
+      </w:r>
+      <w:r>
+        <w:rPr>
+          <w:rFonts w:ascii="Calibri" w:hAnsi="Calibri"/>
+          <w:b w:val="0"/>
+          <w:i w:val="0"/>
+          <w:sz w:val="20"/>
+          <w:u w:val="none"/>
+        </w:rPr>
+        <w:t xml:space="preserve">Buku ini diperbarui untuk </w:t>
+      </w:r>
+      <w:r>
+        <w:rPr>
+          <w:rFonts w:ascii="Calibri" w:hAnsi="Calibri"/>
+          <w:b/>
+          <w:i w:val="0"/>
+          <w:sz w:val="20"/>
+          <w:u w:val="none"/>
+        </w:rPr>
+        <w:t xml:space="preserve">Fase 2</w:t>
+      </w:r>
+      <w:r>
+        <w:rPr>
+          <w:rFonts w:ascii="Calibri" w:hAnsi="Calibri"/>
+          <w:b w:val="0"/>
+          <w:i w:val="0"/>
+          <w:sz w:val="20"/>
+          <w:u w:val="none"/>
+        </w:rPr>
+        <w:t xml:space="preserve"> (29 Oktober 2026): pilihan flow, laporan Filling / Packing / Fillpack, approval per bagian, peran Microbiologist dengan Micro Check, Master Dokumen Laporan, dan hak akses yang lebih ketat. Teks mengikuti aplikasi terbaru; </w:t>
+      </w:r>
+      <w:r>
+        <w:rPr>
+          <w:rFonts w:ascii="Calibri" w:hAnsi="Calibri"/>
+          <w:b/>
+          <w:i w:val="0"/>
+          <w:sz w:val="20"/>
+          <w:u w:val="none"/>
+        </w:rPr>
+        <w:t xml:space="preserve">sebagian besar screenshot masih dari versi Fase 1</w:t>
+      </w:r>
+      <w:r>
+        <w:rPr>
+          <w:rFonts w:ascii="Calibri" w:hAnsi="Calibri"/>
+          <w:b w:val="0"/>
+          <w:i w:val="0"/>
+          <w:sz w:val="20"/>
+          <w:u w:val="none"/>
+        </w:rPr>
+        <w:t xml:space="preserve"> dan tampilannya (misalnya form Batch Baru dan halaman Print) dapat sedikit berbeda dari aplikasi sekarang.</w:t>
+      </w:r>
+    </w:p>
+    <w:p>
       <w:r>
         <w:br w:type="page"/>
       </w:r>
@@ -453,7 +523,7 @@
           <w:u w:val="none"/>
         </w:rPr>
         <w:tab/>
-        <w:t>8</w:t>
+        <w:t>9</w:t>
       </w:r>
     </w:p>
     <w:p>
@@ -527,7 +597,7 @@
           <w:u w:val="none"/>
         </w:rPr>
         <w:tab/>
-        <w:t>13</w:t>
+        <w:t>14</w:t>
       </w:r>
     </w:p>
     <w:p>
@@ -564,7 +634,7 @@
           <w:u w:val="none"/>
         </w:rPr>
         <w:tab/>
-        <w:t>16</w:t>
+        <w:t>17</w:t>
       </w:r>
     </w:p>
     <w:p>
@@ -601,7 +671,7 @@
           <w:u w:val="none"/>
         </w:rPr>
         <w:tab/>
-        <w:t>18</w:t>
+        <w:t>19</w:t>
       </w:r>
     </w:p>
     <w:p>
@@ -619,7 +689,7 @@
           <w:sz w:val="22"/>
           <w:u w:val="none"/>
         </w:rPr>
-        <w:t>Bab 8. Approval (Tahap 5)</w:t>
+        <w:t>Bab 8. Approval (Tahap 6)</w:t>
       </w:r>
       <w:r>
         <w:rPr>
@@ -638,7 +708,7 @@
           <w:u w:val="none"/>
         </w:rPr>
         <w:tab/>
-        <w:t>21</w:t>
+        <w:t>22</w:t>
       </w:r>
     </w:p>
     <w:p>
@@ -656,7 +726,7 @@
           <w:sz w:val="22"/>
           <w:u w:val="none"/>
         </w:rPr>
-        <w:t>Bab 9. Print (Tahap 6)</w:t>
+        <w:t>Bab 9. Print (Tahap 7)</w:t>
       </w:r>
       <w:r>
         <w:rPr>
@@ -675,7 +745,7 @@
           <w:u w:val="none"/>
         </w:rPr>
         <w:tab/>
-        <w:t>24</w:t>
+        <w:t>25</w:t>
       </w:r>
     </w:p>
     <w:p>
@@ -712,7 +782,7 @@
           <w:u w:val="none"/>
         </w:rPr>
         <w:tab/>
-        <w:t>27</w:t>
+        <w:t>29</w:t>
       </w:r>
     </w:p>
     <w:p>
@@ -749,7 +819,7 @@
           <w:u w:val="none"/>
         </w:rPr>
         <w:tab/>
-        <w:t>28</w:t>
+        <w:t>30</w:t>
       </w:r>
     </w:p>
     <w:p>
@@ -786,7 +856,7 @@
           <w:u w:val="none"/>
         </w:rPr>
         <w:tab/>
-        <w:t>31</w:t>
+        <w:t>34</w:t>
       </w:r>
     </w:p>
     <w:p>
@@ -823,7 +893,7 @@
           <w:u w:val="none"/>
         </w:rPr>
         <w:tab/>
-        <w:t>32</w:t>
+        <w:t>35</w:t>
       </w:r>
     </w:p>
     <w:p>
@@ -860,7 +930,7 @@
           <w:u w:val="none"/>
         </w:rPr>
         <w:tab/>
-        <w:t>34</w:t>
+        <w:t>37</w:t>
       </w:r>
     </w:p>
     <w:p>
@@ -897,7 +967,7 @@
           <w:u w:val="none"/>
         </w:rPr>
         <w:tab/>
-        <w:t>35</w:t>
+        <w:t>38</w:t>
       </w:r>
     </w:p>
     <w:p>
@@ -934,7 +1004,44 @@
           <w:u w:val="none"/>
         </w:rPr>
         <w:tab/>
-        <w:t>36</w:t>
+        <w:t>39</w:t>
+      </w:r>
+    </w:p>
+    <w:p>
+      <w:pPr>
+        <w:tabs>
+          <w:tab w:pos="9241" w:val="right" w:leader="dot"/>
+        </w:tabs>
+        <w:spacing w:after="180"/>
+      </w:pPr>
+      <w:r>
+        <w:rPr>
+          <w:rFonts w:ascii="Calibri" w:hAnsi="Calibri"/>
+          <w:b/>
+          <w:i w:val="0"/>
+          <w:sz w:val="22"/>
+          <w:u w:val="none"/>
+        </w:rPr>
+        <w:t>Bab 17. Micro Check (Tahap 5, Microbiologist)</w:t>
+      </w:r>
+      <w:r>
+        <w:rPr>
+          <w:rFonts w:ascii="Calibri" w:hAnsi="Calibri"/>
+          <w:b w:val="0"/>
+          <w:i w:val="0"/>
+          <w:u w:val="none"/>
+        </w:rPr>
+      </w:r>
+      <w:r>
+        <w:rPr>
+          <w:rFonts w:ascii="Calibri" w:hAnsi="Calibri"/>
+          <w:b/>
+          <w:i w:val="0"/>
+          <w:sz w:val="22"/>
+          <w:u w:val="none"/>
+        </w:rPr>
+        <w:tab/>
+        <w:t>40</w:t>
       </w:r>
     </w:p>
     <w:p>
@@ -1514,7 +1621,7 @@
           <w:sz w:val="21"/>
           <w:u w:val="none"/>
         </w:rPr>
-        <w:t>Batch</w:t>
+        <w:t xml:space="preserve">Batch</w:t>
       </w:r>
       <w:r>
         <w:rPr>
@@ -1524,7 +1631,7 @@
           <w:sz w:val="21"/>
           <w:u w:val="none"/>
         </w:rPr>
-        <w:t xml:space="preserve"> — daftar seluruh batch, tempat memulai batch baru dan membuka tahap pemeriksaan yang sedang berjalan (Bab 2).</w:t>
+        <w:t xml:space="preserve"> — daftar seluruh batch, tempat memulai batch baru (khusus Staff/Admin) dan membuka tahap pemeriksaan yang sedang berjalan (Bab 2).</w:t>
       </w:r>
     </w:p>
     <w:p>
@@ -1550,7 +1657,7 @@
           <w:sz w:val="21"/>
           <w:u w:val="none"/>
         </w:rPr>
-        <w:t>Approval</w:t>
+        <w:t xml:space="preserve">Approval</w:t>
       </w:r>
       <w:r>
         <w:rPr>
@@ -1560,17 +1667,33 @@
           <w:sz w:val="21"/>
           <w:u w:val="none"/>
         </w:rPr>
-        <w:t xml:space="preserve"> — khusus akun </w:t>
-      </w:r>
-      <w:r>
-        <w:rPr>
-          <w:rFonts w:ascii="Calibri" w:hAnsi="Calibri"/>
-          <w:b/>
-          <w:i w:val="0"/>
-          <w:sz w:val="21"/>
-          <w:u w:val="none"/>
-        </w:rPr>
-        <w:t>Approver</w:t>
+        <w:t xml:space="preserve"> — khusus akun Approver/Admin; daftar batch yang menunggu keputusan approval (Bab 8).</w:t>
+      </w:r>
+    </w:p>
+    <w:p>
+      <w:pPr>
+        <w:spacing w:after="60"/>
+        <w:ind w:left="340"/>
+      </w:pPr>
+      <w:r>
+        <w:rPr>
+          <w:rFonts w:ascii="Calibri" w:hAnsi="Calibri"/>
+          <w:b/>
+          <w:i w:val="0"/>
+          <w:sz w:val="21"/>
+          <w:u w:val="none"/>
+        </w:rPr>
+        <w:t xml:space="preserve">•  </w:t>
+      </w:r>
+      <w:r>
+        <w:rPr>
+          <w:rFonts w:ascii="Calibri" w:hAnsi="Calibri"/>
+          <w:b/>
+          <w:i w:val="0"/>
+          <w:sz w:val="21"/>
+          <w:u w:val="none"/>
+        </w:rPr>
+        <w:t xml:space="preserve">Micro</w:t>
       </w:r>
       <w:r>
         <w:rPr>
@@ -1580,27 +1703,7 @@
           <w:sz w:val="21"/>
           <w:u w:val="none"/>
         </w:rPr>
-        <w:t>/</w:t>
-      </w:r>
-      <w:r>
-        <w:rPr>
-          <w:rFonts w:ascii="Calibri" w:hAnsi="Calibri"/>
-          <w:b/>
-          <w:i w:val="0"/>
-          <w:sz w:val="21"/>
-          <w:u w:val="none"/>
-        </w:rPr>
-        <w:t>Admin</w:t>
-      </w:r>
-      <w:r>
-        <w:rPr>
-          <w:rFonts w:ascii="Calibri" w:hAnsi="Calibri"/>
-          <w:b w:val="0"/>
-          <w:i w:val="0"/>
-          <w:sz w:val="21"/>
-          <w:u w:val="none"/>
-        </w:rPr>
-        <w:t>; daftar batch yang menunggu keputusan approval (Bab 8).</w:t>
+        <w:t xml:space="preserve"> — khusus akun Microbiologist/Admin; antrean batch yang menunggu hasil Micro Check (Bab 17).</w:t>
       </w:r>
     </w:p>
     <w:p>
@@ -1753,7 +1856,7 @@
       <w:r>
         <w:drawing>
           <wp:inline xmlns:a="http://schemas.openxmlformats.org/drawingml/2006/main" xmlns:pic="http://schemas.openxmlformats.org/drawingml/2006/picture">
-            <wp:extent cx="2232000" cy="4830276"/>
+            <wp:extent cx="2232000" cy="4830277"/>
             <wp:docPr id="3" name="Picture 3"/>
             <wp:cNvGraphicFramePr>
               <a:graphicFrameLocks noChangeAspect="1"/>
@@ -1774,7 +1877,7 @@
                   <pic:spPr>
                     <a:xfrm>
                       <a:off x="0" y="0"/>
-                      <a:ext cx="2232000" cy="4830276"/>
+                      <a:ext cx="2232000" cy="4830277"/>
                     </a:xfrm>
                     <a:prstGeom prst="rect"/>
                   </pic:spPr>
@@ -1853,22 +1956,32 @@
       <w:r>
         <w:rPr>
           <w:rFonts w:ascii="Calibri" w:hAnsi="Calibri"/>
+          <w:b/>
+          <w:i w:val="0"/>
+          <w:sz w:val="21"/>
+          <w:u w:val="none"/>
+        </w:rPr>
+        <w:t xml:space="preserve">•  </w:t>
+      </w:r>
+      <w:r>
+        <w:rPr>
+          <w:rFonts w:ascii="Calibri" w:hAnsi="Calibri"/>
           <w:b w:val="0"/>
           <w:i w:val="0"/>
           <w:sz w:val="21"/>
           <w:u w:val="none"/>
         </w:rPr>
-        <w:t xml:space="preserve">•  </w:t>
-      </w:r>
-      <w:r>
-        <w:rPr>
-          <w:rFonts w:ascii="Calibri" w:hAnsi="Calibri"/>
-          <w:b/>
-          <w:i w:val="0"/>
-          <w:sz w:val="21"/>
-          <w:u w:val="none"/>
-        </w:rPr>
-        <w:t>Bagian "Data"</w:t>
+        <w:t xml:space="preserve">Bagian "Data" (khusus akun Admin): Arsip, Tempat Sampah, Master Line, Master Produk, Master Test Type, </w:t>
+      </w:r>
+      <w:r>
+        <w:rPr>
+          <w:rFonts w:ascii="Calibri" w:hAnsi="Calibri"/>
+          <w:b/>
+          <w:i w:val="0"/>
+          <w:sz w:val="21"/>
+          <w:u w:val="none"/>
+        </w:rPr>
+        <w:t xml:space="preserve">Dokumen Laporan</w:t>
       </w:r>
       <w:r>
         <w:rPr>
@@ -1878,7 +1991,7 @@
           <w:sz w:val="21"/>
           <w:u w:val="none"/>
         </w:rPr>
-        <w:t xml:space="preserve"> (khusus akun Admin): Arsip, Tempat Sampah, Master Line, Master Produk, Master Test Type, Manajemen User — lihat Bab 11-13.</w:t>
+        <w:t xml:space="preserve">, Manajemen User — lihat Bab 11-13.</w:t>
       </w:r>
     </w:p>
     <w:p>
@@ -2122,7 +2235,7 @@
           <w:sz w:val="25"/>
           <w:u w:val="none"/>
         </w:rPr>
-        <w:t>1.4 Tiga Peran Pengguna (ringkas)</w:t>
+        <w:t xml:space="preserve">1.4 Empat Peran Pengguna (ringkas)</w:t>
       </w:r>
     </w:p>
     <w:p>
@@ -2137,17 +2250,17 @@
           <w:sz w:val="21"/>
           <w:u w:val="none"/>
         </w:rPr>
-        <w:t xml:space="preserve">Aplikasi IPC punya 3 role. Rincian lengkap hak akses tiap role ada di </w:t>
-      </w:r>
-      <w:r>
-        <w:rPr>
-          <w:rFonts w:ascii="Calibri" w:hAnsi="Calibri"/>
-          <w:b/>
-          <w:i w:val="0"/>
-          <w:sz w:val="21"/>
-          <w:u w:val="none"/>
-        </w:rPr>
-        <w:t>Bab 14</w:t>
+        <w:t xml:space="preserve">Aplikasi IPC punya 4 role: </w:t>
+      </w:r>
+      <w:r>
+        <w:rPr>
+          <w:rFonts w:ascii="Calibri" w:hAnsi="Calibri"/>
+          <w:b/>
+          <w:i w:val="0"/>
+          <w:sz w:val="21"/>
+          <w:u w:val="none"/>
+        </w:rPr>
+        <w:t xml:space="preserve">Staff</w:t>
       </w:r>
       <w:r>
         <w:rPr>
@@ -2157,7 +2270,67 @@
           <w:sz w:val="21"/>
           <w:u w:val="none"/>
         </w:rPr>
-        <w:t>; ringkasnya:</w:t>
+        <w:t xml:space="preserve">, </w:t>
+      </w:r>
+      <w:r>
+        <w:rPr>
+          <w:rFonts w:ascii="Calibri" w:hAnsi="Calibri"/>
+          <w:b/>
+          <w:i w:val="0"/>
+          <w:sz w:val="21"/>
+          <w:u w:val="none"/>
+        </w:rPr>
+        <w:t xml:space="preserve">Approver</w:t>
+      </w:r>
+      <w:r>
+        <w:rPr>
+          <w:rFonts w:ascii="Calibri" w:hAnsi="Calibri"/>
+          <w:b w:val="0"/>
+          <w:i w:val="0"/>
+          <w:sz w:val="21"/>
+          <w:u w:val="none"/>
+        </w:rPr>
+        <w:t xml:space="preserve">, </w:t>
+      </w:r>
+      <w:r>
+        <w:rPr>
+          <w:rFonts w:ascii="Calibri" w:hAnsi="Calibri"/>
+          <w:b/>
+          <w:i w:val="0"/>
+          <w:sz w:val="21"/>
+          <w:u w:val="none"/>
+        </w:rPr>
+        <w:t xml:space="preserve">Microbiologist</w:t>
+      </w:r>
+      <w:r>
+        <w:rPr>
+          <w:rFonts w:ascii="Calibri" w:hAnsi="Calibri"/>
+          <w:b w:val="0"/>
+          <w:i w:val="0"/>
+          <w:sz w:val="21"/>
+          <w:u w:val="none"/>
+        </w:rPr>
+        <w:t xml:space="preserve">, dan </w:t>
+      </w:r>
+      <w:r>
+        <w:rPr>
+          <w:rFonts w:ascii="Calibri" w:hAnsi="Calibri"/>
+          <w:b/>
+          <w:i w:val="0"/>
+          <w:sz w:val="21"/>
+          <w:u w:val="none"/>
+        </w:rPr>
+        <w:t xml:space="preserve">Admin</w:t>
+      </w:r>
+      <w:r>
+        <w:rPr>
+          <w:rFonts w:ascii="Calibri" w:hAnsi="Calibri"/>
+          <w:b w:val="0"/>
+          <w:i w:val="0"/>
+          <w:sz w:val="21"/>
+          <w:u w:val="none"/>
+        </w:rPr>
+        <w:t xml:space="preserve">. Rincian lengkap hak akses tiap role ada di Bab 14; ringkasnya:</w:t>
       </w:r>
     </w:p>
     <w:tbl>
@@ -2237,7 +2410,6 @@
             <w:tcW w:type="dxa" w:w="6180"/>
           </w:tcPr>
           <w:p>
-            <w:r/>
             <w:r>
               <w:rPr>
                 <w:rFonts w:ascii="Calibri" w:hAnsi="Calibri"/>
@@ -2246,7 +2418,7 @@
                 <w:sz w:val="18"/>
                 <w:u w:val="none"/>
               </w:rPr>
-              <w:t>Membuat batch baru dan mengisi seluruh tahap pemeriksaan (Startup Check s.d. Finished Check).</w:t>
+              <w:t>Membuat batch baru (memilih flow) dan mengisi seluruh tahap pemeriksaan (Startup Check s.d. Finished Check).</w:t>
             </w:r>
           </w:p>
         </w:tc>
@@ -2275,7 +2447,6 @@
             <w:tcW w:type="dxa" w:w="6180"/>
           </w:tcPr>
           <w:p>
-            <w:r/>
             <w:r>
               <w:rPr>
                 <w:rFonts w:ascii="Calibri" w:hAnsi="Calibri"/>
@@ -2284,7 +2455,43 @@
                 <w:sz w:val="18"/>
                 <w:u w:val="none"/>
               </w:rPr>
-              <w:t>Memutuskan Approve/Reject pada tahap Approval (Bab 8). Tidak bisa membuat batch atau mengisi tahap pemeriksaan.</w:t>
+              <w:t>Memutuskan Approve/Reject pada tahap Approval (Bab 8) dan mencetak laporan. Hanya melihat batch mulai tahap Approval. Tidak bisa membuat batch atau mengisi tahap pemeriksaan.</w:t>
+            </w:r>
+          </w:p>
+        </w:tc>
+      </w:tr>
+      <w:tr>
+        <w:tc>
+          <w:tcPr>
+            <w:tcW w:type="dxa" w:w="1984"/>
+          </w:tcPr>
+          <w:p>
+            <w:r>
+              <w:rPr>
+                <w:rFonts w:ascii="Calibri" w:hAnsi="Calibri"/>
+                <w:b/>
+                <w:i w:val="0"/>
+                <w:sz w:val="18"/>
+                <w:u w:val="none"/>
+              </w:rPr>
+              <w:t>Microbiologist</w:t>
+            </w:r>
+          </w:p>
+        </w:tc>
+        <w:tc>
+          <w:tcPr>
+            <w:tcW w:type="dxa" w:w="6180"/>
+          </w:tcPr>
+          <w:p>
+            <w:r>
+              <w:rPr>
+                <w:rFonts w:ascii="Calibri" w:hAnsi="Calibri"/>
+                <w:b w:val="0"/>
+                <w:i w:val="0"/>
+                <w:sz w:val="18"/>
+                <w:u w:val="none"/>
+              </w:rPr>
+              <w:t>Mengisi Micro Check (Total Plate Count, Yeast &amp; Mold, Pathogen) — Bab 17. Hanya melihat batch yang Finished Good-nya sudah tersimpan; membuka halaman Finished Good dalam mode baca-saja.</w:t>
             </w:r>
           </w:p>
         </w:tc>
@@ -2313,7 +2520,6 @@
             <w:tcW w:type="dxa" w:w="6180"/>
           </w:tcPr>
           <w:p>
-            <w:r/>
             <w:r>
               <w:rPr>
                 <w:rFonts w:ascii="Calibri" w:hAnsi="Calibri"/>
@@ -2322,27 +2528,7 @@
                 <w:sz w:val="18"/>
                 <w:u w:val="none"/>
               </w:rPr>
-              <w:t xml:space="preserve">Mengelola Master Data dan Manajemen User (Bab 11-13). Otomatis mewarisi hak akses Staff </w:t>
-            </w:r>
-            <w:r>
-              <w:rPr>
-                <w:rFonts w:ascii="Calibri" w:hAnsi="Calibri"/>
-                <w:b/>
-                <w:i w:val="0"/>
-                <w:sz w:val="18"/>
-                <w:u w:val="none"/>
-              </w:rPr>
-              <w:t>dan</w:t>
-            </w:r>
-            <w:r>
-              <w:rPr>
-                <w:rFonts w:ascii="Calibri" w:hAnsi="Calibri"/>
-                <w:b w:val="0"/>
-                <w:i w:val="0"/>
-                <w:sz w:val="18"/>
-                <w:u w:val="none"/>
-              </w:rPr>
-              <w:t xml:space="preserve"> Approver sekaligus.</w:t>
+              <w:t>Mengelola Master Data, Dokumen Laporan, dan Manajemen User (Bab 11-13). Otomatis mewarisi hak akses Staff, Approver, dan Microbiologist sekaligus.</w:t>
             </w:r>
           </w:p>
         </w:tc>
@@ -2384,17 +2570,17 @@
           <w:sz w:val="21"/>
           <w:u w:val="none"/>
         </w:rPr>
-        <w:t xml:space="preserve">Setiap pemeriksaan IPC berjalan di atas satu </w:t>
-      </w:r>
-      <w:r>
-        <w:rPr>
-          <w:rFonts w:ascii="Calibri" w:hAnsi="Calibri"/>
-          <w:b/>
-          <w:i w:val="0"/>
-          <w:sz w:val="21"/>
-          <w:u w:val="none"/>
-        </w:rPr>
-        <w:t>batch</w:t>
+        <w:t xml:space="preserve">Setiap pemeriksaan IPC berjalan di atas satu batch produksi. Batch dibuat sekali oleh QC Staff (atau Admin) di awal. Saat membuat batch, QC memilih </w:t>
+      </w:r>
+      <w:r>
+        <w:rPr>
+          <w:rFonts w:ascii="Calibri" w:hAnsi="Calibri"/>
+          <w:b/>
+          <w:i w:val="0"/>
+          <w:sz w:val="21"/>
+          <w:u w:val="none"/>
+        </w:rPr>
+        <w:t xml:space="preserve">Tipe Alur</w:t>
       </w:r>
       <w:r>
         <w:rPr>
@@ -2404,17 +2590,17 @@
           <w:sz w:val="21"/>
           <w:u w:val="none"/>
         </w:rPr>
-        <w:t xml:space="preserve"> produksi. Batch dibuat sekali oleh QC Staff (atau Admin) di awal, lalu mengalir melalui 6 tahap secara berurutan: </w:t>
-      </w:r>
-      <w:r>
-        <w:rPr>
-          <w:rFonts w:ascii="Calibri" w:hAnsi="Calibri"/>
-          <w:b/>
-          <w:i w:val="0"/>
-          <w:sz w:val="21"/>
-          <w:u w:val="none"/>
-        </w:rPr>
-        <w:t>Startup Check → Filling Check → Packing Check → Finished Check → Approval → Print</w:t>
+        <w:t xml:space="preserve"> sesuai proses produksi yang benar-benar berjalan, sehingga hanya tahap yang relevan yang muncul: </w:t>
+      </w:r>
+      <w:r>
+        <w:rPr>
+          <w:rFonts w:ascii="Calibri" w:hAnsi="Calibri"/>
+          <w:b/>
+          <w:i w:val="0"/>
+          <w:sz w:val="21"/>
+          <w:u w:val="none"/>
+        </w:rPr>
+        <w:t xml:space="preserve">Fillpack + FG</w:t>
       </w:r>
       <w:r>
         <w:rPr>
@@ -2424,17 +2610,17 @@
           <w:sz w:val="21"/>
           <w:u w:val="none"/>
         </w:rPr>
-        <w:t xml:space="preserve">, sampai berstatus </w:t>
-      </w:r>
-      <w:r>
-        <w:rPr>
-          <w:rFonts w:ascii="Calibri" w:hAnsi="Calibri"/>
-          <w:b/>
-          <w:i w:val="0"/>
-          <w:sz w:val="21"/>
-          <w:u w:val="none"/>
-        </w:rPr>
-        <w:t>Selesai</w:t>
+        <w:t xml:space="preserve"> (Lengkap): Startup Check → Filling Check → Packing Check → Finished Good → Micro Check → Approval → Print; </w:t>
+      </w:r>
+      <w:r>
+        <w:rPr>
+          <w:rFonts w:ascii="Calibri" w:hAnsi="Calibri"/>
+          <w:b/>
+          <w:i w:val="0"/>
+          <w:sz w:val="21"/>
+          <w:u w:val="none"/>
+        </w:rPr>
+        <w:t xml:space="preserve">Filling saja</w:t>
       </w:r>
       <w:r>
         <w:rPr>
@@ -2444,7 +2630,27 @@
           <w:sz w:val="21"/>
           <w:u w:val="none"/>
         </w:rPr>
-        <w:t>.</w:t>
+        <w:t xml:space="preserve">: Startup Check → Filling Check → Approval → Print; </w:t>
+      </w:r>
+      <w:r>
+        <w:rPr>
+          <w:rFonts w:ascii="Calibri" w:hAnsi="Calibri"/>
+          <w:b/>
+          <w:i w:val="0"/>
+          <w:sz w:val="21"/>
+          <w:u w:val="none"/>
+        </w:rPr>
+        <w:t xml:space="preserve">Packing + FG</w:t>
+      </w:r>
+      <w:r>
+        <w:rPr>
+          <w:rFonts w:ascii="Calibri" w:hAnsi="Calibri"/>
+          <w:b w:val="0"/>
+          <w:i w:val="0"/>
+          <w:sz w:val="21"/>
+          <w:u w:val="none"/>
+        </w:rPr>
+        <w:t xml:space="preserve">: Startup Check → Packing Check → Finished Good → Micro Check → Approval → Print. Batch berstatus Selesai setelah dokumen wajib flow-nya dicetak.</w:t>
       </w:r>
     </w:p>
     <w:p>
@@ -2626,22 +2832,32 @@
       <w:r>
         <w:rPr>
           <w:rFonts w:ascii="Calibri" w:hAnsi="Calibri"/>
+          <w:b/>
+          <w:i w:val="0"/>
+          <w:sz w:val="21"/>
+          <w:u w:val="none"/>
+        </w:rPr>
+        <w:t xml:space="preserve">5.  </w:t>
+      </w:r>
+      <w:r>
+        <w:rPr>
+          <w:rFonts w:ascii="Calibri" w:hAnsi="Calibri"/>
           <w:b w:val="0"/>
           <w:i w:val="0"/>
           <w:sz w:val="21"/>
           <w:u w:val="none"/>
         </w:rPr>
-        <w:t xml:space="preserve">5.  Klik </w:t>
-      </w:r>
-      <w:r>
-        <w:rPr>
-          <w:rFonts w:ascii="Calibri" w:hAnsi="Calibri"/>
-          <w:b/>
-          <w:i w:val="0"/>
-          <w:sz w:val="21"/>
-          <w:u w:val="none"/>
-        </w:rPr>
-        <w:t>Buat Batch &amp; Lanjut ke Startup Check</w:t>
+        <w:t xml:space="preserve">Pilih </w:t>
+      </w:r>
+      <w:r>
+        <w:rPr>
+          <w:rFonts w:ascii="Calibri" w:hAnsi="Calibri"/>
+          <w:b/>
+          <w:i w:val="0"/>
+          <w:sz w:val="21"/>
+          <w:u w:val="none"/>
+        </w:rPr>
+        <w:t xml:space="preserve">Tipe Alur</w:t>
       </w:r>
       <w:r>
         <w:rPr>
@@ -2651,7 +2867,113 @@
           <w:sz w:val="21"/>
           <w:u w:val="none"/>
         </w:rPr>
-        <w:t>. Batch baru langsung dibuat dan Anda diarahkan ke halaman Startup Check (Tahap 1, Bab 3) untuk mulai diisi.</w:t>
+        <w:t xml:space="preserve"> sesuai proses yang berjalan — </w:t>
+      </w:r>
+      <w:r>
+        <w:rPr>
+          <w:rFonts w:ascii="Calibri" w:hAnsi="Calibri"/>
+          <w:b/>
+          <w:i w:val="0"/>
+          <w:sz w:val="21"/>
+          <w:u w:val="none"/>
+        </w:rPr>
+        <w:t xml:space="preserve">Fillpack + FG</w:t>
+      </w:r>
+      <w:r>
+        <w:rPr>
+          <w:rFonts w:ascii="Calibri" w:hAnsi="Calibri"/>
+          <w:b w:val="0"/>
+          <w:i w:val="0"/>
+          <w:sz w:val="21"/>
+          <w:u w:val="none"/>
+        </w:rPr>
+        <w:t xml:space="preserve"> (default, alur lengkap), </w:t>
+      </w:r>
+      <w:r>
+        <w:rPr>
+          <w:rFonts w:ascii="Calibri" w:hAnsi="Calibri"/>
+          <w:b/>
+          <w:i w:val="0"/>
+          <w:sz w:val="21"/>
+          <w:u w:val="none"/>
+        </w:rPr>
+        <w:t xml:space="preserve">Filling saja</w:t>
+      </w:r>
+      <w:r>
+        <w:rPr>
+          <w:rFonts w:ascii="Calibri" w:hAnsi="Calibri"/>
+          <w:b w:val="0"/>
+          <w:i w:val="0"/>
+          <w:sz w:val="21"/>
+          <w:u w:val="none"/>
+        </w:rPr>
+        <w:t xml:space="preserve">, atau </w:t>
+      </w:r>
+      <w:r>
+        <w:rPr>
+          <w:rFonts w:ascii="Calibri" w:hAnsi="Calibri"/>
+          <w:b/>
+          <w:i w:val="0"/>
+          <w:sz w:val="21"/>
+          <w:u w:val="none"/>
+        </w:rPr>
+        <w:t xml:space="preserve">Packing + FG</w:t>
+      </w:r>
+      <w:r>
+        <w:rPr>
+          <w:rFonts w:ascii="Calibri" w:hAnsi="Calibri"/>
+          <w:b w:val="0"/>
+          <w:i w:val="0"/>
+          <w:sz w:val="21"/>
+          <w:u w:val="none"/>
+        </w:rPr>
+        <w:t xml:space="preserve">. Tiap pilihan menampilkan urutan tahapnya.</w:t>
+      </w:r>
+    </w:p>
+    <w:p>
+      <w:pPr>
+        <w:spacing w:after="80"/>
+        <w:ind w:left="340"/>
+      </w:pPr>
+      <w:r>
+        <w:rPr>
+          <w:rFonts w:ascii="Calibri" w:hAnsi="Calibri"/>
+          <w:b/>
+          <w:i w:val="0"/>
+          <w:sz w:val="21"/>
+          <w:u w:val="none"/>
+        </w:rPr>
+        <w:t xml:space="preserve">6.  </w:t>
+      </w:r>
+      <w:r>
+        <w:rPr>
+          <w:rFonts w:ascii="Calibri" w:hAnsi="Calibri"/>
+          <w:b w:val="0"/>
+          <w:i w:val="0"/>
+          <w:sz w:val="21"/>
+          <w:u w:val="none"/>
+        </w:rPr>
+        <w:t xml:space="preserve">Klik </w:t>
+      </w:r>
+      <w:r>
+        <w:rPr>
+          <w:rFonts w:ascii="Calibri" w:hAnsi="Calibri"/>
+          <w:b/>
+          <w:i w:val="0"/>
+          <w:sz w:val="21"/>
+          <w:u w:val="none"/>
+        </w:rPr>
+        <w:t xml:space="preserve">Buat Batch &amp; Lanjut ke Startup Check</w:t>
+      </w:r>
+      <w:r>
+        <w:rPr>
+          <w:rFonts w:ascii="Calibri" w:hAnsi="Calibri"/>
+          <w:b w:val="0"/>
+          <w:i w:val="0"/>
+          <w:sz w:val="21"/>
+          <w:u w:val="none"/>
+        </w:rPr>
+        <w:t xml:space="preserve">. Batch baru langsung dibuat dan Anda diarahkan ke halaman Startup Check (Tahap 1, Bab 3) untuk mulai diisi.</w:t>
       </w:r>
     </w:p>
     <w:p>
@@ -2692,6 +3014,36 @@
           <w:u w:val="none"/>
         </w:rPr>
         <w:t xml:space="preserve"> (jalur produksi) TIDAK dipilih pada langkah ini — Line baru dipilih nanti di dalam form Startup Check (Bab 3).</w:t>
+      </w:r>
+    </w:p>
+    <w:p>
+      <w:pPr>
+        <w:spacing w:before="60" w:after="180"/>
+        <w:ind w:left="170"/>
+        <w:pBdr>
+          <w:left w:val="single" w:sz="18" w:space="6" w:color="C00000"/>
+        </w:pBdr>
+      </w:pPr>
+      <w:r>
+        <w:rPr>
+          <w:rFonts w:ascii="Calibri" w:hAnsi="Calibri"/>
+          <w:b/>
+          <w:i/>
+          <w:color w:val="C00000"/>
+          <w:sz w:val="20"/>
+          <w:u w:val="none"/>
+        </w:rPr>
+        <w:t xml:space="preserve">Tipe Alur: </w:t>
+      </w:r>
+      <w:r>
+        <w:rPr>
+          <w:rFonts w:ascii="Calibri" w:hAnsi="Calibri"/>
+          <w:b w:val="0"/>
+          <w:i w:val="0"/>
+          <w:sz w:val="20"/>
+          <w:u w:val="none"/>
+        </w:rPr>
+        <w:t xml:space="preserve">Tipe Alur ditentukan saat batch dibuat dan menentukan tahap, form, approval, serta dokumen cetak yang berlaku. Tahap yang tidak ada pada flow batch tidak muncul, dan membukanya lewat alamat langsung akan ditolak (halaman tidak ditemukan). Pilih dengan benar sejak awal; batch lama (sebelum Fase 2) otomatis berflow Fillpack + FG.</w:t>
       </w:r>
     </w:p>
     <w:p>
@@ -2760,7 +3112,7 @@
           <w:sz w:val="18"/>
           <w:u w:val="none"/>
         </w:rPr>
-        <w:t xml:space="preserve"> Form Batch Baru — pencarian FG Code, pilihan Bulk Code (centang), dan No Batch FG.</w:t>
+        <w:t xml:space="preserve"> Form Batch Baru — pencarian FG Code, pilihan Bulk Code (centang), No Batch FG, dan pilihan Tipe Alur (Filling saja / Packing + FG / Fillpack + FG).</w:t>
       </w:r>
     </w:p>
     <w:p>
@@ -2829,7 +3181,7 @@
           <w:sz w:val="18"/>
           <w:u w:val="none"/>
         </w:rPr>
-        <w:t>Detail batch sesaat setelah dibuat — stage stepper di posisi Startup Check.</w:t>
+        <w:t xml:space="preserve"> Detail batch sesaat setelah dibuat — stage stepper (8 tahap, termasuk Micro Check) di posisi Startup Check, dengan penanda Tipe Alur di bawah judul.</w:t>
       </w:r>
     </w:p>
     <w:p>
@@ -2871,7 +3223,7 @@
           <w:sz w:val="21"/>
           <w:u w:val="none"/>
         </w:rPr>
-        <w:t>Batch</w:t>
+        <w:t xml:space="preserve">Batch</w:t>
       </w:r>
       <w:r>
         <w:rPr>
@@ -2881,7 +3233,47 @@
           <w:sz w:val="21"/>
           <w:u w:val="none"/>
         </w:rPr>
-        <w:t xml:space="preserve"> menampilkan seluruh batch sebagai daftar kartu, dengan kotak pencarian (cari berdasarkan No Batch/nama produk) dan chip filter tahap saat ini. Status/tahap yang mungkin muncul pada sebuah batch:</w:t>
+        <w:t xml:space="preserve"> menampilkan seluruh batch sebagai daftar kartu, dengan kotak pencarian (cari berdasarkan No Batch/nama produk), filter tahap, dan tombol </w:t>
+      </w:r>
+      <w:r>
+        <w:rPr>
+          <w:rFonts w:ascii="Calibri" w:hAnsi="Calibri"/>
+          <w:b/>
+          <w:i w:val="0"/>
+          <w:sz w:val="21"/>
+          <w:u w:val="none"/>
+        </w:rPr>
+        <w:t xml:space="preserve">Filter</w:t>
+      </w:r>
+      <w:r>
+        <w:rPr>
+          <w:rFonts w:ascii="Calibri" w:hAnsi="Calibri"/>
+          <w:b w:val="0"/>
+          <w:i w:val="0"/>
+          <w:sz w:val="21"/>
+          <w:u w:val="none"/>
+        </w:rPr>
+        <w:t xml:space="preserve"> untuk menyaring berdasarkan </w:t>
+      </w:r>
+      <w:r>
+        <w:rPr>
+          <w:rFonts w:ascii="Calibri" w:hAnsi="Calibri"/>
+          <w:b/>
+          <w:i w:val="0"/>
+          <w:sz w:val="21"/>
+          <w:u w:val="none"/>
+        </w:rPr>
+        <w:t xml:space="preserve">tanggal dibuat, pembuat, line, flow, dan tahap</w:t>
+      </w:r>
+      <w:r>
+        <w:rPr>
+          <w:rFonts w:ascii="Calibri" w:hAnsi="Calibri"/>
+          <w:b w:val="0"/>
+          <w:i w:val="0"/>
+          <w:sz w:val="21"/>
+          <w:u w:val="none"/>
+        </w:rPr>
+        <w:t xml:space="preserve">. Dropdown filter dapat dicari dan filter boleh dikombinasikan. Setiap kartu menampilkan flow batch dan tanggal pembuatannya. Status/tahap yang mungkin muncul pada sebuah batch:</w:t>
       </w:r>
     </w:p>
     <w:tbl>
@@ -2999,7 +3391,6 @@
             <w:tcW w:type="dxa" w:w="6350"/>
           </w:tcPr>
           <w:p>
-            <w:r/>
             <w:r>
               <w:rPr>
                 <w:rFonts w:ascii="Calibri" w:hAnsi="Calibri"/>
@@ -3008,7 +3399,7 @@
                 <w:sz w:val="18"/>
                 <w:u w:val="none"/>
               </w:rPr>
-              <w:t>Startup Check selesai, menunggu Tahap 2.</w:t>
+              <w:t>Startup Check selesai, menunggu Tahap 2 (flow Filling Saja dan Lengkap).</w:t>
             </w:r>
           </w:p>
         </w:tc>
@@ -3037,7 +3428,6 @@
             <w:tcW w:type="dxa" w:w="6350"/>
           </w:tcPr>
           <w:p>
-            <w:r/>
             <w:r>
               <w:rPr>
                 <w:rFonts w:ascii="Calibri" w:hAnsi="Calibri"/>
@@ -3046,7 +3436,7 @@
                 <w:sz w:val="18"/>
                 <w:u w:val="none"/>
               </w:rPr>
-              <w:t>Filling Check selesai, menunggu Tahap 3.</w:t>
+              <w:t>Filling Check punya simpanan (flow Lengkap) atau Startup Check selesai (flow Packing + Finished Good), menunggu Tahap 3.</w:t>
             </w:r>
           </w:p>
         </w:tc>
@@ -3074,17 +3464,23 @@
           <w:tcPr>
             <w:tcW w:type="dxa" w:w="6350"/>
           </w:tcPr>
+          <w:p/>
+        </w:tc>
+      </w:tr>
+      <w:tr>
+        <w:tc>
+          <w:tcPr>
+            <w:tcW w:type="dxa" w:w="1814"/>
+          </w:tcPr>
+          <w:p/>
+        </w:tc>
+        <w:tc>
+          <w:tcPr>
+            <w:tcW w:type="dxa" w:w="6350"/>
+          </w:tcPr>
           <w:p>
-            <w:r/>
             <w:r>
-              <w:rPr>
-                <w:rFonts w:ascii="Calibri" w:hAnsi="Calibri"/>
-                <w:b w:val="0"/>
-                <w:i w:val="0"/>
-                <w:sz w:val="18"/>
-                <w:u w:val="none"/>
-              </w:rPr>
-              <w:t>Packing Check selesai, menunggu Tahap 4 (Finished Check).</w:t>
+              <w:t>Finished Check selesai, menunggu Microbiologist menyelesaikan Tahap 5 (Micro Check, Bab 17).</w:t>
             </w:r>
           </w:p>
         </w:tc>
@@ -3112,19 +3508,7 @@
           <w:tcPr>
             <w:tcW w:type="dxa" w:w="6350"/>
           </w:tcPr>
-          <w:p>
-            <w:r/>
-            <w:r>
-              <w:rPr>
-                <w:rFonts w:ascii="Calibri" w:hAnsi="Calibri"/>
-                <w:b w:val="0"/>
-                <w:i w:val="0"/>
-                <w:sz w:val="18"/>
-                <w:u w:val="none"/>
-              </w:rPr>
-              <w:t>Finished Check selesai, menunggu keputusan Approver di ketiga bagian (Bab 8).</w:t>
-            </w:r>
-          </w:p>
+          <w:p/>
         </w:tc>
       </w:tr>
       <w:tr>
@@ -3151,7 +3535,6 @@
             <w:tcW w:type="dxa" w:w="6350"/>
           </w:tcPr>
           <w:p>
-            <w:r/>
             <w:r>
               <w:rPr>
                 <w:rFonts w:ascii="Calibri" w:hAnsi="Calibri"/>
@@ -3160,7 +3543,7 @@
                 <w:sz w:val="18"/>
                 <w:u w:val="none"/>
               </w:rPr>
-              <w:t>Ketiga bagian approval Approved, menunggu laporan dicetak/dibuka minimal sekali per bagian (Bab 9).</w:t>
+              <w:t>Semua bagian approval Approved, menunggu dokumen laporan dicetak/dibuka minimal sekali (Bab 9).</w:t>
             </w:r>
           </w:p>
         </w:tc>
@@ -3189,7 +3572,6 @@
             <w:tcW w:type="dxa" w:w="6350"/>
           </w:tcPr>
           <w:p>
-            <w:r/>
             <w:r>
               <w:rPr>
                 <w:rFonts w:ascii="Calibri" w:hAnsi="Calibri"/>
@@ -3198,7 +3580,7 @@
                 <w:sz w:val="18"/>
                 <w:u w:val="none"/>
               </w:rPr>
-              <w:t>Ketiga laporan sudah pernah dibuka/dicetak — batch tuntas, tetap bisa dilihat/dicetak ulang kapan saja.</w:t>
+              <w:t>Dokumen wajib flow-nya sudah pernah dibuka/dicetak — batch tuntas, tetap bisa dilihat/dicetak ulang kapan saja.</w:t>
             </w:r>
           </w:p>
         </w:tc>
@@ -3232,21 +3614,22 @@
         <w:rPr>
           <w:rFonts w:ascii="Calibri" w:hAnsi="Calibri"/>
           <w:b/>
-          <w:i w:val="0"/>
-          <w:sz w:val="21"/>
-          <w:u w:val="none"/>
-        </w:rPr>
-        <w:t>Catatan:</w:t>
+          <w:i/>
+          <w:color w:val="C00000"/>
+          <w:sz w:val="20"/>
+          <w:u w:val="none"/>
+        </w:rPr>
+        <w:t xml:space="preserve">Catatan: </w:t>
       </w:r>
       <w:r>
         <w:rPr>
           <w:rFonts w:ascii="Calibri" w:hAnsi="Calibri"/>
           <w:b w:val="0"/>
           <w:i w:val="0"/>
-          <w:sz w:val="21"/>
-          <w:u w:val="none"/>
-        </w:rPr>
-        <w:t xml:space="preserve"> Filling, Packing, dan Finished Check dikerjakan per putaran TH Progress (lihat 5.4), sehingga ketiganya bisa sedang berjalan bersamaan. Label tahap batch baru maju ketika tahap sebelumnya diselesaikan (Selesaikan). Admin juga melihat tombol ⋮ pada setiap kartu batch untuk mengarsipkan atau menghapus batch (Bab 13).</w:t>
+          <w:sz w:val="20"/>
+          <w:u w:val="none"/>
+        </w:rPr>
+        <w:t xml:space="preserve">Filling, Packing, dan Finished Check dikerjakan per putaran TH Progress (lihat 5.4), sehingga ketiganya bisa sedang berjalan bersamaan (sesuai tahap yang ada pada flow batch). Label tahap batch baru maju ketika tahap sebelumnya diselesaikan (Selesaikan). Admin juga melihat tombol ⋮ pada setiap kartu batch untuk mengarsipkan atau menghapus batch (Bab 13).</w:t>
       </w:r>
     </w:p>
     <w:p>
@@ -3315,7 +3698,7 @@
           <w:sz w:val="18"/>
           <w:u w:val="none"/>
         </w:rPr>
-        <w:t>Halaman Batch — kotak pencarian, chip filter tahap, dan daftar kartu batch.</w:t>
+        <w:t xml:space="preserve"> Halaman Batch — kotak pencarian, filter tahap dan tombol Filter (tanggal, pembuat, line, flow), serta daftar kartu batch.</w:t>
       </w:r>
     </w:p>
     <w:p>
@@ -3384,7 +3767,7 @@
           <w:sz w:val="18"/>
           <w:u w:val="none"/>
         </w:rPr>
-        <w:t>Detail batch yang sudah Selesai — seluruh tahap pada stage stepper tercentang.</w:t>
+        <w:t xml:space="preserve"> Detail batch yang sudah Selesai — seluruh 8 tahap pada stage stepper tercentang.</w:t>
       </w:r>
     </w:p>
     <w:p>
@@ -3418,7 +3801,27 @@
           <w:sz w:val="21"/>
           <w:u w:val="none"/>
         </w:rPr>
-        <w:t>Tahap pertama setelah batch dibuat. Berisi checklist kondisi awal produksi (17 item dalam 5 kelompok jawaban berbeda), parameter filling, dan 4 kelompok foto bukti.</w:t>
+        <w:t xml:space="preserve">Tahap pertama setelah batch dibuat. Berisi checklist kondisi awal produksi (17 item dalam 5 kelompok jawaban berbeda), parameter filling, format penulisan coding, dan 4 kelompok foto bukti. Pada flow </w:t>
+      </w:r>
+      <w:r>
+        <w:rPr>
+          <w:rFonts w:ascii="Calibri" w:hAnsi="Calibri"/>
+          <w:b/>
+          <w:i w:val="0"/>
+          <w:sz w:val="21"/>
+          <w:u w:val="none"/>
+        </w:rPr>
+        <w:t xml:space="preserve">Filling Saja</w:t>
+      </w:r>
+      <w:r>
+        <w:rPr>
+          <w:rFonts w:ascii="Calibri" w:hAnsi="Calibri"/>
+          <w:b w:val="0"/>
+          <w:i w:val="0"/>
+          <w:sz w:val="21"/>
+          <w:u w:val="none"/>
+        </w:rPr>
+        <w:t xml:space="preserve">, item Standard Weight Masterbox tidak ditanyakan dan tidak diwajibkan.</w:t>
       </w:r>
     </w:p>
     <w:p>
@@ -4539,6 +4942,76 @@
     </w:p>
     <w:p>
       <w:pPr>
+        <w:spacing w:before="60" w:after="180"/>
+        <w:ind w:left="170"/>
+        <w:pBdr>
+          <w:left w:val="single" w:sz="18" w:space="6" w:color="C00000"/>
+        </w:pBdr>
+      </w:pPr>
+      <w:r>
+        <w:rPr>
+          <w:rFonts w:ascii="Calibri" w:hAnsi="Calibri"/>
+          <w:b/>
+          <w:i/>
+          <w:color w:val="C00000"/>
+          <w:sz w:val="20"/>
+          <w:u w:val="none"/>
+        </w:rPr>
+        <w:t xml:space="preserve">Fase 2: </w:t>
+      </w:r>
+      <w:r>
+        <w:rPr>
+          <w:rFonts w:ascii="Calibri" w:hAnsi="Calibri"/>
+          <w:b w:val="0"/>
+          <w:i w:val="0"/>
+          <w:sz w:val="20"/>
+          <w:u w:val="none"/>
+        </w:rPr>
+        <w:t xml:space="preserve">Heating dapat diisi </w:t>
+      </w:r>
+      <w:r>
+        <w:rPr>
+          <w:rFonts w:ascii="Calibri" w:hAnsi="Calibri"/>
+          <w:b/>
+          <w:i w:val="0"/>
+          <w:sz w:val="20"/>
+          <w:u w:val="none"/>
+        </w:rPr>
+        <w:t xml:space="preserve">N/A</w:t>
+      </w:r>
+      <w:r>
+        <w:rPr>
+          <w:rFonts w:ascii="Calibri" w:hAnsi="Calibri"/>
+          <w:b w:val="0"/>
+          <w:i w:val="0"/>
+          <w:sz w:val="20"/>
+          <w:u w:val="none"/>
+        </w:rPr>
+        <w:t xml:space="preserve"> (tombol N/A di samping kolom) pada ketiga flow bila tidak berlaku; laporan menampilkan "N/A" apa adanya. Bagian </w:t>
+      </w:r>
+      <w:r>
+        <w:rPr>
+          <w:rFonts w:ascii="Calibri" w:hAnsi="Calibri"/>
+          <w:b/>
+          <w:i w:val="0"/>
+          <w:sz w:val="20"/>
+          <w:u w:val="none"/>
+        </w:rPr>
+        <w:t xml:space="preserve">Pemeriksaan Format Coding</w:t>
+      </w:r>
+      <w:r>
+        <w:rPr>
+          <w:rFonts w:ascii="Calibri" w:hAnsi="Calibri"/>
+          <w:b w:val="0"/>
+          <w:i w:val="0"/>
+          <w:sz w:val="20"/>
+          <w:u w:val="none"/>
+        </w:rPr>
+        <w:t xml:space="preserve"> mencatat format penulisan coding Primer, Sekunder, dan Tersier — masing-masing bisa N/A bila tingkat kemasan itu tidak ada — serta Operator (Actual Coding). Hasilnya tampil di laporan.</w:t>
+      </w:r>
+    </w:p>
+    <w:p>
+      <w:pPr>
         <w:keepNext/>
         <w:spacing w:before="240" w:after="100"/>
       </w:pPr>
@@ -5411,17 +5884,17 @@
           <w:sz w:val="21"/>
           <w:u w:val="none"/>
         </w:rPr>
-        <w:t xml:space="preserve">Setiap item dinilai OK / Partial OK / Not OK, ditambah catatan bebas per item. Khusus item </w:t>
-      </w:r>
-      <w:r>
-        <w:rPr>
-          <w:rFonts w:ascii="Calibri" w:hAnsi="Calibri"/>
-          <w:b/>
-          <w:i w:val="0"/>
-          <w:sz w:val="21"/>
-          <w:u w:val="none"/>
-        </w:rPr>
-        <w:t>Sekunder</w:t>
+        <w:t xml:space="preserve">Setiap item dinilai OK / Partial OK / Not OK, ditambah catatan bebas per item. Item </w:t>
+      </w:r>
+      <w:r>
+        <w:rPr>
+          <w:rFonts w:ascii="Calibri" w:hAnsi="Calibri"/>
+          <w:b/>
+          <w:i w:val="0"/>
+          <w:sz w:val="21"/>
+          <w:u w:val="none"/>
+        </w:rPr>
+        <w:t xml:space="preserve">Sekunder</w:t>
       </w:r>
       <w:r>
         <w:rPr>
@@ -5431,17 +5904,17 @@
           <w:sz w:val="21"/>
           <w:u w:val="none"/>
         </w:rPr>
-        <w:t xml:space="preserve"> tersedia juga pilihan </w:t>
-      </w:r>
-      <w:r>
-        <w:rPr>
-          <w:rFonts w:ascii="Calibri" w:hAnsi="Calibri"/>
-          <w:b/>
-          <w:i w:val="0"/>
-          <w:sz w:val="21"/>
-          <w:u w:val="none"/>
-        </w:rPr>
-        <w:t>N/A</w:t>
+        <w:t xml:space="preserve">, </w:t>
+      </w:r>
+      <w:r>
+        <w:rPr>
+          <w:rFonts w:ascii="Calibri" w:hAnsi="Calibri"/>
+          <w:b/>
+          <w:i w:val="0"/>
+          <w:sz w:val="21"/>
+          <w:u w:val="none"/>
+        </w:rPr>
+        <w:t xml:space="preserve">Leakage Test</w:t>
       </w:r>
       <w:r>
         <w:rPr>
@@ -5451,7 +5924,67 @@
           <w:sz w:val="21"/>
           <w:u w:val="none"/>
         </w:rPr>
-        <w:t xml:space="preserve"> (untuk produk tanpa kemasan sekunder). Seluruh 10 item wajib diisi:</w:t>
+        <w:t xml:space="preserve">, dan </w:t>
+      </w:r>
+      <w:r>
+        <w:rPr>
+          <w:rFonts w:ascii="Calibri" w:hAnsi="Calibri"/>
+          <w:b/>
+          <w:i w:val="0"/>
+          <w:sz w:val="21"/>
+          <w:u w:val="none"/>
+        </w:rPr>
+        <w:t xml:space="preserve">Attribute</w:t>
+      </w:r>
+      <w:r>
+        <w:rPr>
+          <w:rFonts w:ascii="Calibri" w:hAnsi="Calibri"/>
+          <w:b w:val="0"/>
+          <w:i w:val="0"/>
+          <w:sz w:val="21"/>
+          <w:u w:val="none"/>
+        </w:rPr>
+        <w:t xml:space="preserve"> juga punya pilihan N/A (untuk produk yang memang tidak memiliki tingkat kemasan/uji tersebut). Pada flow </w:t>
+      </w:r>
+      <w:r>
+        <w:rPr>
+          <w:rFonts w:ascii="Calibri" w:hAnsi="Calibri"/>
+          <w:b/>
+          <w:i w:val="0"/>
+          <w:sz w:val="21"/>
+          <w:u w:val="none"/>
+        </w:rPr>
+        <w:t xml:space="preserve">Filling Saja</w:t>
+      </w:r>
+      <w:r>
+        <w:rPr>
+          <w:rFonts w:ascii="Calibri" w:hAnsi="Calibri"/>
+          <w:b w:val="0"/>
+          <w:i w:val="0"/>
+          <w:sz w:val="21"/>
+          <w:u w:val="none"/>
+        </w:rPr>
+        <w:t xml:space="preserve">, item </w:t>
+      </w:r>
+      <w:r>
+        <w:rPr>
+          <w:rFonts w:ascii="Calibri" w:hAnsi="Calibri"/>
+          <w:b/>
+          <w:i w:val="0"/>
+          <w:sz w:val="21"/>
+          <w:u w:val="none"/>
+        </w:rPr>
+        <w:t xml:space="preserve">Tersier</w:t>
+      </w:r>
+      <w:r>
+        <w:rPr>
+          <w:rFonts w:ascii="Calibri" w:hAnsi="Calibri"/>
+          <w:b w:val="0"/>
+          <w:i w:val="0"/>
+          <w:sz w:val="21"/>
+          <w:u w:val="none"/>
+        </w:rPr>
+        <w:t xml:space="preserve"> tidak ditanyakan sama sekali (daftar di bawah menjadi 9 item untuk flow itu, dan kolom Tersier tidak tercetak di laporan). Jika Attribute dijawab N/A, kartu jenis tes Attribute di bagian bawah otomatis dikosongkan dan dinonaktifkan.</w:t>
       </w:r>
     </w:p>
     <w:p>
@@ -5812,7 +6345,7 @@
           <w:sz w:val="21"/>
           <w:u w:val="none"/>
         </w:rPr>
-        <w:t>Volume/Weight:</w:t>
+        <w:t xml:space="preserve">Volume/Weight</w:t>
       </w:r>
       <w:r>
         <w:rPr>
@@ -5822,17 +6355,17 @@
           <w:sz w:val="21"/>
           <w:u w:val="none"/>
         </w:rPr>
-        <w:t xml:space="preserve"> 30 sampel bernomor yang WAJIB diisi seluruhnya (maks. 2 angka desimal) sebelum Start Inspection bisa disimpan. </w:t>
-      </w:r>
-      <w:r>
-        <w:rPr>
-          <w:rFonts w:ascii="Calibri" w:hAnsi="Calibri"/>
-          <w:b/>
-          <w:i w:val="0"/>
-          <w:sz w:val="21"/>
-          <w:u w:val="none"/>
-        </w:rPr>
-        <w:t>Weight Master Box:</w:t>
+        <w:t xml:space="preserve">: 30 sampel bernomor yang WAJIB diisi seluruhnya (maks. 2 angka desimal) sebelum Start Inspection bisa disimpan — </w:t>
+      </w:r>
+      <w:r>
+        <w:rPr>
+          <w:rFonts w:ascii="Calibri" w:hAnsi="Calibri"/>
+          <w:b/>
+          <w:i w:val="0"/>
+          <w:sz w:val="21"/>
+          <w:u w:val="none"/>
+        </w:rPr>
+        <w:t xml:space="preserve">kecuali pada flow Packing + Finished Good</w:t>
       </w:r>
       <w:r>
         <w:rPr>
@@ -5842,17 +6375,17 @@
           <w:sz w:val="21"/>
           <w:u w:val="none"/>
         </w:rPr>
-        <w:t xml:space="preserve"> hingga 30 sampel, opsional, hanya bilangan bulat (gram). Jika belum diisi saat Start Inspection disimpan, Weight Master Box masih bisa diisi menyusul satu kali lewat tombol </w:t>
-      </w:r>
-      <w:r>
-        <w:rPr>
-          <w:rFonts w:ascii="Calibri" w:hAnsi="Calibri"/>
-          <w:b/>
-          <w:i w:val="0"/>
-          <w:sz w:val="21"/>
-          <w:u w:val="none"/>
-        </w:rPr>
-        <w:t>Simpan Weight Master Box</w:t>
+        <w:t xml:space="preserve">, di mana kartu Volume/Weight (Product Filling Weight) tidak ditampilkan dan tidak diwajibkan karena batch tidak melewati Filling Check. </w:t>
+      </w:r>
+      <w:r>
+        <w:rPr>
+          <w:rFonts w:ascii="Calibri" w:hAnsi="Calibri"/>
+          <w:b/>
+          <w:i w:val="0"/>
+          <w:sz w:val="21"/>
+          <w:u w:val="none"/>
+        </w:rPr>
+        <w:t xml:space="preserve">Weight Master Box</w:t>
       </w:r>
       <w:r>
         <w:rPr>
@@ -5862,7 +6395,27 @@
           <w:sz w:val="21"/>
           <w:u w:val="none"/>
         </w:rPr>
-        <w:t xml:space="preserve"> — setelah itu tidak bisa diubah.</w:t>
+        <w:t xml:space="preserve">: hingga 30 sampel, opsional, hanya bilangan bulat (gram); </w:t>
+      </w:r>
+      <w:r>
+        <w:rPr>
+          <w:rFonts w:ascii="Calibri" w:hAnsi="Calibri"/>
+          <w:b/>
+          <w:i w:val="0"/>
+          <w:sz w:val="21"/>
+          <w:u w:val="none"/>
+        </w:rPr>
+        <w:t xml:space="preserve">tidak ditampilkan pada flow Filling Saja</w:t>
+      </w:r>
+      <w:r>
+        <w:rPr>
+          <w:rFonts w:ascii="Calibri" w:hAnsi="Calibri"/>
+          <w:b w:val="0"/>
+          <w:i w:val="0"/>
+          <w:sz w:val="21"/>
+          <w:u w:val="none"/>
+        </w:rPr>
+        <w:t xml:space="preserve">. Jika belum diisi saat Start Inspection disimpan, Weight Master Box masih bisa diisi menyusul satu kali lewat tombol Simpan Weight Master Box — setelah itu tidak bisa diubah.</w:t>
       </w:r>
     </w:p>
     <w:p>
@@ -6049,17 +6602,17 @@
           <w:sz w:val="21"/>
           <w:u w:val="none"/>
         </w:rPr>
-        <w:t xml:space="preserve">Terbuka setelah Startup Check selesai. Mencatat berat 10 sampel hasil filling, dan diisi berulang per putaran </w:t>
-      </w:r>
-      <w:r>
-        <w:rPr>
-          <w:rFonts w:ascii="Calibri" w:hAnsi="Calibri"/>
-          <w:b/>
-          <w:i w:val="0"/>
-          <w:sz w:val="21"/>
-          <w:u w:val="none"/>
-        </w:rPr>
-        <w:t>TH Progress</w:t>
+        <w:t xml:space="preserve">Terbuka setelah Startup Check selesai. Mencatat berat 10 sampel hasil filling, dan diisi berulang per putaran TH Progress (maksimal 10 putaran per batch). Tahap ini hanya ada pada flow </w:t>
+      </w:r>
+      <w:r>
+        <w:rPr>
+          <w:rFonts w:ascii="Calibri" w:hAnsi="Calibri"/>
+          <w:b/>
+          <w:i w:val="0"/>
+          <w:sz w:val="21"/>
+          <w:u w:val="none"/>
+        </w:rPr>
+        <w:t xml:space="preserve">Filling Saja</w:t>
       </w:r>
       <w:r>
         <w:rPr>
@@ -6069,7 +6622,27 @@
           <w:sz w:val="21"/>
           <w:u w:val="none"/>
         </w:rPr>
-        <w:t xml:space="preserve"> (maksimal 10 putaran per batch).</w:t>
+        <w:t xml:space="preserve"> dan </w:t>
+      </w:r>
+      <w:r>
+        <w:rPr>
+          <w:rFonts w:ascii="Calibri" w:hAnsi="Calibri"/>
+          <w:b/>
+          <w:i w:val="0"/>
+          <w:sz w:val="21"/>
+          <w:u w:val="none"/>
+        </w:rPr>
+        <w:t xml:space="preserve">Filling + Packing + Finished Good</w:t>
+      </w:r>
+      <w:r>
+        <w:rPr>
+          <w:rFonts w:ascii="Calibri" w:hAnsi="Calibri"/>
+          <w:b w:val="0"/>
+          <w:i w:val="0"/>
+          <w:sz w:val="21"/>
+          <w:u w:val="none"/>
+        </w:rPr>
+        <w:t xml:space="preserve">; pada flow Packing + Finished Good halaman ini tidak tersedia.</w:t>
       </w:r>
     </w:p>
     <w:p>
@@ -7069,17 +7642,17 @@
           <w:sz w:val="21"/>
           <w:u w:val="none"/>
         </w:rPr>
-        <w:t xml:space="preserve">Terbuka begitu Filling Check punya minimal satu simpanan (tidak perlu menunggu Filling selesai) dan bisa disimpan berkali-kali per putaran TH Progress. Packing baru bisa </w:t>
-      </w:r>
-      <w:r>
-        <w:rPr>
-          <w:rFonts w:ascii="Calibri" w:hAnsi="Calibri"/>
-          <w:b/>
-          <w:i w:val="0"/>
-          <w:sz w:val="21"/>
-          <w:u w:val="none"/>
-        </w:rPr>
-        <w:t>diselesaikan</w:t>
+        <w:t xml:space="preserve">Terbuka begitu Filling Check punya minimal satu simpanan (flow Lengkap) — atau langsung setelah Startup Check selesai pada flow </w:t>
+      </w:r>
+      <w:r>
+        <w:rPr>
+          <w:rFonts w:ascii="Calibri" w:hAnsi="Calibri"/>
+          <w:b/>
+          <w:i w:val="0"/>
+          <w:sz w:val="21"/>
+          <w:u w:val="none"/>
+        </w:rPr>
+        <w:t xml:space="preserve">Packing + Finished Good</w:t>
       </w:r>
       <w:r>
         <w:rPr>
@@ -7089,27 +7662,7 @@
           <w:sz w:val="21"/>
           <w:u w:val="none"/>
         </w:rPr>
-        <w:t xml:space="preserve"> setelah Filling Check diselesaikan. Isi form mengikuti formulir kertas </w:t>
-      </w:r>
-      <w:r>
-        <w:rPr>
-          <w:rFonts w:ascii="Calibri" w:hAnsi="Calibri"/>
-          <w:b/>
-          <w:i w:val="0"/>
-          <w:sz w:val="21"/>
-          <w:u w:val="none"/>
-        </w:rPr>
-        <w:t>FR.QAC.193.00 Rev 0</w:t>
-      </w:r>
-      <w:r>
-        <w:rPr>
-          <w:rFonts w:ascii="Calibri" w:hAnsi="Calibri"/>
-          <w:b w:val="0"/>
-          <w:i w:val="0"/>
-          <w:sz w:val="21"/>
-          <w:u w:val="none"/>
-        </w:rPr>
-        <w:t>.</w:t>
+        <w:t xml:space="preserve">, karena tidak ada Filling Check yang perlu ditunggu. Packing bisa disimpan berkali-kali per putaran TH Progress; pada flow Lengkap, Packing baru bisa diselesaikan setelah Filling Check diselesaikan. Tahap ini tidak ada pada flow Filling Saja. Isi form mengikuti formulir kertas FR.QAC.193.00 Rev 0.</w:t>
       </w:r>
     </w:p>
     <w:p>
@@ -7860,27 +8413,7 @@
           <w:sz w:val="21"/>
           <w:u w:val="none"/>
         </w:rPr>
-        <w:t xml:space="preserve">Terbuka begitu Packing Check punya minimal satu simpanan; baru bisa </w:t>
-      </w:r>
-      <w:r>
-        <w:rPr>
-          <w:rFonts w:ascii="Calibri" w:hAnsi="Calibri"/>
-          <w:b/>
-          <w:i w:val="0"/>
-          <w:sz w:val="21"/>
-          <w:u w:val="none"/>
-        </w:rPr>
-        <w:t>diselesaikan</w:t>
-      </w:r>
-      <w:r>
-        <w:rPr>
-          <w:rFonts w:ascii="Calibri" w:hAnsi="Calibri"/>
-          <w:b w:val="0"/>
-          <w:i w:val="0"/>
-          <w:sz w:val="21"/>
-          <w:u w:val="none"/>
-        </w:rPr>
-        <w:t xml:space="preserve"> setelah Packing Check diselesaikan. Meliputi kuantitas produksi, sampling AQL, dan disposisi akhir.</w:t>
+        <w:t xml:space="preserve">Terbuka begitu Packing Check punya minimal satu simpanan; baru bisa diselesaikan setelah Packing Check diselesaikan. Meliputi kuantitas produksi, sampling AQL, dan disposisi akhir. Tahap ini tidak ada pada flow Filling Saja.</w:t>
       </w:r>
     </w:p>
     <w:p>
@@ -8954,6 +9487,56 @@
     </w:p>
     <w:p>
       <w:pPr>
+        <w:spacing w:before="60" w:after="180"/>
+        <w:ind w:left="170"/>
+        <w:pBdr>
+          <w:left w:val="single" w:sz="18" w:space="6" w:color="C00000"/>
+        </w:pBdr>
+      </w:pPr>
+      <w:r>
+        <w:rPr>
+          <w:rFonts w:ascii="Calibri" w:hAnsi="Calibri"/>
+          <w:b/>
+          <w:i/>
+          <w:color w:val="C00000"/>
+          <w:sz w:val="20"/>
+          <w:u w:val="none"/>
+        </w:rPr>
+        <w:t xml:space="preserve">Micro Check: </w:t>
+      </w:r>
+      <w:r>
+        <w:rPr>
+          <w:rFonts w:ascii="Calibri" w:hAnsi="Calibri"/>
+          <w:b w:val="0"/>
+          <w:i w:val="0"/>
+          <w:sz w:val="20"/>
+          <w:u w:val="none"/>
+        </w:rPr>
+        <w:t xml:space="preserve">Setelah Finished Check diselesaikan, batch menunggu </w:t>
+      </w:r>
+      <w:r>
+        <w:rPr>
+          <w:rFonts w:ascii="Calibri" w:hAnsi="Calibri"/>
+          <w:b/>
+          <w:i w:val="0"/>
+          <w:sz w:val="20"/>
+          <w:u w:val="none"/>
+        </w:rPr>
+        <w:t xml:space="preserve">Micro Check</w:t>
+      </w:r>
+      <w:r>
+        <w:rPr>
+          <w:rFonts w:ascii="Calibri" w:hAnsi="Calibri"/>
+          <w:b w:val="0"/>
+          <w:i w:val="0"/>
+          <w:sz w:val="20"/>
+          <w:u w:val="none"/>
+        </w:rPr>
+        <w:t xml:space="preserve"> (Total Plate Count, Yeast &amp; Mold, Pathogen) yang diisi Microbiologist (Bab 17). Halaman Finished Check menampilkan banner kuning "Micro Check belum diselesaikan Microbiologist" sebagai pengingat — banner ini tidak menghalangi Simpan/Selesaikan Finished Check. Batch baru dikirim ke Approval saat Micro Check diselesaikan, dan bagian Micro Check pada laporan PDF tercetak dengan data aslinya.</w:t>
+      </w:r>
+    </w:p>
+    <w:p>
+      <w:pPr>
         <w:keepNext/>
         <w:spacing w:before="240" w:after="100"/>
       </w:pPr>
@@ -9068,7 +9651,7 @@
           <w:sz w:val="36"/>
           <w:u w:val="none"/>
         </w:rPr>
-        <w:t>Bab 8. Approval (Tahap 5)</w:t>
+        <w:t>Bab 8. Approval (Tahap 6)</w:t>
       </w:r>
       <w:bookmarkEnd w:id="107"/>
     </w:p>
@@ -9084,47 +9667,7 @@
           <w:sz w:val="21"/>
           <w:u w:val="none"/>
         </w:rPr>
-        <w:t xml:space="preserve">Terbuka setelah Finished Check selesai. Hanya akun </w:t>
-      </w:r>
-      <w:r>
-        <w:rPr>
-          <w:rFonts w:ascii="Calibri" w:hAnsi="Calibri"/>
-          <w:b/>
-          <w:i w:val="0"/>
-          <w:sz w:val="21"/>
-          <w:u w:val="none"/>
-        </w:rPr>
-        <w:t>Approver</w:t>
-      </w:r>
-      <w:r>
-        <w:rPr>
-          <w:rFonts w:ascii="Calibri" w:hAnsi="Calibri"/>
-          <w:b w:val="0"/>
-          <w:i w:val="0"/>
-          <w:sz w:val="21"/>
-          <w:u w:val="none"/>
-        </w:rPr>
-        <w:t xml:space="preserve"> atau </w:t>
-      </w:r>
-      <w:r>
-        <w:rPr>
-          <w:rFonts w:ascii="Calibri" w:hAnsi="Calibri"/>
-          <w:b/>
-          <w:i w:val="0"/>
-          <w:sz w:val="21"/>
-          <w:u w:val="none"/>
-        </w:rPr>
-        <w:t>Admin</w:t>
-      </w:r>
-      <w:r>
-        <w:rPr>
-          <w:rFonts w:ascii="Calibri" w:hAnsi="Calibri"/>
-          <w:b w:val="0"/>
-          <w:i w:val="0"/>
-          <w:sz w:val="21"/>
-          <w:u w:val="none"/>
-        </w:rPr>
-        <w:t xml:space="preserve"> yang bisa membuka dan memutuskan tahap ini (menu Approval di navigasi utama, lihat 1.2).</w:t>
+        <w:t xml:space="preserve">Terbuka setelah tahap pemeriksaan terakhir pada flow batch selesai (Filling Check untuk Filling saja; Micro Check untuk flow lainnya). Hanya akun Approver atau Admin yang bisa membuka dan memutuskan tahap ini (menu Approval di navigasi utama, lihat 1.2). Approver hanya melihat batch yang sudah mencapai tahap Approval.</w:t>
       </w:r>
     </w:p>
     <w:p>
@@ -9141,7 +9684,7 @@
           <w:sz w:val="25"/>
           <w:u w:val="none"/>
         </w:rPr>
-        <w:t>8.1 Tiga Bagian Terpisah</w:t>
+        <w:t xml:space="preserve">8.1 Bagian Approval Sesuai Flow</w:t>
       </w:r>
     </w:p>
     <w:p>
@@ -9156,7 +9699,7 @@
           <w:sz w:val="21"/>
           <w:u w:val="none"/>
         </w:rPr>
-        <w:t>Laporan Approval dibagi menjadi 3 bagian, masing-masing dengan laporan baca-saja dan tombol keputusannya sendiri:</w:t>
+        <w:t xml:space="preserve">Halaman ringkasan Approval menampilkan kartu bagian yang berlaku untuk flow batch, masing-masing dengan laporan baca-saja dan keputusannya sendiri:</w:t>
       </w:r>
     </w:p>
     <w:p>
@@ -9182,7 +9725,7 @@
           <w:sz w:val="21"/>
           <w:u w:val="none"/>
         </w:rPr>
-        <w:t>Startup</w:t>
+        <w:t xml:space="preserve">Startup</w:t>
       </w:r>
       <w:r>
         <w:rPr>
@@ -9192,7 +9735,7 @@
           <w:sz w:val="21"/>
           <w:u w:val="none"/>
         </w:rPr>
-        <w:t xml:space="preserve"> — mencakup hasil Startup Check dan Start Inspection.</w:t>
+        <w:t xml:space="preserve"> — hasil Startup Check dan Start Inspection (flow Packing + FG dan Fillpack + FG; pada Filling saja Startup tidak menjadi kartu tersendiri).</w:t>
       </w:r>
     </w:p>
     <w:p>
@@ -9218,7 +9761,7 @@
           <w:sz w:val="21"/>
           <w:u w:val="none"/>
         </w:rPr>
-        <w:t>Filling &amp; Packing</w:t>
+        <w:t xml:space="preserve">Filling</w:t>
       </w:r>
       <w:r>
         <w:rPr>
@@ -9228,7 +9771,7 @@
           <w:sz w:val="21"/>
           <w:u w:val="none"/>
         </w:rPr>
-        <w:t xml:space="preserve"> — mencakup hasil Filling Check dan Packing Check (termasuk riwayat tiap TH Progress).</w:t>
+        <w:t xml:space="preserve"> — hasil Filling Check, termasuk riwayat tiap TH Progress (flow Filling saja).</w:t>
       </w:r>
     </w:p>
     <w:p>
@@ -9254,7 +9797,7 @@
           <w:sz w:val="21"/>
           <w:u w:val="none"/>
         </w:rPr>
-        <w:t>Finished</w:t>
+        <w:t xml:space="preserve">Filling, Packing &amp; FG</w:t>
       </w:r>
       <w:r>
         <w:rPr>
@@ -9264,7 +9807,27 @@
           <w:sz w:val="21"/>
           <w:u w:val="none"/>
         </w:rPr>
-        <w:t xml:space="preserve"> — mencakup hasil Finished Check.</w:t>
+        <w:t xml:space="preserve"> (flow Fillpack + FG) atau </w:t>
+      </w:r>
+      <w:r>
+        <w:rPr>
+          <w:rFonts w:ascii="Calibri" w:hAnsi="Calibri"/>
+          <w:b/>
+          <w:i w:val="0"/>
+          <w:sz w:val="21"/>
+          <w:u w:val="none"/>
+        </w:rPr>
+        <w:t xml:space="preserve">Packing &amp; FG</w:t>
+      </w:r>
+      <w:r>
+        <w:rPr>
+          <w:rFonts w:ascii="Calibri" w:hAnsi="Calibri"/>
+          <w:b w:val="0"/>
+          <w:i w:val="0"/>
+          <w:sz w:val="21"/>
+          <w:u w:val="none"/>
+        </w:rPr>
+        <w:t xml:space="preserve"> (flow Packing + FG) — satu form gabungan FR.QAC.193.00: Filling dan Packing per putaran TH Progress (bila ada) ditambah Finished Good dan Micro Check.</w:t>
       </w:r>
     </w:p>
     <w:p>
@@ -9279,17 +9842,17 @@
           <w:sz w:val="21"/>
           <w:u w:val="none"/>
         </w:rPr>
-        <w:t xml:space="preserve">Hanya </w:t>
-      </w:r>
-      <w:r>
-        <w:rPr>
-          <w:rFonts w:ascii="Calibri" w:hAnsi="Calibri"/>
-          <w:b/>
-          <w:i w:val="0"/>
-          <w:sz w:val="21"/>
-          <w:u w:val="none"/>
-        </w:rPr>
-        <w:t>2 bagian yang wajib diputuskan</w:t>
+        <w:t xml:space="preserve">Ringkasnya: </w:t>
+      </w:r>
+      <w:r>
+        <w:rPr>
+          <w:rFonts w:ascii="Calibri" w:hAnsi="Calibri"/>
+          <w:b/>
+          <w:i w:val="0"/>
+          <w:sz w:val="21"/>
+          <w:u w:val="none"/>
+        </w:rPr>
+        <w:t xml:space="preserve">Filling saja</w:t>
       </w:r>
       <w:r>
         <w:rPr>
@@ -9299,17 +9862,17 @@
           <w:sz w:val="21"/>
           <w:u w:val="none"/>
         </w:rPr>
-        <w:t xml:space="preserve"> dan tampil sebagai kartu di halaman ringkasan Approval: </w:t>
-      </w:r>
-      <w:r>
-        <w:rPr>
-          <w:rFonts w:ascii="Calibri" w:hAnsi="Calibri"/>
-          <w:b/>
-          <w:i w:val="0"/>
-          <w:sz w:val="21"/>
-          <w:u w:val="none"/>
-        </w:rPr>
-        <w:t>Filling &amp; Packing</w:t>
+        <w:t xml:space="preserve"> memutuskan satu kartu Filling; </w:t>
+      </w:r>
+      <w:r>
+        <w:rPr>
+          <w:rFonts w:ascii="Calibri" w:hAnsi="Calibri"/>
+          <w:b/>
+          <w:i w:val="0"/>
+          <w:sz w:val="21"/>
+          <w:u w:val="none"/>
+        </w:rPr>
+        <w:t xml:space="preserve">Packing + FG</w:t>
       </w:r>
       <w:r>
         <w:rPr>
@@ -9319,17 +9882,17 @@
           <w:sz w:val="21"/>
           <w:u w:val="none"/>
         </w:rPr>
-        <w:t xml:space="preserve"> dan </w:t>
-      </w:r>
-      <w:r>
-        <w:rPr>
-          <w:rFonts w:ascii="Calibri" w:hAnsi="Calibri"/>
-          <w:b/>
-          <w:i w:val="0"/>
-          <w:sz w:val="21"/>
-          <w:u w:val="none"/>
-        </w:rPr>
-        <w:t>Finished</w:t>
+        <w:t xml:space="preserve"> memutuskan Startup dan Packing &amp; FG; </w:t>
+      </w:r>
+      <w:r>
+        <w:rPr>
+          <w:rFonts w:ascii="Calibri" w:hAnsi="Calibri"/>
+          <w:b/>
+          <w:i w:val="0"/>
+          <w:sz w:val="21"/>
+          <w:u w:val="none"/>
+        </w:rPr>
+        <w:t xml:space="preserve">Fillpack + FG</w:t>
       </w:r>
       <w:r>
         <w:rPr>
@@ -9339,7 +9902,7 @@
           <w:sz w:val="21"/>
           <w:u w:val="none"/>
         </w:rPr>
-        <w:t>. Bagian Startup tetap tersedia sebagai laporan (dan tetap dicetak di tahap Print), tetapi tidak lagi menjadi syarat Approval. Klik salah satu kartu untuk membuka laporan detail bagian tersebut.</w:t>
+        <w:t xml:space="preserve"> memutuskan Startup dan Filling, Packing &amp; FG. Pada kartu gabungan, satu keputusan Approved/Rejected berlaku untuk seluruh isi dokumen (Filling, Packing, dan Finished Good sekaligus). Klik "Lihat Detail" pada kartu untuk membuka laporan detail bagian tersebut.</w:t>
       </w:r>
     </w:p>
     <w:p>
@@ -9408,7 +9971,7 @@
           <w:sz w:val="18"/>
           <w:u w:val="none"/>
         </w:rPr>
-        <w:t>Approval Queue — daftar batch yang menunggu keputusan Approver.</w:t>
+        <w:t xml:space="preserve"> Approval Queue — daftar batch yang menunggu keputusan Approver, dengan bagian yang perlu diputuskan per flow.</w:t>
       </w:r>
     </w:p>
     <w:p>
@@ -9477,7 +10040,7 @@
           <w:sz w:val="18"/>
           <w:u w:val="none"/>
         </w:rPr>
-        <w:t xml:space="preserve"> Halaman ringkasan Approval sebuah batch — kartu Filling &amp; Packing dan Finished beserta status keputusannya.</w:t>
+        <w:t xml:space="preserve"> Halaman ringkasan Approval batch flow Fillpack + FG — kartu Startup dan Filling, Packing &amp; FG (satu keputusan gabungan).</w:t>
       </w:r>
     </w:p>
     <w:p>
@@ -9505,12 +10068,22 @@
       <w:r>
         <w:rPr>
           <w:rFonts w:ascii="Calibri" w:hAnsi="Calibri"/>
+          <w:b/>
+          <w:i w:val="0"/>
+          <w:sz w:val="21"/>
+          <w:u w:val="none"/>
+        </w:rPr>
+        <w:t xml:space="preserve">1.  </w:t>
+      </w:r>
+      <w:r>
+        <w:rPr>
+          <w:rFonts w:ascii="Calibri" w:hAnsi="Calibri"/>
           <w:b w:val="0"/>
           <w:i w:val="0"/>
           <w:sz w:val="21"/>
           <w:u w:val="none"/>
         </w:rPr>
-        <w:t>1.  Buka salah satu bagian (Filling &amp; Packing / Finished).</w:t>
+        <w:t xml:space="preserve">Buka salah satu bagian (Startup, Filling, atau laporan gabungan).</w:t>
       </w:r>
     </w:p>
     <w:p>
@@ -9843,7 +10416,7 @@
           <w:sz w:val="18"/>
           <w:u w:val="none"/>
         </w:rPr>
-        <w:t>Laporan detail bagian Filling &amp; Packing — kartu keputusan Approved / Rejected, Remarks, dan tombol Simpan Keputusan.</w:t>
+        <w:t xml:space="preserve"> Laporan gabungan Filling, Packing &amp; FG — kartu keputusan Approved / Rejected, Catatan, dan tombol Simpan Keputusan.</w:t>
       </w:r>
     </w:p>
     <w:p>
@@ -9860,7 +10433,7 @@
           <w:sz w:val="25"/>
           <w:u w:val="none"/>
         </w:rPr>
-        <w:t>8.3 Setelah Ketiga Bagian Approved</w:t>
+        <w:t xml:space="preserve">8.3 Setelah Semua Bagian Approved</w:t>
       </w:r>
     </w:p>
     <w:p>
@@ -9875,47 +10448,7 @@
           <w:sz w:val="21"/>
           <w:u w:val="none"/>
         </w:rPr>
-        <w:t>Begitu kedua bagian wajib (</w:t>
-      </w:r>
-      <w:r>
-        <w:rPr>
-          <w:rFonts w:ascii="Calibri" w:hAnsi="Calibri"/>
-          <w:b/>
-          <w:i w:val="0"/>
-          <w:sz w:val="21"/>
-          <w:u w:val="none"/>
-        </w:rPr>
-        <w:t>Filling &amp; Packing</w:t>
-      </w:r>
-      <w:r>
-        <w:rPr>
-          <w:rFonts w:ascii="Calibri" w:hAnsi="Calibri"/>
-          <w:b w:val="0"/>
-          <w:i w:val="0"/>
-          <w:sz w:val="21"/>
-          <w:u w:val="none"/>
-        </w:rPr>
-        <w:t xml:space="preserve"> dan </w:t>
-      </w:r>
-      <w:r>
-        <w:rPr>
-          <w:rFonts w:ascii="Calibri" w:hAnsi="Calibri"/>
-          <w:b/>
-          <w:i w:val="0"/>
-          <w:sz w:val="21"/>
-          <w:u w:val="none"/>
-        </w:rPr>
-        <w:t>Finished</w:t>
-      </w:r>
-      <w:r>
-        <w:rPr>
-          <w:rFonts w:ascii="Calibri" w:hAnsi="Calibri"/>
-          <w:b w:val="0"/>
-          <w:i w:val="0"/>
-          <w:sz w:val="21"/>
-          <w:u w:val="none"/>
-        </w:rPr>
-        <w:t>) berstatus Approved, batch otomatis lanjut ke tahap Print (Bab 9). Jika salah satu bagian di-Reject, batch tetap berada di tahap Approval sampai keputusan itu diubah menjadi Approved.</w:t>
+        <w:t xml:space="preserve">Begitu semua bagian yang berlaku untuk flow batch berstatus Approved, batch otomatis lanjut ke tahap Print (Bab 9). Jika salah satu bagian di-Reject, batch tetap berada di tahap Approval sampai keputusan itu diubah menjadi Approved.</w:t>
       </w:r>
     </w:p>
     <w:p>
@@ -10036,7 +10569,7 @@
           <w:sz w:val="18"/>
           <w:u w:val="none"/>
         </w:rPr>
-        <w:t xml:space="preserve"> Laporan detail bagian Finished — tombol Preview Cetak di kanan atas dan kartu keputusan di bagian bawah.</w:t>
+        <w:t xml:space="preserve"> Laporan detail bagian Startup — tombol Preview Cetak di kanan atas dan kartu keputusan di bagian bawah.</w:t>
       </w:r>
     </w:p>
     <w:p>
@@ -10054,7 +10587,7 @@
           <w:sz w:val="36"/>
           <w:u w:val="none"/>
         </w:rPr>
-        <w:t>Bab 9. Print (Tahap 6)</w:t>
+        <w:t>Bab 9. Print (Tahap 7)</w:t>
       </w:r>
       <w:bookmarkEnd w:id="108"/>
     </w:p>
@@ -10070,7 +10603,67 @@
           <w:sz w:val="21"/>
           <w:u w:val="none"/>
         </w:rPr>
-        <w:t>Tahap terakhir alur batch. Terbuka setelah kedua bagian wajib Approval berstatus Approved. Isi laporannya sama dengan laporan Approval (Bab 8) — bedanya di sini tidak ada tombol keputusan, hanya tombol Cetak. Ketiga laporan (Startup, Filling &amp; Packing, Finished) tersedia untuk dicetak.</w:t>
+        <w:t xml:space="preserve">Tahap terakhir alur batch. Terbuka setelah semua bagian wajib Approval berstatus Approved. Isi laporannya sama dengan laporan Approval (Bab 8) — bedanya di sini tidak ada tombol keputusan, hanya tombol Cetak. Dokumen yang tersedia mengikuti flow batch dan format formulir kertas resmi: </w:t>
+      </w:r>
+      <w:r>
+        <w:rPr>
+          <w:rFonts w:ascii="Calibri" w:hAnsi="Calibri"/>
+          <w:b/>
+          <w:i w:val="0"/>
+          <w:sz w:val="21"/>
+          <w:u w:val="none"/>
+        </w:rPr>
+        <w:t xml:space="preserve">Filling</w:t>
+      </w:r>
+      <w:r>
+        <w:rPr>
+          <w:rFonts w:ascii="Calibri" w:hAnsi="Calibri"/>
+          <w:b w:val="0"/>
+          <w:i w:val="0"/>
+          <w:sz w:val="21"/>
+          <w:u w:val="none"/>
+        </w:rPr>
+        <w:t xml:space="preserve"> (FR.QAC.192.02), </w:t>
+      </w:r>
+      <w:r>
+        <w:rPr>
+          <w:rFonts w:ascii="Calibri" w:hAnsi="Calibri"/>
+          <w:b/>
+          <w:i w:val="0"/>
+          <w:sz w:val="21"/>
+          <w:u w:val="none"/>
+        </w:rPr>
+        <w:t xml:space="preserve">Packing</w:t>
+      </w:r>
+      <w:r>
+        <w:rPr>
+          <w:rFonts w:ascii="Calibri" w:hAnsi="Calibri"/>
+          <w:b w:val="0"/>
+          <w:i w:val="0"/>
+          <w:sz w:val="21"/>
+          <w:u w:val="none"/>
+        </w:rPr>
+        <w:t xml:space="preserve"> (FR.QAC.182.03), dan </w:t>
+      </w:r>
+      <w:r>
+        <w:rPr>
+          <w:rFonts w:ascii="Calibri" w:hAnsi="Calibri"/>
+          <w:b/>
+          <w:i w:val="0"/>
+          <w:sz w:val="21"/>
+          <w:u w:val="none"/>
+        </w:rPr>
+        <w:t xml:space="preserve">Fillpack</w:t>
+      </w:r>
+      <w:r>
+        <w:rPr>
+          <w:rFonts w:ascii="Calibri" w:hAnsi="Calibri"/>
+          <w:b w:val="0"/>
+          <w:i w:val="0"/>
+          <w:sz w:val="21"/>
+          <w:u w:val="none"/>
+        </w:rPr>
+        <w:t xml:space="preserve"> (FR.QAC.193.00 — satu PDF: halaman 1 portrait berisi Filling dan Packing per putaran TH Progress, halaman 2 landscape berisi Finished Good). Nomor dokumen, revisi, dan judul tiap laporan diatur Admin lewat Master Dokumen Laporan (11.4).</w:t>
       </w:r>
     </w:p>
     <w:p>
@@ -10159,7 +10752,7 @@
           <w:sz w:val="21"/>
           <w:u w:val="none"/>
         </w:rPr>
-        <w:t>Halaman ringkasan menampilkan 3 kartu (Startup / Filling &amp; Packing / Finished) — masing-masing menunjukkan berapa kali sudah dicetak, siapa yang terakhir mencetak, dan kapan.</w:t>
+        <w:t xml:space="preserve">Halaman ringkasan menampilkan kartu dokumen yang berlaku untuk flow batch (misalnya Startup dan Filling untuk Filling Saja; Startup dan satu dokumen gabungan Packing / Fillpack untuk flow lainnya) — masing-masing menunjukkan berapa kali sudah dicetak, siapa yang terakhir mencetak, dan kapan.</w:t>
       </w:r>
     </w:p>
     <w:p>
@@ -10304,7 +10897,7 @@
           <w:sz w:val="18"/>
           <w:u w:val="none"/>
         </w:rPr>
-        <w:t>Halaman Print sebelum dicetak — setiap kartu masih berstatus "Belum dicetak".</w:t>
+        <w:t xml:space="preserve"> Halaman Print batch flow Fillpack + FG sebelum dicetak — kartu Startup dan Filling &amp; Packing (Gabungan) masih berstatus "Belum dicetak".</w:t>
       </w:r>
     </w:p>
     <w:p>
@@ -10373,7 +10966,7 @@
           <w:sz w:val="18"/>
           <w:u w:val="none"/>
         </w:rPr>
-        <w:t>Detail laporan pada tahap Print — tombol Cetak di kanan atas dan info kapan dokumen terakhir dicetak.</w:t>
+        <w:t xml:space="preserve"> Detail laporan Startup pada tahap Print — tombol Cetak di kanan atas dan galeri foto bukti.</w:t>
       </w:r>
     </w:p>
     <w:p>
@@ -10385,7 +10978,7 @@
       <w:r>
         <w:drawing>
           <wp:inline xmlns:a="http://schemas.openxmlformats.org/drawingml/2006/main" xmlns:pic="http://schemas.openxmlformats.org/drawingml/2006/picture">
-            <wp:extent cx="4320000" cy="6103007"/>
+            <wp:extent cx="4320000" cy="6103008"/>
             <wp:docPr id="27" name="Picture 27"/>
             <wp:cNvGraphicFramePr>
               <a:graphicFrameLocks noChangeAspect="1"/>
@@ -10406,7 +10999,7 @@
                   <pic:spPr>
                     <a:xfrm>
                       <a:off x="0" y="0"/>
-                      <a:ext cx="4320000" cy="6103007"/>
+                      <a:ext cx="4320000" cy="6103008"/>
                     </a:xfrm>
                     <a:prstGeom prst="rect"/>
                   </pic:spPr>
@@ -10442,7 +11035,7 @@
           <w:sz w:val="18"/>
           <w:u w:val="none"/>
         </w:rPr>
-        <w:t>Contoh halaman pertama PDF laporan Start Up Inspection Form hasil tombol Cetak.</w:t>
+        <w:t xml:space="preserve"> Contoh halaman pertama PDF Form Start Up hasil tombol Cetak.</w:t>
       </w:r>
     </w:p>
     <w:p>
@@ -10474,47 +11067,37 @@
           <w:sz w:val="21"/>
           <w:u w:val="none"/>
         </w:rPr>
-        <w:t xml:space="preserve">Setelah </w:t>
-      </w:r>
-      <w:r>
-        <w:rPr>
-          <w:rFonts w:ascii="Calibri" w:hAnsi="Calibri"/>
-          <w:b/>
-          <w:i w:val="0"/>
-          <w:sz w:val="21"/>
-          <w:u w:val="none"/>
-        </w:rPr>
-        <w:t>ketiga</w:t>
+        <w:t xml:space="preserve">Setelah dokumen wajib flow-nya pernah dicetak/dibuka minimal sekali (pada flow Lengkap cukup mencetak dokumen Fillpack), batch otomatis berubah status menjadi Selesai. Batch yang sudah Selesai tetap bisa dibuka dan dicetak ulang kapan saja — tidak ada penguncian setelah status Selesai.</w:t>
+      </w:r>
+    </w:p>
+    <w:p>
+      <w:pPr>
+        <w:spacing w:before="60" w:after="180"/>
+        <w:ind w:left="170"/>
+        <w:pBdr>
+          <w:left w:val="single" w:sz="18" w:space="6" w:color="C00000"/>
+        </w:pBdr>
+      </w:pPr>
+      <w:r>
+        <w:rPr>
+          <w:rFonts w:ascii="Calibri" w:hAnsi="Calibri"/>
+          <w:b/>
+          <w:i/>
+          <w:color w:val="C00000"/>
+          <w:sz w:val="20"/>
+          <w:u w:val="none"/>
+        </w:rPr>
+        <w:t xml:space="preserve">Catatan: </w:t>
       </w:r>
       <w:r>
         <w:rPr>
           <w:rFonts w:ascii="Calibri" w:hAnsi="Calibri"/>
           <w:b w:val="0"/>
           <w:i w:val="0"/>
-          <w:sz w:val="21"/>
-          <w:u w:val="none"/>
-        </w:rPr>
-        <w:t xml:space="preserve"> bagian laporan pernah dicetak/dibuka minimal sekali, batch otomatis berubah status menjadi </w:t>
-      </w:r>
-      <w:r>
-        <w:rPr>
-          <w:rFonts w:ascii="Calibri" w:hAnsi="Calibri"/>
-          <w:b/>
-          <w:i w:val="0"/>
-          <w:sz w:val="21"/>
-          <w:u w:val="none"/>
-        </w:rPr>
-        <w:t>Selesai</w:t>
-      </w:r>
-      <w:r>
-        <w:rPr>
-          <w:rFonts w:ascii="Calibri" w:hAnsi="Calibri"/>
-          <w:b w:val="0"/>
-          <w:i w:val="0"/>
-          <w:sz w:val="21"/>
-          <w:u w:val="none"/>
-        </w:rPr>
-        <w:t>. Batch yang sudah Selesai tetap bisa dibuka dan dicetak ulang kapan saja — tidak ada penguncian setelah status Selesai.</w:t>
+          <w:sz w:val="20"/>
+          <w:u w:val="none"/>
+        </w:rPr>
+        <w:t xml:space="preserve">Susunan kartu pada menu Print untuk tiap flow masih menunggu konfirmasi QC; jika susunan di aplikasi berbeda dari penjelasan di atas, ikuti tampilan aplikasi.</w:t>
       </w:r>
     </w:p>
     <w:p>
@@ -10583,7 +11166,145 @@
           <w:sz w:val="18"/>
           <w:u w:val="none"/>
         </w:rPr>
-        <w:t>Halaman Print setelah ketiga laporan dicetak — status berubah menjadi "Dicetak 1x" dan batch menjadi Selesai.</w:t>
+        <w:t xml:space="preserve"> Halaman Print setelah dokumen dicetak — status berubah menjadi "Dicetak 1x" dan batch menjadi Selesai.</w:t>
+      </w:r>
+    </w:p>
+    <w:p>
+      <w:pPr>
+        <w:keepNext/>
+        <w:spacing w:before="120" w:after="40"/>
+        <w:jc w:val="center"/>
+      </w:pPr>
+      <w:r>
+        <w:drawing>
+          <wp:inline xmlns:a="http://schemas.openxmlformats.org/drawingml/2006/main" xmlns:pic="http://schemas.openxmlformats.org/drawingml/2006/picture">
+            <wp:extent cx="5760000" cy="3456000"/>
+            <wp:docPr id="42" name="Picture 42"/>
+            <wp:cNvGraphicFramePr>
+              <a:graphicFrameLocks noChangeAspect="1"/>
+            </wp:cNvGraphicFramePr>
+            <a:graphic>
+              <a:graphicData uri="http://schemas.openxmlformats.org/drawingml/2006/picture">
+                <pic:pic>
+                  <pic:nvPicPr>
+                    <pic:cNvPr id="0" name="63_print_hub_filling.jpg"/>
+                    <pic:cNvPicPr/>
+                  </pic:nvPicPr>
+                  <pic:blipFill>
+                    <a:blip r:embed="rId51"/>
+                    <a:stretch>
+                      <a:fillRect/>
+                    </a:stretch>
+                  </pic:blipFill>
+                  <pic:spPr>
+                    <a:xfrm>
+                      <a:off x="0" y="0"/>
+                      <a:ext cx="5760000" cy="3456000"/>
+                    </a:xfrm>
+                    <a:prstGeom prst="rect"/>
+                  </pic:spPr>
+                </pic:pic>
+              </a:graphicData>
+            </a:graphic>
+          </wp:inline>
+        </w:drawing>
+      </w:r>
+    </w:p>
+    <w:p>
+      <w:pPr>
+        <w:spacing w:after="200"/>
+        <w:jc w:val="center"/>
+      </w:pPr>
+      <w:r>
+        <w:rPr>
+          <w:rFonts w:ascii="Calibri" w:hAnsi="Calibri"/>
+          <w:b/>
+          <w:i/>
+          <w:color w:val="6B6B6B"/>
+          <w:sz w:val="18"/>
+          <w:u w:val="none"/>
+        </w:rPr>
+        <w:t>Gambar 29.</w:t>
+      </w:r>
+      <w:r>
+        <w:rPr>
+          <w:rFonts w:ascii="Calibri" w:hAnsi="Calibri"/>
+          <w:b w:val="0"/>
+          <w:i/>
+          <w:color w:val="6B6B6B"/>
+          <w:sz w:val="18"/>
+          <w:u w:val="none"/>
+        </w:rPr>
+        <w:t xml:space="preserve"> Halaman Print batch flow Filling saja — kartu Startup dan Filling.</w:t>
+      </w:r>
+    </w:p>
+    <w:p>
+      <w:pPr>
+        <w:keepNext/>
+        <w:spacing w:before="120" w:after="40"/>
+        <w:jc w:val="center"/>
+      </w:pPr>
+      <w:r>
+        <w:drawing>
+          <wp:inline xmlns:a="http://schemas.openxmlformats.org/drawingml/2006/main" xmlns:pic="http://schemas.openxmlformats.org/drawingml/2006/picture">
+            <wp:extent cx="5760000" cy="3456000"/>
+            <wp:docPr id="43" name="Picture 43"/>
+            <wp:cNvGraphicFramePr>
+              <a:graphicFrameLocks noChangeAspect="1"/>
+            </wp:cNvGraphicFramePr>
+            <a:graphic>
+              <a:graphicData uri="http://schemas.openxmlformats.org/drawingml/2006/picture">
+                <pic:pic>
+                  <pic:nvPicPr>
+                    <pic:cNvPr id="0" name="64_print_hub_packing.jpg"/>
+                    <pic:cNvPicPr/>
+                  </pic:nvPicPr>
+                  <pic:blipFill>
+                    <a:blip r:embed="rId52"/>
+                    <a:stretch>
+                      <a:fillRect/>
+                    </a:stretch>
+                  </pic:blipFill>
+                  <pic:spPr>
+                    <a:xfrm>
+                      <a:off x="0" y="0"/>
+                      <a:ext cx="5760000" cy="3456000"/>
+                    </a:xfrm>
+                    <a:prstGeom prst="rect"/>
+                  </pic:spPr>
+                </pic:pic>
+              </a:graphicData>
+            </a:graphic>
+          </wp:inline>
+        </w:drawing>
+      </w:r>
+    </w:p>
+    <w:p>
+      <w:pPr>
+        <w:spacing w:after="200"/>
+        <w:jc w:val="center"/>
+      </w:pPr>
+      <w:r>
+        <w:rPr>
+          <w:rFonts w:ascii="Calibri" w:hAnsi="Calibri"/>
+          <w:b/>
+          <w:i/>
+          <w:color w:val="6B6B6B"/>
+          <w:sz w:val="18"/>
+          <w:u w:val="none"/>
+        </w:rPr>
+        <w:t>Gambar 30.</w:t>
+      </w:r>
+      <w:r>
+        <w:rPr>
+          <w:rFonts w:ascii="Calibri" w:hAnsi="Calibri"/>
+          <w:b w:val="0"/>
+          <w:i/>
+          <w:color w:val="6B6B6B"/>
+          <w:sz w:val="18"/>
+          <w:u w:val="none"/>
+        </w:rPr>
+        <w:t xml:space="preserve"> Halaman Print batch flow Packing + FG — kartu Startup dan Packing &amp; FG (Gabungan).</w:t>
       </w:r>
     </w:p>
     <w:p>
@@ -11198,7 +11919,7 @@
           <w:sz w:val="18"/>
           <w:u w:val="none"/>
         </w:rPr>
-        <w:t xml:space="preserve">Gambar 29. </w:t>
+        <w:t xml:space="preserve">Gambar 31. </w:t>
       </w:r>
       <w:r>
         <w:rPr>
@@ -11243,27 +11964,7 @@
           <w:sz w:val="21"/>
           <w:u w:val="none"/>
         </w:rPr>
-        <w:t xml:space="preserve">Ketiga halaman Master Data di bawah ini hanya bisa diakses oleh akun </w:t>
-      </w:r>
-      <w:r>
-        <w:rPr>
-          <w:rFonts w:ascii="Calibri" w:hAnsi="Calibri"/>
-          <w:b/>
-          <w:i w:val="0"/>
-          <w:sz w:val="21"/>
-          <w:u w:val="none"/>
-        </w:rPr>
-        <w:t>Admin</w:t>
-      </w:r>
-      <w:r>
-        <w:rPr>
-          <w:rFonts w:ascii="Calibri" w:hAnsi="Calibri"/>
-          <w:b w:val="0"/>
-          <w:i w:val="0"/>
-          <w:sz w:val="21"/>
-          <w:u w:val="none"/>
-        </w:rPr>
-        <w:t>, lewat Menu Aplikasi → bagian Data (lihat 1.3). Ketiganya memakai pola tampilan yang sama: kotak pencarian, daftar berbentuk kartu (bukan tabel), dan dialog tambah/ubah data.</w:t>
+        <w:t xml:space="preserve">Halaman Master Data di bawah ini hanya bisa diakses oleh akun Admin, lewat Menu Aplikasi → bagian Data (lihat 1.3). Master Line, Produk, dan Test Type memakai pola tampilan yang sama: kotak pencarian, daftar berbentuk kartu (bukan tabel), dan dialog tambah/ubah data.</w:t>
       </w:r>
     </w:p>
     <w:p>
@@ -11521,7 +12222,7 @@
           <w:sz w:val="18"/>
           <w:u w:val="none"/>
         </w:rPr>
-        <w:t xml:space="preserve">Gambar 30. </w:t>
+        <w:t xml:space="preserve">Gambar 32. </w:t>
       </w:r>
       <w:r>
         <w:rPr>
@@ -11897,7 +12598,7 @@
           <w:sz w:val="18"/>
           <w:u w:val="none"/>
         </w:rPr>
-        <w:t xml:space="preserve">Gambar 31. </w:t>
+        <w:t xml:space="preserve">Gambar 33. </w:t>
       </w:r>
       <w:r>
         <w:rPr>
@@ -11966,7 +12667,7 @@
           <w:sz w:val="18"/>
           <w:u w:val="none"/>
         </w:rPr>
-        <w:t>Gambar 32.</w:t>
+        <w:t>Gambar 34.</w:t>
       </w:r>
       <w:r>
         <w:rPr>
@@ -12225,7 +12926,7 @@
           <w:sz w:val="18"/>
           <w:u w:val="none"/>
         </w:rPr>
-        <w:t xml:space="preserve">Gambar 33. </w:t>
+        <w:t xml:space="preserve">Gambar 35. </w:t>
       </w:r>
       <w:r>
         <w:rPr>
@@ -12240,6 +12941,335 @@
       </w:r>
     </w:p>
     <w:p>
+      <w:pPr>
+        <w:keepNext/>
+        <w:spacing w:before="240" w:after="100"/>
+      </w:pPr>
+      <w:r>
+        <w:rPr>
+          <w:rFonts w:ascii="Calibri" w:hAnsi="Calibri"/>
+          <w:b/>
+          <w:i w:val="0"/>
+          <w:color w:val="1A1A1A"/>
+          <w:sz w:val="25"/>
+          <w:u w:val="none"/>
+        </w:rPr>
+        <w:t xml:space="preserve">11.4 Master Dokumen Laporan</w:t>
+      </w:r>
+    </w:p>
+    <w:p>
+      <w:pPr>
+        <w:spacing w:after="140"/>
+      </w:pPr>
+      <w:r>
+        <w:rPr>
+          <w:rFonts w:ascii="Calibri" w:hAnsi="Calibri"/>
+          <w:b w:val="0"/>
+          <w:i w:val="0"/>
+          <w:sz w:val="21"/>
+          <w:u w:val="none"/>
+        </w:rPr>
+        <w:t xml:space="preserve">Mengatur identitas dokumen pada laporan PDF yang dicetak: </w:t>
+      </w:r>
+      <w:r>
+        <w:rPr>
+          <w:rFonts w:ascii="Calibri" w:hAnsi="Calibri"/>
+          <w:b/>
+          <w:i w:val="0"/>
+          <w:sz w:val="21"/>
+          <w:u w:val="none"/>
+        </w:rPr>
+        <w:t xml:space="preserve">Nomor Dokumen</w:t>
+      </w:r>
+      <w:r>
+        <w:rPr>
+          <w:rFonts w:ascii="Calibri" w:hAnsi="Calibri"/>
+          <w:b w:val="0"/>
+          <w:i w:val="0"/>
+          <w:sz w:val="21"/>
+          <w:u w:val="none"/>
+        </w:rPr>
+        <w:t xml:space="preserve">, </w:t>
+      </w:r>
+      <w:r>
+        <w:rPr>
+          <w:rFonts w:ascii="Calibri" w:hAnsi="Calibri"/>
+          <w:b/>
+          <w:i w:val="0"/>
+          <w:sz w:val="21"/>
+          <w:u w:val="none"/>
+        </w:rPr>
+        <w:t xml:space="preserve">Revisi</w:t>
+      </w:r>
+      <w:r>
+        <w:rPr>
+          <w:rFonts w:ascii="Calibri" w:hAnsi="Calibri"/>
+          <w:b w:val="0"/>
+          <w:i w:val="0"/>
+          <w:sz w:val="21"/>
+          <w:u w:val="none"/>
+        </w:rPr>
+        <w:t xml:space="preserve">, </w:t>
+      </w:r>
+      <w:r>
+        <w:rPr>
+          <w:rFonts w:ascii="Calibri" w:hAnsi="Calibri"/>
+          <w:b/>
+          <w:i w:val="0"/>
+          <w:sz w:val="21"/>
+          <w:u w:val="none"/>
+        </w:rPr>
+        <w:t xml:space="preserve">Judul</w:t>
+      </w:r>
+      <w:r>
+        <w:rPr>
+          <w:rFonts w:ascii="Calibri" w:hAnsi="Calibri"/>
+          <w:b w:val="0"/>
+          <w:i w:val="0"/>
+          <w:sz w:val="21"/>
+          <w:u w:val="none"/>
+        </w:rPr>
+        <w:t xml:space="preserve">, dan </w:t>
+      </w:r>
+      <w:r>
+        <w:rPr>
+          <w:rFonts w:ascii="Calibri" w:hAnsi="Calibri"/>
+          <w:b/>
+          <w:i w:val="0"/>
+          <w:sz w:val="21"/>
+          <w:u w:val="none"/>
+        </w:rPr>
+        <w:t xml:space="preserve">Tanggal Efektif</w:t>
+      </w:r>
+      <w:r>
+        <w:rPr>
+          <w:rFonts w:ascii="Calibri" w:hAnsi="Calibri"/>
+          <w:b w:val="0"/>
+          <w:i w:val="0"/>
+          <w:sz w:val="21"/>
+          <w:u w:val="none"/>
+        </w:rPr>
+        <w:t xml:space="preserve"> untuk tiap laporan (Filling, Packing, Fillpack, Startup). Perubahan ini cukup dilakukan dari aplikasi — tidak perlu perubahan kode saat QC merevisi formulir.</w:t>
+      </w:r>
+    </w:p>
+    <w:p>
+      <w:pPr>
+        <w:spacing w:after="80"/>
+        <w:ind w:left="340"/>
+      </w:pPr>
+      <w:r>
+        <w:rPr>
+          <w:rFonts w:ascii="Calibri" w:hAnsi="Calibri"/>
+          <w:b/>
+          <w:i w:val="0"/>
+          <w:sz w:val="21"/>
+          <w:u w:val="none"/>
+        </w:rPr>
+        <w:t xml:space="preserve">1.  </w:t>
+      </w:r>
+      <w:r>
+        <w:rPr>
+          <w:rFonts w:ascii="Calibri" w:hAnsi="Calibri"/>
+          <w:b w:val="0"/>
+          <w:i w:val="0"/>
+          <w:sz w:val="21"/>
+          <w:u w:val="none"/>
+        </w:rPr>
+        <w:t xml:space="preserve">Buka </w:t>
+      </w:r>
+      <w:r>
+        <w:rPr>
+          <w:rFonts w:ascii="Calibri" w:hAnsi="Calibri"/>
+          <w:b/>
+          <w:i w:val="0"/>
+          <w:sz w:val="21"/>
+          <w:u w:val="none"/>
+        </w:rPr>
+        <w:t xml:space="preserve">Dokumen Laporan</w:t>
+      </w:r>
+      <w:r>
+        <w:rPr>
+          <w:rFonts w:ascii="Calibri" w:hAnsi="Calibri"/>
+          <w:b w:val="0"/>
+          <w:i w:val="0"/>
+          <w:sz w:val="21"/>
+          <w:u w:val="none"/>
+        </w:rPr>
+        <w:t xml:space="preserve"> dari Menu Aplikasi → bagian Data.</w:t>
+      </w:r>
+    </w:p>
+    <w:p>
+      <w:pPr>
+        <w:spacing w:after="80"/>
+        <w:ind w:left="340"/>
+      </w:pPr>
+      <w:r>
+        <w:rPr>
+          <w:rFonts w:ascii="Calibri" w:hAnsi="Calibri"/>
+          <w:b/>
+          <w:i w:val="0"/>
+          <w:sz w:val="21"/>
+          <w:u w:val="none"/>
+        </w:rPr>
+        <w:t xml:space="preserve">2.  </w:t>
+      </w:r>
+      <w:r>
+        <w:rPr>
+          <w:rFonts w:ascii="Calibri" w:hAnsi="Calibri"/>
+          <w:b w:val="0"/>
+          <w:i w:val="0"/>
+          <w:sz w:val="21"/>
+          <w:u w:val="none"/>
+        </w:rPr>
+        <w:t xml:space="preserve">Klik tombol edit pada kartu laporan yang ingin diubah — dialog terbuka sudah terisi data saat ini.</w:t>
+      </w:r>
+    </w:p>
+    <w:p>
+      <w:pPr>
+        <w:spacing w:after="80"/>
+        <w:ind w:left="340"/>
+      </w:pPr>
+      <w:r>
+        <w:rPr>
+          <w:rFonts w:ascii="Calibri" w:hAnsi="Calibri"/>
+          <w:b/>
+          <w:i w:val="0"/>
+          <w:sz w:val="21"/>
+          <w:u w:val="none"/>
+        </w:rPr>
+        <w:t xml:space="preserve">3.  </w:t>
+      </w:r>
+      <w:r>
+        <w:rPr>
+          <w:rFonts w:ascii="Calibri" w:hAnsi="Calibri"/>
+          <w:b w:val="0"/>
+          <w:i w:val="0"/>
+          <w:sz w:val="21"/>
+          <w:u w:val="none"/>
+        </w:rPr>
+        <w:t xml:space="preserve">Ubah Nomor Dokumen, Revisi, Judul, dan/atau Tanggal Efektif, lalu klik </w:t>
+      </w:r>
+      <w:r>
+        <w:rPr>
+          <w:rFonts w:ascii="Calibri" w:hAnsi="Calibri"/>
+          <w:b/>
+          <w:i w:val="0"/>
+          <w:sz w:val="21"/>
+          <w:u w:val="none"/>
+        </w:rPr>
+        <w:t xml:space="preserve">Simpan</w:t>
+      </w:r>
+      <w:r>
+        <w:rPr>
+          <w:rFonts w:ascii="Calibri" w:hAnsi="Calibri"/>
+          <w:b w:val="0"/>
+          <w:i w:val="0"/>
+          <w:sz w:val="21"/>
+          <w:u w:val="none"/>
+        </w:rPr>
+        <w:t xml:space="preserve">.</w:t>
+      </w:r>
+    </w:p>
+    <w:p>
+      <w:pPr>
+        <w:spacing w:before="60" w:after="180"/>
+        <w:ind w:left="170"/>
+        <w:pBdr>
+          <w:left w:val="single" w:sz="18" w:space="6" w:color="C00000"/>
+        </w:pBdr>
+      </w:pPr>
+      <w:r>
+        <w:rPr>
+          <w:rFonts w:ascii="Calibri" w:hAnsi="Calibri"/>
+          <w:b/>
+          <w:i/>
+          <w:color w:val="C00000"/>
+          <w:sz w:val="20"/>
+          <w:u w:val="none"/>
+        </w:rPr>
+        <w:t xml:space="preserve">Catatan: </w:t>
+      </w:r>
+      <w:r>
+        <w:rPr>
+          <w:rFonts w:ascii="Calibri" w:hAnsi="Calibri"/>
+          <w:b w:val="0"/>
+          <w:i w:val="0"/>
+          <w:sz w:val="20"/>
+          <w:u w:val="none"/>
+        </w:rPr>
+        <w:t xml:space="preserve">Perubahan tampil pada PDF yang dicetak/dibuka berikutnya; PDF yang sudah pernah dicetak tidak berubah. Daftar laporan tetap (tidak ada tambah/hapus laporan) dan halaman ini hanya bisa dibuka Admin.</w:t>
+      </w:r>
+    </w:p>
+    <w:p>
+      <w:pPr>
+        <w:keepNext/>
+        <w:spacing w:before="120" w:after="40"/>
+        <w:jc w:val="center"/>
+      </w:pPr>
+      <w:r>
+        <w:drawing>
+          <wp:inline xmlns:a="http://schemas.openxmlformats.org/drawingml/2006/main" xmlns:pic="http://schemas.openxmlformats.org/drawingml/2006/picture">
+            <wp:extent cx="5760000" cy="3456000"/>
+            <wp:docPr id="41" name="Picture 41"/>
+            <wp:cNvGraphicFramePr>
+              <a:graphicFrameLocks noChangeAspect="1"/>
+            </wp:cNvGraphicFramePr>
+            <a:graphic>
+              <a:graphicData uri="http://schemas.openxmlformats.org/drawingml/2006/picture">
+                <pic:pic>
+                  <pic:nvPicPr>
+                    <pic:cNvPr id="0" name="62_report_documents.jpg"/>
+                    <pic:cNvPicPr/>
+                  </pic:nvPicPr>
+                  <pic:blipFill>
+                    <a:blip r:embed="rId50"/>
+                    <a:stretch>
+                      <a:fillRect/>
+                    </a:stretch>
+                  </pic:blipFill>
+                  <pic:spPr>
+                    <a:xfrm>
+                      <a:off x="0" y="0"/>
+                      <a:ext cx="5760000" cy="3456000"/>
+                    </a:xfrm>
+                    <a:prstGeom prst="rect"/>
+                  </pic:spPr>
+                </pic:pic>
+              </a:graphicData>
+            </a:graphic>
+          </wp:inline>
+        </w:drawing>
+      </w:r>
+    </w:p>
+    <w:p>
+      <w:pPr>
+        <w:spacing w:after="200"/>
+        <w:jc w:val="center"/>
+      </w:pPr>
+      <w:r>
+        <w:rPr>
+          <w:rFonts w:ascii="Calibri" w:hAnsi="Calibri"/>
+          <w:b/>
+          <w:i/>
+          <w:color w:val="6B6B6B"/>
+          <w:sz w:val="18"/>
+          <w:u w:val="none"/>
+        </w:rPr>
+        <w:t>Gambar 36.</w:t>
+      </w:r>
+      <w:r>
+        <w:rPr>
+          <w:rFonts w:ascii="Calibri" w:hAnsi="Calibri"/>
+          <w:b w:val="0"/>
+          <w:i/>
+          <w:color w:val="6B6B6B"/>
+          <w:sz w:val="18"/>
+          <w:u w:val="none"/>
+        </w:rPr>
+        <w:t xml:space="preserve"> Halaman Dokumen Laporan (Admin) — nomor dokumen, revisi, judul, dan tanggal efektif tiap laporan.</w:t>
+      </w:r>
+    </w:p>
+    <w:p>
       <w:bookmarkStart w:id="111" w:name="bab12"/>
       <w:pPr>
         <w:keepNext/>
@@ -12379,17 +13409,17 @@
           <w:sz w:val="21"/>
           <w:u w:val="none"/>
         </w:rPr>
-        <w:t xml:space="preserve">Isi </w:t>
-      </w:r>
-      <w:r>
-        <w:rPr>
-          <w:rFonts w:ascii="Calibri" w:hAnsi="Calibri"/>
-          <w:b/>
-          <w:i w:val="0"/>
-          <w:sz w:val="21"/>
-          <w:u w:val="none"/>
-        </w:rPr>
-        <w:t>Nama</w:t>
+        <w:t xml:space="preserve">Isi Nama, Email, Password, dan pilih Role: </w:t>
+      </w:r>
+      <w:r>
+        <w:rPr>
+          <w:rFonts w:ascii="Calibri" w:hAnsi="Calibri"/>
+          <w:b/>
+          <w:i w:val="0"/>
+          <w:sz w:val="21"/>
+          <w:u w:val="none"/>
+        </w:rPr>
+        <w:t xml:space="preserve">Staff</w:t>
       </w:r>
       <w:r>
         <w:rPr>
@@ -12409,7 +13439,7 @@
           <w:sz w:val="21"/>
           <w:u w:val="none"/>
         </w:rPr>
-        <w:t>Email</w:t>
+        <w:t xml:space="preserve">Approver</w:t>
       </w:r>
       <w:r>
         <w:rPr>
@@ -12429,7 +13459,7 @@
           <w:sz w:val="21"/>
           <w:u w:val="none"/>
         </w:rPr>
-        <w:t>Password</w:t>
+        <w:t xml:space="preserve">Microbiologist</w:t>
       </w:r>
       <w:r>
         <w:rPr>
@@ -12439,17 +13469,17 @@
           <w:sz w:val="21"/>
           <w:u w:val="none"/>
         </w:rPr>
-        <w:t xml:space="preserve">, dan pilih </w:t>
-      </w:r>
-      <w:r>
-        <w:rPr>
-          <w:rFonts w:ascii="Calibri" w:hAnsi="Calibri"/>
-          <w:b/>
-          <w:i w:val="0"/>
-          <w:sz w:val="21"/>
-          <w:u w:val="none"/>
-        </w:rPr>
-        <w:t>Role</w:t>
+        <w:t xml:space="preserve">, atau </w:t>
+      </w:r>
+      <w:r>
+        <w:rPr>
+          <w:rFonts w:ascii="Calibri" w:hAnsi="Calibri"/>
+          <w:b/>
+          <w:i w:val="0"/>
+          <w:sz w:val="21"/>
+          <w:u w:val="none"/>
+        </w:rPr>
+        <w:t xml:space="preserve">Admin</w:t>
       </w:r>
       <w:r>
         <w:rPr>
@@ -12459,67 +13489,7 @@
           <w:sz w:val="21"/>
           <w:u w:val="none"/>
         </w:rPr>
-        <w:t xml:space="preserve">: </w:t>
-      </w:r>
-      <w:r>
-        <w:rPr>
-          <w:rFonts w:ascii="Calibri" w:hAnsi="Calibri"/>
-          <w:b/>
-          <w:i w:val="0"/>
-          <w:sz w:val="21"/>
-          <w:u w:val="none"/>
-        </w:rPr>
-        <w:t>Staff</w:t>
-      </w:r>
-      <w:r>
-        <w:rPr>
-          <w:rFonts w:ascii="Calibri" w:hAnsi="Calibri"/>
-          <w:b w:val="0"/>
-          <w:i w:val="0"/>
-          <w:sz w:val="21"/>
-          <w:u w:val="none"/>
-        </w:rPr>
-        <w:t xml:space="preserve">, </w:t>
-      </w:r>
-      <w:r>
-        <w:rPr>
-          <w:rFonts w:ascii="Calibri" w:hAnsi="Calibri"/>
-          <w:b/>
-          <w:i w:val="0"/>
-          <w:sz w:val="21"/>
-          <w:u w:val="none"/>
-        </w:rPr>
-        <w:t>Approver</w:t>
-      </w:r>
-      <w:r>
-        <w:rPr>
-          <w:rFonts w:ascii="Calibri" w:hAnsi="Calibri"/>
-          <w:b w:val="0"/>
-          <w:i w:val="0"/>
-          <w:sz w:val="21"/>
-          <w:u w:val="none"/>
-        </w:rPr>
-        <w:t xml:space="preserve">, atau </w:t>
-      </w:r>
-      <w:r>
-        <w:rPr>
-          <w:rFonts w:ascii="Calibri" w:hAnsi="Calibri"/>
-          <w:b/>
-          <w:i w:val="0"/>
-          <w:sz w:val="21"/>
-          <w:u w:val="none"/>
-        </w:rPr>
-        <w:t>Admin</w:t>
-      </w:r>
-      <w:r>
-        <w:rPr>
-          <w:rFonts w:ascii="Calibri" w:hAnsi="Calibri"/>
-          <w:b w:val="0"/>
-          <w:i w:val="0"/>
-          <w:sz w:val="21"/>
-          <w:u w:val="none"/>
-        </w:rPr>
-        <w:t>.</w:t>
+        <w:t xml:space="preserve">.</w:t>
       </w:r>
     </w:p>
     <w:p>
@@ -12860,7 +13830,7 @@
           <w:sz w:val="18"/>
           <w:u w:val="none"/>
         </w:rPr>
-        <w:t xml:space="preserve">Gambar 34. </w:t>
+        <w:t xml:space="preserve">Gambar 37. </w:t>
       </w:r>
       <w:r>
         <w:rPr>
@@ -13231,7 +14201,7 @@
           <w:sz w:val="18"/>
           <w:u w:val="none"/>
         </w:rPr>
-        <w:t xml:space="preserve">Gambar 35. </w:t>
+        <w:t xml:space="preserve">Gambar 38. </w:t>
       </w:r>
       <w:r>
         <w:rPr>
@@ -13531,7 +14501,7 @@
           <w:sz w:val="18"/>
           <w:u w:val="none"/>
         </w:rPr>
-        <w:t>Gambar 36.</w:t>
+        <w:t>Gambar 39.</w:t>
       </w:r>
       <w:r>
         <w:rPr>
@@ -13600,7 +14570,7 @@
           <w:sz w:val="18"/>
           <w:u w:val="none"/>
         </w:rPr>
-        <w:t>Gambar 37.</w:t>
+        <w:t>Gambar 40.</w:t>
       </w:r>
       <w:r>
         <w:rPr>
@@ -13645,17 +14615,17 @@
           <w:sz w:val="21"/>
           <w:u w:val="none"/>
         </w:rPr>
-        <w:t xml:space="preserve">Aplikasi IPC memakai 3 role: </w:t>
-      </w:r>
-      <w:r>
-        <w:rPr>
-          <w:rFonts w:ascii="Calibri" w:hAnsi="Calibri"/>
-          <w:b/>
-          <w:i w:val="0"/>
-          <w:sz w:val="21"/>
-          <w:u w:val="none"/>
-        </w:rPr>
-        <w:t>Staff</w:t>
+        <w:t xml:space="preserve">Aplikasi IPC memakai 4 role: </w:t>
+      </w:r>
+      <w:r>
+        <w:rPr>
+          <w:rFonts w:ascii="Calibri" w:hAnsi="Calibri"/>
+          <w:b/>
+          <w:i w:val="0"/>
+          <w:sz w:val="21"/>
+          <w:u w:val="none"/>
+        </w:rPr>
+        <w:t xml:space="preserve">Staff</w:t>
       </w:r>
       <w:r>
         <w:rPr>
@@ -13675,7 +14645,7 @@
           <w:sz w:val="21"/>
           <w:u w:val="none"/>
         </w:rPr>
-        <w:t>Approver</w:t>
+        <w:t xml:space="preserve">Approver</w:t>
       </w:r>
       <w:r>
         <w:rPr>
@@ -13695,7 +14665,7 @@
           <w:sz w:val="21"/>
           <w:u w:val="none"/>
         </w:rPr>
-        <w:t>Admin</w:t>
+        <w:t xml:space="preserve">Microbiologist</w:t>
       </w:r>
       <w:r>
         <w:rPr>
@@ -13705,7 +14675,27 @@
           <w:sz w:val="21"/>
           <w:u w:val="none"/>
         </w:rPr>
-        <w:t>. Tabel berikut merangkum hak akses tiap role terhadap bagian-bagian utama aplikasi.</w:t>
+        <w:t xml:space="preserve">, </w:t>
+      </w:r>
+      <w:r>
+        <w:rPr>
+          <w:rFonts w:ascii="Calibri" w:hAnsi="Calibri"/>
+          <w:b/>
+          <w:i w:val="0"/>
+          <w:sz w:val="21"/>
+          <w:u w:val="none"/>
+        </w:rPr>
+        <w:t xml:space="preserve">Admin</w:t>
+      </w:r>
+      <w:r>
+        <w:rPr>
+          <w:rFonts w:ascii="Calibri" w:hAnsi="Calibri"/>
+          <w:b w:val="0"/>
+          <w:i w:val="0"/>
+          <w:sz w:val="21"/>
+          <w:u w:val="none"/>
+        </w:rPr>
+        <w:t xml:space="preserve">. Tabel berikut merangkum hak akses tiap role terhadap bagian-bagian utama aplikasi.</w:t>
       </w:r>
     </w:p>
     <w:tbl>
@@ -13716,15 +14706,16 @@
         <w:tblLook w:firstColumn="1" w:firstRow="1" w:lastColumn="0" w:lastRow="0" w:noHBand="0" w:noVBand="1" w:val="04A0"/>
       </w:tblPr>
       <w:tblGrid>
-        <w:gridCol w:w="2381"/>
-        <w:gridCol w:w="2381"/>
-        <w:gridCol w:w="2381"/>
-        <w:gridCol w:w="2381"/>
+        <w:gridCol w:w="3809"/>
+        <w:gridCol w:w="1428"/>
+        <w:gridCol w:w="1428"/>
+        <w:gridCol w:w="1428"/>
+        <w:gridCol w:w="1428"/>
       </w:tblGrid>
       <w:tr>
         <w:tc>
           <w:tcPr>
-            <w:tcW w:type="dxa" w:w="5102"/>
+            <w:tcW w:type="dxa" w:w="3809"/>
             <w:shd w:val="clear" w:color="auto" w:fill="404040"/>
           </w:tcPr>
           <w:p>
@@ -13744,7 +14735,7 @@
         </w:tc>
         <w:tc>
           <w:tcPr>
-            <w:tcW w:type="dxa" w:w="1020"/>
+            <w:tcW w:type="dxa" w:w="1428"/>
             <w:shd w:val="clear" w:color="auto" w:fill="404040"/>
           </w:tcPr>
           <w:p>
@@ -13764,7 +14755,7 @@
         </w:tc>
         <w:tc>
           <w:tcPr>
-            <w:tcW w:type="dxa" w:w="1020"/>
+            <w:tcW w:type="dxa" w:w="1428"/>
             <w:shd w:val="clear" w:color="auto" w:fill="404040"/>
           </w:tcPr>
           <w:p>
@@ -13784,7 +14775,26 @@
         </w:tc>
         <w:tc>
           <w:tcPr>
-            <w:tcW w:type="dxa" w:w="1020"/>
+            <w:tcW w:type="dxa" w:w="1428"/>
+            <w:shd w:val="clear" w:color="auto" w:fill="404040"/>
+          </w:tcPr>
+          <w:p>
+            <w:r>
+              <w:rPr>
+                <w:rFonts w:ascii="Calibri" w:hAnsi="Calibri"/>
+                <w:b/>
+                <w:i w:val="0"/>
+                <w:color w:val="FFFFFF"/>
+                <w:sz w:val="19"/>
+                <w:u w:val="none"/>
+              </w:rPr>
+              <w:t>Microbiologist</w:t>
+            </w:r>
+          </w:p>
+        </w:tc>
+        <w:tc>
+          <w:tcPr>
+            <w:tcW w:type="dxa" w:w="1428"/>
             <w:shd w:val="clear" w:color="auto" w:fill="404040"/>
           </w:tcPr>
           <w:p>
@@ -13806,7 +14816,7 @@
       <w:tr>
         <w:tc>
           <w:tcPr>
-            <w:tcW w:type="dxa" w:w="5102"/>
+            <w:tcW w:type="dxa" w:w="3809"/>
           </w:tcPr>
           <w:p>
             <w:r/>
@@ -13824,10 +14834,9 @@
         </w:tc>
         <w:tc>
           <w:tcPr>
-            <w:tcW w:type="dxa" w:w="1020"/>
+            <w:tcW w:type="dxa" w:w="1428"/>
           </w:tcPr>
           <w:p>
-            <w:r/>
             <w:r>
               <w:rPr>
                 <w:rFonts w:ascii="Calibri" w:hAnsi="Calibri"/>
@@ -13842,10 +14851,9 @@
         </w:tc>
         <w:tc>
           <w:tcPr>
-            <w:tcW w:type="dxa" w:w="1020"/>
+            <w:tcW w:type="dxa" w:w="1428"/>
           </w:tcPr>
           <w:p>
-            <w:r/>
             <w:r>
               <w:rPr>
                 <w:rFonts w:ascii="Calibri" w:hAnsi="Calibri"/>
@@ -13860,10 +14868,26 @@
         </w:tc>
         <w:tc>
           <w:tcPr>
-            <w:tcW w:type="dxa" w:w="1020"/>
+            <w:tcW w:type="dxa" w:w="1428"/>
           </w:tcPr>
           <w:p>
-            <w:r/>
+            <w:r>
+              <w:rPr>
+                <w:rFonts w:ascii="Calibri" w:hAnsi="Calibri"/>
+                <w:b w:val="0"/>
+                <w:i w:val="0"/>
+                <w:sz w:val="18"/>
+                <w:u w:val="none"/>
+              </w:rPr>
+              <w:t>✗</w:t>
+            </w:r>
+          </w:p>
+        </w:tc>
+        <w:tc>
+          <w:tcPr>
+            <w:tcW w:type="dxa" w:w="1428"/>
+          </w:tcPr>
+          <w:p>
             <w:r>
               <w:rPr>
                 <w:rFonts w:ascii="Calibri" w:hAnsi="Calibri"/>
@@ -13880,7 +14904,7 @@
       <w:tr>
         <w:tc>
           <w:tcPr>
-            <w:tcW w:type="dxa" w:w="5102"/>
+            <w:tcW w:type="dxa" w:w="3809"/>
           </w:tcPr>
           <w:p>
             <w:r/>
@@ -13898,10 +14922,9 @@
         </w:tc>
         <w:tc>
           <w:tcPr>
-            <w:tcW w:type="dxa" w:w="1020"/>
+            <w:tcW w:type="dxa" w:w="1428"/>
           </w:tcPr>
           <w:p>
-            <w:r/>
             <w:r>
               <w:rPr>
                 <w:rFonts w:ascii="Calibri" w:hAnsi="Calibri"/>
@@ -13916,10 +14939,9 @@
         </w:tc>
         <w:tc>
           <w:tcPr>
-            <w:tcW w:type="dxa" w:w="1020"/>
+            <w:tcW w:type="dxa" w:w="1428"/>
           </w:tcPr>
           <w:p>
-            <w:r/>
             <w:r>
               <w:rPr>
                 <w:rFonts w:ascii="Calibri" w:hAnsi="Calibri"/>
@@ -13934,10 +14956,26 @@
         </w:tc>
         <w:tc>
           <w:tcPr>
-            <w:tcW w:type="dxa" w:w="1020"/>
+            <w:tcW w:type="dxa" w:w="1428"/>
           </w:tcPr>
           <w:p>
-            <w:r/>
+            <w:r>
+              <w:rPr>
+                <w:rFonts w:ascii="Calibri" w:hAnsi="Calibri"/>
+                <w:b w:val="0"/>
+                <w:i w:val="0"/>
+                <w:sz w:val="18"/>
+                <w:u w:val="none"/>
+              </w:rPr>
+              <w:t>✗</w:t>
+            </w:r>
+          </w:p>
+        </w:tc>
+        <w:tc>
+          <w:tcPr>
+            <w:tcW w:type="dxa" w:w="1428"/>
+          </w:tcPr>
+          <w:p>
             <w:r>
               <w:rPr>
                 <w:rFonts w:ascii="Calibri" w:hAnsi="Calibri"/>
@@ -13954,7 +14992,7 @@
       <w:tr>
         <w:tc>
           <w:tcPr>
-            <w:tcW w:type="dxa" w:w="5102"/>
+            <w:tcW w:type="dxa" w:w="3809"/>
           </w:tcPr>
           <w:p>
             <w:r/>
@@ -13972,10 +15010,9 @@
         </w:tc>
         <w:tc>
           <w:tcPr>
-            <w:tcW w:type="dxa" w:w="1020"/>
+            <w:tcW w:type="dxa" w:w="1428"/>
           </w:tcPr>
           <w:p>
-            <w:r/>
             <w:r>
               <w:rPr>
                 <w:rFonts w:ascii="Calibri" w:hAnsi="Calibri"/>
@@ -13990,10 +15027,9 @@
         </w:tc>
         <w:tc>
           <w:tcPr>
-            <w:tcW w:type="dxa" w:w="1020"/>
+            <w:tcW w:type="dxa" w:w="1428"/>
           </w:tcPr>
           <w:p>
-            <w:r/>
             <w:r>
               <w:rPr>
                 <w:rFonts w:ascii="Calibri" w:hAnsi="Calibri"/>
@@ -14008,10 +15044,26 @@
         </w:tc>
         <w:tc>
           <w:tcPr>
-            <w:tcW w:type="dxa" w:w="1020"/>
+            <w:tcW w:type="dxa" w:w="1428"/>
           </w:tcPr>
           <w:p>
-            <w:r/>
+            <w:r>
+              <w:rPr>
+                <w:rFonts w:ascii="Calibri" w:hAnsi="Calibri"/>
+                <w:b w:val="0"/>
+                <w:i w:val="0"/>
+                <w:sz w:val="18"/>
+                <w:u w:val="none"/>
+              </w:rPr>
+              <w:t>✗</w:t>
+            </w:r>
+          </w:p>
+        </w:tc>
+        <w:tc>
+          <w:tcPr>
+            <w:tcW w:type="dxa" w:w="1428"/>
+          </w:tcPr>
+          <w:p>
             <w:r>
               <w:rPr>
                 <w:rFonts w:ascii="Calibri" w:hAnsi="Calibri"/>
@@ -14028,10 +15080,9 @@
       <w:tr>
         <w:tc>
           <w:tcPr>
-            <w:tcW w:type="dxa" w:w="5102"/>
+            <w:tcW w:type="dxa" w:w="3809"/>
           </w:tcPr>
           <w:p>
-            <w:r/>
             <w:r>
               <w:rPr>
                 <w:rFonts w:ascii="Calibri" w:hAnsi="Calibri"/>
@@ -14040,16 +15091,15 @@
                 <w:sz w:val="18"/>
                 <w:u w:val="none"/>
               </w:rPr>
-              <w:t>Membuka/mencetak laporan Print (Bab 9)</w:t>
+              <w:t>Membuka/mencetak laporan Print (Bab 9) — Approver mulai dari tahap Approval</w:t>
             </w:r>
           </w:p>
         </w:tc>
         <w:tc>
           <w:tcPr>
-            <w:tcW w:type="dxa" w:w="1020"/>
+            <w:tcW w:type="dxa" w:w="1428"/>
           </w:tcPr>
           <w:p>
-            <w:r/>
             <w:r>
               <w:rPr>
                 <w:rFonts w:ascii="Calibri" w:hAnsi="Calibri"/>
@@ -14064,10 +15114,9 @@
         </w:tc>
         <w:tc>
           <w:tcPr>
-            <w:tcW w:type="dxa" w:w="1020"/>
+            <w:tcW w:type="dxa" w:w="1428"/>
           </w:tcPr>
           <w:p>
-            <w:r/>
             <w:r>
               <w:rPr>
                 <w:rFonts w:ascii="Calibri" w:hAnsi="Calibri"/>
@@ -14082,10 +15131,26 @@
         </w:tc>
         <w:tc>
           <w:tcPr>
-            <w:tcW w:type="dxa" w:w="1020"/>
+            <w:tcW w:type="dxa" w:w="1428"/>
           </w:tcPr>
           <w:p>
-            <w:r/>
+            <w:r>
+              <w:rPr>
+                <w:rFonts w:ascii="Calibri" w:hAnsi="Calibri"/>
+                <w:b w:val="0"/>
+                <w:i w:val="0"/>
+                <w:sz w:val="18"/>
+                <w:u w:val="none"/>
+              </w:rPr>
+              <w:t>✗</w:t>
+            </w:r>
+          </w:p>
+        </w:tc>
+        <w:tc>
+          <w:tcPr>
+            <w:tcW w:type="dxa" w:w="1428"/>
+          </w:tcPr>
+          <w:p>
             <w:r>
               <w:rPr>
                 <w:rFonts w:ascii="Calibri" w:hAnsi="Calibri"/>
@@ -14102,7 +15167,7 @@
       <w:tr>
         <w:tc>
           <w:tcPr>
-            <w:tcW w:type="dxa" w:w="5102"/>
+            <w:tcW w:type="dxa" w:w="3809"/>
           </w:tcPr>
           <w:p>
             <w:r/>
@@ -14120,10 +15185,9 @@
         </w:tc>
         <w:tc>
           <w:tcPr>
-            <w:tcW w:type="dxa" w:w="1020"/>
+            <w:tcW w:type="dxa" w:w="1428"/>
           </w:tcPr>
           <w:p>
-            <w:r/>
             <w:r>
               <w:rPr>
                 <w:rFonts w:ascii="Calibri" w:hAnsi="Calibri"/>
@@ -14138,10 +15202,9 @@
         </w:tc>
         <w:tc>
           <w:tcPr>
-            <w:tcW w:type="dxa" w:w="1020"/>
+            <w:tcW w:type="dxa" w:w="1428"/>
           </w:tcPr>
           <w:p>
-            <w:r/>
             <w:r>
               <w:rPr>
                 <w:rFonts w:ascii="Calibri" w:hAnsi="Calibri"/>
@@ -14156,10 +15219,26 @@
         </w:tc>
         <w:tc>
           <w:tcPr>
-            <w:tcW w:type="dxa" w:w="1020"/>
+            <w:tcW w:type="dxa" w:w="1428"/>
           </w:tcPr>
           <w:p>
-            <w:r/>
+            <w:r>
+              <w:rPr>
+                <w:rFonts w:ascii="Calibri" w:hAnsi="Calibri"/>
+                <w:b w:val="0"/>
+                <w:i w:val="0"/>
+                <w:sz w:val="18"/>
+                <w:u w:val="none"/>
+              </w:rPr>
+              <w:t>✗</w:t>
+            </w:r>
+          </w:p>
+        </w:tc>
+        <w:tc>
+          <w:tcPr>
+            <w:tcW w:type="dxa" w:w="1428"/>
+          </w:tcPr>
+          <w:p>
             <w:r>
               <w:rPr>
                 <w:rFonts w:ascii="Calibri" w:hAnsi="Calibri"/>
@@ -14176,7 +15255,7 @@
       <w:tr>
         <w:tc>
           <w:tcPr>
-            <w:tcW w:type="dxa" w:w="5102"/>
+            <w:tcW w:type="dxa" w:w="3809"/>
           </w:tcPr>
           <w:p>
             <w:r/>
@@ -14194,10 +15273,9 @@
         </w:tc>
         <w:tc>
           <w:tcPr>
-            <w:tcW w:type="dxa" w:w="1020"/>
+            <w:tcW w:type="dxa" w:w="1428"/>
           </w:tcPr>
           <w:p>
-            <w:r/>
             <w:r>
               <w:rPr>
                 <w:rFonts w:ascii="Calibri" w:hAnsi="Calibri"/>
@@ -14212,10 +15290,9 @@
         </w:tc>
         <w:tc>
           <w:tcPr>
-            <w:tcW w:type="dxa" w:w="1020"/>
+            <w:tcW w:type="dxa" w:w="1428"/>
           </w:tcPr>
           <w:p>
-            <w:r/>
             <w:r>
               <w:rPr>
                 <w:rFonts w:ascii="Calibri" w:hAnsi="Calibri"/>
@@ -14230,10 +15307,26 @@
         </w:tc>
         <w:tc>
           <w:tcPr>
-            <w:tcW w:type="dxa" w:w="1020"/>
+            <w:tcW w:type="dxa" w:w="1428"/>
           </w:tcPr>
           <w:p>
-            <w:r/>
+            <w:r>
+              <w:rPr>
+                <w:rFonts w:ascii="Calibri" w:hAnsi="Calibri"/>
+                <w:b w:val="0"/>
+                <w:i w:val="0"/>
+                <w:sz w:val="18"/>
+                <w:u w:val="none"/>
+              </w:rPr>
+              <w:t>✗</w:t>
+            </w:r>
+          </w:p>
+        </w:tc>
+        <w:tc>
+          <w:tcPr>
+            <w:tcW w:type="dxa" w:w="1428"/>
+          </w:tcPr>
+          <w:p>
             <w:r>
               <w:rPr>
                 <w:rFonts w:ascii="Calibri" w:hAnsi="Calibri"/>
@@ -14250,7 +15343,7 @@
       <w:tr>
         <w:tc>
           <w:tcPr>
-            <w:tcW w:type="dxa" w:w="5102"/>
+            <w:tcW w:type="dxa" w:w="3809"/>
           </w:tcPr>
           <w:p>
             <w:r/>
@@ -14268,10 +15361,9 @@
         </w:tc>
         <w:tc>
           <w:tcPr>
-            <w:tcW w:type="dxa" w:w="1020"/>
+            <w:tcW w:type="dxa" w:w="1428"/>
           </w:tcPr>
           <w:p>
-            <w:r/>
             <w:r>
               <w:rPr>
                 <w:rFonts w:ascii="Calibri" w:hAnsi="Calibri"/>
@@ -14286,10 +15378,9 @@
         </w:tc>
         <w:tc>
           <w:tcPr>
-            <w:tcW w:type="dxa" w:w="1020"/>
+            <w:tcW w:type="dxa" w:w="1428"/>
           </w:tcPr>
           <w:p>
-            <w:r/>
             <w:r>
               <w:rPr>
                 <w:rFonts w:ascii="Calibri" w:hAnsi="Calibri"/>
@@ -14304,10 +15395,26 @@
         </w:tc>
         <w:tc>
           <w:tcPr>
-            <w:tcW w:type="dxa" w:w="1020"/>
+            <w:tcW w:type="dxa" w:w="1428"/>
           </w:tcPr>
           <w:p>
-            <w:r/>
+            <w:r>
+              <w:rPr>
+                <w:rFonts w:ascii="Calibri" w:hAnsi="Calibri"/>
+                <w:b w:val="0"/>
+                <w:i w:val="0"/>
+                <w:sz w:val="18"/>
+                <w:u w:val="none"/>
+              </w:rPr>
+              <w:t>✗</w:t>
+            </w:r>
+          </w:p>
+        </w:tc>
+        <w:tc>
+          <w:tcPr>
+            <w:tcW w:type="dxa" w:w="1428"/>
+          </w:tcPr>
+          <w:p>
             <w:r>
               <w:rPr>
                 <w:rFonts w:ascii="Calibri" w:hAnsi="Calibri"/>
@@ -14324,7 +15431,7 @@
       <w:tr>
         <w:tc>
           <w:tcPr>
-            <w:tcW w:type="dxa" w:w="5102"/>
+            <w:tcW w:type="dxa" w:w="3809"/>
           </w:tcPr>
           <w:p>
             <w:r>
@@ -14337,7 +15444,7 @@
         </w:tc>
         <w:tc>
           <w:tcPr>
-            <w:tcW w:type="dxa" w:w="1020"/>
+            <w:tcW w:type="dxa" w:w="1428"/>
           </w:tcPr>
           <w:p>
             <w:r>
@@ -14350,7 +15457,7 @@
         </w:tc>
         <w:tc>
           <w:tcPr>
-            <w:tcW w:type="dxa" w:w="1020"/>
+            <w:tcW w:type="dxa" w:w="1428"/>
           </w:tcPr>
           <w:p>
             <w:r>
@@ -14363,7 +15470,20 @@
         </w:tc>
         <w:tc>
           <w:tcPr>
-            <w:tcW w:type="dxa" w:w="1020"/>
+            <w:tcW w:type="dxa" w:w="1428"/>
+          </w:tcPr>
+          <w:p>
+            <w:r>
+              <w:rPr>
+                <w:b w:val="0"/>
+              </w:rPr>
+              <w:t>✗</w:t>
+            </w:r>
+          </w:p>
+        </w:tc>
+        <w:tc>
+          <w:tcPr>
+            <w:tcW w:type="dxa" w:w="1428"/>
           </w:tcPr>
           <w:p>
             <w:r>
@@ -14378,12 +15498,13 @@
       <w:tr>
         <w:tc>
           <w:tcPr>
-            <w:tcW w:type="dxa" w:w="5102"/>
+            <w:tcW w:type="dxa" w:w="3809"/>
           </w:tcPr>
           <w:p>
             <w:r>
               <w:rPr>
                 <w:b w:val="0"/>
+                <w:sz w:val="18"/>
               </w:rPr>
               <w:t>OCR Test Product (Bab 16)</w:t>
             </w:r>
@@ -14391,12 +15512,13 @@
         </w:tc>
         <w:tc>
           <w:tcPr>
-            <w:tcW w:type="dxa" w:w="1020"/>
+            <w:tcW w:type="dxa" w:w="1428"/>
           </w:tcPr>
           <w:p>
             <w:r>
               <w:rPr>
                 <w:b w:val="0"/>
+                <w:sz w:val="18"/>
               </w:rPr>
               <w:t>✓</w:t>
             </w:r>
@@ -14404,12 +15526,13 @@
         </w:tc>
         <w:tc>
           <w:tcPr>
-            <w:tcW w:type="dxa" w:w="1020"/>
+            <w:tcW w:type="dxa" w:w="1428"/>
           </w:tcPr>
           <w:p>
             <w:r>
               <w:rPr>
                 <w:b w:val="0"/>
+                <w:sz w:val="18"/>
               </w:rPr>
               <w:t>✗</w:t>
             </w:r>
@@ -14417,12 +15540,171 @@
         </w:tc>
         <w:tc>
           <w:tcPr>
-            <w:tcW w:type="dxa" w:w="1020"/>
+            <w:tcW w:type="dxa" w:w="1428"/>
           </w:tcPr>
           <w:p>
             <w:r>
               <w:rPr>
                 <w:b w:val="0"/>
+                <w:sz w:val="18"/>
+              </w:rPr>
+              <w:t>✗</w:t>
+            </w:r>
+          </w:p>
+        </w:tc>
+        <w:tc>
+          <w:tcPr>
+            <w:tcW w:type="dxa" w:w="1428"/>
+          </w:tcPr>
+          <w:p>
+            <w:r>
+              <w:rPr>
+                <w:b w:val="0"/>
+                <w:sz w:val="18"/>
+              </w:rPr>
+              <w:t>✓</w:t>
+            </w:r>
+          </w:p>
+        </w:tc>
+      </w:tr>
+      <w:tr>
+        <w:tc>
+          <w:tcPr>
+            <w:tcW w:type="dxa" w:w="3809"/>
+          </w:tcPr>
+          <w:p>
+            <w:r>
+              <w:rPr>
+                <w:b w:val="0"/>
+                <w:sz w:val="18"/>
+              </w:rPr>
+              <w:t>Dokumen Laporan — nomor/revisi/judul (Bab 11.4)</w:t>
+            </w:r>
+          </w:p>
+        </w:tc>
+        <w:tc>
+          <w:tcPr>
+            <w:tcW w:type="dxa" w:w="1428"/>
+          </w:tcPr>
+          <w:p>
+            <w:r>
+              <w:rPr>
+                <w:b w:val="0"/>
+                <w:sz w:val="18"/>
+              </w:rPr>
+              <w:t>✗</w:t>
+            </w:r>
+          </w:p>
+        </w:tc>
+        <w:tc>
+          <w:tcPr>
+            <w:tcW w:type="dxa" w:w="1428"/>
+          </w:tcPr>
+          <w:p>
+            <w:r>
+              <w:rPr>
+                <w:b w:val="0"/>
+                <w:sz w:val="18"/>
+              </w:rPr>
+              <w:t>✗</w:t>
+            </w:r>
+          </w:p>
+        </w:tc>
+        <w:tc>
+          <w:tcPr>
+            <w:tcW w:type="dxa" w:w="1428"/>
+          </w:tcPr>
+          <w:p>
+            <w:r>
+              <w:rPr>
+                <w:b w:val="0"/>
+                <w:sz w:val="18"/>
+              </w:rPr>
+              <w:t>✗</w:t>
+            </w:r>
+          </w:p>
+        </w:tc>
+        <w:tc>
+          <w:tcPr>
+            <w:tcW w:type="dxa" w:w="1428"/>
+          </w:tcPr>
+          <w:p>
+            <w:r>
+              <w:rPr>
+                <w:b w:val="0"/>
+                <w:sz w:val="18"/>
+              </w:rPr>
+              <w:t>✓</w:t>
+            </w:r>
+          </w:p>
+        </w:tc>
+      </w:tr>
+      <w:tr>
+        <w:tc>
+          <w:tcPr>
+            <w:tcW w:type="dxa" w:w="3809"/>
+          </w:tcPr>
+          <w:p>
+            <w:r>
+              <w:rPr>
+                <w:b w:val="0"/>
+                <w:sz w:val="18"/>
+              </w:rPr>
+              <w:t>Mengisi Micro Check (Bab 17)</w:t>
+            </w:r>
+          </w:p>
+        </w:tc>
+        <w:tc>
+          <w:tcPr>
+            <w:tcW w:type="dxa" w:w="1428"/>
+          </w:tcPr>
+          <w:p>
+            <w:r>
+              <w:rPr>
+                <w:b w:val="0"/>
+                <w:sz w:val="18"/>
+              </w:rPr>
+              <w:t>✗</w:t>
+            </w:r>
+          </w:p>
+        </w:tc>
+        <w:tc>
+          <w:tcPr>
+            <w:tcW w:type="dxa" w:w="1428"/>
+          </w:tcPr>
+          <w:p>
+            <w:r>
+              <w:rPr>
+                <w:b w:val="0"/>
+                <w:sz w:val="18"/>
+              </w:rPr>
+              <w:t>✗</w:t>
+            </w:r>
+          </w:p>
+        </w:tc>
+        <w:tc>
+          <w:tcPr>
+            <w:tcW w:type="dxa" w:w="1428"/>
+          </w:tcPr>
+          <w:p>
+            <w:r>
+              <w:rPr>
+                <w:b w:val="0"/>
+                <w:sz w:val="18"/>
+              </w:rPr>
+              <w:t>✓</w:t>
+            </w:r>
+          </w:p>
+        </w:tc>
+        <w:tc>
+          <w:tcPr>
+            <w:tcW w:type="dxa" w:w="1428"/>
+          </w:tcPr>
+          <w:p>
+            <w:r>
+              <w:rPr>
+                <w:b w:val="0"/>
+                <w:sz w:val="18"/>
               </w:rPr>
               <w:t>✓</w:t>
             </w:r>
@@ -14462,87 +15744,7 @@
           <w:sz w:val="20"/>
           <w:u w:val="none"/>
         </w:rPr>
-        <w:t xml:space="preserve">akun </w:t>
-      </w:r>
-      <w:r>
-        <w:rPr>
-          <w:rFonts w:ascii="Calibri" w:hAnsi="Calibri"/>
-          <w:b/>
-          <w:i w:val="0"/>
-          <w:sz w:val="20"/>
-          <w:u w:val="none"/>
-        </w:rPr>
-        <w:t>Admin otomatis mewarisi</w:t>
-      </w:r>
-      <w:r>
-        <w:rPr>
-          <w:rFonts w:ascii="Calibri" w:hAnsi="Calibri"/>
-          <w:b w:val="0"/>
-          <w:i w:val="0"/>
-          <w:sz w:val="20"/>
-          <w:u w:val="none"/>
-        </w:rPr>
-        <w:t xml:space="preserve"> hak akses Staff </w:t>
-      </w:r>
-      <w:r>
-        <w:rPr>
-          <w:rFonts w:ascii="Calibri" w:hAnsi="Calibri"/>
-          <w:b/>
-          <w:i w:val="0"/>
-          <w:sz w:val="20"/>
-          <w:u w:val="none"/>
-        </w:rPr>
-        <w:t>dan</w:t>
-      </w:r>
-      <w:r>
-        <w:rPr>
-          <w:rFonts w:ascii="Calibri" w:hAnsi="Calibri"/>
-          <w:b w:val="0"/>
-          <w:i w:val="0"/>
-          <w:sz w:val="20"/>
-          <w:u w:val="none"/>
-        </w:rPr>
-        <w:t xml:space="preserve"> Approver sekaligus (bisa membuat batch, mengisi seluruh tahap pemeriksaan, </w:t>
-      </w:r>
-      <w:r>
-        <w:rPr>
-          <w:rFonts w:ascii="Calibri" w:hAnsi="Calibri"/>
-          <w:b/>
-          <w:i w:val="0"/>
-          <w:sz w:val="20"/>
-          <w:u w:val="none"/>
-        </w:rPr>
-        <w:t>dan</w:t>
-      </w:r>
-      <w:r>
-        <w:rPr>
-          <w:rFonts w:ascii="Calibri" w:hAnsi="Calibri"/>
-          <w:b w:val="0"/>
-          <w:i w:val="0"/>
-          <w:sz w:val="20"/>
-          <w:u w:val="none"/>
-        </w:rPr>
-        <w:t xml:space="preserve"> memutuskan approval) — ditambah akses penuh ke ketiga modul admin. Batch sendiri </w:t>
-      </w:r>
-      <w:r>
-        <w:rPr>
-          <w:rFonts w:ascii="Calibri" w:hAnsi="Calibri"/>
-          <w:b/>
-          <w:i w:val="0"/>
-          <w:sz w:val="20"/>
-          <w:u w:val="none"/>
-        </w:rPr>
-        <w:t>tidak dimiliki</w:t>
-      </w:r>
-      <w:r>
-        <w:rPr>
-          <w:rFonts w:ascii="Calibri" w:hAnsi="Calibri"/>
-          <w:b w:val="0"/>
-          <w:i w:val="0"/>
-          <w:sz w:val="20"/>
-          <w:u w:val="none"/>
-        </w:rPr>
-        <w:t xml:space="preserve"> oleh satu Staff tertentu — batch dikerjakan bergantian antar-shift, sehingga Staff mana pun boleh melanjutkan mengisi tahap pemeriksaan pada batch yang dimulai oleh Staff lain.</w:t>
+        <w:t xml:space="preserve">akun Admin otomatis mewarisi hak akses Staff, Approver, dan Microbiologist sekaligus (bisa membuat batch, mengisi seluruh tahap pemeriksaan, memutuskan approval, dan mengisi Micro Check) — ditambah akses penuh ke modul admin. Visibilitas batch mengikuti peran: Staff dan Admin melihat semua batch, Approver hanya batch yang sudah mencapai tahap Approval atau sesudahnya, dan Microbiologist hanya batch yang Finished Good-nya sudah tersimpan. Batch sendiri tidak dimiliki oleh satu Staff tertentu — batch dikerjakan bergantian antar-shift, sehingga Staff mana pun boleh melanjutkan mengisi tahap pemeriksaan pada batch yang dimulai oleh Staff lain.</w:t>
       </w:r>
     </w:p>
     <w:p>
@@ -14865,6 +16067,104 @@
           <w:u w:val="none"/>
         </w:rPr>
         <w:t xml:space="preserve"> — setiap kali dibuka, sistem mencatat satu baris riwayat cetak, walau dokumennya tidak benar-benar dicetak ke kertas.</w:t>
+      </w:r>
+    </w:p>
+    <w:p>
+      <w:pPr>
+        <w:spacing w:after="60"/>
+        <w:ind w:left="340"/>
+      </w:pPr>
+      <w:r>
+        <w:rPr>
+          <w:rFonts w:ascii="Calibri" w:hAnsi="Calibri"/>
+          <w:b/>
+          <w:i w:val="0"/>
+          <w:sz w:val="21"/>
+          <w:u w:val="none"/>
+        </w:rPr>
+        <w:t xml:space="preserve">•  </w:t>
+      </w:r>
+      <w:r>
+        <w:rPr>
+          <w:rFonts w:ascii="Calibri" w:hAnsi="Calibri"/>
+          <w:b/>
+          <w:i w:val="0"/>
+          <w:sz w:val="21"/>
+          <w:u w:val="none"/>
+        </w:rPr>
+        <w:t xml:space="preserve">Flow tidak bisa dipilih ulang di tengah jalan.</w:t>
+      </w:r>
+      <w:r>
+        <w:rPr>
+          <w:rFonts w:ascii="Calibri" w:hAnsi="Calibri"/>
+          <w:b w:val="0"/>
+          <w:i w:val="0"/>
+          <w:sz w:val="21"/>
+          <w:u w:val="none"/>
+        </w:rPr>
+        <w:t xml:space="preserve"> Pilih Filling Saja / Packing + Finished Good / Lengkap dengan benar saat membuat batch — tahap, approval, dan dokumen cetak mengikuti pilihan itu, dan tahap yang tidak berlaku akan ditolak.</w:t>
+      </w:r>
+    </w:p>
+    <w:p>
+      <w:pPr>
+        <w:spacing w:after="60"/>
+        <w:ind w:left="340"/>
+      </w:pPr>
+      <w:r>
+        <w:rPr>
+          <w:rFonts w:ascii="Calibri" w:hAnsi="Calibri"/>
+          <w:b/>
+          <w:i w:val="0"/>
+          <w:sz w:val="21"/>
+          <w:u w:val="none"/>
+        </w:rPr>
+        <w:t xml:space="preserve">•  </w:t>
+      </w:r>
+      <w:r>
+        <w:rPr>
+          <w:rFonts w:ascii="Calibri" w:hAnsi="Calibri"/>
+          <w:b/>
+          <w:i w:val="0"/>
+          <w:sz w:val="21"/>
+          <w:u w:val="none"/>
+        </w:rPr>
+        <w:t xml:space="preserve">Batch baru masuk Approval setelah Micro Check selesai.</w:t>
+      </w:r>
+      <w:r>
+        <w:rPr>
+          <w:rFonts w:ascii="Calibri" w:hAnsi="Calibri"/>
+          <w:b w:val="0"/>
+          <w:i w:val="0"/>
+          <w:sz w:val="21"/>
+          <w:u w:val="none"/>
+        </w:rPr>
+        <w:t xml:space="preserve"> Setelah Anda menyelesaikan Finished Check, koordinasikan dengan Microbiologist agar Micro Check segera diisi dan diselesaikan (Bab 17).</w:t>
+      </w:r>
+    </w:p>
+    <w:p>
+      <w:pPr>
+        <w:spacing w:after="60"/>
+        <w:ind w:left="340"/>
+      </w:pPr>
+      <w:r>
+        <w:rPr>
+          <w:rFonts w:ascii="Calibri" w:hAnsi="Calibri"/>
+          <w:b/>
+          <w:i w:val="0"/>
+          <w:sz w:val="21"/>
+          <w:u w:val="none"/>
+        </w:rPr>
+        <w:t xml:space="preserve">•  </w:t>
+      </w:r>
+      <w:r>
+        <w:rPr>
+          <w:rFonts w:ascii="Calibri" w:hAnsi="Calibri"/>
+          <w:b w:val="0"/>
+          <w:i w:val="0"/>
+          <w:sz w:val="21"/>
+          <w:u w:val="none"/>
+        </w:rPr>
+        <w:t xml:space="preserve">Isi form hanya untuk proses yang benar-benar berjalan — flow yang tepat membuat QC tidak perlu lagi mengisi nilai sementara atau 0 pada form yang tidak relevan.</w:t>
       </w:r>
     </w:p>
     <w:p>
@@ -15292,7 +16592,7 @@
       <w:r>
         <w:drawing>
           <wp:inline xmlns:a="http://schemas.openxmlformats.org/drawingml/2006/main" xmlns:pic="http://schemas.openxmlformats.org/drawingml/2006/picture">
-            <wp:extent cx="5760720" cy="3456432"/>
+            <wp:extent cx="5760720" cy="5400675"/>
             <wp:docPr id="38" name="Picture 38"/>
             <wp:cNvGraphicFramePr>
               <a:graphicFrameLocks noChangeAspect="1"/>
@@ -15313,7 +16613,7 @@
                   <pic:spPr>
                     <a:xfrm>
                       <a:off x="0" y="0"/>
-                      <a:ext cx="5760720" cy="3456432"/>
+                      <a:ext cx="5760720" cy="5400675"/>
                     </a:xfrm>
                     <a:prstGeom prst="rect"/>
                   </pic:spPr>
@@ -15338,7 +16638,7 @@
           <w:sz w:val="18"/>
           <w:u w:val="none"/>
         </w:rPr>
-        <w:t>Gambar 38.</w:t>
+        <w:t>Gambar 41.</w:t>
       </w:r>
       <w:r>
         <w:rPr>
@@ -15350,6 +16650,788 @@
           <w:u w:val="none"/>
         </w:rPr>
         <w:t xml:space="preserve"> Halaman OCR Test Product — contoh hasil REVIEW ketika Vision Service tidak dapat dihubungi.</w:t>
+      </w:r>
+    </w:p>
+    <w:p>
+      <w:pPr>
+        <w:keepNext/>
+        <w:spacing w:before="360" w:after="160"/>
+      </w:pPr>
+      <w:r>
+        <w:rPr>
+          <w:rFonts w:ascii="Calibri" w:hAnsi="Calibri"/>
+          <w:b/>
+          <w:i w:val="0"/>
+          <w:color w:val="C00000"/>
+          <w:sz w:val="36"/>
+          <w:u w:val="none"/>
+        </w:rPr>
+        <w:t>Bab 17. Micro Check (Tahap 5, Microbiologist)</w:t>
+      </w:r>
+    </w:p>
+    <w:p>
+      <w:pPr>
+        <w:spacing w:after="140"/>
+      </w:pPr>
+      <w:r>
+        <w:rPr>
+          <w:rFonts w:ascii="Calibri" w:hAnsi="Calibri"/>
+          <w:b w:val="0"/>
+          <w:i w:val="0"/>
+          <w:sz w:val="21"/>
+          <w:u w:val="none"/>
+        </w:rPr>
+        <w:t xml:space="preserve">Micro Check adalah pemeriksaan mikrobiologi pada batch (blok Micro Check pada formulir FR.QAC.193.00): </w:t>
+      </w:r>
+      <w:r>
+        <w:rPr>
+          <w:rFonts w:ascii="Calibri" w:hAnsi="Calibri"/>
+          <w:b/>
+          <w:i w:val="0"/>
+          <w:sz w:val="21"/>
+          <w:u w:val="none"/>
+        </w:rPr>
+        <w:t xml:space="preserve">Total Plate Count</w:t>
+      </w:r>
+      <w:r>
+        <w:rPr>
+          <w:rFonts w:ascii="Calibri" w:hAnsi="Calibri"/>
+          <w:b w:val="0"/>
+          <w:i w:val="0"/>
+          <w:sz w:val="21"/>
+          <w:u w:val="none"/>
+        </w:rPr>
+        <w:t xml:space="preserve">, </w:t>
+      </w:r>
+      <w:r>
+        <w:rPr>
+          <w:rFonts w:ascii="Calibri" w:hAnsi="Calibri"/>
+          <w:b/>
+          <w:i w:val="0"/>
+          <w:sz w:val="21"/>
+          <w:u w:val="none"/>
+        </w:rPr>
+        <w:t xml:space="preserve">Yeast &amp; Mold</w:t>
+      </w:r>
+      <w:r>
+        <w:rPr>
+          <w:rFonts w:ascii="Calibri" w:hAnsi="Calibri"/>
+          <w:b w:val="0"/>
+          <w:i w:val="0"/>
+          <w:sz w:val="21"/>
+          <w:u w:val="none"/>
+        </w:rPr>
+        <w:t xml:space="preserve">, dan </w:t>
+      </w:r>
+      <w:r>
+        <w:rPr>
+          <w:rFonts w:ascii="Calibri" w:hAnsi="Calibri"/>
+          <w:b/>
+          <w:i w:val="0"/>
+          <w:sz w:val="21"/>
+          <w:u w:val="none"/>
+        </w:rPr>
+        <w:t xml:space="preserve">Pathogen</w:t>
+      </w:r>
+      <w:r>
+        <w:rPr>
+          <w:rFonts w:ascii="Calibri" w:hAnsi="Calibri"/>
+          <w:b w:val="0"/>
+          <w:i w:val="0"/>
+          <w:sz w:val="21"/>
+          <w:u w:val="none"/>
+        </w:rPr>
+        <w:t xml:space="preserve">, masing-masing dengan </w:t>
+      </w:r>
+      <w:r>
+        <w:rPr>
+          <w:rFonts w:ascii="Calibri" w:hAnsi="Calibri"/>
+          <w:b/>
+          <w:i w:val="0"/>
+          <w:sz w:val="21"/>
+          <w:u w:val="none"/>
+        </w:rPr>
+        <w:t xml:space="preserve">Result</w:t>
+      </w:r>
+      <w:r>
+        <w:rPr>
+          <w:rFonts w:ascii="Calibri" w:hAnsi="Calibri"/>
+          <w:b w:val="0"/>
+          <w:i w:val="0"/>
+          <w:sz w:val="21"/>
+          <w:u w:val="none"/>
+        </w:rPr>
+        <w:t xml:space="preserve"> dan </w:t>
+      </w:r>
+      <w:r>
+        <w:rPr>
+          <w:rFonts w:ascii="Calibri" w:hAnsi="Calibri"/>
+          <w:b/>
+          <w:i w:val="0"/>
+          <w:sz w:val="21"/>
+          <w:u w:val="none"/>
+        </w:rPr>
+        <w:t xml:space="preserve">Std (cfu/gr)</w:t>
+      </w:r>
+      <w:r>
+        <w:rPr>
+          <w:rFonts w:ascii="Calibri" w:hAnsi="Calibri"/>
+          <w:b w:val="0"/>
+          <w:i w:val="0"/>
+          <w:sz w:val="21"/>
+          <w:u w:val="none"/>
+        </w:rPr>
+        <w:t xml:space="preserve">. Diisi oleh akun </w:t>
+      </w:r>
+      <w:r>
+        <w:rPr>
+          <w:rFonts w:ascii="Calibri" w:hAnsi="Calibri"/>
+          <w:b/>
+          <w:i w:val="0"/>
+          <w:sz w:val="21"/>
+          <w:u w:val="none"/>
+        </w:rPr>
+        <w:t xml:space="preserve">Microbiologist</w:t>
+      </w:r>
+      <w:r>
+        <w:rPr>
+          <w:rFonts w:ascii="Calibri" w:hAnsi="Calibri"/>
+          <w:b w:val="0"/>
+          <w:i w:val="0"/>
+          <w:sz w:val="21"/>
+          <w:u w:val="none"/>
+        </w:rPr>
+        <w:t xml:space="preserve"> (atau Admin) setelah QC Staff menyelesaikan Finished Check, dan menjadi Tahap 5 sebelum Approval. Berlaku pada flow Packing + FG dan Fillpack + FG.</w:t>
+      </w:r>
+    </w:p>
+    <w:p>
+      <w:pPr>
+        <w:keepNext/>
+        <w:spacing w:before="240" w:after="100"/>
+      </w:pPr>
+      <w:r>
+        <w:rPr>
+          <w:rFonts w:ascii="Calibri" w:hAnsi="Calibri"/>
+          <w:b/>
+          <w:i w:val="0"/>
+          <w:color w:val="1A1A1A"/>
+          <w:sz w:val="25"/>
+          <w:u w:val="none"/>
+        </w:rPr>
+        <w:t xml:space="preserve">17.1 Membuka Antrean Micro</w:t>
+      </w:r>
+    </w:p>
+    <w:p>
+      <w:pPr>
+        <w:spacing w:after="80"/>
+        <w:ind w:left="340"/>
+      </w:pPr>
+      <w:r>
+        <w:rPr>
+          <w:rFonts w:ascii="Calibri" w:hAnsi="Calibri"/>
+          <w:b/>
+          <w:i w:val="0"/>
+          <w:sz w:val="21"/>
+          <w:u w:val="none"/>
+        </w:rPr>
+        <w:t xml:space="preserve">1.  </w:t>
+      </w:r>
+      <w:r>
+        <w:rPr>
+          <w:rFonts w:ascii="Calibri" w:hAnsi="Calibri"/>
+          <w:b w:val="0"/>
+          <w:i w:val="0"/>
+          <w:sz w:val="21"/>
+          <w:u w:val="none"/>
+        </w:rPr>
+        <w:t xml:space="preserve">Login sebagai Microbiologist, lalu buka menu </w:t>
+      </w:r>
+      <w:r>
+        <w:rPr>
+          <w:rFonts w:ascii="Calibri" w:hAnsi="Calibri"/>
+          <w:b/>
+          <w:i w:val="0"/>
+          <w:sz w:val="21"/>
+          <w:u w:val="none"/>
+        </w:rPr>
+        <w:t xml:space="preserve">Micro</w:t>
+      </w:r>
+      <w:r>
+        <w:rPr>
+          <w:rFonts w:ascii="Calibri" w:hAnsi="Calibri"/>
+          <w:b w:val="0"/>
+          <w:i w:val="0"/>
+          <w:sz w:val="21"/>
+          <w:u w:val="none"/>
+        </w:rPr>
+        <w:t xml:space="preserve"> di navigasi (lihat 1.2).</w:t>
+      </w:r>
+    </w:p>
+    <w:p>
+      <w:pPr>
+        <w:spacing w:after="80"/>
+        <w:ind w:left="340"/>
+      </w:pPr>
+      <w:r>
+        <w:rPr>
+          <w:rFonts w:ascii="Calibri" w:hAnsi="Calibri"/>
+          <w:b/>
+          <w:i w:val="0"/>
+          <w:sz w:val="21"/>
+          <w:u w:val="none"/>
+        </w:rPr>
+        <w:t xml:space="preserve">2.  </w:t>
+      </w:r>
+      <w:r>
+        <w:rPr>
+          <w:rFonts w:ascii="Calibri" w:hAnsi="Calibri"/>
+          <w:b w:val="0"/>
+          <w:i w:val="0"/>
+          <w:sz w:val="21"/>
+          <w:u w:val="none"/>
+        </w:rPr>
+        <w:t xml:space="preserve">Daftar menampilkan batch yang Finished Good-nya sudah diselesaikan Staff tetapi Micro Check belum diselesaikan. Klik batch yang akan diisi.</w:t>
+      </w:r>
+    </w:p>
+    <w:p>
+      <w:pPr>
+        <w:spacing w:before="60" w:after="180"/>
+        <w:ind w:left="170"/>
+        <w:pBdr>
+          <w:left w:val="single" w:sz="18" w:space="6" w:color="C00000"/>
+        </w:pBdr>
+      </w:pPr>
+      <w:r>
+        <w:rPr>
+          <w:rFonts w:ascii="Calibri" w:hAnsi="Calibri"/>
+          <w:b/>
+          <w:i/>
+          <w:color w:val="C00000"/>
+          <w:sz w:val="20"/>
+          <w:u w:val="none"/>
+        </w:rPr>
+        <w:t xml:space="preserve">Catatan: </w:t>
+      </w:r>
+      <w:r>
+        <w:rPr>
+          <w:rFonts w:ascii="Calibri" w:hAnsi="Calibri"/>
+          <w:b w:val="0"/>
+          <w:i w:val="0"/>
+          <w:sz w:val="20"/>
+          <w:u w:val="none"/>
+        </w:rPr>
+        <w:t xml:space="preserve">Microbiologist hanya melihat batch yang Finished Good-nya sudah tersimpan (Bab 14), dan dapat membuka halaman Finished Good dalam mode baca-saja.</w:t>
+      </w:r>
+    </w:p>
+    <w:p>
+      <w:pPr>
+        <w:keepNext/>
+        <w:spacing w:before="120" w:after="40"/>
+        <w:jc w:val="center"/>
+      </w:pPr>
+      <w:r>
+        <w:drawing>
+          <wp:inline xmlns:a="http://schemas.openxmlformats.org/drawingml/2006/main" xmlns:pic="http://schemas.openxmlformats.org/drawingml/2006/picture">
+            <wp:extent cx="5760000" cy="3456000"/>
+            <wp:docPr id="40" name="Picture 40"/>
+            <wp:cNvGraphicFramePr>
+              <a:graphicFrameLocks noChangeAspect="1"/>
+            </wp:cNvGraphicFramePr>
+            <a:graphic>
+              <a:graphicData uri="http://schemas.openxmlformats.org/drawingml/2006/picture">
+                <pic:pic>
+                  <pic:nvPicPr>
+                    <pic:cNvPr id="0" name="60_micro_queue.jpg"/>
+                    <pic:cNvPicPr/>
+                  </pic:nvPicPr>
+                  <pic:blipFill>
+                    <a:blip r:embed="rId49"/>
+                    <a:stretch>
+                      <a:fillRect/>
+                    </a:stretch>
+                  </pic:blipFill>
+                  <pic:spPr>
+                    <a:xfrm>
+                      <a:off x="0" y="0"/>
+                      <a:ext cx="5760000" cy="3456000"/>
+                    </a:xfrm>
+                    <a:prstGeom prst="rect"/>
+                  </pic:spPr>
+                </pic:pic>
+              </a:graphicData>
+            </a:graphic>
+          </wp:inline>
+        </w:drawing>
+      </w:r>
+    </w:p>
+    <w:p>
+      <w:pPr>
+        <w:spacing w:after="200"/>
+        <w:jc w:val="center"/>
+      </w:pPr>
+      <w:r>
+        <w:rPr>
+          <w:rFonts w:ascii="Calibri" w:hAnsi="Calibri"/>
+          <w:b/>
+          <w:i/>
+          <w:color w:val="6B6B6B"/>
+          <w:sz w:val="18"/>
+          <w:u w:val="none"/>
+        </w:rPr>
+        <w:t>Gambar 42.</w:t>
+      </w:r>
+      <w:r>
+        <w:rPr>
+          <w:rFonts w:ascii="Calibri" w:hAnsi="Calibri"/>
+          <w:b w:val="0"/>
+          <w:i/>
+          <w:color w:val="6B6B6B"/>
+          <w:sz w:val="18"/>
+          <w:u w:val="none"/>
+        </w:rPr>
+        <w:t xml:space="preserve"> Antrean Micro Check — batch yang Finished Good-nya sudah diselesaikan dan menunggu hasil Microbiologist.</w:t>
+      </w:r>
+    </w:p>
+    <w:p>
+      <w:pPr>
+        <w:keepNext/>
+        <w:spacing w:before="240" w:after="100"/>
+      </w:pPr>
+      <w:r>
+        <w:rPr>
+          <w:rFonts w:ascii="Calibri" w:hAnsi="Calibri"/>
+          <w:b/>
+          <w:i w:val="0"/>
+          <w:color w:val="1A1A1A"/>
+          <w:sz w:val="25"/>
+          <w:u w:val="none"/>
+        </w:rPr>
+        <w:t xml:space="preserve">17.2 Mengisi Hasil</w:t>
+      </w:r>
+    </w:p>
+    <w:p>
+      <w:pPr>
+        <w:spacing w:after="80"/>
+        <w:ind w:left="340"/>
+      </w:pPr>
+      <w:r>
+        <w:rPr>
+          <w:rFonts w:ascii="Calibri" w:hAnsi="Calibri"/>
+          <w:b/>
+          <w:i w:val="0"/>
+          <w:sz w:val="21"/>
+          <w:u w:val="none"/>
+        </w:rPr>
+        <w:t xml:space="preserve">1.  </w:t>
+      </w:r>
+      <w:r>
+        <w:rPr>
+          <w:rFonts w:ascii="Calibri" w:hAnsi="Calibri"/>
+          <w:b w:val="0"/>
+          <w:i w:val="0"/>
+          <w:sz w:val="21"/>
+          <w:u w:val="none"/>
+        </w:rPr>
+        <w:t xml:space="preserve">Isi </w:t>
+      </w:r>
+      <w:r>
+        <w:rPr>
+          <w:rFonts w:ascii="Calibri" w:hAnsi="Calibri"/>
+          <w:b/>
+          <w:i w:val="0"/>
+          <w:sz w:val="21"/>
+          <w:u w:val="none"/>
+        </w:rPr>
+        <w:t xml:space="preserve">Result</w:t>
+      </w:r>
+      <w:r>
+        <w:rPr>
+          <w:rFonts w:ascii="Calibri" w:hAnsi="Calibri"/>
+          <w:b w:val="0"/>
+          <w:i w:val="0"/>
+          <w:sz w:val="21"/>
+          <w:u w:val="none"/>
+        </w:rPr>
+        <w:t xml:space="preserve"> untuk Total Plate Count, Yeast &amp; Mold, dan Pathogen sesuai hasil uji, misalnya </w:t>
+      </w:r>
+      <w:r>
+        <w:rPr>
+          <w:rFonts w:ascii="Calibri" w:hAnsi="Calibri"/>
+          <w:b/>
+          <w:i w:val="0"/>
+          <w:sz w:val="21"/>
+          <w:u w:val="none"/>
+        </w:rPr>
+        <w:t xml:space="preserve">&lt;10</w:t>
+      </w:r>
+      <w:r>
+        <w:rPr>
+          <w:rFonts w:ascii="Calibri" w:hAnsi="Calibri"/>
+          <w:b w:val="0"/>
+          <w:i w:val="0"/>
+          <w:sz w:val="21"/>
+          <w:u w:val="none"/>
+        </w:rPr>
+        <w:t xml:space="preserve">, </w:t>
+      </w:r>
+      <w:r>
+        <w:rPr>
+          <w:rFonts w:ascii="Calibri" w:hAnsi="Calibri"/>
+          <w:b/>
+          <w:i w:val="0"/>
+          <w:sz w:val="21"/>
+          <w:u w:val="none"/>
+        </w:rPr>
+        <w:t xml:space="preserve">&lt;100</w:t>
+      </w:r>
+      <w:r>
+        <w:rPr>
+          <w:rFonts w:ascii="Calibri" w:hAnsi="Calibri"/>
+          <w:b w:val="0"/>
+          <w:i w:val="0"/>
+          <w:sz w:val="21"/>
+          <w:u w:val="none"/>
+        </w:rPr>
+        <w:t xml:space="preserve">, atau </w:t>
+      </w:r>
+      <w:r>
+        <w:rPr>
+          <w:rFonts w:ascii="Calibri" w:hAnsi="Calibri"/>
+          <w:b/>
+          <w:i w:val="0"/>
+          <w:sz w:val="21"/>
+          <w:u w:val="none"/>
+        </w:rPr>
+        <w:t xml:space="preserve">(-)</w:t>
+      </w:r>
+      <w:r>
+        <w:rPr>
+          <w:rFonts w:ascii="Calibri" w:hAnsi="Calibri"/>
+          <w:b w:val="0"/>
+          <w:i w:val="0"/>
+          <w:sz w:val="21"/>
+          <w:u w:val="none"/>
+        </w:rPr>
+        <w:t xml:space="preserve"> (teks bebas seperti pada formulir kertas).</w:t>
+      </w:r>
+    </w:p>
+    <w:p>
+      <w:pPr>
+        <w:spacing w:after="80"/>
+        <w:ind w:left="340"/>
+      </w:pPr>
+      <w:r>
+        <w:rPr>
+          <w:rFonts w:ascii="Calibri" w:hAnsi="Calibri"/>
+          <w:b/>
+          <w:i w:val="0"/>
+          <w:sz w:val="21"/>
+          <w:u w:val="none"/>
+        </w:rPr>
+        <w:t xml:space="preserve">2.  </w:t>
+      </w:r>
+      <w:r>
+        <w:rPr>
+          <w:rFonts w:ascii="Calibri" w:hAnsi="Calibri"/>
+          <w:b w:val="0"/>
+          <w:i w:val="0"/>
+          <w:sz w:val="21"/>
+          <w:u w:val="none"/>
+        </w:rPr>
+        <w:t xml:space="preserve">Kolom </w:t>
+      </w:r>
+      <w:r>
+        <w:rPr>
+          <w:rFonts w:ascii="Calibri" w:hAnsi="Calibri"/>
+          <w:b/>
+          <w:i w:val="0"/>
+          <w:sz w:val="21"/>
+          <w:u w:val="none"/>
+        </w:rPr>
+        <w:t xml:space="preserve">Std (cfu/gr)</w:t>
+      </w:r>
+      <w:r>
+        <w:rPr>
+          <w:rFonts w:ascii="Calibri" w:hAnsi="Calibri"/>
+          <w:b w:val="0"/>
+          <w:i w:val="0"/>
+          <w:sz w:val="21"/>
+          <w:u w:val="none"/>
+        </w:rPr>
+        <w:t xml:space="preserve"> sudah terisi nilai standar yang lazim pada formulir; ubah bila standar produk berbeda.</w:t>
+      </w:r>
+    </w:p>
+    <w:p>
+      <w:pPr>
+        <w:spacing w:after="80"/>
+        <w:ind w:left="340"/>
+      </w:pPr>
+      <w:r>
+        <w:rPr>
+          <w:rFonts w:ascii="Calibri" w:hAnsi="Calibri"/>
+          <w:b/>
+          <w:i w:val="0"/>
+          <w:sz w:val="21"/>
+          <w:u w:val="none"/>
+        </w:rPr>
+        <w:t xml:space="preserve">3.  </w:t>
+      </w:r>
+      <w:r>
+        <w:rPr>
+          <w:rFonts w:ascii="Calibri" w:hAnsi="Calibri"/>
+          <w:b w:val="0"/>
+          <w:i w:val="0"/>
+          <w:sz w:val="21"/>
+          <w:u w:val="none"/>
+        </w:rPr>
+        <w:t xml:space="preserve">Klik </w:t>
+      </w:r>
+      <w:r>
+        <w:rPr>
+          <w:rFonts w:ascii="Calibri" w:hAnsi="Calibri"/>
+          <w:b/>
+          <w:i w:val="0"/>
+          <w:sz w:val="21"/>
+          <w:u w:val="none"/>
+        </w:rPr>
+        <w:t xml:space="preserve">Simpan Progress</w:t>
+      </w:r>
+      <w:r>
+        <w:rPr>
+          <w:rFonts w:ascii="Calibri" w:hAnsi="Calibri"/>
+          <w:b w:val="0"/>
+          <w:i w:val="0"/>
+          <w:sz w:val="21"/>
+          <w:u w:val="none"/>
+        </w:rPr>
+        <w:t xml:space="preserve"> untuk menyimpan sebagian (minimal satu Result terisi) dan melanjutkan nanti, atau </w:t>
+      </w:r>
+      <w:r>
+        <w:rPr>
+          <w:rFonts w:ascii="Calibri" w:hAnsi="Calibri"/>
+          <w:b/>
+          <w:i w:val="0"/>
+          <w:sz w:val="21"/>
+          <w:u w:val="none"/>
+        </w:rPr>
+        <w:t xml:space="preserve">Selesaikan</w:t>
+      </w:r>
+      <w:r>
+        <w:rPr>
+          <w:rFonts w:ascii="Calibri" w:hAnsi="Calibri"/>
+          <w:b w:val="0"/>
+          <w:i w:val="0"/>
+          <w:sz w:val="21"/>
+          <w:u w:val="none"/>
+        </w:rPr>
+        <w:t xml:space="preserve"> bila seluruh hasil dan standar sudah lengkap.</w:t>
+      </w:r>
+    </w:p>
+    <w:p>
+      <w:pPr>
+        <w:spacing w:after="80"/>
+        <w:ind w:left="340"/>
+      </w:pPr>
+      <w:r>
+        <w:rPr>
+          <w:rFonts w:ascii="Calibri" w:hAnsi="Calibri"/>
+          <w:b/>
+          <w:i w:val="0"/>
+          <w:sz w:val="21"/>
+          <w:u w:val="none"/>
+        </w:rPr>
+        <w:t xml:space="preserve">4.  </w:t>
+      </w:r>
+      <w:r>
+        <w:rPr>
+          <w:rFonts w:ascii="Calibri" w:hAnsi="Calibri"/>
+          <w:b/>
+          <w:i w:val="0"/>
+          <w:sz w:val="21"/>
+          <w:u w:val="none"/>
+        </w:rPr>
+        <w:t xml:space="preserve">Selesaikan</w:t>
+      </w:r>
+      <w:r>
+        <w:rPr>
+          <w:rFonts w:ascii="Calibri" w:hAnsi="Calibri"/>
+          <w:b w:val="0"/>
+          <w:i w:val="0"/>
+          <w:sz w:val="21"/>
+          <w:u w:val="none"/>
+        </w:rPr>
+        <w:t xml:space="preserve"> menampilkan dialog konfirmasi, lalu mengunci Micro Check dan mengirim batch ke tahap Approval.</w:t>
+      </w:r>
+    </w:p>
+    <w:p>
+      <w:pPr>
+        <w:keepNext/>
+        <w:spacing w:before="120" w:after="40"/>
+        <w:jc w:val="center"/>
+      </w:pPr>
+      <w:r>
+        <w:drawing>
+          <wp:inline xmlns:a="http://schemas.openxmlformats.org/drawingml/2006/main" xmlns:pic="http://schemas.openxmlformats.org/drawingml/2006/picture">
+            <wp:extent cx="5760000" cy="3456000"/>
+            <wp:docPr id="39" name="Picture 39"/>
+            <wp:cNvGraphicFramePr>
+              <a:graphicFrameLocks noChangeAspect="1"/>
+            </wp:cNvGraphicFramePr>
+            <a:graphic>
+              <a:graphicData uri="http://schemas.openxmlformats.org/drawingml/2006/picture">
+                <pic:pic>
+                  <pic:nvPicPr>
+                    <pic:cNvPr id="0" name="61_micro_edit.jpg"/>
+                    <pic:cNvPicPr/>
+                  </pic:nvPicPr>
+                  <pic:blipFill>
+                    <a:blip r:embed="rId48"/>
+                    <a:stretch>
+                      <a:fillRect/>
+                    </a:stretch>
+                  </pic:blipFill>
+                  <pic:spPr>
+                    <a:xfrm>
+                      <a:off x="0" y="0"/>
+                      <a:ext cx="5760000" cy="3456000"/>
+                    </a:xfrm>
+                    <a:prstGeom prst="rect"/>
+                  </pic:spPr>
+                </pic:pic>
+              </a:graphicData>
+            </a:graphic>
+          </wp:inline>
+        </w:drawing>
+      </w:r>
+    </w:p>
+    <w:p>
+      <w:pPr>
+        <w:spacing w:after="200"/>
+        <w:jc w:val="center"/>
+      </w:pPr>
+      <w:r>
+        <w:rPr>
+          <w:rFonts w:ascii="Calibri" w:hAnsi="Calibri"/>
+          <w:b/>
+          <w:i/>
+          <w:color w:val="6B6B6B"/>
+          <w:sz w:val="18"/>
+          <w:u w:val="none"/>
+        </w:rPr>
+        <w:t>Gambar 43.</w:t>
+      </w:r>
+      <w:r>
+        <w:rPr>
+          <w:rFonts w:ascii="Calibri" w:hAnsi="Calibri"/>
+          <w:b w:val="0"/>
+          <w:i/>
+          <w:color w:val="6B6B6B"/>
+          <w:sz w:val="18"/>
+          <w:u w:val="none"/>
+        </w:rPr>
+        <w:t xml:space="preserve"> Halaman Micro Check — isi Result dan Std (cfu/gr) Total Plate Count, Yeast &amp; Mold, Pathogen, lalu Simpan Progress atau Selesaikan.</w:t>
+      </w:r>
+    </w:p>
+    <w:p>
+      <w:pPr>
+        <w:keepNext/>
+        <w:spacing w:before="240" w:after="100"/>
+      </w:pPr>
+      <w:r>
+        <w:rPr>
+          <w:rFonts w:ascii="Calibri" w:hAnsi="Calibri"/>
+          <w:b/>
+          <w:i w:val="0"/>
+          <w:color w:val="1A1A1A"/>
+          <w:sz w:val="25"/>
+          <w:u w:val="none"/>
+        </w:rPr>
+        <w:t xml:space="preserve">17.3 Riwayat Simpan &amp; Koreksi</w:t>
+      </w:r>
+    </w:p>
+    <w:p>
+      <w:pPr>
+        <w:spacing w:after="140"/>
+      </w:pPr>
+      <w:r>
+        <w:rPr>
+          <w:rFonts w:ascii="Calibri" w:hAnsi="Calibri"/>
+          <w:b w:val="0"/>
+          <w:i w:val="0"/>
+          <w:sz w:val="21"/>
+          <w:u w:val="none"/>
+        </w:rPr>
+        <w:t xml:space="preserve">Setiap penyimpanan tercatat di </w:t>
+      </w:r>
+      <w:r>
+        <w:rPr>
+          <w:rFonts w:ascii="Calibri" w:hAnsi="Calibri"/>
+          <w:b/>
+          <w:i w:val="0"/>
+          <w:sz w:val="21"/>
+          <w:u w:val="none"/>
+        </w:rPr>
+        <w:t xml:space="preserve">Riwayat Simpan</w:t>
+      </w:r>
+      <w:r>
+        <w:rPr>
+          <w:rFonts w:ascii="Calibri" w:hAnsi="Calibri"/>
+          <w:b w:val="0"/>
+          <w:i w:val="0"/>
+          <w:sz w:val="21"/>
+          <w:u w:val="none"/>
+        </w:rPr>
+        <w:t xml:space="preserve"> (waktu, nama penyimpan, dan nilai tiap parameter) dan tidak bisa dihapus. Micro Check masih bisa dikoreksi selama belum diselesaikan; koreksi menambah satu baris riwayat baru. Setelah </w:t>
+      </w:r>
+      <w:r>
+        <w:rPr>
+          <w:rFonts w:ascii="Calibri" w:hAnsi="Calibri"/>
+          <w:b/>
+          <w:i w:val="0"/>
+          <w:sz w:val="21"/>
+          <w:u w:val="none"/>
+        </w:rPr>
+        <w:t xml:space="preserve">Selesaikan</w:t>
+      </w:r>
+      <w:r>
+        <w:rPr>
+          <w:rFonts w:ascii="Calibri" w:hAnsi="Calibri"/>
+          <w:b w:val="0"/>
+          <w:i w:val="0"/>
+          <w:sz w:val="21"/>
+          <w:u w:val="none"/>
+        </w:rPr>
+        <w:t xml:space="preserve"> ditekan, Micro Check terkunci.</w:t>
+      </w:r>
+    </w:p>
+    <w:p>
+      <w:pPr>
+        <w:spacing w:before="60" w:after="180"/>
+        <w:ind w:left="170"/>
+        <w:pBdr>
+          <w:left w:val="single" w:sz="18" w:space="6" w:color="C00000"/>
+        </w:pBdr>
+      </w:pPr>
+      <w:r>
+        <w:rPr>
+          <w:rFonts w:ascii="Calibri" w:hAnsi="Calibri"/>
+          <w:b/>
+          <w:i/>
+          <w:color w:val="C00000"/>
+          <w:sz w:val="20"/>
+          <w:u w:val="none"/>
+        </w:rPr>
+        <w:t xml:space="preserve">Catatan: </w:t>
+      </w:r>
+      <w:r>
+        <w:rPr>
+          <w:rFonts w:ascii="Calibri" w:hAnsi="Calibri"/>
+          <w:b w:val="0"/>
+          <w:i w:val="0"/>
+          <w:sz w:val="20"/>
+          <w:u w:val="none"/>
+        </w:rPr>
+        <w:t xml:space="preserve">Micro Check baru bisa diisi setelah Finished Check diselesaikan QC Staff, dan batch tidak masuk ke Approval sebelum Micro Check diselesaikan. Batch yang sudah melewati tahap ini sebelum Fase 2 tidak terpengaruh.</w:t>
       </w:r>
     </w:p>
     <w:sectPr>
